--- a/documents/42-clearhaven-terraform-aws-design.docx
+++ b/documents/42-clearhaven-terraform-aws-design.docx
@@ -7452,7 +7452,7 @@
         <w:pStyle w:val="Heading1"/>
       </w:pPr>
       <w:r>
-        <w:t>Working remainder for CLH-TDD-2024-009</w:t>
+        <w:t>Open work after March 28, 2024</w:t>
       </w:r>
     </w:p>
     <w:p>
@@ -7466,7 +7466,7 @@
           <w:color w:val="222222"/>
           <w:sz w:val="24"/>
         </w:rPr>
-        <w:t>The front of Clearhaven Recon Terraform Modules for AWS is the document. This remainder is the leftover a colleague still trips on: named people, named boxes, named tickets, and the work I still owe after March 28, 2024. It is not a second log and it is not a stack of exhibits with the same stub. If a paragraph fights the decision in the front, strike the paragraph.</w:t>
+        <w:t>What follows is leftover work from Clearhaven Recon Terraform Modules for AWS: named people, named boxes, named tickets, and the items I still owe. If a paragraph fights the decision in the front of CLH-TDD-2024-009, strike the paragraph.</w:t>
       </w:r>
     </w:p>
     <w:p>
@@ -7620,7 +7620,7 @@
           <w:color w:val="222222"/>
           <w:sz w:val="24"/>
         </w:rPr>
-        <w:t>I will not put lock budget on the primary on a wiki that drifts. CLH-INFRA-77 and this file are the record. If Kavya Menon needs a diagram, they get a permalink, not a photo of a whiteboard. ops-bastion-01.internal stays out of the diagram title. If a new engineer asks where the leftover lives, I point here. I do not point at a Slack pin from March 28, 2024. Client Clearhaven.</w:t>
+        <w:t>I will not put lock budget on the primary on a wiki that drifts. CLH-INFRA-77 and this file are the record. If Kavya Menon needs a diagram, they get a permalink, not a photo of a whiteboard. ops-bastion-01.internal stays out of the diagram title. If a new engineer asks where the leftover lives, I point here. I do not point at a Slack pin from March 28, 2024.</w:t>
       </w:r>
     </w:p>
     <w:p>
@@ -9964,7 +9964,7 @@
           <w:color w:val="222222"/>
           <w:sz w:val="24"/>
         </w:rPr>
-        <w:t>People who were absent still get a usable remainder, not a transcript. Aman Kumar gets the decision, the refuse, and the date. They do not get a reconstruction of who raised their voice. If they object, they object on CLH-TDD-2022-021. Client Clearhaven. Author Aman Kumar.</w:t>
+        <w:t>People who were absent still get a usable remainder, not a transcript. Aman Kumar gets the decision, the refuse, and the date. They do not get a reconstruction of who raised their voice. If they object, they object on CLH-TDD-2022-021.</w:t>
       </w:r>
     </w:p>
     <w:p>
@@ -11009,7 +11009,7 @@
           <w:color w:val="222222"/>
           <w:sz w:val="24"/>
         </w:rPr>
-        <w:t>If you are implementing, keep the rejected alternative dead. If you are on-call, start read-only. If you are Kavya Menon, the ask is unchanged: pick the path in the main body or send it back with a named objection. Sample I would still defend: 1270 rows, 7 minutes, freeze respected. Strike this remainder if it ever fights the decision callout. Author Aman Kumar. Client Clearhaven.</w:t>
+        <w:t>If you are implementing, keep the rejected alternative dead. If you are on-call, start read-only. If you are Kavya Menon, the ask is unchanged: pick the path in the main body or send it back with a named objection. Sample I would still defend: 1270 rows, 7 minutes, freeze respected. Strike this section if it ever fights the decision callout.</w:t>
       </w:r>
     </w:p>
     <w:p>
@@ -11023,7 +11023,7 @@
           <w:color w:val="222222"/>
           <w:sz w:val="24"/>
         </w:rPr>
-        <w:t>This heading is the reopen rule, not a promise that nothing follows. If we still need words after the bank, they are named leftovers, not another copy of the same stub. residency: no 'just a replica elsewhere' is done as a heading when Chris Patel closes CLH-MEM-2024-018 or writes a new date.</w:t>
+        <w:t>This heading is the reopen rule. residency: no 'just a replica elsewhere' is done when Chris Patel closes CLH-MEM-2024-018 or writes a new date.</w:t>
       </w:r>
     </w:p>
     <w:p>
@@ -12175,7 +12175,7 @@
           <w:color w:val="222222"/>
           <w:sz w:val="24"/>
         </w:rPr>
-        <w:t>I am out of new section shapes. What follows is leftover owners and tickets already in this file, written so a colleague can act. I will not invent another exhibit format to fill a page budget.</w:t>
+        <w:t>Owners and tickets still attached to CLH-TDD-2024-009, written so a colleague can act without hunting Slack. Close is a decision, a refuse, or a new date.</w:t>
       </w:r>
     </w:p>
     <w:p>
@@ -12189,7 +12189,7 @@
           <w:color w:val="222222"/>
           <w:sz w:val="24"/>
         </w:rPr>
-        <w:t>CLH-INFRA-77 still sits with Kavya Menon. Host ops-bastion-01.internal. Due April 8, 2024 unless they write a new date. Close is a decision, a refuse, or that date. I will not accept a status dump. Front-matter number I am not re-arguing: 2022. If this leftover is done, Kavya Menon marks CLH-INFRA-77 done. Aman Kumar will not keep a shadow list. Client Clearhaven.</w:t>
+        <w:t>CLH-INFRA-77 still sits with Kavya Menon. Host ops-bastion-01.internal. Due April 8, 2024 unless they write a new date. Close is a decision, a refuse, or that date. I will not accept a status dump. Front-matter number I am not re-arguing: 2022. If this leftover is done, Kavya Menon marks CLH-INFRA-77 done. Aman Kumar will not keep a shadow list.</w:t>
       </w:r>
     </w:p>
     <w:p>
@@ -12287,7 +12287,7 @@
           <w:color w:val="222222"/>
           <w:sz w:val="24"/>
         </w:rPr>
-        <w:t>Stop leftover: CLH-INFRA-77 is not a twin of CLH-TDD-2022-021. Keep one thread. Diego Alvarez on ops-bastion-01.internal. If this paragraph fights the front of CLH-TDD-2024-009, strike it. Due April 22, 2024. Client Clearhaven.</w:t>
+        <w:t>Stop leftover: CLH-INFRA-77 is not a twin of CLH-TDD-2022-021. Keep one thread. Diego Alvarez on ops-bastion-01.internal. If this paragraph fights the front of CLH-TDD-2024-009, strike it. Due April 22, 2024.</w:t>
       </w:r>
     </w:p>
     <w:p>
@@ -12301,7 +12301,7 @@
           <w:color w:val="222222"/>
           <w:sz w:val="24"/>
         </w:rPr>
-        <w:t>CLH-TDD-2022-021 still sits with Kavya Menon. Host ops-bastion-01.internal. Due April 24, 2024 unless they write a new date. Close is a decision, a refuse, or that date. I will not accept a status dump. Front-matter number I am not re-arguing: 300. If this leftover is done, Kavya Menon marks CLH-TDD-2022-021 done. Aman Kumar will not keep a shadow list. Client Clearhaven.</w:t>
+        <w:t>CLH-TDD-2022-021 still sits with Kavya Menon. Host ops-bastion-01.internal. Due April 24, 2024 unless they write a new date. Close is a decision, a refuse, or that date. I will not accept a status dump. Front-matter number I am not re-arguing: 300. If this leftover is done, Kavya Menon marks CLH-TDD-2022-021 done. Aman Kumar will not keep a shadow list.</w:t>
       </w:r>
     </w:p>
     <w:p>

--- a/documents/42-clearhaven-terraform-aws-design.docx
+++ b/documents/42-clearhaven-terraform-aws-design.docx
@@ -10,7 +10,7 @@
         <w:rPr>
           <w:rFonts w:ascii="Liberation Sans" w:hAnsi="Liberation Sans" w:eastAsia="Liberation Sans" w:cs="Liberation Sans"/>
           <w:b/>
-          <w:color w:val="1B365D"/>
+          <w:color w:val="1E3A5F"/>
           <w:sz w:val="18"/>
         </w:rPr>
         <w:t>INFRASTRUCTURE AS CODE FOR RECON, AFTER TWO YEARS OF CLICK-OPS</w:t>
@@ -24,8 +24,8 @@
         <w:rPr>
           <w:rFonts w:ascii="Liberation Sans" w:hAnsi="Liberation Sans" w:eastAsia="Liberation Sans" w:cs="Liberation Sans"/>
           <w:b/>
-          <w:color w:val="1B365D"/>
-          <w:sz w:val="44"/>
+          <w:color w:val="1E3A5F"/>
+          <w:sz w:val="42"/>
         </w:rPr>
         <w:t>Clearhaven Recon Terraform Modules for AWS</w:t>
       </w:r>
@@ -36,9 +36,9 @@
       </w:pPr>
       <w:r>
         <w:rPr>
-          <w:rFonts w:ascii="Liberation Serif" w:hAnsi="Liberation Serif" w:eastAsia="Liberation Serif" w:cs="Liberation Serif"/>
+          <w:rFonts w:ascii="Noto Serif" w:hAnsi="Noto Serif" w:eastAsia="Noto Serif" w:cs="Noto Serif"/>
           <w:i/>
-          <w:color w:val="2F4A6E"/>
+          <w:color w:val="334E72"/>
           <w:sz w:val="24"/>
         </w:rPr>
         <w:t>MSK, RDS, EKS IRSA, inbound S3, KMS, remote state, and why we will not ship a 4k-line main.tf</w:t>
@@ -48,7 +48,7 @@
       <w:pPr>
         <w:spacing w:before="0" w:after="200" w:line="80" w:lineRule="auto"/>
         <w:pBdr>
-          <w:bottom w:val="single" w:sz="16" w:space="1" w:color="1B365D"/>
+          <w:bottom w:val="single" w:sz="16" w:space="1" w:color="1E3A5F"/>
         </w:pBdr>
       </w:pPr>
     </w:p>
@@ -97,7 +97,7 @@
               <w:rPr>
                 <w:rFonts w:ascii="Liberation Sans" w:hAnsi="Liberation Sans" w:eastAsia="Liberation Sans" w:cs="Liberation Sans"/>
                 <w:b/>
-                <w:color w:val="1B365D"/>
+                <w:color w:val="1E3A5F"/>
                 <w:sz w:val="18"/>
               </w:rPr>
               <w:t>Document ID</w:t>
@@ -128,7 +128,7 @@
             <w:r/>
             <w:r>
               <w:rPr>
-                <w:rFonts w:ascii="Liberation Serif" w:hAnsi="Liberation Serif" w:eastAsia="Liberation Serif" w:cs="Liberation Serif"/>
+                <w:rFonts w:ascii="Noto Serif" w:hAnsi="Noto Serif" w:eastAsia="Noto Serif" w:cs="Noto Serif"/>
                 <w:b w:val="0"/>
                 <w:color w:val="222222"/>
                 <w:sz w:val="20"/>
@@ -165,7 +165,7 @@
               <w:rPr>
                 <w:rFonts w:ascii="Liberation Sans" w:hAnsi="Liberation Sans" w:eastAsia="Liberation Sans" w:cs="Liberation Sans"/>
                 <w:b/>
-                <w:color w:val="1B365D"/>
+                <w:color w:val="1E3A5F"/>
                 <w:sz w:val="18"/>
               </w:rPr>
               <w:t>Version</w:t>
@@ -196,7 +196,7 @@
             <w:r/>
             <w:r>
               <w:rPr>
-                <w:rFonts w:ascii="Liberation Serif" w:hAnsi="Liberation Serif" w:eastAsia="Liberation Serif" w:cs="Liberation Serif"/>
+                <w:rFonts w:ascii="Noto Serif" w:hAnsi="Noto Serif" w:eastAsia="Noto Serif" w:cs="Noto Serif"/>
                 <w:b w:val="0"/>
                 <w:color w:val="222222"/>
                 <w:sz w:val="20"/>
@@ -233,7 +233,7 @@
               <w:rPr>
                 <w:rFonts w:ascii="Liberation Sans" w:hAnsi="Liberation Sans" w:eastAsia="Liberation Sans" w:cs="Liberation Sans"/>
                 <w:b/>
-                <w:color w:val="1B365D"/>
+                <w:color w:val="1E3A5F"/>
                 <w:sz w:val="18"/>
               </w:rPr>
               <w:t>Status</w:t>
@@ -264,12 +264,12 @@
             <w:r/>
             <w:r>
               <w:rPr>
-                <w:rFonts w:ascii="Liberation Serif" w:hAnsi="Liberation Serif" w:eastAsia="Liberation Serif" w:cs="Liberation Serif"/>
+                <w:rFonts w:ascii="Noto Serif" w:hAnsi="Noto Serif" w:eastAsia="Noto Serif" w:cs="Noto Serif"/>
                 <w:b w:val="0"/>
                 <w:color w:val="222222"/>
                 <w:sz w:val="20"/>
               </w:rPr>
-              <w:t>Approved</w:t>
+              <w:t>Current</w:t>
             </w:r>
           </w:p>
         </w:tc>
@@ -301,7 +301,7 @@
               <w:rPr>
                 <w:rFonts w:ascii="Liberation Sans" w:hAnsi="Liberation Sans" w:eastAsia="Liberation Sans" w:cs="Liberation Sans"/>
                 <w:b/>
-                <w:color w:val="1B365D"/>
+                <w:color w:val="1E3A5F"/>
                 <w:sz w:val="18"/>
               </w:rPr>
               <w:t>Date</w:t>
@@ -332,7 +332,7 @@
             <w:r/>
             <w:r>
               <w:rPr>
-                <w:rFonts w:ascii="Liberation Serif" w:hAnsi="Liberation Serif" w:eastAsia="Liberation Serif" w:cs="Liberation Serif"/>
+                <w:rFonts w:ascii="Noto Serif" w:hAnsi="Noto Serif" w:eastAsia="Noto Serif" w:cs="Noto Serif"/>
                 <w:b w:val="0"/>
                 <w:color w:val="222222"/>
                 <w:sz w:val="20"/>
@@ -369,7 +369,7 @@
               <w:rPr>
                 <w:rFonts w:ascii="Liberation Sans" w:hAnsi="Liberation Sans" w:eastAsia="Liberation Sans" w:cs="Liberation Sans"/>
                 <w:b/>
-                <w:color w:val="1B365D"/>
+                <w:color w:val="1E3A5F"/>
                 <w:sz w:val="18"/>
               </w:rPr>
               <w:t>Author</w:t>
@@ -400,7 +400,7 @@
             <w:r/>
             <w:r>
               <w:rPr>
-                <w:rFonts w:ascii="Liberation Serif" w:hAnsi="Liberation Serif" w:eastAsia="Liberation Serif" w:cs="Liberation Serif"/>
+                <w:rFonts w:ascii="Noto Serif" w:hAnsi="Noto Serif" w:eastAsia="Noto Serif" w:cs="Noto Serif"/>
                 <w:b w:val="0"/>
                 <w:color w:val="222222"/>
                 <w:sz w:val="20"/>
@@ -437,7 +437,7 @@
               <w:rPr>
                 <w:rFonts w:ascii="Liberation Sans" w:hAnsi="Liberation Sans" w:eastAsia="Liberation Sans" w:cs="Liberation Sans"/>
                 <w:b/>
-                <w:color w:val="1B365D"/>
+                <w:color w:val="1E3A5F"/>
                 <w:sz w:val="18"/>
               </w:rPr>
               <w:t>Role</w:t>
@@ -468,7 +468,7 @@
             <w:r/>
             <w:r>
               <w:rPr>
-                <w:rFonts w:ascii="Liberation Serif" w:hAnsi="Liberation Serif" w:eastAsia="Liberation Serif" w:cs="Liberation Serif"/>
+                <w:rFonts w:ascii="Noto Serif" w:hAnsi="Noto Serif" w:eastAsia="Noto Serif" w:cs="Noto Serif"/>
                 <w:b w:val="0"/>
                 <w:color w:val="222222"/>
                 <w:sz w:val="20"/>
@@ -505,7 +505,7 @@
               <w:rPr>
                 <w:rFonts w:ascii="Liberation Sans" w:hAnsi="Liberation Sans" w:eastAsia="Liberation Sans" w:cs="Liberation Sans"/>
                 <w:b/>
-                <w:color w:val="1B365D"/>
+                <w:color w:val="1E3A5F"/>
                 <w:sz w:val="18"/>
               </w:rPr>
               <w:t>Team / engagement</w:t>
@@ -536,7 +536,7 @@
             <w:r/>
             <w:r>
               <w:rPr>
-                <w:rFonts w:ascii="Liberation Serif" w:hAnsi="Liberation Serif" w:eastAsia="Liberation Serif" w:cs="Liberation Serif"/>
+                <w:rFonts w:ascii="Noto Serif" w:hAnsi="Noto Serif" w:eastAsia="Noto Serif" w:cs="Noto Serif"/>
                 <w:b w:val="0"/>
                 <w:color w:val="222222"/>
                 <w:sz w:val="20"/>
@@ -573,7 +573,7 @@
               <w:rPr>
                 <w:rFonts w:ascii="Liberation Sans" w:hAnsi="Liberation Sans" w:eastAsia="Liberation Sans" w:cs="Liberation Sans"/>
                 <w:b/>
-                <w:color w:val="1B365D"/>
+                <w:color w:val="1E3A5F"/>
                 <w:sz w:val="18"/>
               </w:rPr>
               <w:t>Audience</w:t>
@@ -604,7 +604,7 @@
             <w:r/>
             <w:r>
               <w:rPr>
-                <w:rFonts w:ascii="Liberation Serif" w:hAnsi="Liberation Serif" w:eastAsia="Liberation Serif" w:cs="Liberation Serif"/>
+                <w:rFonts w:ascii="Noto Serif" w:hAnsi="Noto Serif" w:eastAsia="Noto Serif" w:cs="Noto Serif"/>
                 <w:b w:val="0"/>
                 <w:color w:val="222222"/>
                 <w:sz w:val="20"/>
@@ -641,7 +641,7 @@
               <w:rPr>
                 <w:rFonts w:ascii="Liberation Sans" w:hAnsi="Liberation Sans" w:eastAsia="Liberation Sans" w:cs="Liberation Sans"/>
                 <w:b/>
-                <w:color w:val="1B365D"/>
+                <w:color w:val="1E3A5F"/>
                 <w:sz w:val="18"/>
               </w:rPr>
               <w:t>Classification</w:t>
@@ -672,7 +672,7 @@
             <w:r/>
             <w:r>
               <w:rPr>
-                <w:rFonts w:ascii="Liberation Serif" w:hAnsi="Liberation Serif" w:eastAsia="Liberation Serif" w:cs="Liberation Serif"/>
+                <w:rFonts w:ascii="Noto Serif" w:hAnsi="Noto Serif" w:eastAsia="Noto Serif" w:cs="Noto Serif"/>
                 <w:b w:val="0"/>
                 <w:color w:val="222222"/>
                 <w:sz w:val="20"/>
@@ -709,7 +709,7 @@
               <w:rPr>
                 <w:rFonts w:ascii="Liberation Sans" w:hAnsi="Liberation Sans" w:eastAsia="Liberation Sans" w:cs="Liberation Sans"/>
                 <w:b/>
-                <w:color w:val="1B365D"/>
+                <w:color w:val="1E3A5F"/>
                 <w:sz w:val="18"/>
               </w:rPr>
               <w:t>Owners</w:t>
@@ -740,7 +740,7 @@
             <w:r/>
             <w:r>
               <w:rPr>
-                <w:rFonts w:ascii="Liberation Serif" w:hAnsi="Liberation Serif" w:eastAsia="Liberation Serif" w:cs="Liberation Serif"/>
+                <w:rFonts w:ascii="Noto Serif" w:hAnsi="Noto Serif" w:eastAsia="Noto Serif" w:cs="Noto Serif"/>
                 <w:b w:val="0"/>
                 <w:color w:val="222222"/>
                 <w:sz w:val="20"/>
@@ -777,7 +777,7 @@
               <w:rPr>
                 <w:rFonts w:ascii="Liberation Sans" w:hAnsi="Liberation Sans" w:eastAsia="Liberation Sans" w:cs="Liberation Sans"/>
                 <w:b/>
-                <w:color w:val="1B365D"/>
+                <w:color w:val="1E3A5F"/>
                 <w:sz w:val="18"/>
               </w:rPr>
               <w:t>Related</w:t>
@@ -808,7 +808,7 @@
             <w:r/>
             <w:r>
               <w:rPr>
-                <w:rFonts w:ascii="Liberation Serif" w:hAnsi="Liberation Serif" w:eastAsia="Liberation Serif" w:cs="Liberation Serif"/>
+                <w:rFonts w:ascii="Noto Serif" w:hAnsi="Noto Serif" w:eastAsia="Noto Serif" w:cs="Noto Serif"/>
                 <w:b w:val="0"/>
                 <w:color w:val="222222"/>
                 <w:sz w:val="20"/>
@@ -833,7 +833,7 @@
         <w:rPr>
           <w:rFonts w:ascii="Liberation Sans" w:hAnsi="Liberation Sans" w:eastAsia="Liberation Sans" w:cs="Liberation Sans"/>
           <w:b/>
-          <w:color w:val="1B365D"/>
+          <w:color w:val="1E3A5F"/>
           <w:sz w:val="22"/>
         </w:rPr>
         <w:t>Revision history</w:t>
@@ -856,12 +856,12 @@
         <w:tc>
           <w:tcPr>
             <w:tcW w:type="dxa" w:w="900"/>
-            <w:shd w:fill="1B365D" w:val="clear"/>
+            <w:shd w:fill="1E3A5F" w:val="clear"/>
             <w:tcBorders>
-              <w:top w:val="single" w:sz="4" w:space="0" w:color="1B365D"/>
-              <w:left w:val="single" w:sz="4" w:space="0" w:color="1B365D"/>
-              <w:bottom w:val="single" w:sz="4" w:space="0" w:color="1B365D"/>
-              <w:right w:val="single" w:sz="4" w:space="0" w:color="1B365D"/>
+              <w:top w:val="single" w:sz="4" w:space="0" w:color="1E3A5F"/>
+              <w:left w:val="single" w:sz="4" w:space="0" w:color="1E3A5F"/>
+              <w:bottom w:val="single" w:sz="4" w:space="0" w:color="1E3A5F"/>
+              <w:right w:val="single" w:sz="4" w:space="0" w:color="1E3A5F"/>
             </w:tcBorders>
             <w:tcMar>
               <w:top w:w="50" w:type="dxa"/>
@@ -889,12 +889,12 @@
         <w:tc>
           <w:tcPr>
             <w:tcW w:type="dxa" w:w="1600"/>
-            <w:shd w:fill="1B365D" w:val="clear"/>
+            <w:shd w:fill="1E3A5F" w:val="clear"/>
             <w:tcBorders>
-              <w:top w:val="single" w:sz="4" w:space="0" w:color="1B365D"/>
-              <w:left w:val="single" w:sz="4" w:space="0" w:color="1B365D"/>
-              <w:bottom w:val="single" w:sz="4" w:space="0" w:color="1B365D"/>
-              <w:right w:val="single" w:sz="4" w:space="0" w:color="1B365D"/>
+              <w:top w:val="single" w:sz="4" w:space="0" w:color="1E3A5F"/>
+              <w:left w:val="single" w:sz="4" w:space="0" w:color="1E3A5F"/>
+              <w:bottom w:val="single" w:sz="4" w:space="0" w:color="1E3A5F"/>
+              <w:right w:val="single" w:sz="4" w:space="0" w:color="1E3A5F"/>
             </w:tcBorders>
             <w:tcMar>
               <w:top w:w="50" w:type="dxa"/>
@@ -922,12 +922,12 @@
         <w:tc>
           <w:tcPr>
             <w:tcW w:type="dxa" w:w="2000"/>
-            <w:shd w:fill="1B365D" w:val="clear"/>
+            <w:shd w:fill="1E3A5F" w:val="clear"/>
             <w:tcBorders>
-              <w:top w:val="single" w:sz="4" w:space="0" w:color="1B365D"/>
-              <w:left w:val="single" w:sz="4" w:space="0" w:color="1B365D"/>
-              <w:bottom w:val="single" w:sz="4" w:space="0" w:color="1B365D"/>
-              <w:right w:val="single" w:sz="4" w:space="0" w:color="1B365D"/>
+              <w:top w:val="single" w:sz="4" w:space="0" w:color="1E3A5F"/>
+              <w:left w:val="single" w:sz="4" w:space="0" w:color="1E3A5F"/>
+              <w:bottom w:val="single" w:sz="4" w:space="0" w:color="1E3A5F"/>
+              <w:right w:val="single" w:sz="4" w:space="0" w:color="1E3A5F"/>
             </w:tcBorders>
             <w:tcMar>
               <w:top w:w="50" w:type="dxa"/>
@@ -955,12 +955,12 @@
         <w:tc>
           <w:tcPr>
             <w:tcW w:type="dxa" w:w="4500"/>
-            <w:shd w:fill="1B365D" w:val="clear"/>
+            <w:shd w:fill="1E3A5F" w:val="clear"/>
             <w:tcBorders>
-              <w:top w:val="single" w:sz="4" w:space="0" w:color="1B365D"/>
-              <w:left w:val="single" w:sz="4" w:space="0" w:color="1B365D"/>
-              <w:bottom w:val="single" w:sz="4" w:space="0" w:color="1B365D"/>
-              <w:right w:val="single" w:sz="4" w:space="0" w:color="1B365D"/>
+              <w:top w:val="single" w:sz="4" w:space="0" w:color="1E3A5F"/>
+              <w:left w:val="single" w:sz="4" w:space="0" w:color="1E3A5F"/>
+              <w:bottom w:val="single" w:sz="4" w:space="0" w:color="1E3A5F"/>
+              <w:right w:val="single" w:sz="4" w:space="0" w:color="1E3A5F"/>
             </w:tcBorders>
             <w:tcMar>
               <w:top w:w="50" w:type="dxa"/>
@@ -1011,7 +1011,7 @@
             <w:r/>
             <w:r>
               <w:rPr>
-                <w:rFonts w:ascii="Liberation Serif" w:hAnsi="Liberation Serif" w:eastAsia="Liberation Serif" w:cs="Liberation Serif"/>
+                <w:rFonts w:ascii="Noto Serif" w:hAnsi="Noto Serif" w:eastAsia="Noto Serif" w:cs="Noto Serif"/>
                 <w:b w:val="0"/>
                 <w:color w:val="222222"/>
                 <w:sz w:val="19"/>
@@ -1044,7 +1044,7 @@
             <w:r/>
             <w:r>
               <w:rPr>
-                <w:rFonts w:ascii="Liberation Serif" w:hAnsi="Liberation Serif" w:eastAsia="Liberation Serif" w:cs="Liberation Serif"/>
+                <w:rFonts w:ascii="Noto Serif" w:hAnsi="Noto Serif" w:eastAsia="Noto Serif" w:cs="Noto Serif"/>
                 <w:b w:val="0"/>
                 <w:color w:val="222222"/>
                 <w:sz w:val="19"/>
@@ -1077,7 +1077,7 @@
             <w:r/>
             <w:r>
               <w:rPr>
-                <w:rFonts w:ascii="Liberation Serif" w:hAnsi="Liberation Serif" w:eastAsia="Liberation Serif" w:cs="Liberation Serif"/>
+                <w:rFonts w:ascii="Noto Serif" w:hAnsi="Noto Serif" w:eastAsia="Noto Serif" w:cs="Noto Serif"/>
                 <w:b w:val="0"/>
                 <w:color w:val="222222"/>
                 <w:sz w:val="19"/>
@@ -1110,7 +1110,7 @@
             <w:r/>
             <w:r>
               <w:rPr>
-                <w:rFonts w:ascii="Liberation Serif" w:hAnsi="Liberation Serif" w:eastAsia="Liberation Serif" w:cs="Liberation Serif"/>
+                <w:rFonts w:ascii="Noto Serif" w:hAnsi="Noto Serif" w:eastAsia="Noto Serif" w:cs="Noto Serif"/>
                 <w:b w:val="0"/>
                 <w:color w:val="222222"/>
                 <w:sz w:val="19"/>
@@ -1124,7 +1124,7 @@
         <w:tc>
           <w:tcPr>
             <w:tcW w:type="dxa" w:w="900"/>
-            <w:shd w:fill="EEF2F6" w:val="clear"/>
+            <w:shd w:fill="EDF1F6" w:val="clear"/>
             <w:tcBorders>
               <w:top w:val="single" w:sz="4" w:space="0" w:color="C5CDD6"/>
               <w:left w:val="single" w:sz="4" w:space="0" w:color="C5CDD6"/>
@@ -1145,7 +1145,7 @@
             <w:r/>
             <w:r>
               <w:rPr>
-                <w:rFonts w:ascii="Liberation Serif" w:hAnsi="Liberation Serif" w:eastAsia="Liberation Serif" w:cs="Liberation Serif"/>
+                <w:rFonts w:ascii="Noto Serif" w:hAnsi="Noto Serif" w:eastAsia="Noto Serif" w:cs="Noto Serif"/>
                 <w:b w:val="0"/>
                 <w:color w:val="222222"/>
                 <w:sz w:val="19"/>
@@ -1157,7 +1157,7 @@
         <w:tc>
           <w:tcPr>
             <w:tcW w:type="dxa" w:w="1600"/>
-            <w:shd w:fill="EEF2F6" w:val="clear"/>
+            <w:shd w:fill="EDF1F6" w:val="clear"/>
             <w:tcBorders>
               <w:top w:val="single" w:sz="4" w:space="0" w:color="C5CDD6"/>
               <w:left w:val="single" w:sz="4" w:space="0" w:color="C5CDD6"/>
@@ -1178,7 +1178,7 @@
             <w:r/>
             <w:r>
               <w:rPr>
-                <w:rFonts w:ascii="Liberation Serif" w:hAnsi="Liberation Serif" w:eastAsia="Liberation Serif" w:cs="Liberation Serif"/>
+                <w:rFonts w:ascii="Noto Serif" w:hAnsi="Noto Serif" w:eastAsia="Noto Serif" w:cs="Noto Serif"/>
                 <w:b w:val="0"/>
                 <w:color w:val="222222"/>
                 <w:sz w:val="19"/>
@@ -1190,7 +1190,7 @@
         <w:tc>
           <w:tcPr>
             <w:tcW w:type="dxa" w:w="2000"/>
-            <w:shd w:fill="EEF2F6" w:val="clear"/>
+            <w:shd w:fill="EDF1F6" w:val="clear"/>
             <w:tcBorders>
               <w:top w:val="single" w:sz="4" w:space="0" w:color="C5CDD6"/>
               <w:left w:val="single" w:sz="4" w:space="0" w:color="C5CDD6"/>
@@ -1211,7 +1211,7 @@
             <w:r/>
             <w:r>
               <w:rPr>
-                <w:rFonts w:ascii="Liberation Serif" w:hAnsi="Liberation Serif" w:eastAsia="Liberation Serif" w:cs="Liberation Serif"/>
+                <w:rFonts w:ascii="Noto Serif" w:hAnsi="Noto Serif" w:eastAsia="Noto Serif" w:cs="Noto Serif"/>
                 <w:b w:val="0"/>
                 <w:color w:val="222222"/>
                 <w:sz w:val="19"/>
@@ -1223,7 +1223,7 @@
         <w:tc>
           <w:tcPr>
             <w:tcW w:type="dxa" w:w="4500"/>
-            <w:shd w:fill="EEF2F6" w:val="clear"/>
+            <w:shd w:fill="EDF1F6" w:val="clear"/>
             <w:tcBorders>
               <w:top w:val="single" w:sz="4" w:space="0" w:color="C5CDD6"/>
               <w:left w:val="single" w:sz="4" w:space="0" w:color="C5CDD6"/>
@@ -1244,7 +1244,7 @@
             <w:r/>
             <w:r>
               <w:rPr>
-                <w:rFonts w:ascii="Liberation Serif" w:hAnsi="Liberation Serif" w:eastAsia="Liberation Serif" w:cs="Liberation Serif"/>
+                <w:rFonts w:ascii="Noto Serif" w:hAnsi="Noto Serif" w:eastAsia="Noto Serif" w:cs="Noto Serif"/>
                 <w:b w:val="0"/>
                 <w:color w:val="222222"/>
                 <w:sz w:val="19"/>
@@ -1279,7 +1279,7 @@
             <w:r/>
             <w:r>
               <w:rPr>
-                <w:rFonts w:ascii="Liberation Serif" w:hAnsi="Liberation Serif" w:eastAsia="Liberation Serif" w:cs="Liberation Serif"/>
+                <w:rFonts w:ascii="Noto Serif" w:hAnsi="Noto Serif" w:eastAsia="Noto Serif" w:cs="Noto Serif"/>
                 <w:b w:val="0"/>
                 <w:color w:val="222222"/>
                 <w:sz w:val="19"/>
@@ -1312,7 +1312,7 @@
             <w:r/>
             <w:r>
               <w:rPr>
-                <w:rFonts w:ascii="Liberation Serif" w:hAnsi="Liberation Serif" w:eastAsia="Liberation Serif" w:cs="Liberation Serif"/>
+                <w:rFonts w:ascii="Noto Serif" w:hAnsi="Noto Serif" w:eastAsia="Noto Serif" w:cs="Noto Serif"/>
                 <w:b w:val="0"/>
                 <w:color w:val="222222"/>
                 <w:sz w:val="19"/>
@@ -1345,7 +1345,7 @@
             <w:r/>
             <w:r>
               <w:rPr>
-                <w:rFonts w:ascii="Liberation Serif" w:hAnsi="Liberation Serif" w:eastAsia="Liberation Serif" w:cs="Liberation Serif"/>
+                <w:rFonts w:ascii="Noto Serif" w:hAnsi="Noto Serif" w:eastAsia="Noto Serif" w:cs="Noto Serif"/>
                 <w:b w:val="0"/>
                 <w:color w:val="222222"/>
                 <w:sz w:val="19"/>
@@ -1378,7 +1378,7 @@
             <w:r/>
             <w:r>
               <w:rPr>
-                <w:rFonts w:ascii="Liberation Serif" w:hAnsi="Liberation Serif" w:eastAsia="Liberation Serif" w:cs="Liberation Serif"/>
+                <w:rFonts w:ascii="Noto Serif" w:hAnsi="Noto Serif" w:eastAsia="Noto Serif" w:cs="Noto Serif"/>
                 <w:b w:val="0"/>
                 <w:color w:val="222222"/>
                 <w:sz w:val="19"/>
@@ -1392,7 +1392,7 @@
         <w:tc>
           <w:tcPr>
             <w:tcW w:type="dxa" w:w="900"/>
-            <w:shd w:fill="EEF2F6" w:val="clear"/>
+            <w:shd w:fill="EDF1F6" w:val="clear"/>
             <w:tcBorders>
               <w:top w:val="single" w:sz="4" w:space="0" w:color="C5CDD6"/>
               <w:left w:val="single" w:sz="4" w:space="0" w:color="C5CDD6"/>
@@ -1413,7 +1413,7 @@
             <w:r/>
             <w:r>
               <w:rPr>
-                <w:rFonts w:ascii="Liberation Serif" w:hAnsi="Liberation Serif" w:eastAsia="Liberation Serif" w:cs="Liberation Serif"/>
+                <w:rFonts w:ascii="Noto Serif" w:hAnsi="Noto Serif" w:eastAsia="Noto Serif" w:cs="Noto Serif"/>
                 <w:b w:val="0"/>
                 <w:color w:val="222222"/>
                 <w:sz w:val="19"/>
@@ -1425,7 +1425,7 @@
         <w:tc>
           <w:tcPr>
             <w:tcW w:type="dxa" w:w="1600"/>
-            <w:shd w:fill="EEF2F6" w:val="clear"/>
+            <w:shd w:fill="EDF1F6" w:val="clear"/>
             <w:tcBorders>
               <w:top w:val="single" w:sz="4" w:space="0" w:color="C5CDD6"/>
               <w:left w:val="single" w:sz="4" w:space="0" w:color="C5CDD6"/>
@@ -1446,7 +1446,7 @@
             <w:r/>
             <w:r>
               <w:rPr>
-                <w:rFonts w:ascii="Liberation Serif" w:hAnsi="Liberation Serif" w:eastAsia="Liberation Serif" w:cs="Liberation Serif"/>
+                <w:rFonts w:ascii="Noto Serif" w:hAnsi="Noto Serif" w:eastAsia="Noto Serif" w:cs="Noto Serif"/>
                 <w:b w:val="0"/>
                 <w:color w:val="222222"/>
                 <w:sz w:val="19"/>
@@ -1458,7 +1458,7 @@
         <w:tc>
           <w:tcPr>
             <w:tcW w:type="dxa" w:w="2000"/>
-            <w:shd w:fill="EEF2F6" w:val="clear"/>
+            <w:shd w:fill="EDF1F6" w:val="clear"/>
             <w:tcBorders>
               <w:top w:val="single" w:sz="4" w:space="0" w:color="C5CDD6"/>
               <w:left w:val="single" w:sz="4" w:space="0" w:color="C5CDD6"/>
@@ -1479,7 +1479,7 @@
             <w:r/>
             <w:r>
               <w:rPr>
-                <w:rFonts w:ascii="Liberation Serif" w:hAnsi="Liberation Serif" w:eastAsia="Liberation Serif" w:cs="Liberation Serif"/>
+                <w:rFonts w:ascii="Noto Serif" w:hAnsi="Noto Serif" w:eastAsia="Noto Serif" w:cs="Noto Serif"/>
                 <w:b w:val="0"/>
                 <w:color w:val="222222"/>
                 <w:sz w:val="19"/>
@@ -1491,7 +1491,7 @@
         <w:tc>
           <w:tcPr>
             <w:tcW w:type="dxa" w:w="4500"/>
-            <w:shd w:fill="EEF2F6" w:val="clear"/>
+            <w:shd w:fill="EDF1F6" w:val="clear"/>
             <w:tcBorders>
               <w:top w:val="single" w:sz="4" w:space="0" w:color="C5CDD6"/>
               <w:left w:val="single" w:sz="4" w:space="0" w:color="C5CDD6"/>
@@ -1512,7 +1512,7 @@
             <w:r/>
             <w:r>
               <w:rPr>
-                <w:rFonts w:ascii="Liberation Serif" w:hAnsi="Liberation Serif" w:eastAsia="Liberation Serif" w:cs="Liberation Serif"/>
+                <w:rFonts w:ascii="Noto Serif" w:hAnsi="Noto Serif" w:eastAsia="Noto Serif" w:cs="Noto Serif"/>
                 <w:b w:val="0"/>
                 <w:color w:val="222222"/>
                 <w:sz w:val="19"/>
@@ -1536,7 +1536,7 @@
         <w:rPr>
           <w:rFonts w:ascii="Liberation Sans" w:hAnsi="Liberation Sans" w:eastAsia="Liberation Sans" w:cs="Liberation Sans"/>
           <w:b/>
-          <w:color w:val="1B365D"/>
+          <w:color w:val="1E3A5F"/>
           <w:sz w:val="22"/>
         </w:rPr>
         <w:t>What this is</w:t>
@@ -1544,12 +1544,12 @@
     </w:p>
     <w:p>
       <w:pPr>
-        <w:spacing w:before="0" w:after="240" w:line="427" w:lineRule="auto"/>
-        <w:ind w:firstLine="288"/>
+        <w:spacing w:before="0" w:after="200" w:line="379" w:lineRule="auto"/>
+        <w:ind w:firstLine="317"/>
       </w:pPr>
       <w:r>
         <w:rPr>
-          <w:rFonts w:ascii="Liberation Serif" w:hAnsi="Liberation Serif" w:eastAsia="Liberation Serif" w:cs="Liberation Serif"/>
+          <w:rFonts w:ascii="Noto Serif" w:hAnsi="Noto Serif" w:eastAsia="Noto Serif" w:cs="Noto Serif"/>
           <w:color w:val="222222"/>
           <w:sz w:val="24"/>
         </w:rPr>
@@ -1566,12 +1566,12 @@
     </w:p>
     <w:p>
       <w:pPr>
-        <w:spacing w:before="0" w:after="240" w:line="427" w:lineRule="auto"/>
-        <w:ind w:firstLine="288"/>
+        <w:spacing w:before="0" w:after="200" w:line="379" w:lineRule="auto"/>
+        <w:ind w:firstLine="317"/>
       </w:pPr>
       <w:r>
         <w:rPr>
-          <w:rFonts w:ascii="Liberation Serif" w:hAnsi="Liberation Serif" w:eastAsia="Liberation Serif" w:cs="Liberation Serif"/>
+          <w:rFonts w:ascii="Noto Serif" w:hAnsi="Noto Serif" w:eastAsia="Noto Serif" w:cs="Noto Serif"/>
           <w:color w:val="222222"/>
           <w:sz w:val="24"/>
         </w:rPr>
@@ -1592,10 +1592,10 @@
             <w:tcW w:type="dxa" w:w="8928"/>
             <w:shd w:fill="E7EEF5" w:val="clear"/>
             <w:tcBorders>
-              <w:top w:val="single" w:sz="10" w:space="0" w:color="1B365D"/>
-              <w:left w:val="single" w:sz="10" w:space="0" w:color="1B365D"/>
-              <w:bottom w:val="single" w:sz="10" w:space="0" w:color="1B365D"/>
-              <w:right w:val="single" w:sz="10" w:space="0" w:color="1B365D"/>
+              <w:top w:val="single" w:sz="10" w:space="0" w:color="1E3A5F"/>
+              <w:left w:val="single" w:sz="10" w:space="0" w:color="1E3A5F"/>
+              <w:bottom w:val="single" w:sz="10" w:space="0" w:color="1E3A5F"/>
+              <w:right w:val="single" w:sz="10" w:space="0" w:color="1E3A5F"/>
             </w:tcBorders>
             <w:tcMar>
               <w:top w:w="80" w:type="dxa"/>
@@ -1613,7 +1613,7 @@
               <w:rPr>
                 <w:rFonts w:ascii="Liberation Sans" w:hAnsi="Liberation Sans" w:eastAsia="Liberation Sans" w:cs="Liberation Sans"/>
                 <w:b/>
-                <w:color w:val="1B365D"/>
+                <w:color w:val="1E3A5F"/>
                 <w:sz w:val="16"/>
               </w:rPr>
               <w:t>REJECTED: ONE 4,182-LINE MAIN.TF</w:t>
@@ -1625,7 +1625,7 @@
             </w:pPr>
             <w:r>
               <w:rPr>
-                <w:rFonts w:ascii="Liberation Serif" w:hAnsi="Liberation Serif" w:eastAsia="Liberation Serif" w:cs="Liberation Serif"/>
+                <w:rFonts w:ascii="Noto Serif" w:hAnsi="Noto Serif" w:eastAsia="Noto Serif" w:cs="Noto Serif"/>
                 <w:color w:val="222222"/>
                 <w:sz w:val="21"/>
               </w:rPr>
@@ -1642,12 +1642,12 @@
     </w:p>
     <w:p>
       <w:pPr>
-        <w:spacing w:before="0" w:after="240" w:line="427" w:lineRule="auto"/>
-        <w:ind w:firstLine="288"/>
+        <w:spacing w:before="0" w:after="200" w:line="379" w:lineRule="auto"/>
+        <w:ind w:firstLine="317"/>
       </w:pPr>
       <w:r>
         <w:rPr>
-          <w:rFonts w:ascii="Liberation Serif" w:hAnsi="Liberation Serif" w:eastAsia="Liberation Serif" w:cs="Liberation Serif"/>
+          <w:rFonts w:ascii="Noto Serif" w:hAnsi="Noto Serif" w:eastAsia="Noto Serif" w:cs="Noto Serif"/>
           <w:color w:val="222222"/>
           <w:sz w:val="24"/>
         </w:rPr>
@@ -1664,12 +1664,12 @@
     </w:p>
     <w:p>
       <w:pPr>
-        <w:spacing w:before="0" w:after="240" w:line="427" w:lineRule="auto"/>
-        <w:ind w:firstLine="288"/>
+        <w:spacing w:before="0" w:after="200" w:line="379" w:lineRule="auto"/>
+        <w:ind w:firstLine="317"/>
       </w:pPr>
       <w:r>
         <w:rPr>
-          <w:rFonts w:ascii="Liberation Serif" w:hAnsi="Liberation Serif" w:eastAsia="Liberation Serif" w:cs="Liberation Serif"/>
+          <w:rFonts w:ascii="Noto Serif" w:hAnsi="Noto Serif" w:eastAsia="Noto Serif" w:cs="Noto Serif"/>
           <w:color w:val="222222"/>
           <w:sz w:val="24"/>
         </w:rPr>
@@ -1678,12 +1678,12 @@
     </w:p>
     <w:p>
       <w:pPr>
-        <w:spacing w:before="0" w:after="240" w:line="427" w:lineRule="auto"/>
-        <w:ind w:firstLine="288"/>
+        <w:spacing w:before="0" w:after="200" w:line="379" w:lineRule="auto"/>
+        <w:ind w:firstLine="317"/>
       </w:pPr>
       <w:r>
         <w:rPr>
-          <w:rFonts w:ascii="Liberation Serif" w:hAnsi="Liberation Serif" w:eastAsia="Liberation Serif" w:cs="Liberation Serif"/>
+          <w:rFonts w:ascii="Noto Serif" w:hAnsi="Noto Serif" w:eastAsia="Noto Serif" w:cs="Noto Serif"/>
           <w:color w:val="222222"/>
           <w:sz w:val="24"/>
         </w:rPr>
@@ -1692,12 +1692,12 @@
     </w:p>
     <w:p>
       <w:pPr>
-        <w:spacing w:before="0" w:after="240" w:line="427" w:lineRule="auto"/>
-        <w:ind w:firstLine="288"/>
+        <w:spacing w:before="0" w:after="200" w:line="379" w:lineRule="auto"/>
+        <w:ind w:firstLine="317"/>
       </w:pPr>
       <w:r>
         <w:rPr>
-          <w:rFonts w:ascii="Liberation Serif" w:hAnsi="Liberation Serif" w:eastAsia="Liberation Serif" w:cs="Liberation Serif"/>
+          <w:rFonts w:ascii="Noto Serif" w:hAnsi="Noto Serif" w:eastAsia="Noto Serif" w:cs="Noto Serif"/>
           <w:color w:val="222222"/>
           <w:sz w:val="24"/>
         </w:rPr>
@@ -1719,7 +1719,7 @@
       </w:pPr>
       <w:r>
         <w:rPr>
-          <w:rFonts w:ascii="Liberation Serif" w:hAnsi="Liberation Serif" w:eastAsia="Liberation Serif" w:cs="Liberation Serif"/>
+          <w:rFonts w:ascii="Noto Serif" w:hAnsi="Noto Serif" w:eastAsia="Noto Serif" w:cs="Noto Serif"/>
           <w:color w:val="222222"/>
           <w:sz w:val="24"/>
         </w:rPr>
@@ -1733,7 +1733,7 @@
       </w:pPr>
       <w:r>
         <w:rPr>
-          <w:rFonts w:ascii="Liberation Serif" w:hAnsi="Liberation Serif" w:eastAsia="Liberation Serif" w:cs="Liberation Serif"/>
+          <w:rFonts w:ascii="Noto Serif" w:hAnsi="Noto Serif" w:eastAsia="Noto Serif" w:cs="Noto Serif"/>
           <w:color w:val="222222"/>
           <w:sz w:val="24"/>
         </w:rPr>
@@ -1747,7 +1747,7 @@
       </w:pPr>
       <w:r>
         <w:rPr>
-          <w:rFonts w:ascii="Liberation Serif" w:hAnsi="Liberation Serif" w:eastAsia="Liberation Serif" w:cs="Liberation Serif"/>
+          <w:rFonts w:ascii="Noto Serif" w:hAnsi="Noto Serif" w:eastAsia="Noto Serif" w:cs="Noto Serif"/>
           <w:color w:val="222222"/>
           <w:sz w:val="24"/>
         </w:rPr>
@@ -1761,7 +1761,7 @@
       </w:pPr>
       <w:r>
         <w:rPr>
-          <w:rFonts w:ascii="Liberation Serif" w:hAnsi="Liberation Serif" w:eastAsia="Liberation Serif" w:cs="Liberation Serif"/>
+          <w:rFonts w:ascii="Noto Serif" w:hAnsi="Noto Serif" w:eastAsia="Noto Serif" w:cs="Noto Serif"/>
           <w:color w:val="222222"/>
           <w:sz w:val="24"/>
         </w:rPr>
@@ -1775,7 +1775,7 @@
       </w:pPr>
       <w:r>
         <w:rPr>
-          <w:rFonts w:ascii="Liberation Serif" w:hAnsi="Liberation Serif" w:eastAsia="Liberation Serif" w:cs="Liberation Serif"/>
+          <w:rFonts w:ascii="Noto Serif" w:hAnsi="Noto Serif" w:eastAsia="Noto Serif" w:cs="Noto Serif"/>
           <w:color w:val="222222"/>
           <w:sz w:val="24"/>
         </w:rPr>
@@ -1789,7 +1789,7 @@
       </w:pPr>
       <w:r>
         <w:rPr>
-          <w:rFonts w:ascii="Liberation Serif" w:hAnsi="Liberation Serif" w:eastAsia="Liberation Serif" w:cs="Liberation Serif"/>
+          <w:rFonts w:ascii="Noto Serif" w:hAnsi="Noto Serif" w:eastAsia="Noto Serif" w:cs="Noto Serif"/>
           <w:color w:val="222222"/>
           <w:sz w:val="24"/>
         </w:rPr>
@@ -1806,12 +1806,12 @@
     </w:p>
     <w:p>
       <w:pPr>
-        <w:spacing w:before="0" w:after="240" w:line="427" w:lineRule="auto"/>
-        <w:ind w:firstLine="288"/>
+        <w:spacing w:before="0" w:after="200" w:line="379" w:lineRule="auto"/>
+        <w:ind w:firstLine="317"/>
       </w:pPr>
       <w:r>
         <w:rPr>
-          <w:rFonts w:ascii="Liberation Serif" w:hAnsi="Liberation Serif" w:eastAsia="Liberation Serif" w:cs="Liberation Serif"/>
+          <w:rFonts w:ascii="Noto Serif" w:hAnsi="Noto Serif" w:eastAsia="Noto Serif" w:cs="Noto Serif"/>
           <w:color w:val="222222"/>
           <w:sz w:val="24"/>
         </w:rPr>
@@ -1849,12 +1849,12 @@
         <w:tc>
           <w:tcPr>
             <w:tcW w:type="dxa" w:w="2232"/>
-            <w:shd w:fill="1B365D" w:val="clear"/>
+            <w:shd w:fill="1E3A5F" w:val="clear"/>
             <w:tcBorders>
-              <w:top w:val="single" w:sz="4" w:space="0" w:color="1B365D"/>
-              <w:left w:val="single" w:sz="4" w:space="0" w:color="1B365D"/>
-              <w:bottom w:val="single" w:sz="4" w:space="0" w:color="1B365D"/>
-              <w:right w:val="single" w:sz="4" w:space="0" w:color="1B365D"/>
+              <w:top w:val="single" w:sz="4" w:space="0" w:color="1E3A5F"/>
+              <w:left w:val="single" w:sz="4" w:space="0" w:color="1E3A5F"/>
+              <w:bottom w:val="single" w:sz="4" w:space="0" w:color="1E3A5F"/>
+              <w:right w:val="single" w:sz="4" w:space="0" w:color="1E3A5F"/>
             </w:tcBorders>
             <w:tcMar>
               <w:top w:w="50" w:type="dxa"/>
@@ -1882,12 +1882,12 @@
         <w:tc>
           <w:tcPr>
             <w:tcW w:type="dxa" w:w="2232"/>
-            <w:shd w:fill="1B365D" w:val="clear"/>
+            <w:shd w:fill="1E3A5F" w:val="clear"/>
             <w:tcBorders>
-              <w:top w:val="single" w:sz="4" w:space="0" w:color="1B365D"/>
-              <w:left w:val="single" w:sz="4" w:space="0" w:color="1B365D"/>
-              <w:bottom w:val="single" w:sz="4" w:space="0" w:color="1B365D"/>
-              <w:right w:val="single" w:sz="4" w:space="0" w:color="1B365D"/>
+              <w:top w:val="single" w:sz="4" w:space="0" w:color="1E3A5F"/>
+              <w:left w:val="single" w:sz="4" w:space="0" w:color="1E3A5F"/>
+              <w:bottom w:val="single" w:sz="4" w:space="0" w:color="1E3A5F"/>
+              <w:right w:val="single" w:sz="4" w:space="0" w:color="1E3A5F"/>
             </w:tcBorders>
             <w:tcMar>
               <w:top w:w="50" w:type="dxa"/>
@@ -1915,12 +1915,12 @@
         <w:tc>
           <w:tcPr>
             <w:tcW w:type="dxa" w:w="2232"/>
-            <w:shd w:fill="1B365D" w:val="clear"/>
+            <w:shd w:fill="1E3A5F" w:val="clear"/>
             <w:tcBorders>
-              <w:top w:val="single" w:sz="4" w:space="0" w:color="1B365D"/>
-              <w:left w:val="single" w:sz="4" w:space="0" w:color="1B365D"/>
-              <w:bottom w:val="single" w:sz="4" w:space="0" w:color="1B365D"/>
-              <w:right w:val="single" w:sz="4" w:space="0" w:color="1B365D"/>
+              <w:top w:val="single" w:sz="4" w:space="0" w:color="1E3A5F"/>
+              <w:left w:val="single" w:sz="4" w:space="0" w:color="1E3A5F"/>
+              <w:bottom w:val="single" w:sz="4" w:space="0" w:color="1E3A5F"/>
+              <w:right w:val="single" w:sz="4" w:space="0" w:color="1E3A5F"/>
             </w:tcBorders>
             <w:tcMar>
               <w:top w:w="50" w:type="dxa"/>
@@ -1948,12 +1948,12 @@
         <w:tc>
           <w:tcPr>
             <w:tcW w:type="dxa" w:w="2232"/>
-            <w:shd w:fill="1B365D" w:val="clear"/>
+            <w:shd w:fill="1E3A5F" w:val="clear"/>
             <w:tcBorders>
-              <w:top w:val="single" w:sz="4" w:space="0" w:color="1B365D"/>
-              <w:left w:val="single" w:sz="4" w:space="0" w:color="1B365D"/>
-              <w:bottom w:val="single" w:sz="4" w:space="0" w:color="1B365D"/>
-              <w:right w:val="single" w:sz="4" w:space="0" w:color="1B365D"/>
+              <w:top w:val="single" w:sz="4" w:space="0" w:color="1E3A5F"/>
+              <w:left w:val="single" w:sz="4" w:space="0" w:color="1E3A5F"/>
+              <w:bottom w:val="single" w:sz="4" w:space="0" w:color="1E3A5F"/>
+              <w:right w:val="single" w:sz="4" w:space="0" w:color="1E3A5F"/>
             </w:tcBorders>
             <w:tcMar>
               <w:top w:w="50" w:type="dxa"/>
@@ -2004,7 +2004,7 @@
             <w:r/>
             <w:r>
               <w:rPr>
-                <w:rFonts w:ascii="Liberation Serif" w:hAnsi="Liberation Serif" w:eastAsia="Liberation Serif" w:cs="Liberation Serif"/>
+                <w:rFonts w:ascii="Noto Serif" w:hAnsi="Noto Serif" w:eastAsia="Noto Serif" w:cs="Noto Serif"/>
                 <w:b w:val="0"/>
                 <w:color w:val="222222"/>
                 <w:sz w:val="19"/>
@@ -2037,7 +2037,7 @@
             <w:r/>
             <w:r>
               <w:rPr>
-                <w:rFonts w:ascii="Liberation Serif" w:hAnsi="Liberation Serif" w:eastAsia="Liberation Serif" w:cs="Liberation Serif"/>
+                <w:rFonts w:ascii="Noto Serif" w:hAnsi="Noto Serif" w:eastAsia="Noto Serif" w:cs="Noto Serif"/>
                 <w:b w:val="0"/>
                 <w:color w:val="222222"/>
                 <w:sz w:val="19"/>
@@ -2070,7 +2070,7 @@
             <w:r/>
             <w:r>
               <w:rPr>
-                <w:rFonts w:ascii="Liberation Serif" w:hAnsi="Liberation Serif" w:eastAsia="Liberation Serif" w:cs="Liberation Serif"/>
+                <w:rFonts w:ascii="Noto Serif" w:hAnsi="Noto Serif" w:eastAsia="Noto Serif" w:cs="Noto Serif"/>
                 <w:b w:val="0"/>
                 <w:color w:val="222222"/>
                 <w:sz w:val="19"/>
@@ -2103,7 +2103,7 @@
             <w:r/>
             <w:r>
               <w:rPr>
-                <w:rFonts w:ascii="Liberation Serif" w:hAnsi="Liberation Serif" w:eastAsia="Liberation Serif" w:cs="Liberation Serif"/>
+                <w:rFonts w:ascii="Noto Serif" w:hAnsi="Noto Serif" w:eastAsia="Noto Serif" w:cs="Noto Serif"/>
                 <w:b w:val="0"/>
                 <w:color w:val="222222"/>
                 <w:sz w:val="19"/>
@@ -2117,7 +2117,7 @@
         <w:tc>
           <w:tcPr>
             <w:tcW w:type="dxa" w:w="2232"/>
-            <w:shd w:fill="EEF2F6" w:val="clear"/>
+            <w:shd w:fill="EDF1F6" w:val="clear"/>
             <w:tcBorders>
               <w:top w:val="single" w:sz="4" w:space="0" w:color="C5CDD6"/>
               <w:left w:val="single" w:sz="4" w:space="0" w:color="C5CDD6"/>
@@ -2138,7 +2138,7 @@
             <w:r/>
             <w:r>
               <w:rPr>
-                <w:rFonts w:ascii="Liberation Serif" w:hAnsi="Liberation Serif" w:eastAsia="Liberation Serif" w:cs="Liberation Serif"/>
+                <w:rFonts w:ascii="Noto Serif" w:hAnsi="Noto Serif" w:eastAsia="Noto Serif" w:cs="Noto Serif"/>
                 <w:b w:val="0"/>
                 <w:color w:val="222222"/>
                 <w:sz w:val="19"/>
@@ -2150,7 +2150,7 @@
         <w:tc>
           <w:tcPr>
             <w:tcW w:type="dxa" w:w="2232"/>
-            <w:shd w:fill="EEF2F6" w:val="clear"/>
+            <w:shd w:fill="EDF1F6" w:val="clear"/>
             <w:tcBorders>
               <w:top w:val="single" w:sz="4" w:space="0" w:color="C5CDD6"/>
               <w:left w:val="single" w:sz="4" w:space="0" w:color="C5CDD6"/>
@@ -2171,7 +2171,7 @@
             <w:r/>
             <w:r>
               <w:rPr>
-                <w:rFonts w:ascii="Liberation Serif" w:hAnsi="Liberation Serif" w:eastAsia="Liberation Serif" w:cs="Liberation Serif"/>
+                <w:rFonts w:ascii="Noto Serif" w:hAnsi="Noto Serif" w:eastAsia="Noto Serif" w:cs="Noto Serif"/>
                 <w:b w:val="0"/>
                 <w:color w:val="222222"/>
                 <w:sz w:val="19"/>
@@ -2183,7 +2183,7 @@
         <w:tc>
           <w:tcPr>
             <w:tcW w:type="dxa" w:w="2232"/>
-            <w:shd w:fill="EEF2F6" w:val="clear"/>
+            <w:shd w:fill="EDF1F6" w:val="clear"/>
             <w:tcBorders>
               <w:top w:val="single" w:sz="4" w:space="0" w:color="C5CDD6"/>
               <w:left w:val="single" w:sz="4" w:space="0" w:color="C5CDD6"/>
@@ -2204,7 +2204,7 @@
             <w:r/>
             <w:r>
               <w:rPr>
-                <w:rFonts w:ascii="Liberation Serif" w:hAnsi="Liberation Serif" w:eastAsia="Liberation Serif" w:cs="Liberation Serif"/>
+                <w:rFonts w:ascii="Noto Serif" w:hAnsi="Noto Serif" w:eastAsia="Noto Serif" w:cs="Noto Serif"/>
                 <w:b w:val="0"/>
                 <w:color w:val="222222"/>
                 <w:sz w:val="19"/>
@@ -2216,7 +2216,7 @@
         <w:tc>
           <w:tcPr>
             <w:tcW w:type="dxa" w:w="2232"/>
-            <w:shd w:fill="EEF2F6" w:val="clear"/>
+            <w:shd w:fill="EDF1F6" w:val="clear"/>
             <w:tcBorders>
               <w:top w:val="single" w:sz="4" w:space="0" w:color="C5CDD6"/>
               <w:left w:val="single" w:sz="4" w:space="0" w:color="C5CDD6"/>
@@ -2237,7 +2237,7 @@
             <w:r/>
             <w:r>
               <w:rPr>
-                <w:rFonts w:ascii="Liberation Serif" w:hAnsi="Liberation Serif" w:eastAsia="Liberation Serif" w:cs="Liberation Serif"/>
+                <w:rFonts w:ascii="Noto Serif" w:hAnsi="Noto Serif" w:eastAsia="Noto Serif" w:cs="Noto Serif"/>
                 <w:b w:val="0"/>
                 <w:color w:val="222222"/>
                 <w:sz w:val="19"/>
@@ -2272,7 +2272,7 @@
             <w:r/>
             <w:r>
               <w:rPr>
-                <w:rFonts w:ascii="Liberation Serif" w:hAnsi="Liberation Serif" w:eastAsia="Liberation Serif" w:cs="Liberation Serif"/>
+                <w:rFonts w:ascii="Noto Serif" w:hAnsi="Noto Serif" w:eastAsia="Noto Serif" w:cs="Noto Serif"/>
                 <w:b w:val="0"/>
                 <w:color w:val="222222"/>
                 <w:sz w:val="19"/>
@@ -2305,7 +2305,7 @@
             <w:r/>
             <w:r>
               <w:rPr>
-                <w:rFonts w:ascii="Liberation Serif" w:hAnsi="Liberation Serif" w:eastAsia="Liberation Serif" w:cs="Liberation Serif"/>
+                <w:rFonts w:ascii="Noto Serif" w:hAnsi="Noto Serif" w:eastAsia="Noto Serif" w:cs="Noto Serif"/>
                 <w:b w:val="0"/>
                 <w:color w:val="222222"/>
                 <w:sz w:val="19"/>
@@ -2338,7 +2338,7 @@
             <w:r/>
             <w:r>
               <w:rPr>
-                <w:rFonts w:ascii="Liberation Serif" w:hAnsi="Liberation Serif" w:eastAsia="Liberation Serif" w:cs="Liberation Serif"/>
+                <w:rFonts w:ascii="Noto Serif" w:hAnsi="Noto Serif" w:eastAsia="Noto Serif" w:cs="Noto Serif"/>
                 <w:b w:val="0"/>
                 <w:color w:val="222222"/>
                 <w:sz w:val="19"/>
@@ -2371,7 +2371,7 @@
             <w:r/>
             <w:r>
               <w:rPr>
-                <w:rFonts w:ascii="Liberation Serif" w:hAnsi="Liberation Serif" w:eastAsia="Liberation Serif" w:cs="Liberation Serif"/>
+                <w:rFonts w:ascii="Noto Serif" w:hAnsi="Noto Serif" w:eastAsia="Noto Serif" w:cs="Noto Serif"/>
                 <w:b w:val="0"/>
                 <w:color w:val="222222"/>
                 <w:sz w:val="19"/>
@@ -2385,7 +2385,7 @@
         <w:tc>
           <w:tcPr>
             <w:tcW w:type="dxa" w:w="2232"/>
-            <w:shd w:fill="EEF2F6" w:val="clear"/>
+            <w:shd w:fill="EDF1F6" w:val="clear"/>
             <w:tcBorders>
               <w:top w:val="single" w:sz="4" w:space="0" w:color="C5CDD6"/>
               <w:left w:val="single" w:sz="4" w:space="0" w:color="C5CDD6"/>
@@ -2406,7 +2406,7 @@
             <w:r/>
             <w:r>
               <w:rPr>
-                <w:rFonts w:ascii="Liberation Serif" w:hAnsi="Liberation Serif" w:eastAsia="Liberation Serif" w:cs="Liberation Serif"/>
+                <w:rFonts w:ascii="Noto Serif" w:hAnsi="Noto Serif" w:eastAsia="Noto Serif" w:cs="Noto Serif"/>
                 <w:b w:val="0"/>
                 <w:color w:val="222222"/>
                 <w:sz w:val="19"/>
@@ -2418,7 +2418,7 @@
         <w:tc>
           <w:tcPr>
             <w:tcW w:type="dxa" w:w="2232"/>
-            <w:shd w:fill="EEF2F6" w:val="clear"/>
+            <w:shd w:fill="EDF1F6" w:val="clear"/>
             <w:tcBorders>
               <w:top w:val="single" w:sz="4" w:space="0" w:color="C5CDD6"/>
               <w:left w:val="single" w:sz="4" w:space="0" w:color="C5CDD6"/>
@@ -2439,7 +2439,7 @@
             <w:r/>
             <w:r>
               <w:rPr>
-                <w:rFonts w:ascii="Liberation Serif" w:hAnsi="Liberation Serif" w:eastAsia="Liberation Serif" w:cs="Liberation Serif"/>
+                <w:rFonts w:ascii="Noto Serif" w:hAnsi="Noto Serif" w:eastAsia="Noto Serif" w:cs="Noto Serif"/>
                 <w:b w:val="0"/>
                 <w:color w:val="222222"/>
                 <w:sz w:val="19"/>
@@ -2451,7 +2451,7 @@
         <w:tc>
           <w:tcPr>
             <w:tcW w:type="dxa" w:w="2232"/>
-            <w:shd w:fill="EEF2F6" w:val="clear"/>
+            <w:shd w:fill="EDF1F6" w:val="clear"/>
             <w:tcBorders>
               <w:top w:val="single" w:sz="4" w:space="0" w:color="C5CDD6"/>
               <w:left w:val="single" w:sz="4" w:space="0" w:color="C5CDD6"/>
@@ -2472,7 +2472,7 @@
             <w:r/>
             <w:r>
               <w:rPr>
-                <w:rFonts w:ascii="Liberation Serif" w:hAnsi="Liberation Serif" w:eastAsia="Liberation Serif" w:cs="Liberation Serif"/>
+                <w:rFonts w:ascii="Noto Serif" w:hAnsi="Noto Serif" w:eastAsia="Noto Serif" w:cs="Noto Serif"/>
                 <w:b w:val="0"/>
                 <w:color w:val="222222"/>
                 <w:sz w:val="19"/>
@@ -2484,7 +2484,7 @@
         <w:tc>
           <w:tcPr>
             <w:tcW w:type="dxa" w:w="2232"/>
-            <w:shd w:fill="EEF2F6" w:val="clear"/>
+            <w:shd w:fill="EDF1F6" w:val="clear"/>
             <w:tcBorders>
               <w:top w:val="single" w:sz="4" w:space="0" w:color="C5CDD6"/>
               <w:left w:val="single" w:sz="4" w:space="0" w:color="C5CDD6"/>
@@ -2505,7 +2505,7 @@
             <w:r/>
             <w:r>
               <w:rPr>
-                <w:rFonts w:ascii="Liberation Serif" w:hAnsi="Liberation Serif" w:eastAsia="Liberation Serif" w:cs="Liberation Serif"/>
+                <w:rFonts w:ascii="Noto Serif" w:hAnsi="Noto Serif" w:eastAsia="Noto Serif" w:cs="Noto Serif"/>
                 <w:b w:val="0"/>
                 <w:color w:val="222222"/>
                 <w:sz w:val="19"/>
@@ -2540,7 +2540,7 @@
             <w:r/>
             <w:r>
               <w:rPr>
-                <w:rFonts w:ascii="Liberation Serif" w:hAnsi="Liberation Serif" w:eastAsia="Liberation Serif" w:cs="Liberation Serif"/>
+                <w:rFonts w:ascii="Noto Serif" w:hAnsi="Noto Serif" w:eastAsia="Noto Serif" w:cs="Noto Serif"/>
                 <w:b w:val="0"/>
                 <w:color w:val="222222"/>
                 <w:sz w:val="19"/>
@@ -2573,7 +2573,7 @@
             <w:r/>
             <w:r>
               <w:rPr>
-                <w:rFonts w:ascii="Liberation Serif" w:hAnsi="Liberation Serif" w:eastAsia="Liberation Serif" w:cs="Liberation Serif"/>
+                <w:rFonts w:ascii="Noto Serif" w:hAnsi="Noto Serif" w:eastAsia="Noto Serif" w:cs="Noto Serif"/>
                 <w:b w:val="0"/>
                 <w:color w:val="222222"/>
                 <w:sz w:val="19"/>
@@ -2606,7 +2606,7 @@
             <w:r/>
             <w:r>
               <w:rPr>
-                <w:rFonts w:ascii="Liberation Serif" w:hAnsi="Liberation Serif" w:eastAsia="Liberation Serif" w:cs="Liberation Serif"/>
+                <w:rFonts w:ascii="Noto Serif" w:hAnsi="Noto Serif" w:eastAsia="Noto Serif" w:cs="Noto Serif"/>
                 <w:b w:val="0"/>
                 <w:color w:val="222222"/>
                 <w:sz w:val="19"/>
@@ -2639,7 +2639,7 @@
             <w:r/>
             <w:r>
               <w:rPr>
-                <w:rFonts w:ascii="Liberation Serif" w:hAnsi="Liberation Serif" w:eastAsia="Liberation Serif" w:cs="Liberation Serif"/>
+                <w:rFonts w:ascii="Noto Serif" w:hAnsi="Noto Serif" w:eastAsia="Noto Serif" w:cs="Noto Serif"/>
                 <w:b w:val="0"/>
                 <w:color w:val="222222"/>
                 <w:sz w:val="19"/>
@@ -3008,12 +3008,12 @@
     </w:p>
     <w:p>
       <w:pPr>
-        <w:spacing w:before="0" w:after="240" w:line="427" w:lineRule="auto"/>
-        <w:ind w:firstLine="288"/>
+        <w:spacing w:before="0" w:after="200" w:line="379" w:lineRule="auto"/>
+        <w:ind w:firstLine="317"/>
       </w:pPr>
       <w:r>
         <w:rPr>
-          <w:rFonts w:ascii="Liberation Serif" w:hAnsi="Liberation Serif" w:eastAsia="Liberation Serif" w:cs="Liberation Serif"/>
+          <w:rFonts w:ascii="Noto Serif" w:hAnsi="Noto Serif" w:eastAsia="Noto Serif" w:cs="Noto Serif"/>
           <w:color w:val="222222"/>
           <w:sz w:val="24"/>
         </w:rPr>
@@ -3030,12 +3030,12 @@
     </w:p>
     <w:p>
       <w:pPr>
-        <w:spacing w:before="0" w:after="240" w:line="427" w:lineRule="auto"/>
-        <w:ind w:firstLine="288"/>
+        <w:spacing w:before="0" w:after="200" w:line="379" w:lineRule="auto"/>
+        <w:ind w:firstLine="317"/>
       </w:pPr>
       <w:r>
         <w:rPr>
-          <w:rFonts w:ascii="Liberation Serif" w:hAnsi="Liberation Serif" w:eastAsia="Liberation Serif" w:cs="Liberation Serif"/>
+          <w:rFonts w:ascii="Noto Serif" w:hAnsi="Noto Serif" w:eastAsia="Noto Serif" w:cs="Noto Serif"/>
           <w:color w:val="222222"/>
           <w:sz w:val="24"/>
         </w:rPr>
@@ -3052,12 +3052,12 @@
     </w:p>
     <w:p>
       <w:pPr>
-        <w:spacing w:before="0" w:after="240" w:line="427" w:lineRule="auto"/>
-        <w:ind w:firstLine="288"/>
+        <w:spacing w:before="0" w:after="200" w:line="379" w:lineRule="auto"/>
+        <w:ind w:firstLine="317"/>
       </w:pPr>
       <w:r>
         <w:rPr>
-          <w:rFonts w:ascii="Liberation Serif" w:hAnsi="Liberation Serif" w:eastAsia="Liberation Serif" w:cs="Liberation Serif"/>
+          <w:rFonts w:ascii="Noto Serif" w:hAnsi="Noto Serif" w:eastAsia="Noto Serif" w:cs="Noto Serif"/>
           <w:color w:val="222222"/>
           <w:sz w:val="24"/>
         </w:rPr>
@@ -3074,12 +3074,12 @@
     </w:p>
     <w:p>
       <w:pPr>
-        <w:spacing w:before="0" w:after="240" w:line="427" w:lineRule="auto"/>
-        <w:ind w:firstLine="288"/>
+        <w:spacing w:before="0" w:after="200" w:line="379" w:lineRule="auto"/>
+        <w:ind w:firstLine="317"/>
       </w:pPr>
       <w:r>
         <w:rPr>
-          <w:rFonts w:ascii="Liberation Serif" w:hAnsi="Liberation Serif" w:eastAsia="Liberation Serif" w:cs="Liberation Serif"/>
+          <w:rFonts w:ascii="Noto Serif" w:hAnsi="Noto Serif" w:eastAsia="Noto Serif" w:cs="Noto Serif"/>
           <w:color w:val="222222"/>
           <w:sz w:val="24"/>
         </w:rPr>
@@ -3096,12 +3096,12 @@
     </w:p>
     <w:p>
       <w:pPr>
-        <w:spacing w:before="0" w:after="240" w:line="427" w:lineRule="auto"/>
-        <w:ind w:firstLine="288"/>
+        <w:spacing w:before="0" w:after="200" w:line="379" w:lineRule="auto"/>
+        <w:ind w:firstLine="317"/>
       </w:pPr>
       <w:r>
         <w:rPr>
-          <w:rFonts w:ascii="Liberation Serif" w:hAnsi="Liberation Serif" w:eastAsia="Liberation Serif" w:cs="Liberation Serif"/>
+          <w:rFonts w:ascii="Noto Serif" w:hAnsi="Noto Serif" w:eastAsia="Noto Serif" w:cs="Noto Serif"/>
           <w:color w:val="222222"/>
           <w:sz w:val="24"/>
         </w:rPr>
@@ -3140,12 +3140,12 @@
         <w:tc>
           <w:tcPr>
             <w:tcW w:type="dxa" w:w="1786"/>
-            <w:shd w:fill="1B365D" w:val="clear"/>
+            <w:shd w:fill="1E3A5F" w:val="clear"/>
             <w:tcBorders>
-              <w:top w:val="single" w:sz="4" w:space="0" w:color="1B365D"/>
-              <w:left w:val="single" w:sz="4" w:space="0" w:color="1B365D"/>
-              <w:bottom w:val="single" w:sz="4" w:space="0" w:color="1B365D"/>
-              <w:right w:val="single" w:sz="4" w:space="0" w:color="1B365D"/>
+              <w:top w:val="single" w:sz="4" w:space="0" w:color="1E3A5F"/>
+              <w:left w:val="single" w:sz="4" w:space="0" w:color="1E3A5F"/>
+              <w:bottom w:val="single" w:sz="4" w:space="0" w:color="1E3A5F"/>
+              <w:right w:val="single" w:sz="4" w:space="0" w:color="1E3A5F"/>
             </w:tcBorders>
             <w:tcMar>
               <w:top w:w="50" w:type="dxa"/>
@@ -3173,12 +3173,12 @@
         <w:tc>
           <w:tcPr>
             <w:tcW w:type="dxa" w:w="1786"/>
-            <w:shd w:fill="1B365D" w:val="clear"/>
+            <w:shd w:fill="1E3A5F" w:val="clear"/>
             <w:tcBorders>
-              <w:top w:val="single" w:sz="4" w:space="0" w:color="1B365D"/>
-              <w:left w:val="single" w:sz="4" w:space="0" w:color="1B365D"/>
-              <w:bottom w:val="single" w:sz="4" w:space="0" w:color="1B365D"/>
-              <w:right w:val="single" w:sz="4" w:space="0" w:color="1B365D"/>
+              <w:top w:val="single" w:sz="4" w:space="0" w:color="1E3A5F"/>
+              <w:left w:val="single" w:sz="4" w:space="0" w:color="1E3A5F"/>
+              <w:bottom w:val="single" w:sz="4" w:space="0" w:color="1E3A5F"/>
+              <w:right w:val="single" w:sz="4" w:space="0" w:color="1E3A5F"/>
             </w:tcBorders>
             <w:tcMar>
               <w:top w:w="50" w:type="dxa"/>
@@ -3206,12 +3206,12 @@
         <w:tc>
           <w:tcPr>
             <w:tcW w:type="dxa" w:w="1786"/>
-            <w:shd w:fill="1B365D" w:val="clear"/>
+            <w:shd w:fill="1E3A5F" w:val="clear"/>
             <w:tcBorders>
-              <w:top w:val="single" w:sz="4" w:space="0" w:color="1B365D"/>
-              <w:left w:val="single" w:sz="4" w:space="0" w:color="1B365D"/>
-              <w:bottom w:val="single" w:sz="4" w:space="0" w:color="1B365D"/>
-              <w:right w:val="single" w:sz="4" w:space="0" w:color="1B365D"/>
+              <w:top w:val="single" w:sz="4" w:space="0" w:color="1E3A5F"/>
+              <w:left w:val="single" w:sz="4" w:space="0" w:color="1E3A5F"/>
+              <w:bottom w:val="single" w:sz="4" w:space="0" w:color="1E3A5F"/>
+              <w:right w:val="single" w:sz="4" w:space="0" w:color="1E3A5F"/>
             </w:tcBorders>
             <w:tcMar>
               <w:top w:w="50" w:type="dxa"/>
@@ -3239,12 +3239,12 @@
         <w:tc>
           <w:tcPr>
             <w:tcW w:type="dxa" w:w="1786"/>
-            <w:shd w:fill="1B365D" w:val="clear"/>
+            <w:shd w:fill="1E3A5F" w:val="clear"/>
             <w:tcBorders>
-              <w:top w:val="single" w:sz="4" w:space="0" w:color="1B365D"/>
-              <w:left w:val="single" w:sz="4" w:space="0" w:color="1B365D"/>
-              <w:bottom w:val="single" w:sz="4" w:space="0" w:color="1B365D"/>
-              <w:right w:val="single" w:sz="4" w:space="0" w:color="1B365D"/>
+              <w:top w:val="single" w:sz="4" w:space="0" w:color="1E3A5F"/>
+              <w:left w:val="single" w:sz="4" w:space="0" w:color="1E3A5F"/>
+              <w:bottom w:val="single" w:sz="4" w:space="0" w:color="1E3A5F"/>
+              <w:right w:val="single" w:sz="4" w:space="0" w:color="1E3A5F"/>
             </w:tcBorders>
             <w:tcMar>
               <w:top w:w="50" w:type="dxa"/>
@@ -3272,12 +3272,12 @@
         <w:tc>
           <w:tcPr>
             <w:tcW w:type="dxa" w:w="1786"/>
-            <w:shd w:fill="1B365D" w:val="clear"/>
+            <w:shd w:fill="1E3A5F" w:val="clear"/>
             <w:tcBorders>
-              <w:top w:val="single" w:sz="4" w:space="0" w:color="1B365D"/>
-              <w:left w:val="single" w:sz="4" w:space="0" w:color="1B365D"/>
-              <w:bottom w:val="single" w:sz="4" w:space="0" w:color="1B365D"/>
-              <w:right w:val="single" w:sz="4" w:space="0" w:color="1B365D"/>
+              <w:top w:val="single" w:sz="4" w:space="0" w:color="1E3A5F"/>
+              <w:left w:val="single" w:sz="4" w:space="0" w:color="1E3A5F"/>
+              <w:bottom w:val="single" w:sz="4" w:space="0" w:color="1E3A5F"/>
+              <w:right w:val="single" w:sz="4" w:space="0" w:color="1E3A5F"/>
             </w:tcBorders>
             <w:tcMar>
               <w:top w:w="50" w:type="dxa"/>
@@ -3328,7 +3328,7 @@
             <w:r/>
             <w:r>
               <w:rPr>
-                <w:rFonts w:ascii="Liberation Serif" w:hAnsi="Liberation Serif" w:eastAsia="Liberation Serif" w:cs="Liberation Serif"/>
+                <w:rFonts w:ascii="Noto Serif" w:hAnsi="Noto Serif" w:eastAsia="Noto Serif" w:cs="Noto Serif"/>
                 <w:b w:val="0"/>
                 <w:color w:val="222222"/>
                 <w:sz w:val="19"/>
@@ -3361,7 +3361,7 @@
             <w:r/>
             <w:r>
               <w:rPr>
-                <w:rFonts w:ascii="Liberation Serif" w:hAnsi="Liberation Serif" w:eastAsia="Liberation Serif" w:cs="Liberation Serif"/>
+                <w:rFonts w:ascii="Noto Serif" w:hAnsi="Noto Serif" w:eastAsia="Noto Serif" w:cs="Noto Serif"/>
                 <w:b w:val="0"/>
                 <w:color w:val="222222"/>
                 <w:sz w:val="19"/>
@@ -3394,7 +3394,7 @@
             <w:r/>
             <w:r>
               <w:rPr>
-                <w:rFonts w:ascii="Liberation Serif" w:hAnsi="Liberation Serif" w:eastAsia="Liberation Serif" w:cs="Liberation Serif"/>
+                <w:rFonts w:ascii="Noto Serif" w:hAnsi="Noto Serif" w:eastAsia="Noto Serif" w:cs="Noto Serif"/>
                 <w:b w:val="0"/>
                 <w:color w:val="222222"/>
                 <w:sz w:val="19"/>
@@ -3427,7 +3427,7 @@
             <w:r/>
             <w:r>
               <w:rPr>
-                <w:rFonts w:ascii="Liberation Serif" w:hAnsi="Liberation Serif" w:eastAsia="Liberation Serif" w:cs="Liberation Serif"/>
+                <w:rFonts w:ascii="Noto Serif" w:hAnsi="Noto Serif" w:eastAsia="Noto Serif" w:cs="Noto Serif"/>
                 <w:b w:val="0"/>
                 <w:color w:val="222222"/>
                 <w:sz w:val="19"/>
@@ -3460,7 +3460,7 @@
             <w:r/>
             <w:r>
               <w:rPr>
-                <w:rFonts w:ascii="Liberation Serif" w:hAnsi="Liberation Serif" w:eastAsia="Liberation Serif" w:cs="Liberation Serif"/>
+                <w:rFonts w:ascii="Noto Serif" w:hAnsi="Noto Serif" w:eastAsia="Noto Serif" w:cs="Noto Serif"/>
                 <w:b w:val="0"/>
                 <w:color w:val="222222"/>
                 <w:sz w:val="19"/>
@@ -3474,7 +3474,7 @@
         <w:tc>
           <w:tcPr>
             <w:tcW w:type="dxa" w:w="1786"/>
-            <w:shd w:fill="EEF2F6" w:val="clear"/>
+            <w:shd w:fill="EDF1F6" w:val="clear"/>
             <w:tcBorders>
               <w:top w:val="single" w:sz="4" w:space="0" w:color="C5CDD6"/>
               <w:left w:val="single" w:sz="4" w:space="0" w:color="C5CDD6"/>
@@ -3495,7 +3495,7 @@
             <w:r/>
             <w:r>
               <w:rPr>
-                <w:rFonts w:ascii="Liberation Serif" w:hAnsi="Liberation Serif" w:eastAsia="Liberation Serif" w:cs="Liberation Serif"/>
+                <w:rFonts w:ascii="Noto Serif" w:hAnsi="Noto Serif" w:eastAsia="Noto Serif" w:cs="Noto Serif"/>
                 <w:b w:val="0"/>
                 <w:color w:val="222222"/>
                 <w:sz w:val="19"/>
@@ -3507,7 +3507,7 @@
         <w:tc>
           <w:tcPr>
             <w:tcW w:type="dxa" w:w="1786"/>
-            <w:shd w:fill="EEF2F6" w:val="clear"/>
+            <w:shd w:fill="EDF1F6" w:val="clear"/>
             <w:tcBorders>
               <w:top w:val="single" w:sz="4" w:space="0" w:color="C5CDD6"/>
               <w:left w:val="single" w:sz="4" w:space="0" w:color="C5CDD6"/>
@@ -3528,7 +3528,7 @@
             <w:r/>
             <w:r>
               <w:rPr>
-                <w:rFonts w:ascii="Liberation Serif" w:hAnsi="Liberation Serif" w:eastAsia="Liberation Serif" w:cs="Liberation Serif"/>
+                <w:rFonts w:ascii="Noto Serif" w:hAnsi="Noto Serif" w:eastAsia="Noto Serif" w:cs="Noto Serif"/>
                 <w:b w:val="0"/>
                 <w:color w:val="222222"/>
                 <w:sz w:val="19"/>
@@ -3540,7 +3540,7 @@
         <w:tc>
           <w:tcPr>
             <w:tcW w:type="dxa" w:w="1786"/>
-            <w:shd w:fill="EEF2F6" w:val="clear"/>
+            <w:shd w:fill="EDF1F6" w:val="clear"/>
             <w:tcBorders>
               <w:top w:val="single" w:sz="4" w:space="0" w:color="C5CDD6"/>
               <w:left w:val="single" w:sz="4" w:space="0" w:color="C5CDD6"/>
@@ -3561,7 +3561,7 @@
             <w:r/>
             <w:r>
               <w:rPr>
-                <w:rFonts w:ascii="Liberation Serif" w:hAnsi="Liberation Serif" w:eastAsia="Liberation Serif" w:cs="Liberation Serif"/>
+                <w:rFonts w:ascii="Noto Serif" w:hAnsi="Noto Serif" w:eastAsia="Noto Serif" w:cs="Noto Serif"/>
                 <w:b w:val="0"/>
                 <w:color w:val="222222"/>
                 <w:sz w:val="19"/>
@@ -3573,7 +3573,7 @@
         <w:tc>
           <w:tcPr>
             <w:tcW w:type="dxa" w:w="1786"/>
-            <w:shd w:fill="EEF2F6" w:val="clear"/>
+            <w:shd w:fill="EDF1F6" w:val="clear"/>
             <w:tcBorders>
               <w:top w:val="single" w:sz="4" w:space="0" w:color="C5CDD6"/>
               <w:left w:val="single" w:sz="4" w:space="0" w:color="C5CDD6"/>
@@ -3594,7 +3594,7 @@
             <w:r/>
             <w:r>
               <w:rPr>
-                <w:rFonts w:ascii="Liberation Serif" w:hAnsi="Liberation Serif" w:eastAsia="Liberation Serif" w:cs="Liberation Serif"/>
+                <w:rFonts w:ascii="Noto Serif" w:hAnsi="Noto Serif" w:eastAsia="Noto Serif" w:cs="Noto Serif"/>
                 <w:b w:val="0"/>
                 <w:color w:val="222222"/>
                 <w:sz w:val="19"/>
@@ -3606,7 +3606,7 @@
         <w:tc>
           <w:tcPr>
             <w:tcW w:type="dxa" w:w="1786"/>
-            <w:shd w:fill="EEF2F6" w:val="clear"/>
+            <w:shd w:fill="EDF1F6" w:val="clear"/>
             <w:tcBorders>
               <w:top w:val="single" w:sz="4" w:space="0" w:color="C5CDD6"/>
               <w:left w:val="single" w:sz="4" w:space="0" w:color="C5CDD6"/>
@@ -3627,7 +3627,7 @@
             <w:r/>
             <w:r>
               <w:rPr>
-                <w:rFonts w:ascii="Liberation Serif" w:hAnsi="Liberation Serif" w:eastAsia="Liberation Serif" w:cs="Liberation Serif"/>
+                <w:rFonts w:ascii="Noto Serif" w:hAnsi="Noto Serif" w:eastAsia="Noto Serif" w:cs="Noto Serif"/>
                 <w:b w:val="0"/>
                 <w:color w:val="222222"/>
                 <w:sz w:val="19"/>
@@ -3662,7 +3662,7 @@
             <w:r/>
             <w:r>
               <w:rPr>
-                <w:rFonts w:ascii="Liberation Serif" w:hAnsi="Liberation Serif" w:eastAsia="Liberation Serif" w:cs="Liberation Serif"/>
+                <w:rFonts w:ascii="Noto Serif" w:hAnsi="Noto Serif" w:eastAsia="Noto Serif" w:cs="Noto Serif"/>
                 <w:b w:val="0"/>
                 <w:color w:val="222222"/>
                 <w:sz w:val="19"/>
@@ -3695,7 +3695,7 @@
             <w:r/>
             <w:r>
               <w:rPr>
-                <w:rFonts w:ascii="Liberation Serif" w:hAnsi="Liberation Serif" w:eastAsia="Liberation Serif" w:cs="Liberation Serif"/>
+                <w:rFonts w:ascii="Noto Serif" w:hAnsi="Noto Serif" w:eastAsia="Noto Serif" w:cs="Noto Serif"/>
                 <w:b w:val="0"/>
                 <w:color w:val="222222"/>
                 <w:sz w:val="19"/>
@@ -3728,7 +3728,7 @@
             <w:r/>
             <w:r>
               <w:rPr>
-                <w:rFonts w:ascii="Liberation Serif" w:hAnsi="Liberation Serif" w:eastAsia="Liberation Serif" w:cs="Liberation Serif"/>
+                <w:rFonts w:ascii="Noto Serif" w:hAnsi="Noto Serif" w:eastAsia="Noto Serif" w:cs="Noto Serif"/>
                 <w:b w:val="0"/>
                 <w:color w:val="222222"/>
                 <w:sz w:val="19"/>
@@ -3761,7 +3761,7 @@
             <w:r/>
             <w:r>
               <w:rPr>
-                <w:rFonts w:ascii="Liberation Serif" w:hAnsi="Liberation Serif" w:eastAsia="Liberation Serif" w:cs="Liberation Serif"/>
+                <w:rFonts w:ascii="Noto Serif" w:hAnsi="Noto Serif" w:eastAsia="Noto Serif" w:cs="Noto Serif"/>
                 <w:b w:val="0"/>
                 <w:color w:val="222222"/>
                 <w:sz w:val="19"/>
@@ -3794,7 +3794,7 @@
             <w:r/>
             <w:r>
               <w:rPr>
-                <w:rFonts w:ascii="Liberation Serif" w:hAnsi="Liberation Serif" w:eastAsia="Liberation Serif" w:cs="Liberation Serif"/>
+                <w:rFonts w:ascii="Noto Serif" w:hAnsi="Noto Serif" w:eastAsia="Noto Serif" w:cs="Noto Serif"/>
                 <w:b w:val="0"/>
                 <w:color w:val="222222"/>
                 <w:sz w:val="19"/>
@@ -3808,7 +3808,7 @@
         <w:tc>
           <w:tcPr>
             <w:tcW w:type="dxa" w:w="1786"/>
-            <w:shd w:fill="EEF2F6" w:val="clear"/>
+            <w:shd w:fill="EDF1F6" w:val="clear"/>
             <w:tcBorders>
               <w:top w:val="single" w:sz="4" w:space="0" w:color="C5CDD6"/>
               <w:left w:val="single" w:sz="4" w:space="0" w:color="C5CDD6"/>
@@ -3829,7 +3829,7 @@
             <w:r/>
             <w:r>
               <w:rPr>
-                <w:rFonts w:ascii="Liberation Serif" w:hAnsi="Liberation Serif" w:eastAsia="Liberation Serif" w:cs="Liberation Serif"/>
+                <w:rFonts w:ascii="Noto Serif" w:hAnsi="Noto Serif" w:eastAsia="Noto Serif" w:cs="Noto Serif"/>
                 <w:b w:val="0"/>
                 <w:color w:val="222222"/>
                 <w:sz w:val="19"/>
@@ -3841,7 +3841,7 @@
         <w:tc>
           <w:tcPr>
             <w:tcW w:type="dxa" w:w="1786"/>
-            <w:shd w:fill="EEF2F6" w:val="clear"/>
+            <w:shd w:fill="EDF1F6" w:val="clear"/>
             <w:tcBorders>
               <w:top w:val="single" w:sz="4" w:space="0" w:color="C5CDD6"/>
               <w:left w:val="single" w:sz="4" w:space="0" w:color="C5CDD6"/>
@@ -3862,7 +3862,7 @@
             <w:r/>
             <w:r>
               <w:rPr>
-                <w:rFonts w:ascii="Liberation Serif" w:hAnsi="Liberation Serif" w:eastAsia="Liberation Serif" w:cs="Liberation Serif"/>
+                <w:rFonts w:ascii="Noto Serif" w:hAnsi="Noto Serif" w:eastAsia="Noto Serif" w:cs="Noto Serif"/>
                 <w:b w:val="0"/>
                 <w:color w:val="222222"/>
                 <w:sz w:val="19"/>
@@ -3874,7 +3874,7 @@
         <w:tc>
           <w:tcPr>
             <w:tcW w:type="dxa" w:w="1786"/>
-            <w:shd w:fill="EEF2F6" w:val="clear"/>
+            <w:shd w:fill="EDF1F6" w:val="clear"/>
             <w:tcBorders>
               <w:top w:val="single" w:sz="4" w:space="0" w:color="C5CDD6"/>
               <w:left w:val="single" w:sz="4" w:space="0" w:color="C5CDD6"/>
@@ -3895,7 +3895,7 @@
             <w:r/>
             <w:r>
               <w:rPr>
-                <w:rFonts w:ascii="Liberation Serif" w:hAnsi="Liberation Serif" w:eastAsia="Liberation Serif" w:cs="Liberation Serif"/>
+                <w:rFonts w:ascii="Noto Serif" w:hAnsi="Noto Serif" w:eastAsia="Noto Serif" w:cs="Noto Serif"/>
                 <w:b w:val="0"/>
                 <w:color w:val="222222"/>
                 <w:sz w:val="19"/>
@@ -3907,7 +3907,7 @@
         <w:tc>
           <w:tcPr>
             <w:tcW w:type="dxa" w:w="1786"/>
-            <w:shd w:fill="EEF2F6" w:val="clear"/>
+            <w:shd w:fill="EDF1F6" w:val="clear"/>
             <w:tcBorders>
               <w:top w:val="single" w:sz="4" w:space="0" w:color="C5CDD6"/>
               <w:left w:val="single" w:sz="4" w:space="0" w:color="C5CDD6"/>
@@ -3928,7 +3928,7 @@
             <w:r/>
             <w:r>
               <w:rPr>
-                <w:rFonts w:ascii="Liberation Serif" w:hAnsi="Liberation Serif" w:eastAsia="Liberation Serif" w:cs="Liberation Serif"/>
+                <w:rFonts w:ascii="Noto Serif" w:hAnsi="Noto Serif" w:eastAsia="Noto Serif" w:cs="Noto Serif"/>
                 <w:b w:val="0"/>
                 <w:color w:val="222222"/>
                 <w:sz w:val="19"/>
@@ -3940,7 +3940,7 @@
         <w:tc>
           <w:tcPr>
             <w:tcW w:type="dxa" w:w="1786"/>
-            <w:shd w:fill="EEF2F6" w:val="clear"/>
+            <w:shd w:fill="EDF1F6" w:val="clear"/>
             <w:tcBorders>
               <w:top w:val="single" w:sz="4" w:space="0" w:color="C5CDD6"/>
               <w:left w:val="single" w:sz="4" w:space="0" w:color="C5CDD6"/>
@@ -3961,7 +3961,7 @@
             <w:r/>
             <w:r>
               <w:rPr>
-                <w:rFonts w:ascii="Liberation Serif" w:hAnsi="Liberation Serif" w:eastAsia="Liberation Serif" w:cs="Liberation Serif"/>
+                <w:rFonts w:ascii="Noto Serif" w:hAnsi="Noto Serif" w:eastAsia="Noto Serif" w:cs="Noto Serif"/>
                 <w:b w:val="0"/>
                 <w:color w:val="222222"/>
                 <w:sz w:val="19"/>
@@ -3987,12 +3987,12 @@
     </w:p>
     <w:p>
       <w:pPr>
-        <w:spacing w:before="0" w:after="240" w:line="427" w:lineRule="auto"/>
-        <w:ind w:firstLine="288"/>
+        <w:spacing w:before="0" w:after="200" w:line="379" w:lineRule="auto"/>
+        <w:ind w:firstLine="317"/>
       </w:pPr>
       <w:r>
         <w:rPr>
-          <w:rFonts w:ascii="Liberation Serif" w:hAnsi="Liberation Serif" w:eastAsia="Liberation Serif" w:cs="Liberation Serif"/>
+          <w:rFonts w:ascii="Noto Serif" w:hAnsi="Noto Serif" w:eastAsia="Noto Serif" w:cs="Noto Serif"/>
           <w:color w:val="222222"/>
           <w:sz w:val="24"/>
         </w:rPr>
@@ -4006,7 +4006,7 @@
       </w:pPr>
       <w:r>
         <w:rPr>
-          <w:rFonts w:ascii="Liberation Serif" w:hAnsi="Liberation Serif" w:eastAsia="Liberation Serif" w:cs="Liberation Serif"/>
+          <w:rFonts w:ascii="Noto Serif" w:hAnsi="Noto Serif" w:eastAsia="Noto Serif" w:cs="Noto Serif"/>
           <w:color w:val="222222"/>
           <w:sz w:val="24"/>
         </w:rPr>
@@ -4020,7 +4020,7 @@
       </w:pPr>
       <w:r>
         <w:rPr>
-          <w:rFonts w:ascii="Liberation Serif" w:hAnsi="Liberation Serif" w:eastAsia="Liberation Serif" w:cs="Liberation Serif"/>
+          <w:rFonts w:ascii="Noto Serif" w:hAnsi="Noto Serif" w:eastAsia="Noto Serif" w:cs="Noto Serif"/>
           <w:color w:val="222222"/>
           <w:sz w:val="24"/>
         </w:rPr>
@@ -4034,7 +4034,7 @@
       </w:pPr>
       <w:r>
         <w:rPr>
-          <w:rFonts w:ascii="Liberation Serif" w:hAnsi="Liberation Serif" w:eastAsia="Liberation Serif" w:cs="Liberation Serif"/>
+          <w:rFonts w:ascii="Noto Serif" w:hAnsi="Noto Serif" w:eastAsia="Noto Serif" w:cs="Noto Serif"/>
           <w:color w:val="222222"/>
           <w:sz w:val="24"/>
         </w:rPr>
@@ -4048,7 +4048,7 @@
       </w:pPr>
       <w:r>
         <w:rPr>
-          <w:rFonts w:ascii="Liberation Serif" w:hAnsi="Liberation Serif" w:eastAsia="Liberation Serif" w:cs="Liberation Serif"/>
+          <w:rFonts w:ascii="Noto Serif" w:hAnsi="Noto Serif" w:eastAsia="Noto Serif" w:cs="Noto Serif"/>
           <w:color w:val="222222"/>
           <w:sz w:val="24"/>
         </w:rPr>
@@ -4062,7 +4062,7 @@
       </w:pPr>
       <w:r>
         <w:rPr>
-          <w:rFonts w:ascii="Liberation Serif" w:hAnsi="Liberation Serif" w:eastAsia="Liberation Serif" w:cs="Liberation Serif"/>
+          <w:rFonts w:ascii="Noto Serif" w:hAnsi="Noto Serif" w:eastAsia="Noto Serif" w:cs="Noto Serif"/>
           <w:color w:val="222222"/>
           <w:sz w:val="24"/>
         </w:rPr>
@@ -4076,7 +4076,7 @@
       </w:pPr>
       <w:r>
         <w:rPr>
-          <w:rFonts w:ascii="Liberation Serif" w:hAnsi="Liberation Serif" w:eastAsia="Liberation Serif" w:cs="Liberation Serif"/>
+          <w:rFonts w:ascii="Noto Serif" w:hAnsi="Noto Serif" w:eastAsia="Noto Serif" w:cs="Noto Serif"/>
           <w:color w:val="222222"/>
           <w:sz w:val="24"/>
         </w:rPr>
@@ -4090,7 +4090,7 @@
       </w:pPr>
       <w:r>
         <w:rPr>
-          <w:rFonts w:ascii="Liberation Serif" w:hAnsi="Liberation Serif" w:eastAsia="Liberation Serif" w:cs="Liberation Serif"/>
+          <w:rFonts w:ascii="Noto Serif" w:hAnsi="Noto Serif" w:eastAsia="Noto Serif" w:cs="Noto Serif"/>
           <w:color w:val="222222"/>
           <w:sz w:val="24"/>
         </w:rPr>
@@ -4351,12 +4351,12 @@
     </w:p>
     <w:p>
       <w:pPr>
-        <w:spacing w:before="0" w:after="240" w:line="427" w:lineRule="auto"/>
-        <w:ind w:firstLine="288"/>
+        <w:spacing w:before="0" w:after="200" w:line="379" w:lineRule="auto"/>
+        <w:ind w:firstLine="317"/>
       </w:pPr>
       <w:r>
         <w:rPr>
-          <w:rFonts w:ascii="Liberation Serif" w:hAnsi="Liberation Serif" w:eastAsia="Liberation Serif" w:cs="Liberation Serif"/>
+          <w:rFonts w:ascii="Noto Serif" w:hAnsi="Noto Serif" w:eastAsia="Noto Serif" w:cs="Noto Serif"/>
           <w:color w:val="222222"/>
           <w:sz w:val="24"/>
         </w:rPr>
@@ -4365,12 +4365,12 @@
     </w:p>
     <w:p>
       <w:pPr>
-        <w:spacing w:before="0" w:after="240" w:line="427" w:lineRule="auto"/>
-        <w:ind w:firstLine="288"/>
+        <w:spacing w:before="0" w:after="200" w:line="379" w:lineRule="auto"/>
+        <w:ind w:firstLine="317"/>
       </w:pPr>
       <w:r>
         <w:rPr>
-          <w:rFonts w:ascii="Liberation Serif" w:hAnsi="Liberation Serif" w:eastAsia="Liberation Serif" w:cs="Liberation Serif"/>
+          <w:rFonts w:ascii="Noto Serif" w:hAnsi="Noto Serif" w:eastAsia="Noto Serif" w:cs="Noto Serif"/>
           <w:color w:val="222222"/>
           <w:sz w:val="24"/>
         </w:rPr>
@@ -4629,7 +4629,7 @@
             </w:pPr>
             <w:r>
               <w:rPr>
-                <w:rFonts w:ascii="Liberation Serif" w:hAnsi="Liberation Serif" w:eastAsia="Liberation Serif" w:cs="Liberation Serif"/>
+                <w:rFonts w:ascii="Noto Serif" w:hAnsi="Noto Serif" w:eastAsia="Noto Serif" w:cs="Noto Serif"/>
                 <w:color w:val="222222"/>
                 <w:sz w:val="21"/>
               </w:rPr>
@@ -4646,12 +4646,12 @@
     </w:p>
     <w:p>
       <w:pPr>
-        <w:spacing w:before="0" w:after="240" w:line="427" w:lineRule="auto"/>
-        <w:ind w:firstLine="288"/>
+        <w:spacing w:before="0" w:after="200" w:line="379" w:lineRule="auto"/>
+        <w:ind w:firstLine="317"/>
       </w:pPr>
       <w:r>
         <w:rPr>
-          <w:rFonts w:ascii="Liberation Serif" w:hAnsi="Liberation Serif" w:eastAsia="Liberation Serif" w:cs="Liberation Serif"/>
+          <w:rFonts w:ascii="Noto Serif" w:hAnsi="Noto Serif" w:eastAsia="Noto Serif" w:cs="Noto Serif"/>
           <w:color w:val="222222"/>
           <w:sz w:val="24"/>
         </w:rPr>
@@ -4668,12 +4668,12 @@
     </w:p>
     <w:p>
       <w:pPr>
-        <w:spacing w:before="0" w:after="240" w:line="427" w:lineRule="auto"/>
-        <w:ind w:firstLine="288"/>
+        <w:spacing w:before="0" w:after="200" w:line="379" w:lineRule="auto"/>
+        <w:ind w:firstLine="317"/>
       </w:pPr>
       <w:r>
         <w:rPr>
-          <w:rFonts w:ascii="Liberation Serif" w:hAnsi="Liberation Serif" w:eastAsia="Liberation Serif" w:cs="Liberation Serif"/>
+          <w:rFonts w:ascii="Noto Serif" w:hAnsi="Noto Serif" w:eastAsia="Noto Serif" w:cs="Noto Serif"/>
           <w:color w:val="222222"/>
           <w:sz w:val="24"/>
         </w:rPr>
@@ -4682,12 +4682,12 @@
     </w:p>
     <w:p>
       <w:pPr>
-        <w:spacing w:before="0" w:after="240" w:line="427" w:lineRule="auto"/>
-        <w:ind w:firstLine="288"/>
+        <w:spacing w:before="0" w:after="200" w:line="379" w:lineRule="auto"/>
+        <w:ind w:firstLine="317"/>
       </w:pPr>
       <w:r>
         <w:rPr>
-          <w:rFonts w:ascii="Liberation Serif" w:hAnsi="Liberation Serif" w:eastAsia="Liberation Serif" w:cs="Liberation Serif"/>
+          <w:rFonts w:ascii="Noto Serif" w:hAnsi="Noto Serif" w:eastAsia="Noto Serif" w:cs="Noto Serif"/>
           <w:color w:val="222222"/>
           <w:sz w:val="24"/>
         </w:rPr>
@@ -4704,12 +4704,12 @@
     </w:p>
     <w:p>
       <w:pPr>
-        <w:spacing w:before="0" w:after="240" w:line="427" w:lineRule="auto"/>
-        <w:ind w:firstLine="288"/>
+        <w:spacing w:before="0" w:after="200" w:line="379" w:lineRule="auto"/>
+        <w:ind w:firstLine="317"/>
       </w:pPr>
       <w:r>
         <w:rPr>
-          <w:rFonts w:ascii="Liberation Serif" w:hAnsi="Liberation Serif" w:eastAsia="Liberation Serif" w:cs="Liberation Serif"/>
+          <w:rFonts w:ascii="Noto Serif" w:hAnsi="Noto Serif" w:eastAsia="Noto Serif" w:cs="Noto Serif"/>
           <w:color w:val="222222"/>
           <w:sz w:val="24"/>
         </w:rPr>
@@ -4718,12 +4718,12 @@
     </w:p>
     <w:p>
       <w:pPr>
-        <w:spacing w:before="0" w:after="240" w:line="427" w:lineRule="auto"/>
-        <w:ind w:firstLine="288"/>
+        <w:spacing w:before="0" w:after="200" w:line="379" w:lineRule="auto"/>
+        <w:ind w:firstLine="317"/>
       </w:pPr>
       <w:r>
         <w:rPr>
-          <w:rFonts w:ascii="Liberation Serif" w:hAnsi="Liberation Serif" w:eastAsia="Liberation Serif" w:cs="Liberation Serif"/>
+          <w:rFonts w:ascii="Noto Serif" w:hAnsi="Noto Serif" w:eastAsia="Noto Serif" w:cs="Noto Serif"/>
           <w:color w:val="222222"/>
           <w:sz w:val="24"/>
         </w:rPr>
@@ -4732,12 +4732,12 @@
     </w:p>
     <w:p>
       <w:pPr>
-        <w:spacing w:before="0" w:after="240" w:line="427" w:lineRule="auto"/>
-        <w:ind w:firstLine="288"/>
+        <w:spacing w:before="0" w:after="200" w:line="379" w:lineRule="auto"/>
+        <w:ind w:firstLine="317"/>
       </w:pPr>
       <w:r>
         <w:rPr>
-          <w:rFonts w:ascii="Liberation Serif" w:hAnsi="Liberation Serif" w:eastAsia="Liberation Serif" w:cs="Liberation Serif"/>
+          <w:rFonts w:ascii="Noto Serif" w:hAnsi="Noto Serif" w:eastAsia="Noto Serif" w:cs="Noto Serif"/>
           <w:color w:val="222222"/>
           <w:sz w:val="24"/>
         </w:rPr>
@@ -4746,12 +4746,12 @@
     </w:p>
     <w:p>
       <w:pPr>
-        <w:spacing w:before="0" w:after="240" w:line="427" w:lineRule="auto"/>
-        <w:ind w:firstLine="288"/>
+        <w:spacing w:before="0" w:after="200" w:line="379" w:lineRule="auto"/>
+        <w:ind w:firstLine="317"/>
       </w:pPr>
       <w:r>
         <w:rPr>
-          <w:rFonts w:ascii="Liberation Serif" w:hAnsi="Liberation Serif" w:eastAsia="Liberation Serif" w:cs="Liberation Serif"/>
+          <w:rFonts w:ascii="Noto Serif" w:hAnsi="Noto Serif" w:eastAsia="Noto Serif" w:cs="Noto Serif"/>
           <w:color w:val="222222"/>
           <w:sz w:val="24"/>
         </w:rPr>
@@ -4797,12 +4797,12 @@
         <w:tc>
           <w:tcPr>
             <w:tcW w:type="dxa" w:w="2232"/>
-            <w:shd w:fill="1B365D" w:val="clear"/>
+            <w:shd w:fill="1E3A5F" w:val="clear"/>
             <w:tcBorders>
-              <w:top w:val="single" w:sz="4" w:space="0" w:color="1B365D"/>
-              <w:left w:val="single" w:sz="4" w:space="0" w:color="1B365D"/>
-              <w:bottom w:val="single" w:sz="4" w:space="0" w:color="1B365D"/>
-              <w:right w:val="single" w:sz="4" w:space="0" w:color="1B365D"/>
+              <w:top w:val="single" w:sz="4" w:space="0" w:color="1E3A5F"/>
+              <w:left w:val="single" w:sz="4" w:space="0" w:color="1E3A5F"/>
+              <w:bottom w:val="single" w:sz="4" w:space="0" w:color="1E3A5F"/>
+              <w:right w:val="single" w:sz="4" w:space="0" w:color="1E3A5F"/>
             </w:tcBorders>
             <w:tcMar>
               <w:top w:w="50" w:type="dxa"/>
@@ -4830,12 +4830,12 @@
         <w:tc>
           <w:tcPr>
             <w:tcW w:type="dxa" w:w="2232"/>
-            <w:shd w:fill="1B365D" w:val="clear"/>
+            <w:shd w:fill="1E3A5F" w:val="clear"/>
             <w:tcBorders>
-              <w:top w:val="single" w:sz="4" w:space="0" w:color="1B365D"/>
-              <w:left w:val="single" w:sz="4" w:space="0" w:color="1B365D"/>
-              <w:bottom w:val="single" w:sz="4" w:space="0" w:color="1B365D"/>
-              <w:right w:val="single" w:sz="4" w:space="0" w:color="1B365D"/>
+              <w:top w:val="single" w:sz="4" w:space="0" w:color="1E3A5F"/>
+              <w:left w:val="single" w:sz="4" w:space="0" w:color="1E3A5F"/>
+              <w:bottom w:val="single" w:sz="4" w:space="0" w:color="1E3A5F"/>
+              <w:right w:val="single" w:sz="4" w:space="0" w:color="1E3A5F"/>
             </w:tcBorders>
             <w:tcMar>
               <w:top w:w="50" w:type="dxa"/>
@@ -4863,12 +4863,12 @@
         <w:tc>
           <w:tcPr>
             <w:tcW w:type="dxa" w:w="2232"/>
-            <w:shd w:fill="1B365D" w:val="clear"/>
+            <w:shd w:fill="1E3A5F" w:val="clear"/>
             <w:tcBorders>
-              <w:top w:val="single" w:sz="4" w:space="0" w:color="1B365D"/>
-              <w:left w:val="single" w:sz="4" w:space="0" w:color="1B365D"/>
-              <w:bottom w:val="single" w:sz="4" w:space="0" w:color="1B365D"/>
-              <w:right w:val="single" w:sz="4" w:space="0" w:color="1B365D"/>
+              <w:top w:val="single" w:sz="4" w:space="0" w:color="1E3A5F"/>
+              <w:left w:val="single" w:sz="4" w:space="0" w:color="1E3A5F"/>
+              <w:bottom w:val="single" w:sz="4" w:space="0" w:color="1E3A5F"/>
+              <w:right w:val="single" w:sz="4" w:space="0" w:color="1E3A5F"/>
             </w:tcBorders>
             <w:tcMar>
               <w:top w:w="50" w:type="dxa"/>
@@ -4896,12 +4896,12 @@
         <w:tc>
           <w:tcPr>
             <w:tcW w:type="dxa" w:w="2232"/>
-            <w:shd w:fill="1B365D" w:val="clear"/>
+            <w:shd w:fill="1E3A5F" w:val="clear"/>
             <w:tcBorders>
-              <w:top w:val="single" w:sz="4" w:space="0" w:color="1B365D"/>
-              <w:left w:val="single" w:sz="4" w:space="0" w:color="1B365D"/>
-              <w:bottom w:val="single" w:sz="4" w:space="0" w:color="1B365D"/>
-              <w:right w:val="single" w:sz="4" w:space="0" w:color="1B365D"/>
+              <w:top w:val="single" w:sz="4" w:space="0" w:color="1E3A5F"/>
+              <w:left w:val="single" w:sz="4" w:space="0" w:color="1E3A5F"/>
+              <w:bottom w:val="single" w:sz="4" w:space="0" w:color="1E3A5F"/>
+              <w:right w:val="single" w:sz="4" w:space="0" w:color="1E3A5F"/>
             </w:tcBorders>
             <w:tcMar>
               <w:top w:w="50" w:type="dxa"/>
@@ -4952,7 +4952,7 @@
             <w:r/>
             <w:r>
               <w:rPr>
-                <w:rFonts w:ascii="Liberation Serif" w:hAnsi="Liberation Serif" w:eastAsia="Liberation Serif" w:cs="Liberation Serif"/>
+                <w:rFonts w:ascii="Noto Serif" w:hAnsi="Noto Serif" w:eastAsia="Noto Serif" w:cs="Noto Serif"/>
                 <w:b w:val="0"/>
                 <w:color w:val="222222"/>
                 <w:sz w:val="19"/>
@@ -4985,7 +4985,7 @@
             <w:r/>
             <w:r>
               <w:rPr>
-                <w:rFonts w:ascii="Liberation Serif" w:hAnsi="Liberation Serif" w:eastAsia="Liberation Serif" w:cs="Liberation Serif"/>
+                <w:rFonts w:ascii="Noto Serif" w:hAnsi="Noto Serif" w:eastAsia="Noto Serif" w:cs="Noto Serif"/>
                 <w:b w:val="0"/>
                 <w:color w:val="222222"/>
                 <w:sz w:val="19"/>
@@ -5018,7 +5018,7 @@
             <w:r/>
             <w:r>
               <w:rPr>
-                <w:rFonts w:ascii="Liberation Serif" w:hAnsi="Liberation Serif" w:eastAsia="Liberation Serif" w:cs="Liberation Serif"/>
+                <w:rFonts w:ascii="Noto Serif" w:hAnsi="Noto Serif" w:eastAsia="Noto Serif" w:cs="Noto Serif"/>
                 <w:b w:val="0"/>
                 <w:color w:val="222222"/>
                 <w:sz w:val="19"/>
@@ -5051,7 +5051,7 @@
             <w:r/>
             <w:r>
               <w:rPr>
-                <w:rFonts w:ascii="Liberation Serif" w:hAnsi="Liberation Serif" w:eastAsia="Liberation Serif" w:cs="Liberation Serif"/>
+                <w:rFonts w:ascii="Noto Serif" w:hAnsi="Noto Serif" w:eastAsia="Noto Serif" w:cs="Noto Serif"/>
                 <w:b w:val="0"/>
                 <w:color w:val="222222"/>
                 <w:sz w:val="19"/>
@@ -5065,7 +5065,7 @@
         <w:tc>
           <w:tcPr>
             <w:tcW w:type="dxa" w:w="2232"/>
-            <w:shd w:fill="EEF2F6" w:val="clear"/>
+            <w:shd w:fill="EDF1F6" w:val="clear"/>
             <w:tcBorders>
               <w:top w:val="single" w:sz="4" w:space="0" w:color="C5CDD6"/>
               <w:left w:val="single" w:sz="4" w:space="0" w:color="C5CDD6"/>
@@ -5086,7 +5086,7 @@
             <w:r/>
             <w:r>
               <w:rPr>
-                <w:rFonts w:ascii="Liberation Serif" w:hAnsi="Liberation Serif" w:eastAsia="Liberation Serif" w:cs="Liberation Serif"/>
+                <w:rFonts w:ascii="Noto Serif" w:hAnsi="Noto Serif" w:eastAsia="Noto Serif" w:cs="Noto Serif"/>
                 <w:b w:val="0"/>
                 <w:color w:val="222222"/>
                 <w:sz w:val="19"/>
@@ -5098,7 +5098,7 @@
         <w:tc>
           <w:tcPr>
             <w:tcW w:type="dxa" w:w="2232"/>
-            <w:shd w:fill="EEF2F6" w:val="clear"/>
+            <w:shd w:fill="EDF1F6" w:val="clear"/>
             <w:tcBorders>
               <w:top w:val="single" w:sz="4" w:space="0" w:color="C5CDD6"/>
               <w:left w:val="single" w:sz="4" w:space="0" w:color="C5CDD6"/>
@@ -5119,7 +5119,7 @@
             <w:r/>
             <w:r>
               <w:rPr>
-                <w:rFonts w:ascii="Liberation Serif" w:hAnsi="Liberation Serif" w:eastAsia="Liberation Serif" w:cs="Liberation Serif"/>
+                <w:rFonts w:ascii="Noto Serif" w:hAnsi="Noto Serif" w:eastAsia="Noto Serif" w:cs="Noto Serif"/>
                 <w:b w:val="0"/>
                 <w:color w:val="222222"/>
                 <w:sz w:val="19"/>
@@ -5131,7 +5131,7 @@
         <w:tc>
           <w:tcPr>
             <w:tcW w:type="dxa" w:w="2232"/>
-            <w:shd w:fill="EEF2F6" w:val="clear"/>
+            <w:shd w:fill="EDF1F6" w:val="clear"/>
             <w:tcBorders>
               <w:top w:val="single" w:sz="4" w:space="0" w:color="C5CDD6"/>
               <w:left w:val="single" w:sz="4" w:space="0" w:color="C5CDD6"/>
@@ -5152,7 +5152,7 @@
             <w:r/>
             <w:r>
               <w:rPr>
-                <w:rFonts w:ascii="Liberation Serif" w:hAnsi="Liberation Serif" w:eastAsia="Liberation Serif" w:cs="Liberation Serif"/>
+                <w:rFonts w:ascii="Noto Serif" w:hAnsi="Noto Serif" w:eastAsia="Noto Serif" w:cs="Noto Serif"/>
                 <w:b w:val="0"/>
                 <w:color w:val="222222"/>
                 <w:sz w:val="19"/>
@@ -5164,7 +5164,7 @@
         <w:tc>
           <w:tcPr>
             <w:tcW w:type="dxa" w:w="2232"/>
-            <w:shd w:fill="EEF2F6" w:val="clear"/>
+            <w:shd w:fill="EDF1F6" w:val="clear"/>
             <w:tcBorders>
               <w:top w:val="single" w:sz="4" w:space="0" w:color="C5CDD6"/>
               <w:left w:val="single" w:sz="4" w:space="0" w:color="C5CDD6"/>
@@ -5185,7 +5185,7 @@
             <w:r/>
             <w:r>
               <w:rPr>
-                <w:rFonts w:ascii="Liberation Serif" w:hAnsi="Liberation Serif" w:eastAsia="Liberation Serif" w:cs="Liberation Serif"/>
+                <w:rFonts w:ascii="Noto Serif" w:hAnsi="Noto Serif" w:eastAsia="Noto Serif" w:cs="Noto Serif"/>
                 <w:b w:val="0"/>
                 <w:color w:val="222222"/>
                 <w:sz w:val="19"/>
@@ -5220,7 +5220,7 @@
             <w:r/>
             <w:r>
               <w:rPr>
-                <w:rFonts w:ascii="Liberation Serif" w:hAnsi="Liberation Serif" w:eastAsia="Liberation Serif" w:cs="Liberation Serif"/>
+                <w:rFonts w:ascii="Noto Serif" w:hAnsi="Noto Serif" w:eastAsia="Noto Serif" w:cs="Noto Serif"/>
                 <w:b w:val="0"/>
                 <w:color w:val="222222"/>
                 <w:sz w:val="19"/>
@@ -5253,7 +5253,7 @@
             <w:r/>
             <w:r>
               <w:rPr>
-                <w:rFonts w:ascii="Liberation Serif" w:hAnsi="Liberation Serif" w:eastAsia="Liberation Serif" w:cs="Liberation Serif"/>
+                <w:rFonts w:ascii="Noto Serif" w:hAnsi="Noto Serif" w:eastAsia="Noto Serif" w:cs="Noto Serif"/>
                 <w:b w:val="0"/>
                 <w:color w:val="222222"/>
                 <w:sz w:val="19"/>
@@ -5286,7 +5286,7 @@
             <w:r/>
             <w:r>
               <w:rPr>
-                <w:rFonts w:ascii="Liberation Serif" w:hAnsi="Liberation Serif" w:eastAsia="Liberation Serif" w:cs="Liberation Serif"/>
+                <w:rFonts w:ascii="Noto Serif" w:hAnsi="Noto Serif" w:eastAsia="Noto Serif" w:cs="Noto Serif"/>
                 <w:b w:val="0"/>
                 <w:color w:val="222222"/>
                 <w:sz w:val="19"/>
@@ -5319,7 +5319,7 @@
             <w:r/>
             <w:r>
               <w:rPr>
-                <w:rFonts w:ascii="Liberation Serif" w:hAnsi="Liberation Serif" w:eastAsia="Liberation Serif" w:cs="Liberation Serif"/>
+                <w:rFonts w:ascii="Noto Serif" w:hAnsi="Noto Serif" w:eastAsia="Noto Serif" w:cs="Noto Serif"/>
                 <w:b w:val="0"/>
                 <w:color w:val="222222"/>
                 <w:sz w:val="19"/>
@@ -5333,7 +5333,7 @@
         <w:tc>
           <w:tcPr>
             <w:tcW w:type="dxa" w:w="2232"/>
-            <w:shd w:fill="EEF2F6" w:val="clear"/>
+            <w:shd w:fill="EDF1F6" w:val="clear"/>
             <w:tcBorders>
               <w:top w:val="single" w:sz="4" w:space="0" w:color="C5CDD6"/>
               <w:left w:val="single" w:sz="4" w:space="0" w:color="C5CDD6"/>
@@ -5354,7 +5354,7 @@
             <w:r/>
             <w:r>
               <w:rPr>
-                <w:rFonts w:ascii="Liberation Serif" w:hAnsi="Liberation Serif" w:eastAsia="Liberation Serif" w:cs="Liberation Serif"/>
+                <w:rFonts w:ascii="Noto Serif" w:hAnsi="Noto Serif" w:eastAsia="Noto Serif" w:cs="Noto Serif"/>
                 <w:b w:val="0"/>
                 <w:color w:val="222222"/>
                 <w:sz w:val="19"/>
@@ -5366,7 +5366,7 @@
         <w:tc>
           <w:tcPr>
             <w:tcW w:type="dxa" w:w="2232"/>
-            <w:shd w:fill="EEF2F6" w:val="clear"/>
+            <w:shd w:fill="EDF1F6" w:val="clear"/>
             <w:tcBorders>
               <w:top w:val="single" w:sz="4" w:space="0" w:color="C5CDD6"/>
               <w:left w:val="single" w:sz="4" w:space="0" w:color="C5CDD6"/>
@@ -5387,7 +5387,7 @@
             <w:r/>
             <w:r>
               <w:rPr>
-                <w:rFonts w:ascii="Liberation Serif" w:hAnsi="Liberation Serif" w:eastAsia="Liberation Serif" w:cs="Liberation Serif"/>
+                <w:rFonts w:ascii="Noto Serif" w:hAnsi="Noto Serif" w:eastAsia="Noto Serif" w:cs="Noto Serif"/>
                 <w:b w:val="0"/>
                 <w:color w:val="222222"/>
                 <w:sz w:val="19"/>
@@ -5399,7 +5399,7 @@
         <w:tc>
           <w:tcPr>
             <w:tcW w:type="dxa" w:w="2232"/>
-            <w:shd w:fill="EEF2F6" w:val="clear"/>
+            <w:shd w:fill="EDF1F6" w:val="clear"/>
             <w:tcBorders>
               <w:top w:val="single" w:sz="4" w:space="0" w:color="C5CDD6"/>
               <w:left w:val="single" w:sz="4" w:space="0" w:color="C5CDD6"/>
@@ -5420,7 +5420,7 @@
             <w:r/>
             <w:r>
               <w:rPr>
-                <w:rFonts w:ascii="Liberation Serif" w:hAnsi="Liberation Serif" w:eastAsia="Liberation Serif" w:cs="Liberation Serif"/>
+                <w:rFonts w:ascii="Noto Serif" w:hAnsi="Noto Serif" w:eastAsia="Noto Serif" w:cs="Noto Serif"/>
                 <w:b w:val="0"/>
                 <w:color w:val="222222"/>
                 <w:sz w:val="19"/>
@@ -5432,7 +5432,7 @@
         <w:tc>
           <w:tcPr>
             <w:tcW w:type="dxa" w:w="2232"/>
-            <w:shd w:fill="EEF2F6" w:val="clear"/>
+            <w:shd w:fill="EDF1F6" w:val="clear"/>
             <w:tcBorders>
               <w:top w:val="single" w:sz="4" w:space="0" w:color="C5CDD6"/>
               <w:left w:val="single" w:sz="4" w:space="0" w:color="C5CDD6"/>
@@ -5453,7 +5453,7 @@
             <w:r/>
             <w:r>
               <w:rPr>
-                <w:rFonts w:ascii="Liberation Serif" w:hAnsi="Liberation Serif" w:eastAsia="Liberation Serif" w:cs="Liberation Serif"/>
+                <w:rFonts w:ascii="Noto Serif" w:hAnsi="Noto Serif" w:eastAsia="Noto Serif" w:cs="Noto Serif"/>
                 <w:b w:val="0"/>
                 <w:color w:val="222222"/>
                 <w:sz w:val="19"/>
@@ -5488,7 +5488,7 @@
             <w:r/>
             <w:r>
               <w:rPr>
-                <w:rFonts w:ascii="Liberation Serif" w:hAnsi="Liberation Serif" w:eastAsia="Liberation Serif" w:cs="Liberation Serif"/>
+                <w:rFonts w:ascii="Noto Serif" w:hAnsi="Noto Serif" w:eastAsia="Noto Serif" w:cs="Noto Serif"/>
                 <w:b w:val="0"/>
                 <w:color w:val="222222"/>
                 <w:sz w:val="19"/>
@@ -5521,7 +5521,7 @@
             <w:r/>
             <w:r>
               <w:rPr>
-                <w:rFonts w:ascii="Liberation Serif" w:hAnsi="Liberation Serif" w:eastAsia="Liberation Serif" w:cs="Liberation Serif"/>
+                <w:rFonts w:ascii="Noto Serif" w:hAnsi="Noto Serif" w:eastAsia="Noto Serif" w:cs="Noto Serif"/>
                 <w:b w:val="0"/>
                 <w:color w:val="222222"/>
                 <w:sz w:val="19"/>
@@ -5554,7 +5554,7 @@
             <w:r/>
             <w:r>
               <w:rPr>
-                <w:rFonts w:ascii="Liberation Serif" w:hAnsi="Liberation Serif" w:eastAsia="Liberation Serif" w:cs="Liberation Serif"/>
+                <w:rFonts w:ascii="Noto Serif" w:hAnsi="Noto Serif" w:eastAsia="Noto Serif" w:cs="Noto Serif"/>
                 <w:b w:val="0"/>
                 <w:color w:val="222222"/>
                 <w:sz w:val="19"/>
@@ -5587,7 +5587,7 @@
             <w:r/>
             <w:r>
               <w:rPr>
-                <w:rFonts w:ascii="Liberation Serif" w:hAnsi="Liberation Serif" w:eastAsia="Liberation Serif" w:cs="Liberation Serif"/>
+                <w:rFonts w:ascii="Noto Serif" w:hAnsi="Noto Serif" w:eastAsia="Noto Serif" w:cs="Noto Serif"/>
                 <w:b w:val="0"/>
                 <w:color w:val="222222"/>
                 <w:sz w:val="19"/>
@@ -5601,7 +5601,7 @@
         <w:tc>
           <w:tcPr>
             <w:tcW w:type="dxa" w:w="2232"/>
-            <w:shd w:fill="EEF2F6" w:val="clear"/>
+            <w:shd w:fill="EDF1F6" w:val="clear"/>
             <w:tcBorders>
               <w:top w:val="single" w:sz="4" w:space="0" w:color="C5CDD6"/>
               <w:left w:val="single" w:sz="4" w:space="0" w:color="C5CDD6"/>
@@ -5622,7 +5622,7 @@
             <w:r/>
             <w:r>
               <w:rPr>
-                <w:rFonts w:ascii="Liberation Serif" w:hAnsi="Liberation Serif" w:eastAsia="Liberation Serif" w:cs="Liberation Serif"/>
+                <w:rFonts w:ascii="Noto Serif" w:hAnsi="Noto Serif" w:eastAsia="Noto Serif" w:cs="Noto Serif"/>
                 <w:b w:val="0"/>
                 <w:color w:val="222222"/>
                 <w:sz w:val="19"/>
@@ -5634,7 +5634,7 @@
         <w:tc>
           <w:tcPr>
             <w:tcW w:type="dxa" w:w="2232"/>
-            <w:shd w:fill="EEF2F6" w:val="clear"/>
+            <w:shd w:fill="EDF1F6" w:val="clear"/>
             <w:tcBorders>
               <w:top w:val="single" w:sz="4" w:space="0" w:color="C5CDD6"/>
               <w:left w:val="single" w:sz="4" w:space="0" w:color="C5CDD6"/>
@@ -5655,7 +5655,7 @@
             <w:r/>
             <w:r>
               <w:rPr>
-                <w:rFonts w:ascii="Liberation Serif" w:hAnsi="Liberation Serif" w:eastAsia="Liberation Serif" w:cs="Liberation Serif"/>
+                <w:rFonts w:ascii="Noto Serif" w:hAnsi="Noto Serif" w:eastAsia="Noto Serif" w:cs="Noto Serif"/>
                 <w:b w:val="0"/>
                 <w:color w:val="222222"/>
                 <w:sz w:val="19"/>
@@ -5667,7 +5667,7 @@
         <w:tc>
           <w:tcPr>
             <w:tcW w:type="dxa" w:w="2232"/>
-            <w:shd w:fill="EEF2F6" w:val="clear"/>
+            <w:shd w:fill="EDF1F6" w:val="clear"/>
             <w:tcBorders>
               <w:top w:val="single" w:sz="4" w:space="0" w:color="C5CDD6"/>
               <w:left w:val="single" w:sz="4" w:space="0" w:color="C5CDD6"/>
@@ -5688,7 +5688,7 @@
             <w:r/>
             <w:r>
               <w:rPr>
-                <w:rFonts w:ascii="Liberation Serif" w:hAnsi="Liberation Serif" w:eastAsia="Liberation Serif" w:cs="Liberation Serif"/>
+                <w:rFonts w:ascii="Noto Serif" w:hAnsi="Noto Serif" w:eastAsia="Noto Serif" w:cs="Noto Serif"/>
                 <w:b w:val="0"/>
                 <w:color w:val="222222"/>
                 <w:sz w:val="19"/>
@@ -5700,7 +5700,7 @@
         <w:tc>
           <w:tcPr>
             <w:tcW w:type="dxa" w:w="2232"/>
-            <w:shd w:fill="EEF2F6" w:val="clear"/>
+            <w:shd w:fill="EDF1F6" w:val="clear"/>
             <w:tcBorders>
               <w:top w:val="single" w:sz="4" w:space="0" w:color="C5CDD6"/>
               <w:left w:val="single" w:sz="4" w:space="0" w:color="C5CDD6"/>
@@ -5721,7 +5721,7 @@
             <w:r/>
             <w:r>
               <w:rPr>
-                <w:rFonts w:ascii="Liberation Serif" w:hAnsi="Liberation Serif" w:eastAsia="Liberation Serif" w:cs="Liberation Serif"/>
+                <w:rFonts w:ascii="Noto Serif" w:hAnsi="Noto Serif" w:eastAsia="Noto Serif" w:cs="Noto Serif"/>
                 <w:b w:val="0"/>
                 <w:color w:val="222222"/>
                 <w:sz w:val="19"/>
@@ -5739,12 +5739,12 @@
     </w:p>
     <w:p>
       <w:pPr>
-        <w:spacing w:before="0" w:after="240" w:line="427" w:lineRule="auto"/>
-        <w:ind w:firstLine="288"/>
+        <w:spacing w:before="0" w:after="200" w:line="379" w:lineRule="auto"/>
+        <w:ind w:firstLine="317"/>
       </w:pPr>
       <w:r>
         <w:rPr>
-          <w:rFonts w:ascii="Liberation Serif" w:hAnsi="Liberation Serif" w:eastAsia="Liberation Serif" w:cs="Liberation Serif"/>
+          <w:rFonts w:ascii="Noto Serif" w:hAnsi="Noto Serif" w:eastAsia="Noto Serif" w:cs="Noto Serif"/>
           <w:color w:val="222222"/>
           <w:sz w:val="24"/>
         </w:rPr>
@@ -5790,12 +5790,12 @@
         <w:tc>
           <w:tcPr>
             <w:tcW w:type="dxa" w:w="2232"/>
-            <w:shd w:fill="1B365D" w:val="clear"/>
+            <w:shd w:fill="1E3A5F" w:val="clear"/>
             <w:tcBorders>
-              <w:top w:val="single" w:sz="4" w:space="0" w:color="1B365D"/>
-              <w:left w:val="single" w:sz="4" w:space="0" w:color="1B365D"/>
-              <w:bottom w:val="single" w:sz="4" w:space="0" w:color="1B365D"/>
-              <w:right w:val="single" w:sz="4" w:space="0" w:color="1B365D"/>
+              <w:top w:val="single" w:sz="4" w:space="0" w:color="1E3A5F"/>
+              <w:left w:val="single" w:sz="4" w:space="0" w:color="1E3A5F"/>
+              <w:bottom w:val="single" w:sz="4" w:space="0" w:color="1E3A5F"/>
+              <w:right w:val="single" w:sz="4" w:space="0" w:color="1E3A5F"/>
             </w:tcBorders>
             <w:tcMar>
               <w:top w:w="50" w:type="dxa"/>
@@ -5823,12 +5823,12 @@
         <w:tc>
           <w:tcPr>
             <w:tcW w:type="dxa" w:w="2232"/>
-            <w:shd w:fill="1B365D" w:val="clear"/>
+            <w:shd w:fill="1E3A5F" w:val="clear"/>
             <w:tcBorders>
-              <w:top w:val="single" w:sz="4" w:space="0" w:color="1B365D"/>
-              <w:left w:val="single" w:sz="4" w:space="0" w:color="1B365D"/>
-              <w:bottom w:val="single" w:sz="4" w:space="0" w:color="1B365D"/>
-              <w:right w:val="single" w:sz="4" w:space="0" w:color="1B365D"/>
+              <w:top w:val="single" w:sz="4" w:space="0" w:color="1E3A5F"/>
+              <w:left w:val="single" w:sz="4" w:space="0" w:color="1E3A5F"/>
+              <w:bottom w:val="single" w:sz="4" w:space="0" w:color="1E3A5F"/>
+              <w:right w:val="single" w:sz="4" w:space="0" w:color="1E3A5F"/>
             </w:tcBorders>
             <w:tcMar>
               <w:top w:w="50" w:type="dxa"/>
@@ -5856,12 +5856,12 @@
         <w:tc>
           <w:tcPr>
             <w:tcW w:type="dxa" w:w="2232"/>
-            <w:shd w:fill="1B365D" w:val="clear"/>
+            <w:shd w:fill="1E3A5F" w:val="clear"/>
             <w:tcBorders>
-              <w:top w:val="single" w:sz="4" w:space="0" w:color="1B365D"/>
-              <w:left w:val="single" w:sz="4" w:space="0" w:color="1B365D"/>
-              <w:bottom w:val="single" w:sz="4" w:space="0" w:color="1B365D"/>
-              <w:right w:val="single" w:sz="4" w:space="0" w:color="1B365D"/>
+              <w:top w:val="single" w:sz="4" w:space="0" w:color="1E3A5F"/>
+              <w:left w:val="single" w:sz="4" w:space="0" w:color="1E3A5F"/>
+              <w:bottom w:val="single" w:sz="4" w:space="0" w:color="1E3A5F"/>
+              <w:right w:val="single" w:sz="4" w:space="0" w:color="1E3A5F"/>
             </w:tcBorders>
             <w:tcMar>
               <w:top w:w="50" w:type="dxa"/>
@@ -5889,12 +5889,12 @@
         <w:tc>
           <w:tcPr>
             <w:tcW w:type="dxa" w:w="2232"/>
-            <w:shd w:fill="1B365D" w:val="clear"/>
+            <w:shd w:fill="1E3A5F" w:val="clear"/>
             <w:tcBorders>
-              <w:top w:val="single" w:sz="4" w:space="0" w:color="1B365D"/>
-              <w:left w:val="single" w:sz="4" w:space="0" w:color="1B365D"/>
-              <w:bottom w:val="single" w:sz="4" w:space="0" w:color="1B365D"/>
-              <w:right w:val="single" w:sz="4" w:space="0" w:color="1B365D"/>
+              <w:top w:val="single" w:sz="4" w:space="0" w:color="1E3A5F"/>
+              <w:left w:val="single" w:sz="4" w:space="0" w:color="1E3A5F"/>
+              <w:bottom w:val="single" w:sz="4" w:space="0" w:color="1E3A5F"/>
+              <w:right w:val="single" w:sz="4" w:space="0" w:color="1E3A5F"/>
             </w:tcBorders>
             <w:tcMar>
               <w:top w:w="50" w:type="dxa"/>
@@ -5945,7 +5945,7 @@
             <w:r/>
             <w:r>
               <w:rPr>
-                <w:rFonts w:ascii="Liberation Serif" w:hAnsi="Liberation Serif" w:eastAsia="Liberation Serif" w:cs="Liberation Serif"/>
+                <w:rFonts w:ascii="Noto Serif" w:hAnsi="Noto Serif" w:eastAsia="Noto Serif" w:cs="Noto Serif"/>
                 <w:b w:val="0"/>
                 <w:color w:val="222222"/>
                 <w:sz w:val="19"/>
@@ -5978,7 +5978,7 @@
             <w:r/>
             <w:r>
               <w:rPr>
-                <w:rFonts w:ascii="Liberation Serif" w:hAnsi="Liberation Serif" w:eastAsia="Liberation Serif" w:cs="Liberation Serif"/>
+                <w:rFonts w:ascii="Noto Serif" w:hAnsi="Noto Serif" w:eastAsia="Noto Serif" w:cs="Noto Serif"/>
                 <w:b w:val="0"/>
                 <w:color w:val="222222"/>
                 <w:sz w:val="19"/>
@@ -6011,7 +6011,7 @@
             <w:r/>
             <w:r>
               <w:rPr>
-                <w:rFonts w:ascii="Liberation Serif" w:hAnsi="Liberation Serif" w:eastAsia="Liberation Serif" w:cs="Liberation Serif"/>
+                <w:rFonts w:ascii="Noto Serif" w:hAnsi="Noto Serif" w:eastAsia="Noto Serif" w:cs="Noto Serif"/>
                 <w:b w:val="0"/>
                 <w:color w:val="222222"/>
                 <w:sz w:val="19"/>
@@ -6044,7 +6044,7 @@
             <w:r/>
             <w:r>
               <w:rPr>
-                <w:rFonts w:ascii="Liberation Serif" w:hAnsi="Liberation Serif" w:eastAsia="Liberation Serif" w:cs="Liberation Serif"/>
+                <w:rFonts w:ascii="Noto Serif" w:hAnsi="Noto Serif" w:eastAsia="Noto Serif" w:cs="Noto Serif"/>
                 <w:b w:val="0"/>
                 <w:color w:val="222222"/>
                 <w:sz w:val="19"/>
@@ -6058,7 +6058,7 @@
         <w:tc>
           <w:tcPr>
             <w:tcW w:type="dxa" w:w="2232"/>
-            <w:shd w:fill="EEF2F6" w:val="clear"/>
+            <w:shd w:fill="EDF1F6" w:val="clear"/>
             <w:tcBorders>
               <w:top w:val="single" w:sz="4" w:space="0" w:color="C5CDD6"/>
               <w:left w:val="single" w:sz="4" w:space="0" w:color="C5CDD6"/>
@@ -6079,7 +6079,7 @@
             <w:r/>
             <w:r>
               <w:rPr>
-                <w:rFonts w:ascii="Liberation Serif" w:hAnsi="Liberation Serif" w:eastAsia="Liberation Serif" w:cs="Liberation Serif"/>
+                <w:rFonts w:ascii="Noto Serif" w:hAnsi="Noto Serif" w:eastAsia="Noto Serif" w:cs="Noto Serif"/>
                 <w:b w:val="0"/>
                 <w:color w:val="222222"/>
                 <w:sz w:val="19"/>
@@ -6091,7 +6091,7 @@
         <w:tc>
           <w:tcPr>
             <w:tcW w:type="dxa" w:w="2232"/>
-            <w:shd w:fill="EEF2F6" w:val="clear"/>
+            <w:shd w:fill="EDF1F6" w:val="clear"/>
             <w:tcBorders>
               <w:top w:val="single" w:sz="4" w:space="0" w:color="C5CDD6"/>
               <w:left w:val="single" w:sz="4" w:space="0" w:color="C5CDD6"/>
@@ -6112,7 +6112,7 @@
             <w:r/>
             <w:r>
               <w:rPr>
-                <w:rFonts w:ascii="Liberation Serif" w:hAnsi="Liberation Serif" w:eastAsia="Liberation Serif" w:cs="Liberation Serif"/>
+                <w:rFonts w:ascii="Noto Serif" w:hAnsi="Noto Serif" w:eastAsia="Noto Serif" w:cs="Noto Serif"/>
                 <w:b w:val="0"/>
                 <w:color w:val="222222"/>
                 <w:sz w:val="19"/>
@@ -6124,7 +6124,7 @@
         <w:tc>
           <w:tcPr>
             <w:tcW w:type="dxa" w:w="2232"/>
-            <w:shd w:fill="EEF2F6" w:val="clear"/>
+            <w:shd w:fill="EDF1F6" w:val="clear"/>
             <w:tcBorders>
               <w:top w:val="single" w:sz="4" w:space="0" w:color="C5CDD6"/>
               <w:left w:val="single" w:sz="4" w:space="0" w:color="C5CDD6"/>
@@ -6145,7 +6145,7 @@
             <w:r/>
             <w:r>
               <w:rPr>
-                <w:rFonts w:ascii="Liberation Serif" w:hAnsi="Liberation Serif" w:eastAsia="Liberation Serif" w:cs="Liberation Serif"/>
+                <w:rFonts w:ascii="Noto Serif" w:hAnsi="Noto Serif" w:eastAsia="Noto Serif" w:cs="Noto Serif"/>
                 <w:b w:val="0"/>
                 <w:color w:val="222222"/>
                 <w:sz w:val="19"/>
@@ -6157,7 +6157,7 @@
         <w:tc>
           <w:tcPr>
             <w:tcW w:type="dxa" w:w="2232"/>
-            <w:shd w:fill="EEF2F6" w:val="clear"/>
+            <w:shd w:fill="EDF1F6" w:val="clear"/>
             <w:tcBorders>
               <w:top w:val="single" w:sz="4" w:space="0" w:color="C5CDD6"/>
               <w:left w:val="single" w:sz="4" w:space="0" w:color="C5CDD6"/>
@@ -6178,7 +6178,7 @@
             <w:r/>
             <w:r>
               <w:rPr>
-                <w:rFonts w:ascii="Liberation Serif" w:hAnsi="Liberation Serif" w:eastAsia="Liberation Serif" w:cs="Liberation Serif"/>
+                <w:rFonts w:ascii="Noto Serif" w:hAnsi="Noto Serif" w:eastAsia="Noto Serif" w:cs="Noto Serif"/>
                 <w:b w:val="0"/>
                 <w:color w:val="222222"/>
                 <w:sz w:val="19"/>
@@ -6213,7 +6213,7 @@
             <w:r/>
             <w:r>
               <w:rPr>
-                <w:rFonts w:ascii="Liberation Serif" w:hAnsi="Liberation Serif" w:eastAsia="Liberation Serif" w:cs="Liberation Serif"/>
+                <w:rFonts w:ascii="Noto Serif" w:hAnsi="Noto Serif" w:eastAsia="Noto Serif" w:cs="Noto Serif"/>
                 <w:b w:val="0"/>
                 <w:color w:val="222222"/>
                 <w:sz w:val="19"/>
@@ -6246,7 +6246,7 @@
             <w:r/>
             <w:r>
               <w:rPr>
-                <w:rFonts w:ascii="Liberation Serif" w:hAnsi="Liberation Serif" w:eastAsia="Liberation Serif" w:cs="Liberation Serif"/>
+                <w:rFonts w:ascii="Noto Serif" w:hAnsi="Noto Serif" w:eastAsia="Noto Serif" w:cs="Noto Serif"/>
                 <w:b w:val="0"/>
                 <w:color w:val="222222"/>
                 <w:sz w:val="19"/>
@@ -6279,7 +6279,7 @@
             <w:r/>
             <w:r>
               <w:rPr>
-                <w:rFonts w:ascii="Liberation Serif" w:hAnsi="Liberation Serif" w:eastAsia="Liberation Serif" w:cs="Liberation Serif"/>
+                <w:rFonts w:ascii="Noto Serif" w:hAnsi="Noto Serif" w:eastAsia="Noto Serif" w:cs="Noto Serif"/>
                 <w:b w:val="0"/>
                 <w:color w:val="222222"/>
                 <w:sz w:val="19"/>
@@ -6312,7 +6312,7 @@
             <w:r/>
             <w:r>
               <w:rPr>
-                <w:rFonts w:ascii="Liberation Serif" w:hAnsi="Liberation Serif" w:eastAsia="Liberation Serif" w:cs="Liberation Serif"/>
+                <w:rFonts w:ascii="Noto Serif" w:hAnsi="Noto Serif" w:eastAsia="Noto Serif" w:cs="Noto Serif"/>
                 <w:b w:val="0"/>
                 <w:color w:val="222222"/>
                 <w:sz w:val="19"/>
@@ -6326,7 +6326,7 @@
         <w:tc>
           <w:tcPr>
             <w:tcW w:type="dxa" w:w="2232"/>
-            <w:shd w:fill="EEF2F6" w:val="clear"/>
+            <w:shd w:fill="EDF1F6" w:val="clear"/>
             <w:tcBorders>
               <w:top w:val="single" w:sz="4" w:space="0" w:color="C5CDD6"/>
               <w:left w:val="single" w:sz="4" w:space="0" w:color="C5CDD6"/>
@@ -6347,7 +6347,7 @@
             <w:r/>
             <w:r>
               <w:rPr>
-                <w:rFonts w:ascii="Liberation Serif" w:hAnsi="Liberation Serif" w:eastAsia="Liberation Serif" w:cs="Liberation Serif"/>
+                <w:rFonts w:ascii="Noto Serif" w:hAnsi="Noto Serif" w:eastAsia="Noto Serif" w:cs="Noto Serif"/>
                 <w:b w:val="0"/>
                 <w:color w:val="222222"/>
                 <w:sz w:val="19"/>
@@ -6359,7 +6359,7 @@
         <w:tc>
           <w:tcPr>
             <w:tcW w:type="dxa" w:w="2232"/>
-            <w:shd w:fill="EEF2F6" w:val="clear"/>
+            <w:shd w:fill="EDF1F6" w:val="clear"/>
             <w:tcBorders>
               <w:top w:val="single" w:sz="4" w:space="0" w:color="C5CDD6"/>
               <w:left w:val="single" w:sz="4" w:space="0" w:color="C5CDD6"/>
@@ -6380,7 +6380,7 @@
             <w:r/>
             <w:r>
               <w:rPr>
-                <w:rFonts w:ascii="Liberation Serif" w:hAnsi="Liberation Serif" w:eastAsia="Liberation Serif" w:cs="Liberation Serif"/>
+                <w:rFonts w:ascii="Noto Serif" w:hAnsi="Noto Serif" w:eastAsia="Noto Serif" w:cs="Noto Serif"/>
                 <w:b w:val="0"/>
                 <w:color w:val="222222"/>
                 <w:sz w:val="19"/>
@@ -6392,7 +6392,7 @@
         <w:tc>
           <w:tcPr>
             <w:tcW w:type="dxa" w:w="2232"/>
-            <w:shd w:fill="EEF2F6" w:val="clear"/>
+            <w:shd w:fill="EDF1F6" w:val="clear"/>
             <w:tcBorders>
               <w:top w:val="single" w:sz="4" w:space="0" w:color="C5CDD6"/>
               <w:left w:val="single" w:sz="4" w:space="0" w:color="C5CDD6"/>
@@ -6413,7 +6413,7 @@
             <w:r/>
             <w:r>
               <w:rPr>
-                <w:rFonts w:ascii="Liberation Serif" w:hAnsi="Liberation Serif" w:eastAsia="Liberation Serif" w:cs="Liberation Serif"/>
+                <w:rFonts w:ascii="Noto Serif" w:hAnsi="Noto Serif" w:eastAsia="Noto Serif" w:cs="Noto Serif"/>
                 <w:b w:val="0"/>
                 <w:color w:val="222222"/>
                 <w:sz w:val="19"/>
@@ -6425,7 +6425,7 @@
         <w:tc>
           <w:tcPr>
             <w:tcW w:type="dxa" w:w="2232"/>
-            <w:shd w:fill="EEF2F6" w:val="clear"/>
+            <w:shd w:fill="EDF1F6" w:val="clear"/>
             <w:tcBorders>
               <w:top w:val="single" w:sz="4" w:space="0" w:color="C5CDD6"/>
               <w:left w:val="single" w:sz="4" w:space="0" w:color="C5CDD6"/>
@@ -6446,7 +6446,7 @@
             <w:r/>
             <w:r>
               <w:rPr>
-                <w:rFonts w:ascii="Liberation Serif" w:hAnsi="Liberation Serif" w:eastAsia="Liberation Serif" w:cs="Liberation Serif"/>
+                <w:rFonts w:ascii="Noto Serif" w:hAnsi="Noto Serif" w:eastAsia="Noto Serif" w:cs="Noto Serif"/>
                 <w:b w:val="0"/>
                 <w:color w:val="222222"/>
                 <w:sz w:val="19"/>
@@ -6481,7 +6481,7 @@
             <w:r/>
             <w:r>
               <w:rPr>
-                <w:rFonts w:ascii="Liberation Serif" w:hAnsi="Liberation Serif" w:eastAsia="Liberation Serif" w:cs="Liberation Serif"/>
+                <w:rFonts w:ascii="Noto Serif" w:hAnsi="Noto Serif" w:eastAsia="Noto Serif" w:cs="Noto Serif"/>
                 <w:b w:val="0"/>
                 <w:color w:val="222222"/>
                 <w:sz w:val="19"/>
@@ -6514,7 +6514,7 @@
             <w:r/>
             <w:r>
               <w:rPr>
-                <w:rFonts w:ascii="Liberation Serif" w:hAnsi="Liberation Serif" w:eastAsia="Liberation Serif" w:cs="Liberation Serif"/>
+                <w:rFonts w:ascii="Noto Serif" w:hAnsi="Noto Serif" w:eastAsia="Noto Serif" w:cs="Noto Serif"/>
                 <w:b w:val="0"/>
                 <w:color w:val="222222"/>
                 <w:sz w:val="19"/>
@@ -6547,7 +6547,7 @@
             <w:r/>
             <w:r>
               <w:rPr>
-                <w:rFonts w:ascii="Liberation Serif" w:hAnsi="Liberation Serif" w:eastAsia="Liberation Serif" w:cs="Liberation Serif"/>
+                <w:rFonts w:ascii="Noto Serif" w:hAnsi="Noto Serif" w:eastAsia="Noto Serif" w:cs="Noto Serif"/>
                 <w:b w:val="0"/>
                 <w:color w:val="222222"/>
                 <w:sz w:val="19"/>
@@ -6580,7 +6580,7 @@
             <w:r/>
             <w:r>
               <w:rPr>
-                <w:rFonts w:ascii="Liberation Serif" w:hAnsi="Liberation Serif" w:eastAsia="Liberation Serif" w:cs="Liberation Serif"/>
+                <w:rFonts w:ascii="Noto Serif" w:hAnsi="Noto Serif" w:eastAsia="Noto Serif" w:cs="Noto Serif"/>
                 <w:b w:val="0"/>
                 <w:color w:val="222222"/>
                 <w:sz w:val="19"/>
@@ -6606,12 +6606,12 @@
     </w:p>
     <w:p>
       <w:pPr>
-        <w:spacing w:before="0" w:after="240" w:line="427" w:lineRule="auto"/>
-        <w:ind w:firstLine="288"/>
+        <w:spacing w:before="0" w:after="200" w:line="379" w:lineRule="auto"/>
+        <w:ind w:firstLine="317"/>
       </w:pPr>
       <w:r>
         <w:rPr>
-          <w:rFonts w:ascii="Liberation Serif" w:hAnsi="Liberation Serif" w:eastAsia="Liberation Serif" w:cs="Liberation Serif"/>
+          <w:rFonts w:ascii="Noto Serif" w:hAnsi="Noto Serif" w:eastAsia="Noto Serif" w:cs="Noto Serif"/>
           <w:color w:val="222222"/>
           <w:sz w:val="24"/>
         </w:rPr>
@@ -6620,12 +6620,12 @@
     </w:p>
     <w:p>
       <w:pPr>
-        <w:spacing w:before="0" w:after="240" w:line="427" w:lineRule="auto"/>
-        <w:ind w:firstLine="288"/>
+        <w:spacing w:before="0" w:after="200" w:line="379" w:lineRule="auto"/>
+        <w:ind w:firstLine="317"/>
       </w:pPr>
       <w:r>
         <w:rPr>
-          <w:rFonts w:ascii="Liberation Serif" w:hAnsi="Liberation Serif" w:eastAsia="Liberation Serif" w:cs="Liberation Serif"/>
+          <w:rFonts w:ascii="Noto Serif" w:hAnsi="Noto Serif" w:eastAsia="Noto Serif" w:cs="Noto Serif"/>
           <w:color w:val="222222"/>
           <w:sz w:val="24"/>
         </w:rPr>
@@ -6860,12 +6860,12 @@
     </w:p>
     <w:p>
       <w:pPr>
-        <w:spacing w:before="0" w:after="240" w:line="427" w:lineRule="auto"/>
-        <w:ind w:firstLine="288"/>
+        <w:spacing w:before="0" w:after="200" w:line="379" w:lineRule="auto"/>
+        <w:ind w:firstLine="317"/>
       </w:pPr>
       <w:r>
         <w:rPr>
-          <w:rFonts w:ascii="Liberation Serif" w:hAnsi="Liberation Serif" w:eastAsia="Liberation Serif" w:cs="Liberation Serif"/>
+          <w:rFonts w:ascii="Noto Serif" w:hAnsi="Noto Serif" w:eastAsia="Noto Serif" w:cs="Noto Serif"/>
           <w:color w:val="222222"/>
           <w:sz w:val="24"/>
         </w:rPr>
@@ -6883,12 +6883,12 @@
     </w:p>
     <w:p>
       <w:pPr>
-        <w:spacing w:before="0" w:after="240" w:line="427" w:lineRule="auto"/>
-        <w:ind w:firstLine="288"/>
+        <w:spacing w:before="0" w:after="200" w:line="379" w:lineRule="auto"/>
+        <w:ind w:firstLine="317"/>
       </w:pPr>
       <w:r>
         <w:rPr>
-          <w:rFonts w:ascii="Liberation Serif" w:hAnsi="Liberation Serif" w:eastAsia="Liberation Serif" w:cs="Liberation Serif"/>
+          <w:rFonts w:ascii="Noto Serif" w:hAnsi="Noto Serif" w:eastAsia="Noto Serif" w:cs="Noto Serif"/>
           <w:color w:val="222222"/>
           <w:sz w:val="24"/>
         </w:rPr>
@@ -6897,12 +6897,12 @@
     </w:p>
     <w:p>
       <w:pPr>
-        <w:spacing w:before="0" w:after="240" w:line="427" w:lineRule="auto"/>
-        <w:ind w:firstLine="288"/>
+        <w:spacing w:before="0" w:after="200" w:line="379" w:lineRule="auto"/>
+        <w:ind w:firstLine="317"/>
       </w:pPr>
       <w:r>
         <w:rPr>
-          <w:rFonts w:ascii="Liberation Serif" w:hAnsi="Liberation Serif" w:eastAsia="Liberation Serif" w:cs="Liberation Serif"/>
+          <w:rFonts w:ascii="Noto Serif" w:hAnsi="Noto Serif" w:eastAsia="Noto Serif" w:cs="Noto Serif"/>
           <w:color w:val="222222"/>
           <w:sz w:val="24"/>
         </w:rPr>
@@ -6919,12 +6919,12 @@
     </w:p>
     <w:p>
       <w:pPr>
-        <w:spacing w:before="0" w:after="240" w:line="427" w:lineRule="auto"/>
-        <w:ind w:firstLine="288"/>
+        <w:spacing w:before="0" w:after="200" w:line="379" w:lineRule="auto"/>
+        <w:ind w:firstLine="317"/>
       </w:pPr>
       <w:r>
         <w:rPr>
-          <w:rFonts w:ascii="Liberation Serif" w:hAnsi="Liberation Serif" w:eastAsia="Liberation Serif" w:cs="Liberation Serif"/>
+          <w:rFonts w:ascii="Noto Serif" w:hAnsi="Noto Serif" w:eastAsia="Noto Serif" w:cs="Noto Serif"/>
           <w:color w:val="222222"/>
           <w:sz w:val="24"/>
         </w:rPr>
@@ -6941,12 +6941,12 @@
     </w:p>
     <w:p>
       <w:pPr>
-        <w:spacing w:before="0" w:after="240" w:line="427" w:lineRule="auto"/>
-        <w:ind w:firstLine="288"/>
+        <w:spacing w:before="0" w:after="200" w:line="379" w:lineRule="auto"/>
+        <w:ind w:firstLine="317"/>
       </w:pPr>
       <w:r>
         <w:rPr>
-          <w:rFonts w:ascii="Liberation Serif" w:hAnsi="Liberation Serif" w:eastAsia="Liberation Serif" w:cs="Liberation Serif"/>
+          <w:rFonts w:ascii="Noto Serif" w:hAnsi="Noto Serif" w:eastAsia="Noto Serif" w:cs="Noto Serif"/>
           <w:color w:val="222222"/>
           <w:sz w:val="24"/>
         </w:rPr>
@@ -6955,12 +6955,12 @@
     </w:p>
     <w:p>
       <w:pPr>
-        <w:spacing w:before="0" w:after="240" w:line="427" w:lineRule="auto"/>
-        <w:ind w:firstLine="288"/>
+        <w:spacing w:before="0" w:after="200" w:line="379" w:lineRule="auto"/>
+        <w:ind w:firstLine="317"/>
       </w:pPr>
       <w:r>
         <w:rPr>
-          <w:rFonts w:ascii="Liberation Serif" w:hAnsi="Liberation Serif" w:eastAsia="Liberation Serif" w:cs="Liberation Serif"/>
+          <w:rFonts w:ascii="Noto Serif" w:hAnsi="Noto Serif" w:eastAsia="Noto Serif" w:cs="Noto Serif"/>
           <w:color w:val="222222"/>
           <w:sz w:val="24"/>
         </w:rPr>
@@ -6977,12 +6977,12 @@
     </w:p>
     <w:p>
       <w:pPr>
-        <w:spacing w:before="0" w:after="240" w:line="427" w:lineRule="auto"/>
-        <w:ind w:firstLine="288"/>
+        <w:spacing w:before="0" w:after="200" w:line="379" w:lineRule="auto"/>
+        <w:ind w:firstLine="317"/>
       </w:pPr>
       <w:r>
         <w:rPr>
-          <w:rFonts w:ascii="Liberation Serif" w:hAnsi="Liberation Serif" w:eastAsia="Liberation Serif" w:cs="Liberation Serif"/>
+          <w:rFonts w:ascii="Noto Serif" w:hAnsi="Noto Serif" w:eastAsia="Noto Serif" w:cs="Noto Serif"/>
           <w:color w:val="222222"/>
           <w:sz w:val="24"/>
         </w:rPr>
@@ -6991,12 +6991,12 @@
     </w:p>
     <w:p>
       <w:pPr>
-        <w:spacing w:before="0" w:after="240" w:line="427" w:lineRule="auto"/>
-        <w:ind w:firstLine="288"/>
+        <w:spacing w:before="0" w:after="200" w:line="379" w:lineRule="auto"/>
+        <w:ind w:firstLine="317"/>
       </w:pPr>
       <w:r>
         <w:rPr>
-          <w:rFonts w:ascii="Liberation Serif" w:hAnsi="Liberation Serif" w:eastAsia="Liberation Serif" w:cs="Liberation Serif"/>
+          <w:rFonts w:ascii="Noto Serif" w:hAnsi="Noto Serif" w:eastAsia="Noto Serif" w:cs="Noto Serif"/>
           <w:color w:val="222222"/>
           <w:sz w:val="24"/>
         </w:rPr>
@@ -7013,12 +7013,12 @@
     </w:p>
     <w:p>
       <w:pPr>
-        <w:spacing w:before="0" w:after="240" w:line="427" w:lineRule="auto"/>
-        <w:ind w:firstLine="288"/>
+        <w:spacing w:before="0" w:after="200" w:line="379" w:lineRule="auto"/>
+        <w:ind w:firstLine="317"/>
       </w:pPr>
       <w:r>
         <w:rPr>
-          <w:rFonts w:ascii="Liberation Serif" w:hAnsi="Liberation Serif" w:eastAsia="Liberation Serif" w:cs="Liberation Serif"/>
+          <w:rFonts w:ascii="Noto Serif" w:hAnsi="Noto Serif" w:eastAsia="Noto Serif" w:cs="Noto Serif"/>
           <w:color w:val="222222"/>
           <w:sz w:val="24"/>
         </w:rPr>
@@ -7027,12 +7027,12 @@
     </w:p>
     <w:p>
       <w:pPr>
-        <w:spacing w:before="0" w:after="240" w:line="427" w:lineRule="auto"/>
-        <w:ind w:firstLine="288"/>
+        <w:spacing w:before="0" w:after="200" w:line="379" w:lineRule="auto"/>
+        <w:ind w:firstLine="317"/>
       </w:pPr>
       <w:r>
         <w:rPr>
-          <w:rFonts w:ascii="Liberation Serif" w:hAnsi="Liberation Serif" w:eastAsia="Liberation Serif" w:cs="Liberation Serif"/>
+          <w:rFonts w:ascii="Noto Serif" w:hAnsi="Noto Serif" w:eastAsia="Noto Serif" w:cs="Noto Serif"/>
           <w:color w:val="222222"/>
           <w:sz w:val="24"/>
         </w:rPr>
@@ -7049,12 +7049,12 @@
     </w:p>
     <w:p>
       <w:pPr>
-        <w:spacing w:before="0" w:after="240" w:line="427" w:lineRule="auto"/>
-        <w:ind w:firstLine="288"/>
+        <w:spacing w:before="0" w:after="200" w:line="379" w:lineRule="auto"/>
+        <w:ind w:firstLine="317"/>
       </w:pPr>
       <w:r>
         <w:rPr>
-          <w:rFonts w:ascii="Liberation Serif" w:hAnsi="Liberation Serif" w:eastAsia="Liberation Serif" w:cs="Liberation Serif"/>
+          <w:rFonts w:ascii="Noto Serif" w:hAnsi="Noto Serif" w:eastAsia="Noto Serif" w:cs="Noto Serif"/>
           <w:color w:val="222222"/>
           <w:sz w:val="24"/>
         </w:rPr>
@@ -7063,12 +7063,12 @@
     </w:p>
     <w:p>
       <w:pPr>
-        <w:spacing w:before="0" w:after="240" w:line="427" w:lineRule="auto"/>
-        <w:ind w:firstLine="288"/>
+        <w:spacing w:before="0" w:after="200" w:line="379" w:lineRule="auto"/>
+        <w:ind w:firstLine="317"/>
       </w:pPr>
       <w:r>
         <w:rPr>
-          <w:rFonts w:ascii="Liberation Serif" w:hAnsi="Liberation Serif" w:eastAsia="Liberation Serif" w:cs="Liberation Serif"/>
+          <w:rFonts w:ascii="Noto Serif" w:hAnsi="Noto Serif" w:eastAsia="Noto Serif" w:cs="Noto Serif"/>
           <w:color w:val="222222"/>
           <w:sz w:val="24"/>
         </w:rPr>
@@ -7085,12 +7085,12 @@
     </w:p>
     <w:p>
       <w:pPr>
-        <w:spacing w:before="0" w:after="240" w:line="427" w:lineRule="auto"/>
-        <w:ind w:firstLine="288"/>
+        <w:spacing w:before="0" w:after="200" w:line="379" w:lineRule="auto"/>
+        <w:ind w:firstLine="317"/>
       </w:pPr>
       <w:r>
         <w:rPr>
-          <w:rFonts w:ascii="Liberation Serif" w:hAnsi="Liberation Serif" w:eastAsia="Liberation Serif" w:cs="Liberation Serif"/>
+          <w:rFonts w:ascii="Noto Serif" w:hAnsi="Noto Serif" w:eastAsia="Noto Serif" w:cs="Noto Serif"/>
           <w:color w:val="222222"/>
           <w:sz w:val="24"/>
         </w:rPr>
@@ -7099,12 +7099,12 @@
     </w:p>
     <w:p>
       <w:pPr>
-        <w:spacing w:before="0" w:after="240" w:line="427" w:lineRule="auto"/>
-        <w:ind w:firstLine="288"/>
+        <w:spacing w:before="0" w:after="200" w:line="379" w:lineRule="auto"/>
+        <w:ind w:firstLine="317"/>
       </w:pPr>
       <w:r>
         <w:rPr>
-          <w:rFonts w:ascii="Liberation Serif" w:hAnsi="Liberation Serif" w:eastAsia="Liberation Serif" w:cs="Liberation Serif"/>
+          <w:rFonts w:ascii="Noto Serif" w:hAnsi="Noto Serif" w:eastAsia="Noto Serif" w:cs="Noto Serif"/>
           <w:color w:val="222222"/>
           <w:sz w:val="24"/>
         </w:rPr>
@@ -7121,12 +7121,12 @@
     </w:p>
     <w:p>
       <w:pPr>
-        <w:spacing w:before="0" w:after="240" w:line="427" w:lineRule="auto"/>
-        <w:ind w:firstLine="288"/>
+        <w:spacing w:before="0" w:after="200" w:line="379" w:lineRule="auto"/>
+        <w:ind w:firstLine="317"/>
       </w:pPr>
       <w:r>
         <w:rPr>
-          <w:rFonts w:ascii="Liberation Serif" w:hAnsi="Liberation Serif" w:eastAsia="Liberation Serif" w:cs="Liberation Serif"/>
+          <w:rFonts w:ascii="Noto Serif" w:hAnsi="Noto Serif" w:eastAsia="Noto Serif" w:cs="Noto Serif"/>
           <w:color w:val="222222"/>
           <w:sz w:val="24"/>
         </w:rPr>
@@ -7135,12 +7135,12 @@
     </w:p>
     <w:p>
       <w:pPr>
-        <w:spacing w:before="0" w:after="240" w:line="427" w:lineRule="auto"/>
-        <w:ind w:firstLine="288"/>
+        <w:spacing w:before="0" w:after="200" w:line="379" w:lineRule="auto"/>
+        <w:ind w:firstLine="317"/>
       </w:pPr>
       <w:r>
         <w:rPr>
-          <w:rFonts w:ascii="Liberation Serif" w:hAnsi="Liberation Serif" w:eastAsia="Liberation Serif" w:cs="Liberation Serif"/>
+          <w:rFonts w:ascii="Noto Serif" w:hAnsi="Noto Serif" w:eastAsia="Noto Serif" w:cs="Noto Serif"/>
           <w:color w:val="222222"/>
           <w:sz w:val="24"/>
         </w:rPr>
@@ -7157,12 +7157,12 @@
     </w:p>
     <w:p>
       <w:pPr>
-        <w:spacing w:before="0" w:after="240" w:line="427" w:lineRule="auto"/>
-        <w:ind w:firstLine="288"/>
+        <w:spacing w:before="0" w:after="200" w:line="379" w:lineRule="auto"/>
+        <w:ind w:firstLine="317"/>
       </w:pPr>
       <w:r>
         <w:rPr>
-          <w:rFonts w:ascii="Liberation Serif" w:hAnsi="Liberation Serif" w:eastAsia="Liberation Serif" w:cs="Liberation Serif"/>
+          <w:rFonts w:ascii="Noto Serif" w:hAnsi="Noto Serif" w:eastAsia="Noto Serif" w:cs="Noto Serif"/>
           <w:color w:val="222222"/>
           <w:sz w:val="24"/>
         </w:rPr>
@@ -7171,12 +7171,12 @@
     </w:p>
     <w:p>
       <w:pPr>
-        <w:spacing w:before="0" w:after="240" w:line="427" w:lineRule="auto"/>
-        <w:ind w:firstLine="288"/>
+        <w:spacing w:before="0" w:after="200" w:line="379" w:lineRule="auto"/>
+        <w:ind w:firstLine="317"/>
       </w:pPr>
       <w:r>
         <w:rPr>
-          <w:rFonts w:ascii="Liberation Serif" w:hAnsi="Liberation Serif" w:eastAsia="Liberation Serif" w:cs="Liberation Serif"/>
+          <w:rFonts w:ascii="Noto Serif" w:hAnsi="Noto Serif" w:eastAsia="Noto Serif" w:cs="Noto Serif"/>
           <w:color w:val="222222"/>
           <w:sz w:val="24"/>
         </w:rPr>
@@ -7193,12 +7193,12 @@
     </w:p>
     <w:p>
       <w:pPr>
-        <w:spacing w:before="0" w:after="240" w:line="427" w:lineRule="auto"/>
-        <w:ind w:firstLine="288"/>
+        <w:spacing w:before="0" w:after="200" w:line="379" w:lineRule="auto"/>
+        <w:ind w:firstLine="317"/>
       </w:pPr>
       <w:r>
         <w:rPr>
-          <w:rFonts w:ascii="Liberation Serif" w:hAnsi="Liberation Serif" w:eastAsia="Liberation Serif" w:cs="Liberation Serif"/>
+          <w:rFonts w:ascii="Noto Serif" w:hAnsi="Noto Serif" w:eastAsia="Noto Serif" w:cs="Noto Serif"/>
           <w:color w:val="222222"/>
           <w:sz w:val="24"/>
         </w:rPr>
@@ -7207,12 +7207,12 @@
     </w:p>
     <w:p>
       <w:pPr>
-        <w:spacing w:before="0" w:after="240" w:line="427" w:lineRule="auto"/>
-        <w:ind w:firstLine="288"/>
+        <w:spacing w:before="0" w:after="200" w:line="379" w:lineRule="auto"/>
+        <w:ind w:firstLine="317"/>
       </w:pPr>
       <w:r>
         <w:rPr>
-          <w:rFonts w:ascii="Liberation Serif" w:hAnsi="Liberation Serif" w:eastAsia="Liberation Serif" w:cs="Liberation Serif"/>
+          <w:rFonts w:ascii="Noto Serif" w:hAnsi="Noto Serif" w:eastAsia="Noto Serif" w:cs="Noto Serif"/>
           <w:color w:val="222222"/>
           <w:sz w:val="24"/>
         </w:rPr>
@@ -7229,12 +7229,12 @@
     </w:p>
     <w:p>
       <w:pPr>
-        <w:spacing w:before="0" w:after="240" w:line="427" w:lineRule="auto"/>
-        <w:ind w:firstLine="288"/>
+        <w:spacing w:before="0" w:after="200" w:line="379" w:lineRule="auto"/>
+        <w:ind w:firstLine="317"/>
       </w:pPr>
       <w:r>
         <w:rPr>
-          <w:rFonts w:ascii="Liberation Serif" w:hAnsi="Liberation Serif" w:eastAsia="Liberation Serif" w:cs="Liberation Serif"/>
+          <w:rFonts w:ascii="Noto Serif" w:hAnsi="Noto Serif" w:eastAsia="Noto Serif" w:cs="Noto Serif"/>
           <w:color w:val="222222"/>
           <w:sz w:val="24"/>
         </w:rPr>
@@ -7243,12 +7243,12 @@
     </w:p>
     <w:p>
       <w:pPr>
-        <w:spacing w:before="0" w:after="240" w:line="427" w:lineRule="auto"/>
-        <w:ind w:firstLine="288"/>
+        <w:spacing w:before="0" w:after="200" w:line="379" w:lineRule="auto"/>
+        <w:ind w:firstLine="317"/>
       </w:pPr>
       <w:r>
         <w:rPr>
-          <w:rFonts w:ascii="Liberation Serif" w:hAnsi="Liberation Serif" w:eastAsia="Liberation Serif" w:cs="Liberation Serif"/>
+          <w:rFonts w:ascii="Noto Serif" w:hAnsi="Noto Serif" w:eastAsia="Noto Serif" w:cs="Noto Serif"/>
           <w:color w:val="222222"/>
           <w:sz w:val="24"/>
         </w:rPr>
@@ -7265,12 +7265,12 @@
     </w:p>
     <w:p>
       <w:pPr>
-        <w:spacing w:before="0" w:after="240" w:line="427" w:lineRule="auto"/>
-        <w:ind w:firstLine="288"/>
+        <w:spacing w:before="0" w:after="200" w:line="379" w:lineRule="auto"/>
+        <w:ind w:firstLine="317"/>
       </w:pPr>
       <w:r>
         <w:rPr>
-          <w:rFonts w:ascii="Liberation Serif" w:hAnsi="Liberation Serif" w:eastAsia="Liberation Serif" w:cs="Liberation Serif"/>
+          <w:rFonts w:ascii="Noto Serif" w:hAnsi="Noto Serif" w:eastAsia="Noto Serif" w:cs="Noto Serif"/>
           <w:color w:val="222222"/>
           <w:sz w:val="24"/>
         </w:rPr>
@@ -7279,12 +7279,12 @@
     </w:p>
     <w:p>
       <w:pPr>
-        <w:spacing w:before="0" w:after="240" w:line="427" w:lineRule="auto"/>
-        <w:ind w:firstLine="288"/>
+        <w:spacing w:before="0" w:after="200" w:line="379" w:lineRule="auto"/>
+        <w:ind w:firstLine="317"/>
       </w:pPr>
       <w:r>
         <w:rPr>
-          <w:rFonts w:ascii="Liberation Serif" w:hAnsi="Liberation Serif" w:eastAsia="Liberation Serif" w:cs="Liberation Serif"/>
+          <w:rFonts w:ascii="Noto Serif" w:hAnsi="Noto Serif" w:eastAsia="Noto Serif" w:cs="Noto Serif"/>
           <w:color w:val="222222"/>
           <w:sz w:val="24"/>
         </w:rPr>
@@ -7301,12 +7301,12 @@
     </w:p>
     <w:p>
       <w:pPr>
-        <w:spacing w:before="0" w:after="240" w:line="427" w:lineRule="auto"/>
-        <w:ind w:firstLine="288"/>
+        <w:spacing w:before="0" w:after="200" w:line="379" w:lineRule="auto"/>
+        <w:ind w:firstLine="317"/>
       </w:pPr>
       <w:r>
         <w:rPr>
-          <w:rFonts w:ascii="Liberation Serif" w:hAnsi="Liberation Serif" w:eastAsia="Liberation Serif" w:cs="Liberation Serif"/>
+          <w:rFonts w:ascii="Noto Serif" w:hAnsi="Noto Serif" w:eastAsia="Noto Serif" w:cs="Noto Serif"/>
           <w:color w:val="222222"/>
           <w:sz w:val="24"/>
         </w:rPr>
@@ -7315,12 +7315,12 @@
     </w:p>
     <w:p>
       <w:pPr>
-        <w:spacing w:before="0" w:after="240" w:line="427" w:lineRule="auto"/>
-        <w:ind w:firstLine="288"/>
+        <w:spacing w:before="0" w:after="200" w:line="379" w:lineRule="auto"/>
+        <w:ind w:firstLine="317"/>
       </w:pPr>
       <w:r>
         <w:rPr>
-          <w:rFonts w:ascii="Liberation Serif" w:hAnsi="Liberation Serif" w:eastAsia="Liberation Serif" w:cs="Liberation Serif"/>
+          <w:rFonts w:ascii="Noto Serif" w:hAnsi="Noto Serif" w:eastAsia="Noto Serif" w:cs="Noto Serif"/>
           <w:color w:val="222222"/>
           <w:sz w:val="24"/>
         </w:rPr>
@@ -7337,12 +7337,12 @@
     </w:p>
     <w:p>
       <w:pPr>
-        <w:spacing w:before="0" w:after="240" w:line="427" w:lineRule="auto"/>
-        <w:ind w:firstLine="288"/>
+        <w:spacing w:before="0" w:after="200" w:line="379" w:lineRule="auto"/>
+        <w:ind w:firstLine="317"/>
       </w:pPr>
       <w:r>
         <w:rPr>
-          <w:rFonts w:ascii="Liberation Serif" w:hAnsi="Liberation Serif" w:eastAsia="Liberation Serif" w:cs="Liberation Serif"/>
+          <w:rFonts w:ascii="Noto Serif" w:hAnsi="Noto Serif" w:eastAsia="Noto Serif" w:cs="Noto Serif"/>
           <w:color w:val="222222"/>
           <w:sz w:val="24"/>
         </w:rPr>
@@ -7351,12 +7351,12 @@
     </w:p>
     <w:p>
       <w:pPr>
-        <w:spacing w:before="0" w:after="240" w:line="427" w:lineRule="auto"/>
-        <w:ind w:firstLine="288"/>
+        <w:spacing w:before="0" w:after="200" w:line="379" w:lineRule="auto"/>
+        <w:ind w:firstLine="317"/>
       </w:pPr>
       <w:r>
         <w:rPr>
-          <w:rFonts w:ascii="Liberation Serif" w:hAnsi="Liberation Serif" w:eastAsia="Liberation Serif" w:cs="Liberation Serif"/>
+          <w:rFonts w:ascii="Noto Serif" w:hAnsi="Noto Serif" w:eastAsia="Noto Serif" w:cs="Noto Serif"/>
           <w:color w:val="222222"/>
           <w:sz w:val="24"/>
         </w:rPr>
@@ -7377,10 +7377,10 @@
             <w:tcW w:type="dxa" w:w="8928"/>
             <w:shd w:fill="E7EEF5" w:val="clear"/>
             <w:tcBorders>
-              <w:top w:val="single" w:sz="10" w:space="0" w:color="1B365D"/>
-              <w:left w:val="single" w:sz="10" w:space="0" w:color="1B365D"/>
-              <w:bottom w:val="single" w:sz="10" w:space="0" w:color="1B365D"/>
-              <w:right w:val="single" w:sz="10" w:space="0" w:color="1B365D"/>
+              <w:top w:val="single" w:sz="10" w:space="0" w:color="1E3A5F"/>
+              <w:left w:val="single" w:sz="10" w:space="0" w:color="1E3A5F"/>
+              <w:bottom w:val="single" w:sz="10" w:space="0" w:color="1E3A5F"/>
+              <w:right w:val="single" w:sz="10" w:space="0" w:color="1E3A5F"/>
             </w:tcBorders>
             <w:tcMar>
               <w:top w:w="80" w:type="dxa"/>
@@ -7398,7 +7398,7 @@
               <w:rPr>
                 <w:rFonts w:ascii="Liberation Sans" w:hAnsi="Liberation Sans" w:eastAsia="Liberation Sans" w:cs="Liberation Sans"/>
                 <w:b/>
-                <w:color w:val="1B365D"/>
+                <w:color w:val="1E3A5F"/>
                 <w:sz w:val="16"/>
               </w:rPr>
               <w:t>STILL THE DECISION</w:t>
@@ -7410,7 +7410,7 @@
             </w:pPr>
             <w:r>
               <w:rPr>
-                <w:rFonts w:ascii="Liberation Serif" w:hAnsi="Liberation Serif" w:eastAsia="Liberation Serif" w:cs="Liberation Serif"/>
+                <w:rFonts w:ascii="Noto Serif" w:hAnsi="Noto Serif" w:eastAsia="Noto Serif" w:cs="Noto Serif"/>
                 <w:color w:val="222222"/>
                 <w:sz w:val="21"/>
               </w:rPr>
@@ -7435,12 +7435,12 @@
     </w:p>
     <w:p>
       <w:pPr>
-        <w:spacing w:before="0" w:after="240" w:line="427" w:lineRule="auto"/>
-        <w:ind w:firstLine="288"/>
+        <w:spacing w:before="0" w:after="200" w:line="379" w:lineRule="auto"/>
+        <w:ind w:firstLine="317"/>
       </w:pPr>
       <w:r>
         <w:rPr>
-          <w:rFonts w:ascii="Liberation Serif" w:hAnsi="Liberation Serif" w:eastAsia="Liberation Serif" w:cs="Liberation Serif"/>
+          <w:rFonts w:ascii="Noto Serif" w:hAnsi="Noto Serif" w:eastAsia="Noto Serif" w:cs="Noto Serif"/>
           <w:color w:val="222222"/>
           <w:sz w:val="24"/>
         </w:rPr>
@@ -7452,21 +7452,21 @@
         <w:pStyle w:val="Heading1"/>
       </w:pPr>
       <w:r>
-        <w:t>Open work after March 28, 2024</w:t>
+        <w:t>What implementers steal from the back</w:t>
       </w:r>
     </w:p>
     <w:p>
       <w:pPr>
-        <w:spacing w:before="0" w:after="240" w:line="427" w:lineRule="auto"/>
-        <w:ind w:firstLine="288"/>
+        <w:spacing w:before="0" w:after="200" w:line="379" w:lineRule="auto"/>
+        <w:ind w:firstLine="317"/>
       </w:pPr>
       <w:r>
         <w:rPr>
-          <w:rFonts w:ascii="Liberation Serif" w:hAnsi="Liberation Serif" w:eastAsia="Liberation Serif" w:cs="Liberation Serif"/>
+          <w:rFonts w:ascii="Noto Serif" w:hAnsi="Noto Serif" w:eastAsia="Noto Serif" w:cs="Noto Serif"/>
           <w:color w:val="222222"/>
           <w:sz w:val="24"/>
         </w:rPr>
-        <w:t>What follows is leftover work from Clearhaven Recon Terraform Modules for AWS: named people, named boxes, named tickets, and the items I still owe. If a paragraph fights the decision in the front of CLH-TDD-2024-009, strike the paragraph.</w:t>
+        <w:t>I am dumping the after-work for CLH-TDD-2024-009 here so it is not in Slack. Kavya Menon can skim headings. Implementers can steal the commands.</w:t>
       </w:r>
     </w:p>
     <w:p>
@@ -7474,7 +7474,7 @@
         <w:pStyle w:val="Heading2"/>
       </w:pPr>
       <w:r>
-        <w:t>What we are still refusing (lock budget on the primary)</w:t>
+        <w:t>Still out: a cleanup PR that renames a field</w:t>
       </w:r>
     </w:p>
     <w:tbl>
@@ -7524,11 +7524,11 @@
             </w:pPr>
             <w:r>
               <w:rPr>
-                <w:rFonts w:ascii="Liberation Serif" w:hAnsi="Liberation Serif" w:eastAsia="Liberation Serif" w:cs="Liberation Serif"/>
+                <w:rFonts w:ascii="Noto Serif" w:hAnsi="Noto Serif" w:eastAsia="Noto Serif" w:cs="Noto Serif"/>
                 <w:color w:val="222222"/>
                 <w:sz w:val="21"/>
               </w:rPr>
-              <w:t>Kavya Menon does not get a shortcut that reopens lock budget on the primary. If ops-bastion-01.internal looks easy to bump, stop and write the count on CLH-INFRA-77 first.</w:t>
+              <w:t>Kavya Menon does not get a shortcut that reopens a cleanup PR that renames a field. If ops-bastion-01.internal looks easy to bump, stop and write the count on CLH-INFRA-77 first.</w:t>
             </w:r>
           </w:p>
         </w:tc>
@@ -7541,40 +7541,26 @@
     </w:p>
     <w:p>
       <w:pPr>
-        <w:spacing w:before="0" w:after="240" w:line="427" w:lineRule="auto"/>
-        <w:ind w:firstLine="288"/>
+        <w:spacing w:before="0" w:after="200" w:line="379" w:lineRule="auto"/>
+        <w:ind w:firstLine="317"/>
       </w:pPr>
       <w:r>
         <w:rPr>
-          <w:rFonts w:ascii="Liberation Serif" w:hAnsi="Liberation Serif" w:eastAsia="Liberation Serif" w:cs="Liberation Serif"/>
+          <w:rFonts w:ascii="Noto Serif" w:hAnsi="Noto Serif" w:eastAsia="Noto Serif" w:cs="Noto Serif"/>
           <w:color w:val="222222"/>
           <w:sz w:val="24"/>
         </w:rPr>
-        <w:t>I am writing this because lock budget on the primary is the thing people reopen when a date slips. The front of CLH-TDD-2024-009 already killed a path. I will not kill it again in a wiki comment. Ticket CLH-INFRA-77 is the record. Kavya Menon owns the next sentence if they want it undone. Aman Kumar is the writer, not the backup owner. Elapsed I would still defend: 15 minutes on ops-bastion-01.internal, sample 1239, using the same clock as the number 2022 already in the front matter.</w:t>
+        <w:t>A status dump that lists meetings is not a close. If the date slips, Kavya Menon writes the new date on CLH-INFRA-77 before asking for more people. If legal or the control owner asks why we still refuse a cleanup PR that renames a field, the answer is this paragraph plus the decision callout in the front, not a Slack thread from March 28, 2024. Client remains Clearhaven. I will not paste a payload to prove the point.</w:t>
       </w:r>
     </w:p>
     <w:p>
       <w:pPr>
-        <w:spacing w:before="0" w:after="240" w:line="427" w:lineRule="auto"/>
-        <w:ind w:firstLine="288"/>
+        <w:spacing w:before="0" w:after="200" w:line="379" w:lineRule="auto"/>
+        <w:ind w:firstLine="317"/>
       </w:pPr>
       <w:r>
         <w:rPr>
-          <w:rFonts w:ascii="Liberation Serif" w:hAnsi="Liberation Serif" w:eastAsia="Liberation Serif" w:cs="Liberation Serif"/>
-          <w:color w:val="222222"/>
-          <w:sz w:val="24"/>
-        </w:rPr>
-        <w:t>A status dump that lists meetings is not a close. If the date slips, Kavya Menon writes the new date on CLH-INFRA-77 before asking for more people. If legal or the control owner asks why we still refuse lock budget on the primary, the answer is this paragraph plus the decision callout in the front, not a Slack thread from March 28, 2024. Client remains Clearhaven. I will not paste a payload to prove the point.</w:t>
-      </w:r>
-    </w:p>
-    <w:p>
-      <w:pPr>
-        <w:spacing w:before="0" w:after="240" w:line="427" w:lineRule="auto"/>
-        <w:ind w:firstLine="288"/>
-      </w:pPr>
-      <w:r>
-        <w:rPr>
-          <w:rFonts w:ascii="Liberation Serif" w:hAnsi="Liberation Serif" w:eastAsia="Liberation Serif" w:cs="Liberation Serif"/>
+          <w:rFonts w:ascii="Noto Serif" w:hAnsi="Noto Serif" w:eastAsia="Noto Serif" w:cs="Noto Serif"/>
           <w:color w:val="222222"/>
           <w:sz w:val="24"/>
         </w:rPr>
@@ -7583,71 +7569,297 @@
     </w:p>
     <w:p>
       <w:pPr>
-        <w:spacing w:before="0" w:after="240" w:line="427" w:lineRule="auto"/>
-        <w:ind w:firstLine="288"/>
+        <w:spacing w:before="0" w:after="200" w:line="379" w:lineRule="auto"/>
+        <w:ind w:firstLine="317"/>
       </w:pPr>
       <w:r>
         <w:rPr>
-          <w:rFonts w:ascii="Liberation Serif" w:hAnsi="Liberation Serif" w:eastAsia="Liberation Serif" w:cs="Liberation Serif"/>
+          <w:rFonts w:ascii="Noto Serif" w:hAnsi="Noto Serif" w:eastAsia="Noto Serif" w:cs="Noto Serif"/>
           <w:color w:val="222222"/>
           <w:sz w:val="24"/>
         </w:rPr>
-        <w:t>How I would explain lock budget on the primary to Kavya Menon in one minute: the front of CLH-TDD-2024-009 already made the call. This leftover is execution. Kavya Menon owns CLH-INFRA-77. ops-bastion-01.internal is the box I would open first. The number I would put on the table is 2022, and if that is stale I would say so instead of performing precision. I would ask whether we are still inside the freeze and whether Kavya Menon can hit April 3, 2024.</w:t>
+        <w:t>I parked a cleanup PR that renames a field on CLH-INFRA-77 so it is not Slack archaeology, a green job with no rows still pages, and config, Helm, and a flag flip are all changes.</w:t>
       </w:r>
     </w:p>
     <w:p>
       <w:pPr>
-        <w:spacing w:before="0" w:after="240" w:line="427" w:lineRule="auto"/>
-        <w:ind w:firstLine="288"/>
+        <w:spacing w:before="0" w:after="200" w:line="379" w:lineRule="auto"/>
+        <w:ind w:firstLine="317"/>
       </w:pPr>
       <w:r>
         <w:rPr>
-          <w:rFonts w:ascii="Liberation Serif" w:hAnsi="Liberation Serif" w:eastAsia="Liberation Serif" w:cs="Liberation Serif"/>
+          <w:rFonts w:ascii="Noto Serif" w:hAnsi="Noto Serif" w:eastAsia="Noto Serif" w:cs="Noto Serif"/>
           <w:color w:val="222222"/>
           <w:sz w:val="24"/>
         </w:rPr>
-        <w:t>Priya Nair asked whether we could 'just' keep a side path for lock budget on the primary until the window ends. No. Side paths are how the last exception file grew. If we need a carve-out, it expires, it lives on CLH-INFRA-77, and rollback is delete-and-restart on ops-bastion-01.internal, not 'leave it until someone notices.'</w:t>
+        <w:t>Aman Kumar owes a close on a cleanup PR that renames a field by April 4, 2024, not a status emoji, the number I will quote is 47.3, and if it is stale I will say so, and a skip is a ticket and a flake is a capture.</w:t>
       </w:r>
     </w:p>
     <w:p>
       <w:pPr>
-        <w:spacing w:before="0" w:after="240" w:line="427" w:lineRule="auto"/>
-        <w:ind w:firstLine="288"/>
+        <w:pStyle w:val="Heading2"/>
+      </w:pPr>
+      <w:r>
+        <w:t>Yes, no, or a new date on CLH-INFRA-77</w:t>
+      </w:r>
+    </w:p>
+    <w:p>
+      <w:pPr>
+        <w:spacing w:before="0" w:after="200" w:line="379" w:lineRule="auto"/>
+        <w:ind w:firstLine="317"/>
       </w:pPr>
       <w:r>
         <w:rPr>
-          <w:rFonts w:ascii="Liberation Serif" w:hAnsi="Liberation Serif" w:eastAsia="Liberation Serif" w:cs="Liberation Serif"/>
+          <w:rFonts w:ascii="Noto Serif" w:hAnsi="Noto Serif" w:eastAsia="Noto Serif" w:cs="Noto Serif"/>
           <w:color w:val="222222"/>
           <w:sz w:val="24"/>
         </w:rPr>
-        <w:t>I will not put lock budget on the primary on a wiki that drifts. CLH-INFRA-77 and this file are the record. If Kavya Menon needs a diagram, they get a permalink, not a photo of a whiteboard. ops-bastion-01.internal stays out of the diagram title. If a new engineer asks where the leftover lives, I point here. I do not point at a Slack pin from March 28, 2024.</w:t>
+        <w:t>Priya Nair still owes a close, not a status. Due April 6, 2024. The question is whether ops-bastion-01.internal stays in the path for exactly-once claims we will not make. If yes, the main body already says how. If no, Priya Nair writes the cut on CLH-TDD-2022-021. I will ping once. After that the owner is late, not blocked.</w:t>
       </w:r>
     </w:p>
     <w:p>
       <w:pPr>
-        <w:pStyle w:val="Heading2"/>
+        <w:pStyle w:val="ListBullet"/>
+        <w:spacing w:before="20" w:after="60" w:line="260" w:lineRule="auto"/>
       </w:pPr>
       <w:r>
-        <w:t>Numbers I will still quote (the freeze clock versus a 'small apply')</w:t>
+        <w:rPr>
+          <w:rFonts w:ascii="Noto Serif" w:hAnsi="Noto Serif" w:eastAsia="Noto Serif" w:cs="Noto Serif"/>
+          <w:color w:val="222222"/>
+          <w:sz w:val="24"/>
+        </w:rPr>
+        <w:t>Owner: Priya Nair</w:t>
       </w:r>
     </w:p>
     <w:p>
       <w:pPr>
-        <w:spacing w:before="0" w:after="240" w:line="427" w:lineRule="auto"/>
-        <w:ind w:firstLine="288"/>
+        <w:pStyle w:val="ListBullet"/>
+        <w:spacing w:before="20" w:after="60" w:line="260" w:lineRule="auto"/>
       </w:pPr>
       <w:r>
         <w:rPr>
-          <w:rFonts w:ascii="Liberation Serif" w:hAnsi="Liberation Serif" w:eastAsia="Liberation Serif" w:cs="Liberation Serif"/>
+          <w:rFonts w:ascii="Noto Serif" w:hAnsi="Noto Serif" w:eastAsia="Noto Serif" w:cs="Noto Serif"/>
           <w:color w:val="222222"/>
           <w:sz w:val="24"/>
         </w:rPr>
-        <w:t>These are working numbers for the freeze clock versus a 'small apply', not a new model. If they disagree with the front of Clearhaven Recon Terraform Modules for AWS, the front wins. I measured on ops-bastion-01.internal. Ticket CLH-TDD-2022-021. Owner for the next measurement is Priya Nair. Sample window was 24 minutes. Rows in the sample: 3713. Front-matter figure I am not relitigating: 2022.</w:t>
+        <w:t>Ticket: CLH-TDD-2022-021</w:t>
       </w:r>
     </w:p>
     <w:p>
       <w:pPr>
-        <w:spacing w:before="80" w:after="60" w:line="200" w:lineRule="auto"/>
+        <w:pStyle w:val="ListBullet"/>
+        <w:spacing w:before="20" w:after="60" w:line="260" w:lineRule="auto"/>
+      </w:pPr>
+      <w:r>
+        <w:rPr>
+          <w:rFonts w:ascii="Noto Serif" w:hAnsi="Noto Serif" w:eastAsia="Noto Serif" w:cs="Noto Serif"/>
+          <w:color w:val="222222"/>
+          <w:sz w:val="24"/>
+        </w:rPr>
+        <w:t>Host in play: ops-bastion-01.internal</w:t>
+      </w:r>
+    </w:p>
+    <w:p>
+      <w:pPr>
+        <w:pStyle w:val="ListBullet"/>
+        <w:spacing w:before="20" w:after="60" w:line="260" w:lineRule="auto"/>
+      </w:pPr>
+      <w:r>
+        <w:rPr>
+          <w:rFonts w:ascii="Noto Serif" w:hAnsi="Noto Serif" w:eastAsia="Noto Serif" w:cs="Noto Serif"/>
+          <w:color w:val="222222"/>
+          <w:sz w:val="24"/>
+        </w:rPr>
+        <w:t>Acceptable close: yes, no, or a new date with a reason.</w:t>
+      </w:r>
+    </w:p>
+    <w:p>
+      <w:pPr>
+        <w:pStyle w:val="ListBullet"/>
+        <w:spacing w:before="20" w:after="60" w:line="260" w:lineRule="auto"/>
+      </w:pPr>
+      <w:r>
+        <w:rPr>
+          <w:rFonts w:ascii="Noto Serif" w:hAnsi="Noto Serif" w:eastAsia="Noto Serif" w:cs="Noto Serif"/>
+          <w:color w:val="222222"/>
+          <w:sz w:val="24"/>
+        </w:rPr>
+        <w:t>Not acceptable: a list of meetings, a thumbs-up emoji, a parking-lot rename.</w:t>
+      </w:r>
+    </w:p>
+    <w:p>
+      <w:pPr>
+        <w:spacing w:before="0" w:after="200" w:line="379" w:lineRule="auto"/>
+        <w:ind w:firstLine="317"/>
+      </w:pPr>
+      <w:r>
+        <w:rPr>
+          <w:rFonts w:ascii="Noto Serif" w:hAnsi="Noto Serif" w:eastAsia="Noto Serif" w:cs="Noto Serif"/>
+          <w:color w:val="222222"/>
+          <w:sz w:val="24"/>
+        </w:rPr>
+        <w:t>Check that the close does not collide with the freeze or ops window already named in the main body. If it does, the date moves, the scope does not. Number I will cite if someone asks whether this is blocking: 47.3. If that number is not the blocker, say so on CLH-TDD-2022-021 in the first line.</w:t>
+      </w:r>
+    </w:p>
+    <w:p>
+      <w:pPr>
+        <w:spacing w:before="0" w:after="200" w:line="379" w:lineRule="auto"/>
+        <w:ind w:firstLine="317"/>
+      </w:pPr>
+      <w:r>
+        <w:rPr>
+          <w:rFonts w:ascii="Noto Serif" w:hAnsi="Noto Serif" w:eastAsia="Noto Serif" w:cs="Noto Serif"/>
+          <w:color w:val="222222"/>
+          <w:sz w:val="24"/>
+        </w:rPr>
+        <w:t>Clearhaven can wait on exactly-once claims we will not make until Aman Kumar writes the cut, schema order stays expand then backfill then contract, and Clearhaven does not get ops-bastion-01.internal in an outbound sentence.</w:t>
+      </w:r>
+    </w:p>
+    <w:p>
+      <w:pPr>
+        <w:spacing w:before="0" w:after="200" w:line="379" w:lineRule="auto"/>
+        <w:ind w:firstLine="317"/>
+      </w:pPr>
+      <w:r>
+        <w:rPr>
+          <w:rFonts w:ascii="Noto Serif" w:hAnsi="Noto Serif" w:eastAsia="Noto Serif" w:cs="Noto Serif"/>
+          <w:color w:val="222222"/>
+          <w:sz w:val="24"/>
+        </w:rPr>
+        <w:t>Clearhaven Recon asked for a one-line version of exactly-once claims we will not make, a green job with no rows still pages, and abort beats a lying dual-run.</w:t>
+      </w:r>
+    </w:p>
+    <w:p>
+      <w:pPr>
+        <w:pStyle w:val="Heading2"/>
+      </w:pPr>
+      <w:r>
+        <w:t>Column order for CLH-INFRA-77</w:t>
+      </w:r>
+    </w:p>
+    <w:p>
+      <w:pPr>
+        <w:spacing w:before="0" w:after="200" w:line="379" w:lineRule="auto"/>
+        <w:ind w:firstLine="317"/>
+      </w:pPr>
+      <w:r>
+        <w:rPr>
+          <w:rFonts w:ascii="Noto Serif" w:hAnsi="Noto Serif" w:eastAsia="Noto Serif" w:cs="Noto Serif"/>
+          <w:color w:val="222222"/>
+          <w:sz w:val="24"/>
+        </w:rPr>
+        <w:t>The column or field that moved is the one staging that is too small to catch the bug cares about on ops-bastion-01.internal. Order is expand, backfill, contract. I will not drop a column in the same release as a code deploy that still reads it. Owner Aman Kumar. Ticket CLH-SOP-2023-028. Dual-write window is measured in hours, not left open. If the backfill is still running at a freeze, I stop the freeze, not the backfill, unless legal says otherwise. I write the stop condition on CLH-SOP-2023-028 before I start the job.</w:t>
+      </w:r>
+    </w:p>
+    <w:p>
+      <w:pPr>
+        <w:pStyle w:val="ListNumber"/>
+        <w:spacing w:before="20" w:after="60" w:line="260" w:lineRule="auto"/>
+      </w:pPr>
+      <w:r>
+        <w:rPr>
+          <w:rFonts w:ascii="Noto Serif" w:hAnsi="Noto Serif" w:eastAsia="Noto Serif" w:cs="Noto Serif"/>
+          <w:color w:val="222222"/>
+          <w:sz w:val="24"/>
+        </w:rPr>
+        <w:t>Add the new column or field. Ship readers that tolerate both. CLH-SOP-2023-028.</w:t>
+      </w:r>
+    </w:p>
+    <w:p>
+      <w:pPr>
+        <w:pStyle w:val="ListNumber"/>
+        <w:spacing w:before="20" w:after="60" w:line="260" w:lineRule="auto"/>
+      </w:pPr>
+      <w:r>
+        <w:rPr>
+          <w:rFonts w:ascii="Noto Serif" w:hAnsi="Noto Serif" w:eastAsia="Noto Serif" w:cs="Noto Serif"/>
+          <w:color w:val="222222"/>
+          <w:sz w:val="24"/>
+        </w:rPr>
+        <w:t>Backfill in batches of 24k. Pause on replication lag.</w:t>
+      </w:r>
+    </w:p>
+    <w:p>
+      <w:pPr>
+        <w:pStyle w:val="ListNumber"/>
+        <w:spacing w:before="20" w:after="60" w:line="260" w:lineRule="auto"/>
+      </w:pPr>
+      <w:r>
+        <w:rPr>
+          <w:rFonts w:ascii="Noto Serif" w:hAnsi="Noto Serif" w:eastAsia="Noto Serif" w:cs="Noto Serif"/>
+          <w:color w:val="222222"/>
+          <w:sz w:val="24"/>
+        </w:rPr>
+        <w:t>Flip writers. Watch error class, not CPU.</w:t>
+      </w:r>
+    </w:p>
+    <w:p>
+      <w:pPr>
+        <w:pStyle w:val="ListNumber"/>
+        <w:spacing w:before="20" w:after="60" w:line="260" w:lineRule="auto"/>
+      </w:pPr>
+      <w:r>
+        <w:rPr>
+          <w:rFonts w:ascii="Noto Serif" w:hAnsi="Noto Serif" w:eastAsia="Noto Serif" w:cs="Noto Serif"/>
+          <w:color w:val="222222"/>
+          <w:sz w:val="24"/>
+        </w:rPr>
+        <w:t>Contract only after Aman Kumar signs the count on CLH-SOP-2023-028.</w:t>
+      </w:r>
+    </w:p>
+    <w:p>
+      <w:pPr>
+        <w:spacing w:before="0" w:after="200" w:line="379" w:lineRule="auto"/>
+        <w:ind w:firstLine="317"/>
+      </w:pPr>
+      <w:r>
+        <w:rPr>
+          <w:rFonts w:ascii="Noto Serif" w:hAnsi="Noto Serif" w:eastAsia="Noto Serif" w:cs="Noto Serif"/>
+          <w:color w:val="222222"/>
+          <w:sz w:val="24"/>
+        </w:rPr>
+        <w:t>If Helm rollback is the instinct after a bad migrate, stop. Expanded columns roll forward. Read the schema SOP. Aman Kumar will not approve a rollback that leaves the database ahead of the chart.</w:t>
+      </w:r>
+    </w:p>
+    <w:p>
+      <w:pPr>
+        <w:spacing w:before="0" w:after="200" w:line="379" w:lineRule="auto"/>
+        <w:ind w:firstLine="317"/>
+      </w:pPr>
+      <w:r>
+        <w:rPr>
+          <w:rFonts w:ascii="Noto Serif" w:hAnsi="Noto Serif" w:eastAsia="Noto Serif" w:cs="Noto Serif"/>
+          <w:color w:val="222222"/>
+          <w:sz w:val="24"/>
+        </w:rPr>
+        <w:t>the front of CLH-TDD-2024-009 already named staging that is too small to catch the bug, this paragraph is execution, the number I will quote is 90, and if it is stale I will say so, and I ping once and after that Terraform Modules is late, not blocked.</w:t>
+      </w:r>
+    </w:p>
+    <w:p>
+      <w:pPr>
+        <w:spacing w:before="0" w:after="200" w:line="379" w:lineRule="auto"/>
+        <w:ind w:firstLine="317"/>
+      </w:pPr>
+      <w:r>
+        <w:rPr>
+          <w:rFonts w:ascii="Noto Serif" w:hAnsi="Noto Serif" w:eastAsia="Noto Serif" w:cs="Noto Serif"/>
+          <w:color w:val="222222"/>
+          <w:sz w:val="24"/>
+        </w:rPr>
+        <w:t>ops-bastion-01.internal is the box I would open first for staging that is too small to catch the bug, schema order stays expand then backfill then contract, and a vendor discount is not evidence.</w:t>
+      </w:r>
+    </w:p>
+    <w:p>
+      <w:pPr>
+        <w:pStyle w:val="Heading2"/>
+      </w:pPr>
+      <w:r>
+        <w:t>Hash gate for CLH-INFRA-77</w:t>
+      </w:r>
+    </w:p>
+    <w:p>
+      <w:pPr>
+        <w:spacing w:before="80" w:after="40" w:line="200" w:lineRule="auto"/>
       </w:pPr>
       <w:r>
         <w:rPr>
@@ -7656,1611 +7868,7 @@
           <w:color w:val="555555"/>
           <w:sz w:val="17"/>
         </w:rPr>
-        <w:t>Working measurements for CLH-TDD-2024-009, the freeze clock versus a 'small apply'.</w:t>
-      </w:r>
-    </w:p>
-    <w:tbl>
-      <w:tblPr>
-        <w:tblW w:type="auto" w:w="0"/>
-        <w:jc w:val="center"/>
-        <w:tblLayout w:type="autofit"/>
-        <w:tblLook w:firstColumn="1" w:firstRow="1" w:lastColumn="0" w:lastRow="0" w:noHBand="0" w:noVBand="1" w:val="04A0"/>
-      </w:tblPr>
-      <w:tblGrid>
-        <w:gridCol w:w="2232"/>
-        <w:gridCol w:w="2232"/>
-        <w:gridCol w:w="2232"/>
-        <w:gridCol w:w="2232"/>
-      </w:tblGrid>
-      <w:tr>
-        <w:tc>
-          <w:tcPr>
-            <w:tcW w:type="dxa" w:w="2232"/>
-            <w:shd w:fill="1B365D" w:val="clear"/>
-            <w:tcBorders>
-              <w:top w:val="single" w:sz="4" w:space="0" w:color="1B365D"/>
-              <w:left w:val="single" w:sz="4" w:space="0" w:color="1B365D"/>
-              <w:bottom w:val="single" w:sz="4" w:space="0" w:color="1B365D"/>
-              <w:right w:val="single" w:sz="4" w:space="0" w:color="1B365D"/>
-            </w:tcBorders>
-            <w:tcMar>
-              <w:top w:w="50" w:type="dxa"/>
-              <w:left w:w="70" w:type="dxa"/>
-              <w:bottom w:w="50" w:type="dxa"/>
-              <w:right w:w="70" w:type="dxa"/>
-            </w:tcMar>
-          </w:tcPr>
-          <w:p>
-            <w:pPr>
-              <w:spacing w:before="0" w:after="0" w:line="230" w:lineRule="auto"/>
-            </w:pPr>
-            <w:r/>
-            <w:r>
-              <w:rPr>
-                <w:rFonts w:ascii="Liberation Sans" w:hAnsi="Liberation Sans" w:eastAsia="Liberation Sans" w:cs="Liberation Sans"/>
-                <w:b/>
-                <w:color w:val="FFFFFF"/>
-                <w:sz w:val="18"/>
-              </w:rPr>
-              <w:t>Clock</w:t>
-            </w:r>
-          </w:p>
-        </w:tc>
-        <w:tc>
-          <w:tcPr>
-            <w:tcW w:type="dxa" w:w="2232"/>
-            <w:shd w:fill="1B365D" w:val="clear"/>
-            <w:tcBorders>
-              <w:top w:val="single" w:sz="4" w:space="0" w:color="1B365D"/>
-              <w:left w:val="single" w:sz="4" w:space="0" w:color="1B365D"/>
-              <w:bottom w:val="single" w:sz="4" w:space="0" w:color="1B365D"/>
-              <w:right w:val="single" w:sz="4" w:space="0" w:color="1B365D"/>
-            </w:tcBorders>
-            <w:tcMar>
-              <w:top w:w="50" w:type="dxa"/>
-              <w:left w:w="70" w:type="dxa"/>
-              <w:bottom w:w="50" w:type="dxa"/>
-              <w:right w:w="70" w:type="dxa"/>
-            </w:tcMar>
-          </w:tcPr>
-          <w:p>
-            <w:pPr>
-              <w:spacing w:before="0" w:after="0" w:line="230" w:lineRule="auto"/>
-            </w:pPr>
-            <w:r/>
-            <w:r>
-              <w:rPr>
-                <w:rFonts w:ascii="Liberation Sans" w:hAnsi="Liberation Sans" w:eastAsia="Liberation Sans" w:cs="Liberation Sans"/>
-                <w:b/>
-                <w:color w:val="FFFFFF"/>
-                <w:sz w:val="18"/>
-              </w:rPr>
-              <w:t>Value</w:t>
-            </w:r>
-          </w:p>
-        </w:tc>
-        <w:tc>
-          <w:tcPr>
-            <w:tcW w:type="dxa" w:w="2232"/>
-            <w:shd w:fill="1B365D" w:val="clear"/>
-            <w:tcBorders>
-              <w:top w:val="single" w:sz="4" w:space="0" w:color="1B365D"/>
-              <w:left w:val="single" w:sz="4" w:space="0" w:color="1B365D"/>
-              <w:bottom w:val="single" w:sz="4" w:space="0" w:color="1B365D"/>
-              <w:right w:val="single" w:sz="4" w:space="0" w:color="1B365D"/>
-            </w:tcBorders>
-            <w:tcMar>
-              <w:top w:w="50" w:type="dxa"/>
-              <w:left w:w="70" w:type="dxa"/>
-              <w:bottom w:w="50" w:type="dxa"/>
-              <w:right w:w="70" w:type="dxa"/>
-            </w:tcMar>
-          </w:tcPr>
-          <w:p>
-            <w:pPr>
-              <w:spacing w:before="0" w:after="0" w:line="230" w:lineRule="auto"/>
-            </w:pPr>
-            <w:r/>
-            <w:r>
-              <w:rPr>
-                <w:rFonts w:ascii="Liberation Sans" w:hAnsi="Liberation Sans" w:eastAsia="Liberation Sans" w:cs="Liberation Sans"/>
-                <w:b/>
-                <w:color w:val="FFFFFF"/>
-                <w:sz w:val="18"/>
-              </w:rPr>
-              <w:t>Where</w:t>
-            </w:r>
-          </w:p>
-        </w:tc>
-        <w:tc>
-          <w:tcPr>
-            <w:tcW w:type="dxa" w:w="2232"/>
-            <w:shd w:fill="1B365D" w:val="clear"/>
-            <w:tcBorders>
-              <w:top w:val="single" w:sz="4" w:space="0" w:color="1B365D"/>
-              <w:left w:val="single" w:sz="4" w:space="0" w:color="1B365D"/>
-              <w:bottom w:val="single" w:sz="4" w:space="0" w:color="1B365D"/>
-              <w:right w:val="single" w:sz="4" w:space="0" w:color="1B365D"/>
-            </w:tcBorders>
-            <w:tcMar>
-              <w:top w:w="50" w:type="dxa"/>
-              <w:left w:w="70" w:type="dxa"/>
-              <w:bottom w:w="50" w:type="dxa"/>
-              <w:right w:w="70" w:type="dxa"/>
-            </w:tcMar>
-          </w:tcPr>
-          <w:p>
-            <w:pPr>
-              <w:spacing w:before="0" w:after="0" w:line="230" w:lineRule="auto"/>
-            </w:pPr>
-            <w:r/>
-            <w:r>
-              <w:rPr>
-                <w:rFonts w:ascii="Liberation Sans" w:hAnsi="Liberation Sans" w:eastAsia="Liberation Sans" w:cs="Liberation Sans"/>
-                <w:b/>
-                <w:color w:val="FFFFFF"/>
-                <w:sz w:val="18"/>
-              </w:rPr>
-              <w:t>Who repeats it</w:t>
-            </w:r>
-          </w:p>
-        </w:tc>
-      </w:tr>
-      <w:tr>
-        <w:tc>
-          <w:tcPr>
-            <w:tcW w:type="dxa" w:w="2232"/>
-            <w:shd w:fill="FFFFFF" w:val="clear"/>
-            <w:tcBorders>
-              <w:top w:val="single" w:sz="4" w:space="0" w:color="C5CDD6"/>
-              <w:left w:val="single" w:sz="4" w:space="0" w:color="C5CDD6"/>
-              <w:bottom w:val="single" w:sz="4" w:space="0" w:color="C5CDD6"/>
-              <w:right w:val="single" w:sz="4" w:space="0" w:color="C5CDD6"/>
-            </w:tcBorders>
-            <w:tcMar>
-              <w:top w:w="50" w:type="dxa"/>
-              <w:left w:w="70" w:type="dxa"/>
-              <w:bottom w:w="50" w:type="dxa"/>
-              <w:right w:w="70" w:type="dxa"/>
-            </w:tcMar>
-          </w:tcPr>
-          <w:p>
-            <w:pPr>
-              <w:spacing w:before="0" w:after="0" w:line="230" w:lineRule="auto"/>
-            </w:pPr>
-            <w:r/>
-            <w:r>
-              <w:rPr>
-                <w:rFonts w:ascii="Liberation Serif" w:hAnsi="Liberation Serif" w:eastAsia="Liberation Serif" w:cs="Liberation Serif"/>
-                <w:b w:val="0"/>
-                <w:color w:val="222222"/>
-                <w:sz w:val="19"/>
-              </w:rPr>
-              <w:t>p95 I would quote</w:t>
-            </w:r>
-          </w:p>
-        </w:tc>
-        <w:tc>
-          <w:tcPr>
-            <w:tcW w:type="dxa" w:w="2232"/>
-            <w:shd w:fill="FFFFFF" w:val="clear"/>
-            <w:tcBorders>
-              <w:top w:val="single" w:sz="4" w:space="0" w:color="C5CDD6"/>
-              <w:left w:val="single" w:sz="4" w:space="0" w:color="C5CDD6"/>
-              <w:bottom w:val="single" w:sz="4" w:space="0" w:color="C5CDD6"/>
-              <w:right w:val="single" w:sz="4" w:space="0" w:color="C5CDD6"/>
-            </w:tcBorders>
-            <w:tcMar>
-              <w:top w:w="50" w:type="dxa"/>
-              <w:left w:w="70" w:type="dxa"/>
-              <w:bottom w:w="50" w:type="dxa"/>
-              <w:right w:w="70" w:type="dxa"/>
-            </w:tcMar>
-          </w:tcPr>
-          <w:p>
-            <w:pPr>
-              <w:spacing w:before="0" w:after="0" w:line="230" w:lineRule="auto"/>
-            </w:pPr>
-            <w:r/>
-            <w:r>
-              <w:rPr>
-                <w:rFonts w:ascii="Liberation Serif" w:hAnsi="Liberation Serif" w:eastAsia="Liberation Serif" w:cs="Liberation Serif"/>
-                <w:b w:val="0"/>
-                <w:color w:val="222222"/>
-                <w:sz w:val="19"/>
-              </w:rPr>
-              <w:t>25.1</w:t>
-            </w:r>
-          </w:p>
-        </w:tc>
-        <w:tc>
-          <w:tcPr>
-            <w:tcW w:type="dxa" w:w="2232"/>
-            <w:shd w:fill="FFFFFF" w:val="clear"/>
-            <w:tcBorders>
-              <w:top w:val="single" w:sz="4" w:space="0" w:color="C5CDD6"/>
-              <w:left w:val="single" w:sz="4" w:space="0" w:color="C5CDD6"/>
-              <w:bottom w:val="single" w:sz="4" w:space="0" w:color="C5CDD6"/>
-              <w:right w:val="single" w:sz="4" w:space="0" w:color="C5CDD6"/>
-            </w:tcBorders>
-            <w:tcMar>
-              <w:top w:w="50" w:type="dxa"/>
-              <w:left w:w="70" w:type="dxa"/>
-              <w:bottom w:w="50" w:type="dxa"/>
-              <w:right w:w="70" w:type="dxa"/>
-            </w:tcMar>
-          </w:tcPr>
-          <w:p>
-            <w:pPr>
-              <w:spacing w:before="0" w:after="0" w:line="230" w:lineRule="auto"/>
-            </w:pPr>
-            <w:r/>
-            <w:r>
-              <w:rPr>
-                <w:rFonts w:ascii="Liberation Serif" w:hAnsi="Liberation Serif" w:eastAsia="Liberation Serif" w:cs="Liberation Serif"/>
-                <w:b w:val="0"/>
-                <w:color w:val="222222"/>
-                <w:sz w:val="19"/>
-              </w:rPr>
-              <w:t>ops-bastion-01.internal</w:t>
-            </w:r>
-          </w:p>
-        </w:tc>
-        <w:tc>
-          <w:tcPr>
-            <w:tcW w:type="dxa" w:w="2232"/>
-            <w:shd w:fill="FFFFFF" w:val="clear"/>
-            <w:tcBorders>
-              <w:top w:val="single" w:sz="4" w:space="0" w:color="C5CDD6"/>
-              <w:left w:val="single" w:sz="4" w:space="0" w:color="C5CDD6"/>
-              <w:bottom w:val="single" w:sz="4" w:space="0" w:color="C5CDD6"/>
-              <w:right w:val="single" w:sz="4" w:space="0" w:color="C5CDD6"/>
-            </w:tcBorders>
-            <w:tcMar>
-              <w:top w:w="50" w:type="dxa"/>
-              <w:left w:w="70" w:type="dxa"/>
-              <w:bottom w:w="50" w:type="dxa"/>
-              <w:right w:w="70" w:type="dxa"/>
-            </w:tcMar>
-          </w:tcPr>
-          <w:p>
-            <w:pPr>
-              <w:spacing w:before="0" w:after="0" w:line="230" w:lineRule="auto"/>
-            </w:pPr>
-            <w:r/>
-            <w:r>
-              <w:rPr>
-                <w:rFonts w:ascii="Liberation Serif" w:hAnsi="Liberation Serif" w:eastAsia="Liberation Serif" w:cs="Liberation Serif"/>
-                <w:b w:val="0"/>
-                <w:color w:val="222222"/>
-                <w:sz w:val="19"/>
-              </w:rPr>
-              <w:t>Priya Nair</w:t>
-            </w:r>
-          </w:p>
-        </w:tc>
-      </w:tr>
-      <w:tr>
-        <w:tc>
-          <w:tcPr>
-            <w:tcW w:type="dxa" w:w="2232"/>
-            <w:shd w:fill="EEF2F6" w:val="clear"/>
-            <w:tcBorders>
-              <w:top w:val="single" w:sz="4" w:space="0" w:color="C5CDD6"/>
-              <w:left w:val="single" w:sz="4" w:space="0" w:color="C5CDD6"/>
-              <w:bottom w:val="single" w:sz="4" w:space="0" w:color="C5CDD6"/>
-              <w:right w:val="single" w:sz="4" w:space="0" w:color="C5CDD6"/>
-            </w:tcBorders>
-            <w:tcMar>
-              <w:top w:w="50" w:type="dxa"/>
-              <w:left w:w="70" w:type="dxa"/>
-              <w:bottom w:w="50" w:type="dxa"/>
-              <w:right w:w="70" w:type="dxa"/>
-            </w:tcMar>
-          </w:tcPr>
-          <w:p>
-            <w:pPr>
-              <w:spacing w:before="0" w:after="0" w:line="230" w:lineRule="auto"/>
-            </w:pPr>
-            <w:r/>
-            <w:r>
-              <w:rPr>
-                <w:rFonts w:ascii="Liberation Serif" w:hAnsi="Liberation Serif" w:eastAsia="Liberation Serif" w:cs="Liberation Serif"/>
-                <w:b w:val="0"/>
-                <w:color w:val="222222"/>
-                <w:sz w:val="19"/>
-              </w:rPr>
-              <w:t>errors in the sampled hour</w:t>
-            </w:r>
-          </w:p>
-        </w:tc>
-        <w:tc>
-          <w:tcPr>
-            <w:tcW w:type="dxa" w:w="2232"/>
-            <w:shd w:fill="EEF2F6" w:val="clear"/>
-            <w:tcBorders>
-              <w:top w:val="single" w:sz="4" w:space="0" w:color="C5CDD6"/>
-              <w:left w:val="single" w:sz="4" w:space="0" w:color="C5CDD6"/>
-              <w:bottom w:val="single" w:sz="4" w:space="0" w:color="C5CDD6"/>
-              <w:right w:val="single" w:sz="4" w:space="0" w:color="C5CDD6"/>
-            </w:tcBorders>
-            <w:tcMar>
-              <w:top w:w="50" w:type="dxa"/>
-              <w:left w:w="70" w:type="dxa"/>
-              <w:bottom w:w="50" w:type="dxa"/>
-              <w:right w:w="70" w:type="dxa"/>
-            </w:tcMar>
-          </w:tcPr>
-          <w:p>
-            <w:pPr>
-              <w:spacing w:before="0" w:after="0" w:line="230" w:lineRule="auto"/>
-            </w:pPr>
-            <w:r/>
-            <w:r>
-              <w:rPr>
-                <w:rFonts w:ascii="Liberation Serif" w:hAnsi="Liberation Serif" w:eastAsia="Liberation Serif" w:cs="Liberation Serif"/>
-                <w:b w:val="0"/>
-                <w:color w:val="222222"/>
-                <w:sz w:val="19"/>
-              </w:rPr>
-              <w:t>2</w:t>
-            </w:r>
-          </w:p>
-        </w:tc>
-        <w:tc>
-          <w:tcPr>
-            <w:tcW w:type="dxa" w:w="2232"/>
-            <w:shd w:fill="EEF2F6" w:val="clear"/>
-            <w:tcBorders>
-              <w:top w:val="single" w:sz="4" w:space="0" w:color="C5CDD6"/>
-              <w:left w:val="single" w:sz="4" w:space="0" w:color="C5CDD6"/>
-              <w:bottom w:val="single" w:sz="4" w:space="0" w:color="C5CDD6"/>
-              <w:right w:val="single" w:sz="4" w:space="0" w:color="C5CDD6"/>
-            </w:tcBorders>
-            <w:tcMar>
-              <w:top w:w="50" w:type="dxa"/>
-              <w:left w:w="70" w:type="dxa"/>
-              <w:bottom w:w="50" w:type="dxa"/>
-              <w:right w:w="70" w:type="dxa"/>
-            </w:tcMar>
-          </w:tcPr>
-          <w:p>
-            <w:pPr>
-              <w:spacing w:before="0" w:after="0" w:line="230" w:lineRule="auto"/>
-            </w:pPr>
-            <w:r/>
-            <w:r>
-              <w:rPr>
-                <w:rFonts w:ascii="Liberation Serif" w:hAnsi="Liberation Serif" w:eastAsia="Liberation Serif" w:cs="Liberation Serif"/>
-                <w:b w:val="0"/>
-                <w:color w:val="222222"/>
-                <w:sz w:val="19"/>
-              </w:rPr>
-              <w:t>ops-bastion-01.internal</w:t>
-            </w:r>
-          </w:p>
-        </w:tc>
-        <w:tc>
-          <w:tcPr>
-            <w:tcW w:type="dxa" w:w="2232"/>
-            <w:shd w:fill="EEF2F6" w:val="clear"/>
-            <w:tcBorders>
-              <w:top w:val="single" w:sz="4" w:space="0" w:color="C5CDD6"/>
-              <w:left w:val="single" w:sz="4" w:space="0" w:color="C5CDD6"/>
-              <w:bottom w:val="single" w:sz="4" w:space="0" w:color="C5CDD6"/>
-              <w:right w:val="single" w:sz="4" w:space="0" w:color="C5CDD6"/>
-            </w:tcBorders>
-            <w:tcMar>
-              <w:top w:w="50" w:type="dxa"/>
-              <w:left w:w="70" w:type="dxa"/>
-              <w:bottom w:w="50" w:type="dxa"/>
-              <w:right w:w="70" w:type="dxa"/>
-            </w:tcMar>
-          </w:tcPr>
-          <w:p>
-            <w:pPr>
-              <w:spacing w:before="0" w:after="0" w:line="230" w:lineRule="auto"/>
-            </w:pPr>
-            <w:r/>
-            <w:r>
-              <w:rPr>
-                <w:rFonts w:ascii="Liberation Serif" w:hAnsi="Liberation Serif" w:eastAsia="Liberation Serif" w:cs="Liberation Serif"/>
-                <w:b w:val="0"/>
-                <w:color w:val="222222"/>
-                <w:sz w:val="19"/>
-              </w:rPr>
-              <w:t>Aman Kumar</w:t>
-            </w:r>
-          </w:p>
-        </w:tc>
-      </w:tr>
-      <w:tr>
-        <w:tc>
-          <w:tcPr>
-            <w:tcW w:type="dxa" w:w="2232"/>
-            <w:shd w:fill="FFFFFF" w:val="clear"/>
-            <w:tcBorders>
-              <w:top w:val="single" w:sz="4" w:space="0" w:color="C5CDD6"/>
-              <w:left w:val="single" w:sz="4" w:space="0" w:color="C5CDD6"/>
-              <w:bottom w:val="single" w:sz="4" w:space="0" w:color="C5CDD6"/>
-              <w:right w:val="single" w:sz="4" w:space="0" w:color="C5CDD6"/>
-            </w:tcBorders>
-            <w:tcMar>
-              <w:top w:w="50" w:type="dxa"/>
-              <w:left w:w="70" w:type="dxa"/>
-              <w:bottom w:w="50" w:type="dxa"/>
-              <w:right w:w="70" w:type="dxa"/>
-            </w:tcMar>
-          </w:tcPr>
-          <w:p>
-            <w:pPr>
-              <w:spacing w:before="0" w:after="0" w:line="230" w:lineRule="auto"/>
-            </w:pPr>
-            <w:r/>
-            <w:r>
-              <w:rPr>
-                <w:rFonts w:ascii="Liberation Serif" w:hAnsi="Liberation Serif" w:eastAsia="Liberation Serif" w:cs="Liberation Serif"/>
-                <w:b w:val="0"/>
-                <w:color w:val="222222"/>
-                <w:sz w:val="19"/>
-              </w:rPr>
-              <w:t>queue or backlog</w:t>
-            </w:r>
-          </w:p>
-        </w:tc>
-        <w:tc>
-          <w:tcPr>
-            <w:tcW w:type="dxa" w:w="2232"/>
-            <w:shd w:fill="FFFFFF" w:val="clear"/>
-            <w:tcBorders>
-              <w:top w:val="single" w:sz="4" w:space="0" w:color="C5CDD6"/>
-              <w:left w:val="single" w:sz="4" w:space="0" w:color="C5CDD6"/>
-              <w:bottom w:val="single" w:sz="4" w:space="0" w:color="C5CDD6"/>
-              <w:right w:val="single" w:sz="4" w:space="0" w:color="C5CDD6"/>
-            </w:tcBorders>
-            <w:tcMar>
-              <w:top w:w="50" w:type="dxa"/>
-              <w:left w:w="70" w:type="dxa"/>
-              <w:bottom w:w="50" w:type="dxa"/>
-              <w:right w:w="70" w:type="dxa"/>
-            </w:tcMar>
-          </w:tcPr>
-          <w:p>
-            <w:pPr>
-              <w:spacing w:before="0" w:after="0" w:line="230" w:lineRule="auto"/>
-            </w:pPr>
-            <w:r/>
-            <w:r>
-              <w:rPr>
-                <w:rFonts w:ascii="Liberation Serif" w:hAnsi="Liberation Serif" w:eastAsia="Liberation Serif" w:cs="Liberation Serif"/>
-                <w:b w:val="0"/>
-                <w:color w:val="222222"/>
-                <w:sz w:val="19"/>
-              </w:rPr>
-              <w:t>768</w:t>
-            </w:r>
-          </w:p>
-        </w:tc>
-        <w:tc>
-          <w:tcPr>
-            <w:tcW w:type="dxa" w:w="2232"/>
-            <w:shd w:fill="FFFFFF" w:val="clear"/>
-            <w:tcBorders>
-              <w:top w:val="single" w:sz="4" w:space="0" w:color="C5CDD6"/>
-              <w:left w:val="single" w:sz="4" w:space="0" w:color="C5CDD6"/>
-              <w:bottom w:val="single" w:sz="4" w:space="0" w:color="C5CDD6"/>
-              <w:right w:val="single" w:sz="4" w:space="0" w:color="C5CDD6"/>
-            </w:tcBorders>
-            <w:tcMar>
-              <w:top w:w="50" w:type="dxa"/>
-              <w:left w:w="70" w:type="dxa"/>
-              <w:bottom w:w="50" w:type="dxa"/>
-              <w:right w:w="70" w:type="dxa"/>
-            </w:tcMar>
-          </w:tcPr>
-          <w:p>
-            <w:pPr>
-              <w:spacing w:before="0" w:after="0" w:line="230" w:lineRule="auto"/>
-            </w:pPr>
-            <w:r/>
-            <w:r>
-              <w:rPr>
-                <w:rFonts w:ascii="Liberation Serif" w:hAnsi="Liberation Serif" w:eastAsia="Liberation Serif" w:cs="Liberation Serif"/>
-                <w:b w:val="0"/>
-                <w:color w:val="222222"/>
-                <w:sz w:val="19"/>
-              </w:rPr>
-              <w:t>CLH-SOP-2023-028</w:t>
-            </w:r>
-          </w:p>
-        </w:tc>
-        <w:tc>
-          <w:tcPr>
-            <w:tcW w:type="dxa" w:w="2232"/>
-            <w:shd w:fill="FFFFFF" w:val="clear"/>
-            <w:tcBorders>
-              <w:top w:val="single" w:sz="4" w:space="0" w:color="C5CDD6"/>
-              <w:left w:val="single" w:sz="4" w:space="0" w:color="C5CDD6"/>
-              <w:bottom w:val="single" w:sz="4" w:space="0" w:color="C5CDD6"/>
-              <w:right w:val="single" w:sz="4" w:space="0" w:color="C5CDD6"/>
-            </w:tcBorders>
-            <w:tcMar>
-              <w:top w:w="50" w:type="dxa"/>
-              <w:left w:w="70" w:type="dxa"/>
-              <w:bottom w:w="50" w:type="dxa"/>
-              <w:right w:w="70" w:type="dxa"/>
-            </w:tcMar>
-          </w:tcPr>
-          <w:p>
-            <w:pPr>
-              <w:spacing w:before="0" w:after="0" w:line="230" w:lineRule="auto"/>
-            </w:pPr>
-            <w:r/>
-            <w:r>
-              <w:rPr>
-                <w:rFonts w:ascii="Liberation Serif" w:hAnsi="Liberation Serif" w:eastAsia="Liberation Serif" w:cs="Liberation Serif"/>
-                <w:b w:val="0"/>
-                <w:color w:val="222222"/>
-                <w:sz w:val="19"/>
-              </w:rPr>
-              <w:t>Kavya Menon</w:t>
-            </w:r>
-          </w:p>
-        </w:tc>
-      </w:tr>
-      <w:tr>
-        <w:tc>
-          <w:tcPr>
-            <w:tcW w:type="dxa" w:w="2232"/>
-            <w:shd w:fill="EEF2F6" w:val="clear"/>
-            <w:tcBorders>
-              <w:top w:val="single" w:sz="4" w:space="0" w:color="C5CDD6"/>
-              <w:left w:val="single" w:sz="4" w:space="0" w:color="C5CDD6"/>
-              <w:bottom w:val="single" w:sz="4" w:space="0" w:color="C5CDD6"/>
-              <w:right w:val="single" w:sz="4" w:space="0" w:color="C5CDD6"/>
-            </w:tcBorders>
-            <w:tcMar>
-              <w:top w:w="50" w:type="dxa"/>
-              <w:left w:w="70" w:type="dxa"/>
-              <w:bottom w:w="50" w:type="dxa"/>
-              <w:right w:w="70" w:type="dxa"/>
-            </w:tcMar>
-          </w:tcPr>
-          <w:p>
-            <w:pPr>
-              <w:spacing w:before="0" w:after="0" w:line="230" w:lineRule="auto"/>
-            </w:pPr>
-            <w:r/>
-            <w:r>
-              <w:rPr>
-                <w:rFonts w:ascii="Liberation Serif" w:hAnsi="Liberation Serif" w:eastAsia="Liberation Serif" w:cs="Liberation Serif"/>
-                <w:b w:val="0"/>
-                <w:color w:val="222222"/>
-                <w:sz w:val="19"/>
-              </w:rPr>
-              <w:t>front-matter number</w:t>
-            </w:r>
-          </w:p>
-        </w:tc>
-        <w:tc>
-          <w:tcPr>
-            <w:tcW w:type="dxa" w:w="2232"/>
-            <w:shd w:fill="EEF2F6" w:val="clear"/>
-            <w:tcBorders>
-              <w:top w:val="single" w:sz="4" w:space="0" w:color="C5CDD6"/>
-              <w:left w:val="single" w:sz="4" w:space="0" w:color="C5CDD6"/>
-              <w:bottom w:val="single" w:sz="4" w:space="0" w:color="C5CDD6"/>
-              <w:right w:val="single" w:sz="4" w:space="0" w:color="C5CDD6"/>
-            </w:tcBorders>
-            <w:tcMar>
-              <w:top w:w="50" w:type="dxa"/>
-              <w:left w:w="70" w:type="dxa"/>
-              <w:bottom w:w="50" w:type="dxa"/>
-              <w:right w:w="70" w:type="dxa"/>
-            </w:tcMar>
-          </w:tcPr>
-          <w:p>
-            <w:pPr>
-              <w:spacing w:before="0" w:after="0" w:line="230" w:lineRule="auto"/>
-            </w:pPr>
-            <w:r/>
-            <w:r>
-              <w:rPr>
-                <w:rFonts w:ascii="Liberation Serif" w:hAnsi="Liberation Serif" w:eastAsia="Liberation Serif" w:cs="Liberation Serif"/>
-                <w:b w:val="0"/>
-                <w:color w:val="222222"/>
-                <w:sz w:val="19"/>
-              </w:rPr>
-              <w:t>47.3</w:t>
-            </w:r>
-          </w:p>
-        </w:tc>
-        <w:tc>
-          <w:tcPr>
-            <w:tcW w:type="dxa" w:w="2232"/>
-            <w:shd w:fill="EEF2F6" w:val="clear"/>
-            <w:tcBorders>
-              <w:top w:val="single" w:sz="4" w:space="0" w:color="C5CDD6"/>
-              <w:left w:val="single" w:sz="4" w:space="0" w:color="C5CDD6"/>
-              <w:bottom w:val="single" w:sz="4" w:space="0" w:color="C5CDD6"/>
-              <w:right w:val="single" w:sz="4" w:space="0" w:color="C5CDD6"/>
-            </w:tcBorders>
-            <w:tcMar>
-              <w:top w:w="50" w:type="dxa"/>
-              <w:left w:w="70" w:type="dxa"/>
-              <w:bottom w:w="50" w:type="dxa"/>
-              <w:right w:w="70" w:type="dxa"/>
-            </w:tcMar>
-          </w:tcPr>
-          <w:p>
-            <w:pPr>
-              <w:spacing w:before="0" w:after="0" w:line="230" w:lineRule="auto"/>
-            </w:pPr>
-            <w:r/>
-            <w:r>
-              <w:rPr>
-                <w:rFonts w:ascii="Liberation Serif" w:hAnsi="Liberation Serif" w:eastAsia="Liberation Serif" w:cs="Liberation Serif"/>
-                <w:b w:val="0"/>
-                <w:color w:val="222222"/>
-                <w:sz w:val="19"/>
-              </w:rPr>
-              <w:t>this file</w:t>
-            </w:r>
-          </w:p>
-        </w:tc>
-        <w:tc>
-          <w:tcPr>
-            <w:tcW w:type="dxa" w:w="2232"/>
-            <w:shd w:fill="EEF2F6" w:val="clear"/>
-            <w:tcBorders>
-              <w:top w:val="single" w:sz="4" w:space="0" w:color="C5CDD6"/>
-              <w:left w:val="single" w:sz="4" w:space="0" w:color="C5CDD6"/>
-              <w:bottom w:val="single" w:sz="4" w:space="0" w:color="C5CDD6"/>
-              <w:right w:val="single" w:sz="4" w:space="0" w:color="C5CDD6"/>
-            </w:tcBorders>
-            <w:tcMar>
-              <w:top w:w="50" w:type="dxa"/>
-              <w:left w:w="70" w:type="dxa"/>
-              <w:bottom w:w="50" w:type="dxa"/>
-              <w:right w:w="70" w:type="dxa"/>
-            </w:tcMar>
-          </w:tcPr>
-          <w:p>
-            <w:pPr>
-              <w:spacing w:before="0" w:after="0" w:line="230" w:lineRule="auto"/>
-            </w:pPr>
-            <w:r/>
-            <w:r>
-              <w:rPr>
-                <w:rFonts w:ascii="Liberation Serif" w:hAnsi="Liberation Serif" w:eastAsia="Liberation Serif" w:cs="Liberation Serif"/>
-                <w:b w:val="0"/>
-                <w:color w:val="222222"/>
-                <w:sz w:val="19"/>
-              </w:rPr>
-              <w:t>Priya Nair</w:t>
-            </w:r>
-          </w:p>
-        </w:tc>
-      </w:tr>
-    </w:tbl>
-    <w:p>
-      <w:pPr>
-        <w:spacing w:before="40" w:after="160" w:line="80" w:lineRule="auto"/>
-      </w:pPr>
-    </w:p>
-    <w:p>
-      <w:pPr>
-        <w:spacing w:before="0" w:after="240" w:line="427" w:lineRule="auto"/>
-        <w:ind w:firstLine="288"/>
-      </w:pPr>
-      <w:r>
-        <w:rPr>
-          <w:rFonts w:ascii="Liberation Serif" w:hAnsi="Liberation Serif" w:eastAsia="Liberation Serif" w:cs="Liberation Serif"/>
-          <w:color w:val="222222"/>
-          <w:sz w:val="24"/>
-        </w:rPr>
-        <w:t>I will not average this into a team dashboard that hides ops-bastion-01.internal. If finance or the EM asks why we did not pick the cheaper looking option, the answer is the page we would have taken and the miss rate on month-end, not a slide. Headroom I want on a normal Tuesday is about 25 percent. Below that I file for hardware or I shed load. I will not do both in the same change. Priya Nair can disagree in writing on CLH-TDD-2022-021.</w:t>
-      </w:r>
-    </w:p>
-    <w:p>
-      <w:pPr>
-        <w:spacing w:before="0" w:after="240" w:line="427" w:lineRule="auto"/>
-        <w:ind w:firstLine="288"/>
-      </w:pPr>
-      <w:r>
-        <w:rPr>
-          <w:rFonts w:ascii="Liberation Serif" w:hAnsi="Liberation Serif" w:eastAsia="Liberation Serif" w:cs="Liberation Serif"/>
-          <w:color w:val="222222"/>
-          <w:sz w:val="24"/>
-        </w:rPr>
-        <w:t>Blast radius if we ignore the freeze clock versus a 'small apply': the whole drop. That is the difference between a DLQ and a desk thread. I want the gate in CI or in the runbook, not in my memory. Related leftover CLH-SOP-2023-028 is not a twin tracker. Keep one thread.</w:t>
-      </w:r>
-    </w:p>
-    <w:p>
-      <w:pPr>
-        <w:spacing w:before="0" w:after="240" w:line="427" w:lineRule="auto"/>
-        <w:ind w:firstLine="288"/>
-      </w:pPr>
-      <w:r>
-        <w:rPr>
-          <w:rFonts w:ascii="Liberation Serif" w:hAnsi="Liberation Serif" w:eastAsia="Liberation Serif" w:cs="Liberation Serif"/>
-          <w:color w:val="222222"/>
-          <w:sz w:val="24"/>
-        </w:rPr>
-        <w:t>Cost I can defend for the freeze clock versus a 'small apply' is the spend on ops-bastion-01.internal and this job. I will not average it into a team number. If finance asks why we skipped the cheaper look, the answer is the page and the miss rate, not a deck. Priya Nair can disagree on CLH-TDD-2022-021. Sample I still like: 2180 rows, 34 minutes.</w:t>
-      </w:r>
-    </w:p>
-    <w:p>
-      <w:pPr>
-        <w:spacing w:before="0" w:after="240" w:line="427" w:lineRule="auto"/>
-        <w:ind w:firstLine="288"/>
-      </w:pPr>
-      <w:r>
-        <w:rPr>
-          <w:rFonts w:ascii="Liberation Serif" w:hAnsi="Liberation Serif" w:eastAsia="Liberation Serif" w:cs="Liberation Serif"/>
-          <w:color w:val="222222"/>
-          <w:sz w:val="24"/>
-        </w:rPr>
-        <w:t>I keep the receipt: ticket CLH-TDD-2022-021, merge, and the bill line. I will not argue from a screenshot of a dashboard. Permalink or it did not happen. Aman Kumar will reject a status update that is only a graph PNG in Slack.</w:t>
-      </w:r>
-    </w:p>
-    <w:p>
-      <w:pPr>
-        <w:spacing w:before="0" w:after="240" w:line="427" w:lineRule="auto"/>
-        <w:ind w:firstLine="288"/>
-      </w:pPr>
-      <w:r>
-        <w:rPr>
-          <w:rFonts w:ascii="Liberation Serif" w:hAnsi="Liberation Serif" w:eastAsia="Liberation Serif" w:cs="Liberation Serif"/>
-          <w:color w:val="222222"/>
-          <w:sz w:val="24"/>
-        </w:rPr>
-        <w:t>Month-end math for this leftover uses the same clock as 47.3. I will not mix clocks to make the freeze clock versus a 'small apply' look healthier. Priya Nair can correct the clock on CLH-TDD-2022-021. If finance or the EM wants a single slide, they get this paragraph plus the decision callout, not a new model I made up to look precise.</w:t>
-      </w:r>
-    </w:p>
-    <w:p>
-      <w:pPr>
-        <w:pStyle w:val="Heading2"/>
-      </w:pPr>
-      <w:r>
-        <w:t>What we send, and what stays internal (a cleanup PR that renames a field)</w:t>
-      </w:r>
-    </w:p>
-    <w:p>
-      <w:pPr>
-        <w:spacing w:before="0" w:after="240" w:line="427" w:lineRule="auto"/>
-        <w:ind w:firstLine="288"/>
-      </w:pPr>
-      <w:r>
-        <w:rPr>
-          <w:rFonts w:ascii="Liberation Serif" w:hAnsi="Liberation Serif" w:eastAsia="Liberation Serif" w:cs="Liberation Serif"/>
-          <w:color w:val="222222"/>
-          <w:sz w:val="24"/>
-        </w:rPr>
-        <w:t>Outbound mail about a cleanup PR that renames a field does not include ops-bastion-01.internal. It includes the window, the user-visible effect, and whether we are done. Aman Kumar drafts. I review. Ticket CLH-SOP-2023-028. Tone is plain. I will not say we are investigating if we already know the cause. I will not promise a timestamp we cannot hit. Clearhaven owns the business clock. We own the engineering one. If those clocks disagree, the first sentence says so.</w:t>
-      </w:r>
-    </w:p>
-    <w:p>
-      <w:pPr>
-        <w:spacing w:before="0" w:after="240" w:line="427" w:lineRule="auto"/>
-        <w:ind w:firstLine="288"/>
-      </w:pPr>
-      <w:r>
-        <w:rPr>
-          <w:rFonts w:ascii="Liberation Serif" w:hAnsi="Liberation Serif" w:eastAsia="Liberation Serif" w:cs="Liberation Serif"/>
-          <w:color w:val="222222"/>
-          <w:sz w:val="24"/>
-        </w:rPr>
-        <w:t>Internal note can name ops-bastion-01.internal, NS-SRE-TF-001, and the last error line. It still does not paste identifiers. If someone asks for a root cause the same day, they get the user-visible version. Legal reads outbound mail that names money or medical data. I will not put a hostname in a customer ticket because it makes me look precise.</w:t>
-      </w:r>
-    </w:p>
-    <w:p>
-      <w:pPr>
-        <w:pStyle w:val="ListBullet"/>
-        <w:spacing w:before="20" w:after="60" w:line="260" w:lineRule="auto"/>
-      </w:pPr>
-      <w:r>
-        <w:rPr>
-          <w:rFonts w:ascii="Liberation Serif" w:hAnsi="Liberation Serif" w:eastAsia="Liberation Serif" w:cs="Liberation Serif"/>
-          <w:color w:val="222222"/>
-          <w:sz w:val="24"/>
-        </w:rPr>
-        <w:t>External: window, effect, done or not. Owner Aman Kumar.</w:t>
-      </w:r>
-    </w:p>
-    <w:p>
-      <w:pPr>
-        <w:pStyle w:val="ListBullet"/>
-        <w:spacing w:before="20" w:after="60" w:line="260" w:lineRule="auto"/>
-      </w:pPr>
-      <w:r>
-        <w:rPr>
-          <w:rFonts w:ascii="Liberation Serif" w:hAnsi="Liberation Serif" w:eastAsia="Liberation Serif" w:cs="Liberation Serif"/>
-          <w:color w:val="222222"/>
-          <w:sz w:val="24"/>
-        </w:rPr>
-        <w:t>Internal: ops-bastion-01.internal, counts, CLH-SOP-2023-028. Owner Aman Kumar.</w:t>
-      </w:r>
-    </w:p>
-    <w:p>
-      <w:pPr>
-        <w:pStyle w:val="ListBullet"/>
-        <w:spacing w:before="20" w:after="60" w:line="260" w:lineRule="auto"/>
-      </w:pPr>
-      <w:r>
-        <w:rPr>
-          <w:rFonts w:ascii="Liberation Serif" w:hAnsi="Liberation Serif" w:eastAsia="Liberation Serif" w:cs="Liberation Serif"/>
-          <w:color w:val="222222"/>
-          <w:sz w:val="24"/>
-        </w:rPr>
-        <w:t>Never: payloads, PAN, SSN, MRN, secrets, unredacted logs.</w:t>
-      </w:r>
-    </w:p>
-    <w:p>
-      <w:pPr>
-        <w:pStyle w:val="ListBullet"/>
-        <w:spacing w:before="20" w:after="60" w:line="260" w:lineRule="auto"/>
-      </w:pPr>
-      <w:r>
-        <w:rPr>
-          <w:rFonts w:ascii="Liberation Serif" w:hAnsi="Liberation Serif" w:eastAsia="Liberation Serif" w:cs="Liberation Serif"/>
-          <w:color w:val="222222"/>
-          <w:sz w:val="24"/>
-        </w:rPr>
-        <w:t>If Aman Kumar is the TAM, they get the external version first.</w:t>
-      </w:r>
-    </w:p>
-    <w:p>
-      <w:pPr>
-        <w:spacing w:before="0" w:after="240" w:line="427" w:lineRule="auto"/>
-        <w:ind w:firstLine="288"/>
-      </w:pPr>
-      <w:r>
-        <w:rPr>
-          <w:rFonts w:ascii="Liberation Serif" w:hAnsi="Liberation Serif" w:eastAsia="Liberation Serif" w:cs="Liberation Serif"/>
-          <w:color w:val="222222"/>
-          <w:sz w:val="24"/>
-        </w:rPr>
-        <w:t>I keep a one-line draft in CLH-SOP-2023-028 so we do not invent tone at 01:10. If the incident is still open, the draft says 'still open' and a next update time we can actually hit, usually 42 minutes. If we are done, the draft says what changed for the user and what did not. I will not apologize in a way that implies a cash or clinical miss we did not have.</w:t>
-      </w:r>
-    </w:p>
-    <w:p>
-      <w:pPr>
-        <w:spacing w:before="0" w:after="240" w:line="427" w:lineRule="auto"/>
-        <w:ind w:firstLine="288"/>
-      </w:pPr>
-      <w:r>
-        <w:rPr>
-          <w:rFonts w:ascii="Liberation Serif" w:hAnsi="Liberation Serif" w:eastAsia="Liberation Serif" w:cs="Liberation Serif"/>
-          <w:color w:val="222222"/>
-          <w:sz w:val="24"/>
-        </w:rPr>
-        <w:t>Customer-facing sentence for a cleanup PR that renames a field if Aman Kumar asks today: we are inside the window already named, the user-visible effect is the one in the front, and we are not done until Aman Kumar closes CLH-SOP-2023-028. I will not add ops-bastion-01.internal to that sentence. I will not promise April 5, 2024 in outbound mail unless we can hit it.</w:t>
-      </w:r>
-    </w:p>
-    <w:p>
-      <w:pPr>
-        <w:spacing w:before="0" w:after="240" w:line="427" w:lineRule="auto"/>
-        <w:ind w:firstLine="288"/>
-      </w:pPr>
-      <w:r>
-        <w:rPr>
-          <w:rFonts w:ascii="Liberation Serif" w:hAnsi="Liberation Serif" w:eastAsia="Liberation Serif" w:cs="Liberation Serif"/>
-          <w:color w:val="222222"/>
-          <w:sz w:val="24"/>
-        </w:rPr>
-        <w:t>Internal sentence can name ops-bastion-01.internal and the last error class. It still does not paste identifiers. Legal reads outbound mail that names money or medical data. I will not get clever about that because a cleanup PR that renames a field is loud.</w:t>
-      </w:r>
-    </w:p>
-    <w:p>
-      <w:pPr>
-        <w:spacing w:before="0" w:after="240" w:line="427" w:lineRule="auto"/>
-        <w:ind w:firstLine="288"/>
-      </w:pPr>
-      <w:r>
-        <w:rPr>
-          <w:rFonts w:ascii="Liberation Serif" w:hAnsi="Liberation Serif" w:eastAsia="Liberation Serif" w:cs="Liberation Serif"/>
-          <w:color w:val="222222"/>
-          <w:sz w:val="24"/>
-        </w:rPr>
-        <w:t>If Aman Kumar forwards a customer thread about a cleanup PR that renames a field, I answer from the comms leftover. I do not paste ops-bastion-01.internal. I do not paste a stack trace. I do not promise April 5, 2024 unless we can hit it. User-visible effect, window, done or not. That is the whole outbound mail.</w:t>
-      </w:r>
-    </w:p>
-    <w:p>
-      <w:pPr>
-        <w:pStyle w:val="Heading2"/>
-      </w:pPr>
-      <w:r>
-        <w:t>Handoff for weekend coverage that is not in the SLA</w:t>
-      </w:r>
-    </w:p>
-    <w:p>
-      <w:pPr>
-        <w:spacing w:before="0" w:after="240" w:line="427" w:lineRule="auto"/>
-        <w:ind w:firstLine="288"/>
-      </w:pPr>
-      <w:r>
-        <w:rPr>
-          <w:rFonts w:ascii="Liberation Serif" w:hAnsi="Liberation Serif" w:eastAsia="Liberation Serif" w:cs="Liberation Serif"/>
-          <w:color w:val="222222"/>
-          <w:sz w:val="24"/>
-        </w:rPr>
-        <w:t>Next owner inherits ops-bastion-01.internal, NS-SRE-TF-001, and the last three working pages of CLH-TDD-2024-009. I will not leave a Slack screenshot as the record. Clearhaven Recon is owner until they accept in writing. Date I want that written: April 9, 2024. Access that has to move: who can ssh or kubectl, who can merge, who can talk to Clearhaven. If any of those is still me after that date, the handoff failed.</w:t>
-      </w:r>
-    </w:p>
-    <w:p>
-      <w:pPr>
-        <w:spacing w:before="0" w:after="240" w:line="427" w:lineRule="auto"/>
-        <w:ind w:firstLine="288"/>
-      </w:pPr>
-      <w:r>
-        <w:rPr>
-          <w:rFonts w:ascii="Liberation Serif" w:hAnsi="Liberation Serif" w:eastAsia="Liberation Serif" w:cs="Liberation Serif"/>
-          <w:color w:val="222222"/>
-          <w:sz w:val="24"/>
-        </w:rPr>
-        <w:t>Pages start going to Clearhaven Recon the morning after, not to a rotation alias that still rings my laptop. I stay on the ticket as reviewer for one week, not as the person who gets paged. Aman Kumar will not silently keep the IAM grant 'just in case.' If we need a temporary grant, it expires. Topic in play: weekend coverage that is not in the SLA.</w:t>
-      </w:r>
-    </w:p>
-    <w:p>
-      <w:pPr>
-        <w:spacing w:before="80" w:after="60" w:line="200" w:lineRule="auto"/>
-      </w:pPr>
-      <w:r>
-        <w:rPr>
-          <w:rFonts w:ascii="Liberation Sans" w:hAnsi="Liberation Sans" w:eastAsia="Liberation Sans" w:cs="Liberation Sans"/>
-          <w:i/>
-          <w:color w:val="555555"/>
-          <w:sz w:val="17"/>
-        </w:rPr>
-        <w:t>Access that has to move with NS-SRE-TF-001.</w:t>
-      </w:r>
-    </w:p>
-    <w:tbl>
-      <w:tblPr>
-        <w:tblW w:type="auto" w:w="0"/>
-        <w:jc w:val="center"/>
-        <w:tblLayout w:type="autofit"/>
-        <w:tblLook w:firstColumn="1" w:firstRow="1" w:lastColumn="0" w:lastRow="0" w:noHBand="0" w:noVBand="1" w:val="04A0"/>
-      </w:tblPr>
-      <w:tblGrid>
-        <w:gridCol w:w="2232"/>
-        <w:gridCol w:w="2232"/>
-        <w:gridCol w:w="2232"/>
-        <w:gridCol w:w="2232"/>
-      </w:tblGrid>
-      <w:tr>
-        <w:tc>
-          <w:tcPr>
-            <w:tcW w:type="dxa" w:w="2232"/>
-            <w:shd w:fill="1B365D" w:val="clear"/>
-            <w:tcBorders>
-              <w:top w:val="single" w:sz="4" w:space="0" w:color="1B365D"/>
-              <w:left w:val="single" w:sz="4" w:space="0" w:color="1B365D"/>
-              <w:bottom w:val="single" w:sz="4" w:space="0" w:color="1B365D"/>
-              <w:right w:val="single" w:sz="4" w:space="0" w:color="1B365D"/>
-            </w:tcBorders>
-            <w:tcMar>
-              <w:top w:w="50" w:type="dxa"/>
-              <w:left w:w="70" w:type="dxa"/>
-              <w:bottom w:w="50" w:type="dxa"/>
-              <w:right w:w="70" w:type="dxa"/>
-            </w:tcMar>
-          </w:tcPr>
-          <w:p>
-            <w:pPr>
-              <w:spacing w:before="0" w:after="0" w:line="230" w:lineRule="auto"/>
-            </w:pPr>
-            <w:r/>
-            <w:r>
-              <w:rPr>
-                <w:rFonts w:ascii="Liberation Sans" w:hAnsi="Liberation Sans" w:eastAsia="Liberation Sans" w:cs="Liberation Sans"/>
-                <w:b/>
-                <w:color w:val="FFFFFF"/>
-                <w:sz w:val="18"/>
-              </w:rPr>
-              <w:t>What</w:t>
-            </w:r>
-          </w:p>
-        </w:tc>
-        <w:tc>
-          <w:tcPr>
-            <w:tcW w:type="dxa" w:w="2232"/>
-            <w:shd w:fill="1B365D" w:val="clear"/>
-            <w:tcBorders>
-              <w:top w:val="single" w:sz="4" w:space="0" w:color="1B365D"/>
-              <w:left w:val="single" w:sz="4" w:space="0" w:color="1B365D"/>
-              <w:bottom w:val="single" w:sz="4" w:space="0" w:color="1B365D"/>
-              <w:right w:val="single" w:sz="4" w:space="0" w:color="1B365D"/>
-            </w:tcBorders>
-            <w:tcMar>
-              <w:top w:w="50" w:type="dxa"/>
-              <w:left w:w="70" w:type="dxa"/>
-              <w:bottom w:w="50" w:type="dxa"/>
-              <w:right w:w="70" w:type="dxa"/>
-            </w:tcMar>
-          </w:tcPr>
-          <w:p>
-            <w:pPr>
-              <w:spacing w:before="0" w:after="0" w:line="230" w:lineRule="auto"/>
-            </w:pPr>
-            <w:r/>
-            <w:r>
-              <w:rPr>
-                <w:rFonts w:ascii="Liberation Sans" w:hAnsi="Liberation Sans" w:eastAsia="Liberation Sans" w:cs="Liberation Sans"/>
-                <w:b/>
-                <w:color w:val="FFFFFF"/>
-                <w:sz w:val="18"/>
-              </w:rPr>
-              <w:t>From</w:t>
-            </w:r>
-          </w:p>
-        </w:tc>
-        <w:tc>
-          <w:tcPr>
-            <w:tcW w:type="dxa" w:w="2232"/>
-            <w:shd w:fill="1B365D" w:val="clear"/>
-            <w:tcBorders>
-              <w:top w:val="single" w:sz="4" w:space="0" w:color="1B365D"/>
-              <w:left w:val="single" w:sz="4" w:space="0" w:color="1B365D"/>
-              <w:bottom w:val="single" w:sz="4" w:space="0" w:color="1B365D"/>
-              <w:right w:val="single" w:sz="4" w:space="0" w:color="1B365D"/>
-            </w:tcBorders>
-            <w:tcMar>
-              <w:top w:w="50" w:type="dxa"/>
-              <w:left w:w="70" w:type="dxa"/>
-              <w:bottom w:w="50" w:type="dxa"/>
-              <w:right w:w="70" w:type="dxa"/>
-            </w:tcMar>
-          </w:tcPr>
-          <w:p>
-            <w:pPr>
-              <w:spacing w:before="0" w:after="0" w:line="230" w:lineRule="auto"/>
-            </w:pPr>
-            <w:r/>
-            <w:r>
-              <w:rPr>
-                <w:rFonts w:ascii="Liberation Sans" w:hAnsi="Liberation Sans" w:eastAsia="Liberation Sans" w:cs="Liberation Sans"/>
-                <w:b/>
-                <w:color w:val="FFFFFF"/>
-                <w:sz w:val="18"/>
-              </w:rPr>
-              <w:t>To</w:t>
-            </w:r>
-          </w:p>
-        </w:tc>
-        <w:tc>
-          <w:tcPr>
-            <w:tcW w:type="dxa" w:w="2232"/>
-            <w:shd w:fill="1B365D" w:val="clear"/>
-            <w:tcBorders>
-              <w:top w:val="single" w:sz="4" w:space="0" w:color="1B365D"/>
-              <w:left w:val="single" w:sz="4" w:space="0" w:color="1B365D"/>
-              <w:bottom w:val="single" w:sz="4" w:space="0" w:color="1B365D"/>
-              <w:right w:val="single" w:sz="4" w:space="0" w:color="1B365D"/>
-            </w:tcBorders>
-            <w:tcMar>
-              <w:top w:w="50" w:type="dxa"/>
-              <w:left w:w="70" w:type="dxa"/>
-              <w:bottom w:w="50" w:type="dxa"/>
-              <w:right w:w="70" w:type="dxa"/>
-            </w:tcMar>
-          </w:tcPr>
-          <w:p>
-            <w:pPr>
-              <w:spacing w:before="0" w:after="0" w:line="230" w:lineRule="auto"/>
-            </w:pPr>
-            <w:r/>
-            <w:r>
-              <w:rPr>
-                <w:rFonts w:ascii="Liberation Sans" w:hAnsi="Liberation Sans" w:eastAsia="Liberation Sans" w:cs="Liberation Sans"/>
-                <w:b/>
-                <w:color w:val="FFFFFF"/>
-                <w:sz w:val="18"/>
-              </w:rPr>
-              <w:t>When</w:t>
-            </w:r>
-          </w:p>
-        </w:tc>
-      </w:tr>
-      <w:tr>
-        <w:tc>
-          <w:tcPr>
-            <w:tcW w:type="dxa" w:w="2232"/>
-            <w:shd w:fill="FFFFFF" w:val="clear"/>
-            <w:tcBorders>
-              <w:top w:val="single" w:sz="4" w:space="0" w:color="C5CDD6"/>
-              <w:left w:val="single" w:sz="4" w:space="0" w:color="C5CDD6"/>
-              <w:bottom w:val="single" w:sz="4" w:space="0" w:color="C5CDD6"/>
-              <w:right w:val="single" w:sz="4" w:space="0" w:color="C5CDD6"/>
-            </w:tcBorders>
-            <w:tcMar>
-              <w:top w:w="50" w:type="dxa"/>
-              <w:left w:w="70" w:type="dxa"/>
-              <w:bottom w:w="50" w:type="dxa"/>
-              <w:right w:w="70" w:type="dxa"/>
-            </w:tcMar>
-          </w:tcPr>
-          <w:p>
-            <w:pPr>
-              <w:spacing w:before="0" w:after="0" w:line="230" w:lineRule="auto"/>
-            </w:pPr>
-            <w:r/>
-            <w:r>
-              <w:rPr>
-                <w:rFonts w:ascii="Liberation Serif" w:hAnsi="Liberation Serif" w:eastAsia="Liberation Serif" w:cs="Liberation Serif"/>
-                <w:b w:val="0"/>
-                <w:color w:val="222222"/>
-                <w:sz w:val="19"/>
-              </w:rPr>
-              <w:t>On-call for ops-bastion-01.internal</w:t>
-            </w:r>
-          </w:p>
-        </w:tc>
-        <w:tc>
-          <w:tcPr>
-            <w:tcW w:type="dxa" w:w="2232"/>
-            <w:shd w:fill="FFFFFF" w:val="clear"/>
-            <w:tcBorders>
-              <w:top w:val="single" w:sz="4" w:space="0" w:color="C5CDD6"/>
-              <w:left w:val="single" w:sz="4" w:space="0" w:color="C5CDD6"/>
-              <w:bottom w:val="single" w:sz="4" w:space="0" w:color="C5CDD6"/>
-              <w:right w:val="single" w:sz="4" w:space="0" w:color="C5CDD6"/>
-            </w:tcBorders>
-            <w:tcMar>
-              <w:top w:w="50" w:type="dxa"/>
-              <w:left w:w="70" w:type="dxa"/>
-              <w:bottom w:w="50" w:type="dxa"/>
-              <w:right w:w="70" w:type="dxa"/>
-            </w:tcMar>
-          </w:tcPr>
-          <w:p>
-            <w:pPr>
-              <w:spacing w:before="0" w:after="0" w:line="230" w:lineRule="auto"/>
-            </w:pPr>
-            <w:r/>
-            <w:r>
-              <w:rPr>
-                <w:rFonts w:ascii="Liberation Serif" w:hAnsi="Liberation Serif" w:eastAsia="Liberation Serif" w:cs="Liberation Serif"/>
-                <w:b w:val="0"/>
-                <w:color w:val="222222"/>
-                <w:sz w:val="19"/>
-              </w:rPr>
-              <w:t>Aman Kumar</w:t>
-            </w:r>
-          </w:p>
-        </w:tc>
-        <w:tc>
-          <w:tcPr>
-            <w:tcW w:type="dxa" w:w="2232"/>
-            <w:shd w:fill="FFFFFF" w:val="clear"/>
-            <w:tcBorders>
-              <w:top w:val="single" w:sz="4" w:space="0" w:color="C5CDD6"/>
-              <w:left w:val="single" w:sz="4" w:space="0" w:color="C5CDD6"/>
-              <w:bottom w:val="single" w:sz="4" w:space="0" w:color="C5CDD6"/>
-              <w:right w:val="single" w:sz="4" w:space="0" w:color="C5CDD6"/>
-            </w:tcBorders>
-            <w:tcMar>
-              <w:top w:w="50" w:type="dxa"/>
-              <w:left w:w="70" w:type="dxa"/>
-              <w:bottom w:w="50" w:type="dxa"/>
-              <w:right w:w="70" w:type="dxa"/>
-            </w:tcMar>
-          </w:tcPr>
-          <w:p>
-            <w:pPr>
-              <w:spacing w:before="0" w:after="0" w:line="230" w:lineRule="auto"/>
-            </w:pPr>
-            <w:r/>
-            <w:r>
-              <w:rPr>
-                <w:rFonts w:ascii="Liberation Serif" w:hAnsi="Liberation Serif" w:eastAsia="Liberation Serif" w:cs="Liberation Serif"/>
-                <w:b w:val="0"/>
-                <w:color w:val="222222"/>
-                <w:sz w:val="19"/>
-              </w:rPr>
-              <w:t>Clearhaven Recon</w:t>
-            </w:r>
-          </w:p>
-        </w:tc>
-        <w:tc>
-          <w:tcPr>
-            <w:tcW w:type="dxa" w:w="2232"/>
-            <w:shd w:fill="FFFFFF" w:val="clear"/>
-            <w:tcBorders>
-              <w:top w:val="single" w:sz="4" w:space="0" w:color="C5CDD6"/>
-              <w:left w:val="single" w:sz="4" w:space="0" w:color="C5CDD6"/>
-              <w:bottom w:val="single" w:sz="4" w:space="0" w:color="C5CDD6"/>
-              <w:right w:val="single" w:sz="4" w:space="0" w:color="C5CDD6"/>
-            </w:tcBorders>
-            <w:tcMar>
-              <w:top w:w="50" w:type="dxa"/>
-              <w:left w:w="70" w:type="dxa"/>
-              <w:bottom w:w="50" w:type="dxa"/>
-              <w:right w:w="70" w:type="dxa"/>
-            </w:tcMar>
-          </w:tcPr>
-          <w:p>
-            <w:pPr>
-              <w:spacing w:before="0" w:after="0" w:line="230" w:lineRule="auto"/>
-            </w:pPr>
-            <w:r/>
-            <w:r>
-              <w:rPr>
-                <w:rFonts w:ascii="Liberation Serif" w:hAnsi="Liberation Serif" w:eastAsia="Liberation Serif" w:cs="Liberation Serif"/>
-                <w:b w:val="0"/>
-                <w:color w:val="222222"/>
-                <w:sz w:val="19"/>
-              </w:rPr>
-              <w:t>2024-04-09</w:t>
-            </w:r>
-          </w:p>
-        </w:tc>
-      </w:tr>
-      <w:tr>
-        <w:tc>
-          <w:tcPr>
-            <w:tcW w:type="dxa" w:w="2232"/>
-            <w:shd w:fill="EEF2F6" w:val="clear"/>
-            <w:tcBorders>
-              <w:top w:val="single" w:sz="4" w:space="0" w:color="C5CDD6"/>
-              <w:left w:val="single" w:sz="4" w:space="0" w:color="C5CDD6"/>
-              <w:bottom w:val="single" w:sz="4" w:space="0" w:color="C5CDD6"/>
-              <w:right w:val="single" w:sz="4" w:space="0" w:color="C5CDD6"/>
-            </w:tcBorders>
-            <w:tcMar>
-              <w:top w:w="50" w:type="dxa"/>
-              <w:left w:w="70" w:type="dxa"/>
-              <w:bottom w:w="50" w:type="dxa"/>
-              <w:right w:w="70" w:type="dxa"/>
-            </w:tcMar>
-          </w:tcPr>
-          <w:p>
-            <w:pPr>
-              <w:spacing w:before="0" w:after="0" w:line="230" w:lineRule="auto"/>
-            </w:pPr>
-            <w:r/>
-            <w:r>
-              <w:rPr>
-                <w:rFonts w:ascii="Liberation Serif" w:hAnsi="Liberation Serif" w:eastAsia="Liberation Serif" w:cs="Liberation Serif"/>
-                <w:b w:val="0"/>
-                <w:color w:val="222222"/>
-                <w:sz w:val="19"/>
-              </w:rPr>
-              <w:t>Merge on the repo named in front matter</w:t>
-            </w:r>
-          </w:p>
-        </w:tc>
-        <w:tc>
-          <w:tcPr>
-            <w:tcW w:type="dxa" w:w="2232"/>
-            <w:shd w:fill="EEF2F6" w:val="clear"/>
-            <w:tcBorders>
-              <w:top w:val="single" w:sz="4" w:space="0" w:color="C5CDD6"/>
-              <w:left w:val="single" w:sz="4" w:space="0" w:color="C5CDD6"/>
-              <w:bottom w:val="single" w:sz="4" w:space="0" w:color="C5CDD6"/>
-              <w:right w:val="single" w:sz="4" w:space="0" w:color="C5CDD6"/>
-            </w:tcBorders>
-            <w:tcMar>
-              <w:top w:w="50" w:type="dxa"/>
-              <w:left w:w="70" w:type="dxa"/>
-              <w:bottom w:w="50" w:type="dxa"/>
-              <w:right w:w="70" w:type="dxa"/>
-            </w:tcMar>
-          </w:tcPr>
-          <w:p>
-            <w:pPr>
-              <w:spacing w:before="0" w:after="0" w:line="230" w:lineRule="auto"/>
-            </w:pPr>
-            <w:r/>
-            <w:r>
-              <w:rPr>
-                <w:rFonts w:ascii="Liberation Serif" w:hAnsi="Liberation Serif" w:eastAsia="Liberation Serif" w:cs="Liberation Serif"/>
-                <w:b w:val="0"/>
-                <w:color w:val="222222"/>
-                <w:sz w:val="19"/>
-              </w:rPr>
-              <w:t>Priya Nair</w:t>
-            </w:r>
-          </w:p>
-        </w:tc>
-        <w:tc>
-          <w:tcPr>
-            <w:tcW w:type="dxa" w:w="2232"/>
-            <w:shd w:fill="EEF2F6" w:val="clear"/>
-            <w:tcBorders>
-              <w:top w:val="single" w:sz="4" w:space="0" w:color="C5CDD6"/>
-              <w:left w:val="single" w:sz="4" w:space="0" w:color="C5CDD6"/>
-              <w:bottom w:val="single" w:sz="4" w:space="0" w:color="C5CDD6"/>
-              <w:right w:val="single" w:sz="4" w:space="0" w:color="C5CDD6"/>
-            </w:tcBorders>
-            <w:tcMar>
-              <w:top w:w="50" w:type="dxa"/>
-              <w:left w:w="70" w:type="dxa"/>
-              <w:bottom w:w="50" w:type="dxa"/>
-              <w:right w:w="70" w:type="dxa"/>
-            </w:tcMar>
-          </w:tcPr>
-          <w:p>
-            <w:pPr>
-              <w:spacing w:before="0" w:after="0" w:line="230" w:lineRule="auto"/>
-            </w:pPr>
-            <w:r/>
-            <w:r>
-              <w:rPr>
-                <w:rFonts w:ascii="Liberation Serif" w:hAnsi="Liberation Serif" w:eastAsia="Liberation Serif" w:cs="Liberation Serif"/>
-                <w:b w:val="0"/>
-                <w:color w:val="222222"/>
-                <w:sz w:val="19"/>
-              </w:rPr>
-              <w:t>Clearhaven Recon</w:t>
-            </w:r>
-          </w:p>
-        </w:tc>
-        <w:tc>
-          <w:tcPr>
-            <w:tcW w:type="dxa" w:w="2232"/>
-            <w:shd w:fill="EEF2F6" w:val="clear"/>
-            <w:tcBorders>
-              <w:top w:val="single" w:sz="4" w:space="0" w:color="C5CDD6"/>
-              <w:left w:val="single" w:sz="4" w:space="0" w:color="C5CDD6"/>
-              <w:bottom w:val="single" w:sz="4" w:space="0" w:color="C5CDD6"/>
-              <w:right w:val="single" w:sz="4" w:space="0" w:color="C5CDD6"/>
-            </w:tcBorders>
-            <w:tcMar>
-              <w:top w:w="50" w:type="dxa"/>
-              <w:left w:w="70" w:type="dxa"/>
-              <w:bottom w:w="50" w:type="dxa"/>
-              <w:right w:w="70" w:type="dxa"/>
-            </w:tcMar>
-          </w:tcPr>
-          <w:p>
-            <w:pPr>
-              <w:spacing w:before="0" w:after="0" w:line="230" w:lineRule="auto"/>
-            </w:pPr>
-            <w:r/>
-            <w:r>
-              <w:rPr>
-                <w:rFonts w:ascii="Liberation Serif" w:hAnsi="Liberation Serif" w:eastAsia="Liberation Serif" w:cs="Liberation Serif"/>
-                <w:b w:val="0"/>
-                <w:color w:val="222222"/>
-                <w:sz w:val="19"/>
-              </w:rPr>
-              <w:t>2024-04-09</w:t>
-            </w:r>
-          </w:p>
-        </w:tc>
-      </w:tr>
-      <w:tr>
-        <w:tc>
-          <w:tcPr>
-            <w:tcW w:type="dxa" w:w="2232"/>
-            <w:shd w:fill="FFFFFF" w:val="clear"/>
-            <w:tcBorders>
-              <w:top w:val="single" w:sz="4" w:space="0" w:color="C5CDD6"/>
-              <w:left w:val="single" w:sz="4" w:space="0" w:color="C5CDD6"/>
-              <w:bottom w:val="single" w:sz="4" w:space="0" w:color="C5CDD6"/>
-              <w:right w:val="single" w:sz="4" w:space="0" w:color="C5CDD6"/>
-            </w:tcBorders>
-            <w:tcMar>
-              <w:top w:w="50" w:type="dxa"/>
-              <w:left w:w="70" w:type="dxa"/>
-              <w:bottom w:w="50" w:type="dxa"/>
-              <w:right w:w="70" w:type="dxa"/>
-            </w:tcMar>
-          </w:tcPr>
-          <w:p>
-            <w:pPr>
-              <w:spacing w:before="0" w:after="0" w:line="230" w:lineRule="auto"/>
-            </w:pPr>
-            <w:r/>
-            <w:r>
-              <w:rPr>
-                <w:rFonts w:ascii="Liberation Serif" w:hAnsi="Liberation Serif" w:eastAsia="Liberation Serif" w:cs="Liberation Serif"/>
-                <w:b w:val="0"/>
-                <w:color w:val="222222"/>
-                <w:sz w:val="19"/>
-              </w:rPr>
-              <w:t>Customer/ops thread</w:t>
-            </w:r>
-          </w:p>
-        </w:tc>
-        <w:tc>
-          <w:tcPr>
-            <w:tcW w:type="dxa" w:w="2232"/>
-            <w:shd w:fill="FFFFFF" w:val="clear"/>
-            <w:tcBorders>
-              <w:top w:val="single" w:sz="4" w:space="0" w:color="C5CDD6"/>
-              <w:left w:val="single" w:sz="4" w:space="0" w:color="C5CDD6"/>
-              <w:bottom w:val="single" w:sz="4" w:space="0" w:color="C5CDD6"/>
-              <w:right w:val="single" w:sz="4" w:space="0" w:color="C5CDD6"/>
-            </w:tcBorders>
-            <w:tcMar>
-              <w:top w:w="50" w:type="dxa"/>
-              <w:left w:w="70" w:type="dxa"/>
-              <w:bottom w:w="50" w:type="dxa"/>
-              <w:right w:w="70" w:type="dxa"/>
-            </w:tcMar>
-          </w:tcPr>
-          <w:p>
-            <w:pPr>
-              <w:spacing w:before="0" w:after="0" w:line="230" w:lineRule="auto"/>
-            </w:pPr>
-            <w:r/>
-            <w:r>
-              <w:rPr>
-                <w:rFonts w:ascii="Liberation Serif" w:hAnsi="Liberation Serif" w:eastAsia="Liberation Serif" w:cs="Liberation Serif"/>
-                <w:b w:val="0"/>
-                <w:color w:val="222222"/>
-                <w:sz w:val="19"/>
-              </w:rPr>
-              <w:t>Aman Kumar</w:t>
-            </w:r>
-          </w:p>
-        </w:tc>
-        <w:tc>
-          <w:tcPr>
-            <w:tcW w:type="dxa" w:w="2232"/>
-            <w:shd w:fill="FFFFFF" w:val="clear"/>
-            <w:tcBorders>
-              <w:top w:val="single" w:sz="4" w:space="0" w:color="C5CDD6"/>
-              <w:left w:val="single" w:sz="4" w:space="0" w:color="C5CDD6"/>
-              <w:bottom w:val="single" w:sz="4" w:space="0" w:color="C5CDD6"/>
-              <w:right w:val="single" w:sz="4" w:space="0" w:color="C5CDD6"/>
-            </w:tcBorders>
-            <w:tcMar>
-              <w:top w:w="50" w:type="dxa"/>
-              <w:left w:w="70" w:type="dxa"/>
-              <w:bottom w:w="50" w:type="dxa"/>
-              <w:right w:w="70" w:type="dxa"/>
-            </w:tcMar>
-          </w:tcPr>
-          <w:p>
-            <w:pPr>
-              <w:spacing w:before="0" w:after="0" w:line="230" w:lineRule="auto"/>
-            </w:pPr>
-            <w:r/>
-            <w:r>
-              <w:rPr>
-                <w:rFonts w:ascii="Liberation Serif" w:hAnsi="Liberation Serif" w:eastAsia="Liberation Serif" w:cs="Liberation Serif"/>
-                <w:b w:val="0"/>
-                <w:color w:val="222222"/>
-                <w:sz w:val="19"/>
-              </w:rPr>
-              <w:t>Kavya Menon</w:t>
-            </w:r>
-          </w:p>
-        </w:tc>
-        <w:tc>
-          <w:tcPr>
-            <w:tcW w:type="dxa" w:w="2232"/>
-            <w:shd w:fill="FFFFFF" w:val="clear"/>
-            <w:tcBorders>
-              <w:top w:val="single" w:sz="4" w:space="0" w:color="C5CDD6"/>
-              <w:left w:val="single" w:sz="4" w:space="0" w:color="C5CDD6"/>
-              <w:bottom w:val="single" w:sz="4" w:space="0" w:color="C5CDD6"/>
-              <w:right w:val="single" w:sz="4" w:space="0" w:color="C5CDD6"/>
-            </w:tcBorders>
-            <w:tcMar>
-              <w:top w:w="50" w:type="dxa"/>
-              <w:left w:w="70" w:type="dxa"/>
-              <w:bottom w:w="50" w:type="dxa"/>
-              <w:right w:w="70" w:type="dxa"/>
-            </w:tcMar>
-          </w:tcPr>
-          <w:p>
-            <w:pPr>
-              <w:spacing w:before="0" w:after="0" w:line="230" w:lineRule="auto"/>
-            </w:pPr>
-            <w:r/>
-            <w:r>
-              <w:rPr>
-                <w:rFonts w:ascii="Liberation Serif" w:hAnsi="Liberation Serif" w:eastAsia="Liberation Serif" w:cs="Liberation Serif"/>
-                <w:b w:val="0"/>
-                <w:color w:val="222222"/>
-                <w:sz w:val="19"/>
-              </w:rPr>
-              <w:t>2024-04-09</w:t>
-            </w:r>
-          </w:p>
-        </w:tc>
-      </w:tr>
-    </w:tbl>
-    <w:p>
-      <w:pPr>
-        <w:spacing w:before="40" w:after="160" w:line="80" w:lineRule="auto"/>
-      </w:pPr>
-    </w:p>
-    <w:p>
-      <w:pPr>
-        <w:spacing w:before="0" w:after="240" w:line="427" w:lineRule="auto"/>
-        <w:ind w:firstLine="288"/>
-      </w:pPr>
-      <w:r>
-        <w:rPr>
-          <w:rFonts w:ascii="Liberation Serif" w:hAnsi="Liberation Serif" w:eastAsia="Liberation Serif" w:cs="Liberation Serif"/>
-          <w:color w:val="222222"/>
-          <w:sz w:val="24"/>
-        </w:rPr>
-        <w:t>If Clearhaven Recon is out that week, Priya Nair is the named backup, not 'the team.' I will write that on NS-SRE-TF-001 the day I hand off, not the day the page fires. This handoff does not reopen weekend coverage that is not in the SLA. It only changes who carries it.</w:t>
-      </w:r>
-    </w:p>
-    <w:p>
-      <w:pPr>
-        <w:spacing w:before="0" w:after="240" w:line="427" w:lineRule="auto"/>
-        <w:ind w:firstLine="288"/>
-      </w:pPr>
-      <w:r>
-        <w:rPr>
-          <w:rFonts w:ascii="Liberation Serif" w:hAnsi="Liberation Serif" w:eastAsia="Liberation Serif" w:cs="Liberation Serif"/>
-          <w:color w:val="222222"/>
-          <w:sz w:val="24"/>
-        </w:rPr>
-        <w:t>Access that still has my name on it for weekend coverage that is not in the SLA: if I can still kubectl to ops-bastion-01.internal after April 6, 2024, the handoff failed. Clearhaven Recon accepts in writing on NS-SRE-TF-001 or we keep paging me, which is the same as not handing off. Terraform Modules is backup only if named on that ticket the same day.</w:t>
-      </w:r>
-    </w:p>
-    <w:p>
-      <w:pPr>
-        <w:spacing w:before="0" w:after="240" w:line="427" w:lineRule="auto"/>
-        <w:ind w:firstLine="288"/>
-      </w:pPr>
-      <w:r>
-        <w:rPr>
-          <w:rFonts w:ascii="Liberation Serif" w:hAnsi="Liberation Serif" w:eastAsia="Liberation Serif" w:cs="Liberation Serif"/>
-          <w:color w:val="222222"/>
-          <w:sz w:val="24"/>
-        </w:rPr>
-        <w:t>I will drop the IAM grant instead of leaving it 'just in case.' Temporary grants expire. A copied kubeconfig is not a grant. Aman Kumar will not keep a personal break-glass for convenience.</w:t>
-      </w:r>
-    </w:p>
-    <w:p>
-      <w:pPr>
-        <w:spacing w:before="0" w:after="240" w:line="427" w:lineRule="auto"/>
-        <w:ind w:firstLine="288"/>
-      </w:pPr>
-      <w:r>
-        <w:rPr>
-          <w:rFonts w:ascii="Liberation Serif" w:hAnsi="Liberation Serif" w:eastAsia="Liberation Serif" w:cs="Liberation Serif"/>
-          <w:color w:val="222222"/>
-          <w:sz w:val="24"/>
-        </w:rPr>
-        <w:t>Grant review date for weekend coverage that is not in the SLA is April 6, 2024. If we miss it, the grant dies, the work waits. Clearhaven Recon can renew on NS-SRE-TF-001 with an expiry. I will not silently extend. A copied kubeconfig on a laptop is not a grant. Aman Kumar will revoke my own leftover access the same day the handoff is accepted.</w:t>
-      </w:r>
-    </w:p>
-    <w:p>
-      <w:pPr>
-        <w:pStyle w:val="Heading2"/>
-      </w:pPr>
-      <w:r>
-        <w:t>Read-only first: averaging QPS instead of testing the close</w:t>
-      </w:r>
-    </w:p>
-    <w:p>
-      <w:pPr>
-        <w:spacing w:before="0" w:after="240" w:line="427" w:lineRule="auto"/>
-        <w:ind w:firstLine="288"/>
-      </w:pPr>
-      <w:r>
-        <w:rPr>
-          <w:rFonts w:ascii="Liberation Serif" w:hAnsi="Liberation Serif" w:eastAsia="Liberation Serif" w:cs="Liberation Serif"/>
-          <w:color w:val="222222"/>
-          <w:sz w:val="24"/>
-        </w:rPr>
-        <w:t>Only if the front matter already put you on ops-bastion-01.internal. Stop after the first unexpected line. Terraform Modules is the wake-up, not a group chat. Ticket CLH-INFRA-91 opens before any write. This is the averaging QPS instead of testing the close path, not a general restart recipe.</w:t>
-      </w:r>
-    </w:p>
-    <w:p>
-      <w:pPr>
-        <w:spacing w:before="80" w:after="40" w:line="200" w:lineRule="auto"/>
-      </w:pPr>
-      <w:r>
-        <w:rPr>
-          <w:rFonts w:ascii="Liberation Sans" w:hAnsi="Liberation Sans" w:eastAsia="Liberation Sans" w:cs="Liberation Sans"/>
-          <w:i/>
-          <w:color w:val="555555"/>
-          <w:sz w:val="17"/>
-        </w:rPr>
-        <w:t>Read-only. CLH-INFRA-91. ops-bastion-01.internal.</w:t>
+        <w:t>Name the test after the bug. NS-SRE-TF-001.</w:t>
       </w:r>
     </w:p>
     <w:tbl>
@@ -9300,7 +7908,7 @@
                 <w:color w:val="222222"/>
                 <w:sz w:val="17"/>
               </w:rPr>
-              <w:t># CLH-TDD-2024-009 / CLH-INFRA-91 / averaging QPS instead of testing the close</w:t>
+              <w:t># CLH-TDD-2024-009 / raising retries on a poison record</w:t>
             </w:r>
           </w:p>
           <w:p>
@@ -9313,7 +7921,7 @@
                 <w:color w:val="222222"/>
                 <w:sz w:val="17"/>
               </w:rPr>
-              <w:t>date -u</w:t>
+              <w:t>pytest -k 'timezone' -q</w:t>
             </w:r>
           </w:p>
           <w:p>
@@ -9326,7 +7934,7 @@
                 <w:color w:val="222222"/>
                 <w:sz w:val="17"/>
               </w:rPr>
-              <w:t>ssh ops-bastion-01.internal 'uptime; df -h | head'</w:t>
+              <w:t># fail if the fixture hash changes without NS-SRE-TF-001</w:t>
             </w:r>
           </w:p>
           <w:p>
@@ -9339,46 +7947,7 @@
                 <w:color w:val="222222"/>
                 <w:sz w:val="17"/>
               </w:rPr>
-              <w:t>kubectl -n oakridge-inv get pods -l app=break-svc -o wide | head</w:t>
-            </w:r>
-          </w:p>
-          <w:p>
-            <w:pPr>
-              <w:spacing w:before="0" w:after="0" w:line="220" w:lineRule="auto"/>
-            </w:pPr>
-            <w:r>
-              <w:rPr>
-                <w:rFonts w:ascii="Liberation Mono" w:hAnsi="Liberation Mono" w:eastAsia="Liberation Mono" w:cs="Liberation Mono"/>
-                <w:color w:val="222222"/>
-                <w:sz w:val="17"/>
-              </w:rPr>
-              <w:t>kubectl -n oakridge-inv logs deploy/break-svc --tail=80 | tail</w:t>
-            </w:r>
-          </w:p>
-          <w:p>
-            <w:pPr>
-              <w:spacing w:before="0" w:after="0" w:line="220" w:lineRule="auto"/>
-            </w:pPr>
-            <w:r>
-              <w:rPr>
-                <w:rFonts w:ascii="Liberation Mono" w:hAnsi="Liberation Mono" w:eastAsia="Liberation Mono" w:cs="Liberation Mono"/>
-                <w:color w:val="222222"/>
-                <w:sz w:val="17"/>
-              </w:rPr>
-              <w:t># stop. write the last error in one sentence on CLH-INFRA-91</w:t>
-            </w:r>
-          </w:p>
-          <w:p>
-            <w:pPr>
-              <w:spacing w:before="0" w:after="0" w:line="220" w:lineRule="auto"/>
-            </w:pPr>
-            <w:r>
-              <w:rPr>
-                <w:rFonts w:ascii="Liberation Mono" w:hAnsi="Liberation Mono" w:eastAsia="Liberation Mono" w:cs="Liberation Mono"/>
-                <w:color w:val="222222"/>
-                <w:sz w:val="17"/>
-              </w:rPr>
-              <w:t># do not helm upgrade from a laptop in a freeze</w:t>
+              <w:t># do not record against ops-bastion-01.internal from a laptop</w:t>
             </w:r>
           </w:p>
         </w:tc>
@@ -9391,644 +7960,130 @@
     </w:p>
     <w:p>
       <w:pPr>
-        <w:pStyle w:val="ListNumber"/>
-        <w:spacing w:before="20" w:after="60" w:line="260" w:lineRule="auto"/>
+        <w:spacing w:before="0" w:after="200" w:line="379" w:lineRule="auto"/>
+        <w:ind w:firstLine="317"/>
       </w:pPr>
       <w:r>
         <w:rPr>
-          <w:rFonts w:ascii="Liberation Serif" w:hAnsi="Liberation Serif" w:eastAsia="Liberation Serif" w:cs="Liberation Serif"/>
+          <w:rFonts w:ascii="Noto Serif" w:hAnsi="Noto Serif" w:eastAsia="Noto Serif" w:cs="Noto Serif"/>
           <w:color w:val="222222"/>
           <w:sz w:val="24"/>
         </w:rPr>
-        <w:t>Write the symptom on CLH-INFRA-91 before any write.</w:t>
+        <w:t>Setup should take under two minutes on a laptop. Teardown drops the fixture database. Flakes I will not blame on the network without a packet capture. If someone deletes this test, they also delete the incident it maps to (NS-SRE-TF-001) and they do that in review. Clearhaven Recon owns golden fixtures. Aman Kumar owns the case list.</w:t>
       </w:r>
     </w:p>
     <w:p>
       <w:pPr>
-        <w:pStyle w:val="ListNumber"/>
-        <w:spacing w:before="20" w:after="60" w:line="260" w:lineRule="auto"/>
+        <w:spacing w:before="0" w:after="200" w:line="379" w:lineRule="auto"/>
+        <w:ind w:firstLine="317"/>
       </w:pPr>
       <w:r>
         <w:rPr>
-          <w:rFonts w:ascii="Liberation Serif" w:hAnsi="Liberation Serif" w:eastAsia="Liberation Serif" w:cs="Liberation Serif"/>
+          <w:rFonts w:ascii="Noto Serif" w:hAnsi="Noto Serif" w:eastAsia="Noto Serif" w:cs="Noto Serif"/>
           <w:color w:val="222222"/>
           <w:sz w:val="24"/>
         </w:rPr>
-        <w:t>If poison: fence the record. Do not raise retries past 7.</w:t>
+        <w:t>Staging partition count has to be high enough to catch a rebalance. If prod has dozens of partitions, a staging cluster with one will bless a bad build. I want that written next to raising retries on a poison record, not rediscovered on a Monday. Number from the front I am not going to 'simplify': 5.41.</w:t>
       </w:r>
     </w:p>
     <w:p>
       <w:pPr>
-        <w:pStyle w:val="ListNumber"/>
-        <w:spacing w:before="20" w:after="60" w:line="260" w:lineRule="auto"/>
+        <w:spacing w:before="0" w:after="200" w:line="379" w:lineRule="auto"/>
+        <w:ind w:firstLine="317"/>
       </w:pPr>
       <w:r>
         <w:rPr>
-          <w:rFonts w:ascii="Liberation Serif" w:hAnsi="Liberation Serif" w:eastAsia="Liberation Serif" w:cs="Liberation Serif"/>
+          <w:rFonts w:ascii="Noto Serif" w:hAnsi="Noto Serif" w:eastAsia="Noto Serif" w:cs="Noto Serif"/>
           <w:color w:val="222222"/>
           <w:sz w:val="24"/>
         </w:rPr>
-        <w:t>If lag with all partitions moving: scale only after Terraform Modules would scale.</w:t>
+        <w:t>do not treat raising retries on a poison record as polish, Not Terraform either owns it or we drop it, a green job with no rows still pages, and close is yes, no, or a new date on CLH-MEM-2024-018 by April 9, 2024.</w:t>
       </w:r>
     </w:p>
     <w:p>
       <w:pPr>
-        <w:pStyle w:val="ListNumber"/>
-        <w:spacing w:before="20" w:after="60" w:line="260" w:lineRule="auto"/>
+        <w:spacing w:before="0" w:after="200" w:line="379" w:lineRule="auto"/>
+        <w:ind w:firstLine="317"/>
       </w:pPr>
       <w:r>
         <w:rPr>
-          <w:rFonts w:ascii="Liberation Serif" w:hAnsi="Liberation Serif" w:eastAsia="Liberation Serif" w:cs="Liberation Serif"/>
+          <w:rFonts w:ascii="Noto Serif" w:hAnsi="Noto Serif" w:eastAsia="Noto Serif" w:cs="Noto Serif"/>
           <w:color w:val="222222"/>
           <w:sz w:val="24"/>
         </w:rPr>
-        <w:t>If rollback: read the schema SOP. Expanded columns roll forward.</w:t>
+        <w:t>leftover raising retries on a poison record sits with Diego Alvarez on CLH-INFRA-77, the number I will quote is 220, and if it is stale I will say so, and the call in the front still holds and this is leftover work only.</w:t>
       </w:r>
     </w:p>
     <w:p>
       <w:pPr>
-        <w:pStyle w:val="ListNumber"/>
-        <w:spacing w:before="20" w:after="60" w:line="260" w:lineRule="auto"/>
+        <w:pStyle w:val="Heading2"/>
+      </w:pPr>
+      <w:r>
+        <w:t>Calendar vs averaging QPS instead of testing the close</w:t>
+      </w:r>
+    </w:p>
+    <w:p>
+      <w:pPr>
+        <w:spacing w:before="0" w:after="200" w:line="379" w:lineRule="auto"/>
+        <w:ind w:firstLine="317"/>
       </w:pPr>
       <w:r>
         <w:rPr>
-          <w:rFonts w:ascii="Liberation Serif" w:hAnsi="Liberation Serif" w:eastAsia="Liberation Serif" w:cs="Liberation Serif"/>
+          <w:rFonts w:ascii="Noto Serif" w:hAnsi="Noto Serif" w:eastAsia="Noto Serif" w:cs="Noto Serif"/>
           <w:color w:val="222222"/>
           <w:sz w:val="24"/>
         </w:rPr>
-        <w:t>Wake Terraform Modules only after the read-only commands and a one-line diagnosis.</w:t>
+        <w:t>If the front of this file already named a freeze, averaging QPS instead of testing the close does not get a courtesy thaw on ops-bastion-01.internal. A small apply is still an apply. SEV1 is the SOP definition. Terraform Modules can argue SEV1 on CLH-INFRA-91 with a count, not with a demo time. I will not Helm-apply from a laptop because the window is 'almost over.'</w:t>
       </w:r>
     </w:p>
     <w:p>
       <w:pPr>
-        <w:spacing w:before="0" w:after="240" w:line="427" w:lineRule="auto"/>
-        <w:ind w:firstLine="288"/>
+        <w:spacing w:before="0" w:after="200" w:line="379" w:lineRule="auto"/>
+        <w:ind w:firstLine="317"/>
       </w:pPr>
       <w:r>
         <w:rPr>
-          <w:rFonts w:ascii="Liberation Serif" w:hAnsi="Liberation Serif" w:eastAsia="Liberation Serif" w:cs="Liberation Serif"/>
+          <w:rFonts w:ascii="Noto Serif" w:hAnsi="Noto Serif" w:eastAsia="Noto Serif" w:cs="Noto Serif"/>
           <w:color w:val="222222"/>
           <w:sz w:val="24"/>
         </w:rPr>
-        <w:t>I will not restart ops-bastion-01.internal because it is the fastest way to stop a page. Restart is a listed step with a listed rollback. If I am wrong, the next page is louder. Memory bump is a last resort and it is a ticket, not a one-line kubectl set. Aman Kumar has already been wrong about that twice this year.</w:t>
+        <w:t>Calendar leftovers I will not hide inside averaging QPS instead of testing the close: weekend coverage that is not in the SLA, a plant shutdown, a clinical quiet hours window, month-end 16:00-21:00 ET. If the leftover date lands inside one of those, the date moves. The scope does not. Kavya Menon hears the new date on CLH-INFRA-91.</w:t>
       </w:r>
     </w:p>
     <w:p>
       <w:pPr>
-        <w:spacing w:before="0" w:after="240" w:line="427" w:lineRule="auto"/>
-        <w:ind w:firstLine="288"/>
+        <w:spacing w:before="0" w:after="200" w:line="379" w:lineRule="auto"/>
+        <w:ind w:firstLine="317"/>
       </w:pPr>
       <w:r>
         <w:rPr>
-          <w:rFonts w:ascii="Liberation Serif" w:hAnsi="Liberation Serif" w:eastAsia="Liberation Serif" w:cs="Liberation Serif"/>
+          <w:rFonts w:ascii="Noto Serif" w:hAnsi="Noto Serif" w:eastAsia="Noto Serif" w:cs="Noto Serif"/>
           <w:color w:val="222222"/>
           <w:sz w:val="24"/>
         </w:rPr>
-        <w:t>First command on ops-bastion-01.internal for averaging QPS instead of testing the close is still a read. Second is the last error line. Third is whether the front-matter rule is still true. I will not restart to silence a page. Restart is a listed step. Terraform Modules gets the one-line diagnosis before a write. Ticket CLH-INFRA-91 is open first.</w:t>
+        <w:t>date pressure on averaging QPS instead of testing the close is not a date, April 11, 2024 is if Kavya Menon keeps it, schema order stays expand then backfill then contract, and the sample I would still defend uses the same clock as 300.</w:t>
       </w:r>
     </w:p>
     <w:p>
       <w:pPr>
-        <w:spacing w:before="0" w:after="240" w:line="427" w:lineRule="auto"/>
-        <w:ind w:firstLine="288"/>
+        <w:spacing w:before="0" w:after="200" w:line="379" w:lineRule="auto"/>
+        <w:ind w:firstLine="317"/>
       </w:pPr>
       <w:r>
         <w:rPr>
-          <w:rFonts w:ascii="Liberation Serif" w:hAnsi="Liberation Serif" w:eastAsia="Liberation Serif" w:cs="Liberation Serif"/>
+          <w:rFonts w:ascii="Noto Serif" w:hAnsi="Noto Serif" w:eastAsia="Noto Serif" w:cs="Noto Serif"/>
           <w:color w:val="222222"/>
           <w:sz w:val="24"/>
         </w:rPr>
-        <w:t>If the tell is poison, fence. If the tell is lag with every partition moving, scale only the way Terraform Modules would scale. If the tell is empty-success, page. Green plus zero rows is a lie we have already paid for.</w:t>
+        <w:t>I parked averaging QPS instead of testing the close on CLH-SOP-2023-028 so it is not Slack archaeology, a green job with no rows still pages, and config, Helm, and a flag flip are all changes.</w:t>
       </w:r>
     </w:p>
     <w:p>
       <w:pPr>
-        <w:spacing w:before="0" w:after="240" w:line="427" w:lineRule="auto"/>
-        <w:ind w:firstLine="288"/>
+        <w:pStyle w:val="Heading2"/>
       </w:pPr>
       <w:r>
-        <w:rPr>
-          <w:rFonts w:ascii="Liberation Serif" w:hAnsi="Liberation Serif" w:eastAsia="Liberation Serif" w:cs="Liberation Serif"/>
-          <w:color w:val="222222"/>
-          <w:sz w:val="24"/>
-        </w:rPr>
-        <w:t>I want the last error line from ops-bastion-01.internal in CLH-INFRA-91 before anyone says they 'restarted just in case.' Restart without a tell is how we lost time last incident. Terraform Modules can restart after the read-only commands and a one-line diagnosis. Not before. Memory bump is a ticket, not a one-liner.</w:t>
-      </w:r>
-    </w:p>
-    <w:p>
-      <w:pPr>
-        <w:pStyle w:val="Heading2"/>
-      </w:pPr>
-      <w:r>
-        <w:t>Still open: raising retries on a poison record</w:t>
-      </w:r>
-    </w:p>
-    <w:p>
-      <w:pPr>
-        <w:spacing w:before="0" w:after="240" w:line="427" w:lineRule="auto"/>
-        <w:ind w:firstLine="288"/>
-      </w:pPr>
-      <w:r>
-        <w:rPr>
-          <w:rFonts w:ascii="Liberation Serif" w:hAnsi="Liberation Serif" w:eastAsia="Liberation Serif" w:cs="Liberation Serif"/>
-          <w:color w:val="222222"/>
-          <w:sz w:val="24"/>
-        </w:rPr>
-        <w:t>Chris Patel still owes a close, not a status. Due April 14, 2024. The question is whether ops-bastion-01.internal stays in the path for raising retries on a poison record. If yes, the main body already says how. If no, Chris Patel writes the cut on CLH-TDD-2024-009. I will ping once. After that the owner is late, not blocked.</w:t>
-      </w:r>
-    </w:p>
-    <w:p>
-      <w:pPr>
-        <w:pStyle w:val="ListBullet"/>
-        <w:spacing w:before="20" w:after="60" w:line="260" w:lineRule="auto"/>
-      </w:pPr>
-      <w:r>
-        <w:rPr>
-          <w:rFonts w:ascii="Liberation Serif" w:hAnsi="Liberation Serif" w:eastAsia="Liberation Serif" w:cs="Liberation Serif"/>
-          <w:color w:val="222222"/>
-          <w:sz w:val="24"/>
-        </w:rPr>
-        <w:t>Owner: Chris Patel</w:t>
-      </w:r>
-    </w:p>
-    <w:p>
-      <w:pPr>
-        <w:pStyle w:val="ListBullet"/>
-        <w:spacing w:before="20" w:after="60" w:line="260" w:lineRule="auto"/>
-      </w:pPr>
-      <w:r>
-        <w:rPr>
-          <w:rFonts w:ascii="Liberation Serif" w:hAnsi="Liberation Serif" w:eastAsia="Liberation Serif" w:cs="Liberation Serif"/>
-          <w:color w:val="222222"/>
-          <w:sz w:val="24"/>
-        </w:rPr>
-        <w:t>Ticket: CLH-TDD-2024-009</w:t>
-      </w:r>
-    </w:p>
-    <w:p>
-      <w:pPr>
-        <w:pStyle w:val="ListBullet"/>
-        <w:spacing w:before="20" w:after="60" w:line="260" w:lineRule="auto"/>
-      </w:pPr>
-      <w:r>
-        <w:rPr>
-          <w:rFonts w:ascii="Liberation Serif" w:hAnsi="Liberation Serif" w:eastAsia="Liberation Serif" w:cs="Liberation Serif"/>
-          <w:color w:val="222222"/>
-          <w:sz w:val="24"/>
-        </w:rPr>
-        <w:t>Host in play: ops-bastion-01.internal</w:t>
-      </w:r>
-    </w:p>
-    <w:p>
-      <w:pPr>
-        <w:pStyle w:val="ListBullet"/>
-        <w:spacing w:before="20" w:after="60" w:line="260" w:lineRule="auto"/>
-      </w:pPr>
-      <w:r>
-        <w:rPr>
-          <w:rFonts w:ascii="Liberation Serif" w:hAnsi="Liberation Serif" w:eastAsia="Liberation Serif" w:cs="Liberation Serif"/>
-          <w:color w:val="222222"/>
-          <w:sz w:val="24"/>
-        </w:rPr>
-        <w:t>Acceptable close: yes, no, or a new date with a reason.</w:t>
-      </w:r>
-    </w:p>
-    <w:p>
-      <w:pPr>
-        <w:pStyle w:val="ListBullet"/>
-        <w:spacing w:before="20" w:after="60" w:line="260" w:lineRule="auto"/>
-      </w:pPr>
-      <w:r>
-        <w:rPr>
-          <w:rFonts w:ascii="Liberation Serif" w:hAnsi="Liberation Serif" w:eastAsia="Liberation Serif" w:cs="Liberation Serif"/>
-          <w:color w:val="222222"/>
-          <w:sz w:val="24"/>
-        </w:rPr>
-        <w:t>Not acceptable: a list of meetings, a thumbs-up emoji, a parking-lot rename.</w:t>
-      </w:r>
-    </w:p>
-    <w:p>
-      <w:pPr>
-        <w:spacing w:before="0" w:after="240" w:line="427" w:lineRule="auto"/>
-        <w:ind w:firstLine="288"/>
-      </w:pPr>
-      <w:r>
-        <w:rPr>
-          <w:rFonts w:ascii="Liberation Serif" w:hAnsi="Liberation Serif" w:eastAsia="Liberation Serif" w:cs="Liberation Serif"/>
-          <w:color w:val="222222"/>
-          <w:sz w:val="24"/>
-        </w:rPr>
-        <w:t>This question does not reopen the recommendation in the front of Clearhaven Recon Terraform Modules for AWS. It is leftover work. If Chris Patel wants a different product, that is a new ticket and Kavya Menon is in the thread. I will not hide a scope change inside raising retries on a poison record.</w:t>
-      </w:r>
-    </w:p>
-    <w:p>
-      <w:pPr>
-        <w:spacing w:before="0" w:after="240" w:line="427" w:lineRule="auto"/>
-        <w:ind w:firstLine="288"/>
-      </w:pPr>
-      <w:r>
-        <w:rPr>
-          <w:rFonts w:ascii="Liberation Serif" w:hAnsi="Liberation Serif" w:eastAsia="Liberation Serif" w:cs="Liberation Serif"/>
-          <w:color w:val="222222"/>
-          <w:sz w:val="24"/>
-        </w:rPr>
-        <w:t>Check that the close does not collide with the freeze or ops window already named in the main body. If it does, the date moves, the scope does not. Number I will cite if someone asks whether this is blocking: 19.4. If that number is not the blocker, say so on CLH-TDD-2024-009 in the first line.</w:t>
-      </w:r>
-    </w:p>
-    <w:p>
-      <w:pPr>
-        <w:spacing w:before="0" w:after="240" w:line="427" w:lineRule="auto"/>
-        <w:ind w:firstLine="288"/>
-      </w:pPr>
-      <w:r>
-        <w:rPr>
-          <w:rFonts w:ascii="Liberation Serif" w:hAnsi="Liberation Serif" w:eastAsia="Liberation Serif" w:cs="Liberation Serif"/>
-          <w:color w:val="222222"/>
-          <w:sz w:val="24"/>
-        </w:rPr>
-        <w:t>Close for raising retries on a poison record is yes, no, or a new date on CLH-TDD-2024-009 by April 8, 2024. Chris Patel writes it. I ping once. Late is late. I will not convert this into a standing meeting. I will not hide a scope change inside a 'quick align.' Kavya Menon is in the thread if the product changes.</w:t>
-      </w:r>
-    </w:p>
-    <w:p>
-      <w:pPr>
-        <w:spacing w:before="0" w:after="240" w:line="427" w:lineRule="auto"/>
-        <w:ind w:firstLine="288"/>
-      </w:pPr>
-      <w:r>
-        <w:rPr>
-          <w:rFonts w:ascii="Liberation Serif" w:hAnsi="Liberation Serif" w:eastAsia="Liberation Serif" w:cs="Liberation Serif"/>
-          <w:color w:val="222222"/>
-          <w:sz w:val="24"/>
-        </w:rPr>
-        <w:t>If raising retries on a poison record collides with a freeze, the date moves and the scope does not. That is the whole rule. ops-bastion-01.internal does not get a special thaw because someone booked a demo. Number I will cite: 19.4.</w:t>
-      </w:r>
-    </w:p>
-    <w:p>
-      <w:pPr>
-        <w:spacing w:before="0" w:after="240" w:line="427" w:lineRule="auto"/>
-        <w:ind w:firstLine="288"/>
-      </w:pPr>
-      <w:r>
-        <w:rPr>
-          <w:rFonts w:ascii="Liberation Serif" w:hAnsi="Liberation Serif" w:eastAsia="Liberation Serif" w:cs="Liberation Serif"/>
-          <w:color w:val="222222"/>
-          <w:sz w:val="24"/>
-        </w:rPr>
-        <w:t>Scope leftover: raising retries on a poison record is not a place to sneak serial, WIP, weekend, or identifier work back in. New slice, new signature from Kavya Menon. Hallway yes is not a signature. I will not hide that inside CLH-TDD-2024-009 as a subtask so it looks small.</w:t>
-      </w:r>
-    </w:p>
-    <w:p>
-      <w:pPr>
-        <w:pStyle w:val="Heading2"/>
-      </w:pPr>
-      <w:r>
-        <w:t>Failure we already paid for (staging that is too small to catch the bug)</w:t>
-      </w:r>
-    </w:p>
-    <w:p>
-      <w:pPr>
-        <w:spacing w:before="0" w:after="240" w:line="427" w:lineRule="auto"/>
-        <w:ind w:firstLine="288"/>
-      </w:pPr>
-      <w:r>
-        <w:rPr>
-          <w:rFonts w:ascii="Liberation Serif" w:hAnsi="Liberation Serif" w:eastAsia="Liberation Serif" w:cs="Liberation Serif"/>
-          <w:color w:val="222222"/>
-          <w:sz w:val="24"/>
-        </w:rPr>
-        <w:t>Tell: one partition stuck while the graph was green. That showed up around ops-bastion-01.internal. CLH-MEM-2024-018 is the record. staging that is too small to catch the bug is how it will show up again if we get sloppy. The fix is to make the failure loud and stop the write path before it creates 7017 junk rows, not to widen a retry. Verification is a staging replay that used to succeed at being wrong and must now fail.</w:t>
-      </w:r>
-    </w:p>
-    <w:p>
-      <w:pPr>
-        <w:spacing w:before="0" w:after="240" w:line="427" w:lineRule="auto"/>
-        <w:ind w:firstLine="288"/>
-      </w:pPr>
-      <w:r>
-        <w:rPr>
-          <w:rFonts w:ascii="Liberation Serif" w:hAnsi="Liberation Serif" w:eastAsia="Liberation Serif" w:cs="Liberation Serif"/>
-          <w:color w:val="222222"/>
-          <w:sz w:val="24"/>
-        </w:rPr>
-        <w:t>We will not claim this class cannot happen. We will claim the next one dies at the gate we are building, and that the page names the tell we missed. Not Terraform accepts the gate. Aman Kumar writes it. Kavya Menon gets a factual count if it repeats, not an apology paragraph.</w:t>
-      </w:r>
-    </w:p>
-    <w:p>
-      <w:pPr>
-        <w:spacing w:before="0" w:after="240" w:line="427" w:lineRule="auto"/>
-        <w:ind w:firstLine="288"/>
-      </w:pPr>
-      <w:r>
-        <w:rPr>
-          <w:rFonts w:ascii="Liberation Serif" w:hAnsi="Liberation Serif" w:eastAsia="Liberation Serif" w:cs="Liberation Serif"/>
-          <w:color w:val="222222"/>
-          <w:sz w:val="24"/>
-        </w:rPr>
-        <w:t>What we will not do: a rewrite of Clearhaven Recon Terraform Modules for AWS as therapy. What we will do if the date slips: Not Terraform says so on CLH-INFRA-77 with a new date. Detection that should have fired: a join of freshness and uniqueness, or an empty-success alert, depending on the tell. I want that alert in the same pack as the code change, not a follow-up that dies in a quarter plan.</w:t>
-      </w:r>
-    </w:p>
-    <w:p>
-      <w:pPr>
-        <w:spacing w:before="0" w:after="240" w:line="427" w:lineRule="auto"/>
-        <w:ind w:firstLine="288"/>
-      </w:pPr>
-      <w:r>
-        <w:rPr>
-          <w:rFonts w:ascii="Liberation Serif" w:hAnsi="Liberation Serif" w:eastAsia="Liberation Serif" w:cs="Liberation Serif"/>
-          <w:color w:val="222222"/>
-          <w:sz w:val="24"/>
-        </w:rPr>
-        <w:t>The last time staging that is too small to catch the bug bit us, the tell showed up on ops-bastion-01.internal and we argued about CPU. CPU was late. Queue was the tell. I want the next page to name queue. Not Terraform owns that alert text. CLH-MEM-2024-018 is where the wording lives, not a wiki that drifts.</w:t>
-      </w:r>
-    </w:p>
-    <w:p>
-      <w:pPr>
-        <w:spacing w:before="0" w:after="240" w:line="427" w:lineRule="auto"/>
-        <w:ind w:firstLine="288"/>
-      </w:pPr>
-      <w:r>
-        <w:rPr>
-          <w:rFonts w:ascii="Liberation Serif" w:hAnsi="Liberation Serif" w:eastAsia="Liberation Serif" w:cs="Liberation Serif"/>
-          <w:color w:val="222222"/>
-          <w:sz w:val="24"/>
-        </w:rPr>
-        <w:t>Verification is a replay that used to succeed at being wrong. If staging cannot run that replay, staging is lying and we do not ship. Diego Alvarez does not get to waive it because the calendar is tight.</w:t>
-      </w:r>
-    </w:p>
-    <w:p>
-      <w:pPr>
-        <w:spacing w:before="0" w:after="240" w:line="427" w:lineRule="auto"/>
-        <w:ind w:firstLine="288"/>
-      </w:pPr>
-      <w:r>
-        <w:rPr>
-          <w:rFonts w:ascii="Liberation Serif" w:hAnsi="Liberation Serif" w:eastAsia="Liberation Serif" w:cs="Liberation Serif"/>
-          <w:color w:val="222222"/>
-          <w:sz w:val="24"/>
-        </w:rPr>
-        <w:t>Alert text for staging that is too small to catch the bug names the tell in plain words. Not Terraform writes it. I will not accept 'check the dashboard' as a page body. If uniqueness is red and freshness is green, the page says that. If rows are zero and the job is green, the page says that. ops-bastion-01.internal can be in the internal page. Not in the customer one.</w:t>
-      </w:r>
-    </w:p>
-    <w:p>
-      <w:pPr>
-        <w:pStyle w:val="Heading2"/>
-      </w:pPr>
-      <w:r>
-        <w:t>Expand / backfill / contract (owner as a team name instead of a person)</w:t>
-      </w:r>
-    </w:p>
-    <w:p>
-      <w:pPr>
-        <w:spacing w:before="0" w:after="240" w:line="427" w:lineRule="auto"/>
-        <w:ind w:firstLine="288"/>
-      </w:pPr>
-      <w:r>
-        <w:rPr>
-          <w:rFonts w:ascii="Liberation Serif" w:hAnsi="Liberation Serif" w:eastAsia="Liberation Serif" w:cs="Liberation Serif"/>
-          <w:color w:val="222222"/>
-          <w:sz w:val="24"/>
-        </w:rPr>
-        <w:t>The column or field that moved is the one owner as a team name instead of a person cares about on ops-bastion-01.internal. Order is expand, backfill, contract. I will not drop a column in the same release as a code deploy that still reads it. Owner Diego Alvarez. Ticket CLH-INFRA-77. Dual-write window is measured in hours, not left open. If the backfill is still running at a freeze, I stop the freeze, not the backfill, unless legal says otherwise. I write the stop condition on CLH-INFRA-77 before I start the job.</w:t>
-      </w:r>
-    </w:p>
-    <w:p>
-      <w:pPr>
-        <w:spacing w:before="0" w:after="240" w:line="427" w:lineRule="auto"/>
-        <w:ind w:firstLine="288"/>
-      </w:pPr>
-      <w:r>
-        <w:rPr>
-          <w:rFonts w:ascii="Liberation Serif" w:hAnsi="Liberation Serif" w:eastAsia="Liberation Serif" w:cs="Liberation Serif"/>
-          <w:color w:val="222222"/>
-          <w:sz w:val="24"/>
-        </w:rPr>
-        <w:t>Rejected: rewrite the type in place because Postgres will 'just cast it.' That is how we locked ops-bastion-01.internal for longer than the 5s budget last time. Historical load never runs on the OLTP primary. Cost the job, then run it. Number from the front I am using as the size hint: 1.6.</w:t>
-      </w:r>
-    </w:p>
-    <w:p>
-      <w:pPr>
-        <w:pStyle w:val="ListNumber"/>
-        <w:spacing w:before="20" w:after="60" w:line="260" w:lineRule="auto"/>
-      </w:pPr>
-      <w:r>
-        <w:rPr>
-          <w:rFonts w:ascii="Liberation Serif" w:hAnsi="Liberation Serif" w:eastAsia="Liberation Serif" w:cs="Liberation Serif"/>
-          <w:color w:val="222222"/>
-          <w:sz w:val="24"/>
-        </w:rPr>
-        <w:t>Add the new column or field. Ship readers that tolerate both. CLH-INFRA-77.</w:t>
-      </w:r>
-    </w:p>
-    <w:p>
-      <w:pPr>
-        <w:pStyle w:val="ListNumber"/>
-        <w:spacing w:before="20" w:after="60" w:line="260" w:lineRule="auto"/>
-      </w:pPr>
-      <w:r>
-        <w:rPr>
-          <w:rFonts w:ascii="Liberation Serif" w:hAnsi="Liberation Serif" w:eastAsia="Liberation Serif" w:cs="Liberation Serif"/>
-          <w:color w:val="222222"/>
-          <w:sz w:val="24"/>
-        </w:rPr>
-        <w:t>Backfill in batches of 5k. Pause on replication lag.</w:t>
-      </w:r>
-    </w:p>
-    <w:p>
-      <w:pPr>
-        <w:pStyle w:val="ListNumber"/>
-        <w:spacing w:before="20" w:after="60" w:line="260" w:lineRule="auto"/>
-      </w:pPr>
-      <w:r>
-        <w:rPr>
-          <w:rFonts w:ascii="Liberation Serif" w:hAnsi="Liberation Serif" w:eastAsia="Liberation Serif" w:cs="Liberation Serif"/>
-          <w:color w:val="222222"/>
-          <w:sz w:val="24"/>
-        </w:rPr>
-        <w:t>Flip writers. Watch error class, not CPU.</w:t>
-      </w:r>
-    </w:p>
-    <w:p>
-      <w:pPr>
-        <w:pStyle w:val="ListNumber"/>
-        <w:spacing w:before="20" w:after="60" w:line="260" w:lineRule="auto"/>
-      </w:pPr>
-      <w:r>
-        <w:rPr>
-          <w:rFonts w:ascii="Liberation Serif" w:hAnsi="Liberation Serif" w:eastAsia="Liberation Serif" w:cs="Liberation Serif"/>
-          <w:color w:val="222222"/>
-          <w:sz w:val="24"/>
-        </w:rPr>
-        <w:t>Contract only after Diego Alvarez signs the count on CLH-INFRA-77.</w:t>
-      </w:r>
-    </w:p>
-    <w:p>
-      <w:pPr>
-        <w:spacing w:before="0" w:after="240" w:line="427" w:lineRule="auto"/>
-        <w:ind w:firstLine="288"/>
-      </w:pPr>
-      <w:r>
-        <w:rPr>
-          <w:rFonts w:ascii="Liberation Serif" w:hAnsi="Liberation Serif" w:eastAsia="Liberation Serif" w:cs="Liberation Serif"/>
-          <w:color w:val="222222"/>
-          <w:sz w:val="24"/>
-        </w:rPr>
-        <w:t>If Helm rollback is the instinct after a bad migrate, stop. Expanded columns roll forward. Read the schema SOP. Aman Kumar will not approve a rollback that leaves the database ahead of the chart.</w:t>
-      </w:r>
-    </w:p>
-    <w:p>
-      <w:pPr>
-        <w:spacing w:before="0" w:after="240" w:line="427" w:lineRule="auto"/>
-        <w:ind w:firstLine="288"/>
-      </w:pPr>
-      <w:r>
-        <w:rPr>
-          <w:rFonts w:ascii="Liberation Serif" w:hAnsi="Liberation Serif" w:eastAsia="Liberation Serif" w:cs="Liberation Serif"/>
-          <w:color w:val="222222"/>
-          <w:sz w:val="24"/>
-        </w:rPr>
-        <w:t>Schema leftover for owner as a team name instead of a person: expand, backfill, contract. ops-bastion-01.internal is not the place to drop a column the same day readers still need it. Diego Alvarez signs the count on CLH-INFRA-77 before contract. Lock budget is 5s. Abort and retry off-peak if we miss it.</w:t>
-      </w:r>
-    </w:p>
-    <w:p>
-      <w:pPr>
-        <w:spacing w:before="0" w:after="240" w:line="427" w:lineRule="auto"/>
-        <w:ind w:firstLine="288"/>
-      </w:pPr>
-      <w:r>
-        <w:rPr>
-          <w:rFonts w:ascii="Liberation Serif" w:hAnsi="Liberation Serif" w:eastAsia="Liberation Serif" w:cs="Liberation Serif"/>
-          <w:color w:val="222222"/>
-          <w:sz w:val="24"/>
-        </w:rPr>
-        <w:t>Helm rollback after a migrate that expanded is the wrong instinct. Roll forward. I will say that again because we have already tried the wrong instinct. Aman Kumar will not approve a chart rollback that leaves Postgres ahead.</w:t>
-      </w:r>
-    </w:p>
-    <w:p>
-      <w:pPr>
-        <w:spacing w:before="0" w:after="240" w:line="427" w:lineRule="auto"/>
-        <w:ind w:firstLine="288"/>
-      </w:pPr>
-      <w:r>
-        <w:rPr>
-          <w:rFonts w:ascii="Liberation Serif" w:hAnsi="Liberation Serif" w:eastAsia="Liberation Serif" w:cs="Liberation Serif"/>
-          <w:color w:val="222222"/>
-          <w:sz w:val="24"/>
-        </w:rPr>
-        <w:t>Backfill leftover: not on the OLTP primary, not during freeze, not without a stop condition on CLH-INFRA-77. Diego Alvarez writes the stop condition first. Batch size I would start at 24k. Pause on replication lag. Contract only after the count is signed.</w:t>
-      </w:r>
-    </w:p>
-    <w:p>
-      <w:pPr>
-        <w:pStyle w:val="Heading2"/>
-      </w:pPr>
-      <w:r>
-        <w:t>Meeting leftover: identifiers in chat, logs, or a support zip</w:t>
-      </w:r>
-    </w:p>
-    <w:p>
-      <w:pPr>
-        <w:spacing w:before="0" w:after="240" w:line="427" w:lineRule="auto"/>
-        <w:ind w:firstLine="288"/>
-      </w:pPr>
-      <w:r>
-        <w:rPr>
-          <w:rFonts w:ascii="Liberation Serif" w:hAnsi="Liberation Serif" w:eastAsia="Liberation Serif" w:cs="Liberation Serif"/>
-          <w:color w:val="222222"/>
-          <w:sz w:val="24"/>
-        </w:rPr>
-        <w:t>Attendees who still owe something: Kavya Menon, Kavya Menon, and whoever owns ops-bastion-01.internal. One question was on the table: can we ship without dealing with identifiers in chat, logs, or a support zip. Answer was no. I repeated the number 300 because two people in the room had stale graphs. Action: Kavya Menon files the follow-up on CLH-TDD-2022-021 before April 9, 2024. I will not mark the ticket done because a meeting happened.</w:t>
-      </w:r>
-    </w:p>
-    <w:p>
-      <w:pPr>
-        <w:spacing w:before="0" w:after="240" w:line="427" w:lineRule="auto"/>
-        <w:ind w:firstLine="288"/>
-      </w:pPr>
-      <w:r>
-        <w:rPr>
-          <w:rFonts w:ascii="Liberation Serif" w:hAnsi="Liberation Serif" w:eastAsia="Liberation Serif" w:cs="Liberation Serif"/>
-          <w:color w:val="222222"/>
-          <w:sz w:val="24"/>
-        </w:rPr>
-        <w:t>Parking lot: a dashboard request that does not unblock CLH-TDD-2022-021. I parked it. A calendar invite is not a decision. If someone wants this recorded as a decision, they write it here or they change the callout in the front of CLH-TDD-2024-009. Quotes from the room stay quotes. They do not become scope.</w:t>
-      </w:r>
-    </w:p>
-    <w:p>
-      <w:pPr>
-        <w:spacing w:before="0" w:after="240" w:line="427" w:lineRule="auto"/>
-        <w:ind w:firstLine="288"/>
-      </w:pPr>
-      <w:r>
-        <w:rPr>
-          <w:rFonts w:ascii="Liberation Serif" w:hAnsi="Liberation Serif" w:eastAsia="Liberation Serif" w:cs="Liberation Serif"/>
-          <w:color w:val="222222"/>
-          <w:sz w:val="24"/>
-        </w:rPr>
-        <w:t>People who were absent still get a usable remainder, not a transcript. Aman Kumar gets the decision, the refuse, and the date. They do not get a reconstruction of who raised their voice. If they object, they object on CLH-TDD-2022-021.</w:t>
-      </w:r>
-    </w:p>
-    <w:p>
-      <w:pPr>
-        <w:spacing w:before="0" w:after="240" w:line="427" w:lineRule="auto"/>
-        <w:ind w:firstLine="288"/>
-      </w:pPr>
-      <w:r>
-        <w:rPr>
-          <w:rFonts w:ascii="Liberation Serif" w:hAnsi="Liberation Serif" w:eastAsia="Liberation Serif" w:cs="Liberation Serif"/>
-          <w:color w:val="222222"/>
-          <w:sz w:val="24"/>
-        </w:rPr>
-        <w:t>People who missed the room still need identifiers in chat, logs, or a support zip in a form they can act on. Decision, refuse, date, owner Kavya Menon, ticket CLH-TDD-2022-021. Not a reconstruction of tone. Priya Nair gets that pack. If they object, they object on the ticket.</w:t>
-      </w:r>
-    </w:p>
-    <w:p>
-      <w:pPr>
-        <w:spacing w:before="0" w:after="240" w:line="427" w:lineRule="auto"/>
-        <w:ind w:firstLine="288"/>
-      </w:pPr>
-      <w:r>
-        <w:rPr>
-          <w:rFonts w:ascii="Liberation Serif" w:hAnsi="Liberation Serif" w:eastAsia="Liberation Serif" w:cs="Liberation Serif"/>
-          <w:color w:val="222222"/>
-          <w:sz w:val="24"/>
-        </w:rPr>
-        <w:t>A quote is a quote. It is not scope. I will not launder a hallway yes into v1 because it was vivid. Parking lot stays parked until Kavya Menon signs a new slice.</w:t>
-      </w:r>
-    </w:p>
-    <w:p>
-      <w:pPr>
-        <w:spacing w:before="0" w:after="240" w:line="427" w:lineRule="auto"/>
-        <w:ind w:firstLine="288"/>
-      </w:pPr>
-      <w:r>
-        <w:rPr>
-          <w:rFonts w:ascii="Liberation Serif" w:hAnsi="Liberation Serif" w:eastAsia="Liberation Serif" w:cs="Liberation Serif"/>
-          <w:color w:val="222222"/>
-          <w:sz w:val="24"/>
-        </w:rPr>
-        <w:t>Absent people get the pack for identifiers in chat, logs, or a support zip the same day, not after they ask. Priya Nair is on that list if they were missing. Decision, refuse, date, owner, ticket CLH-TDD-2022-021. Not a reconstruction of tone. If they object, they object on the ticket.</w:t>
-      </w:r>
-    </w:p>
-    <w:p>
-      <w:pPr>
-        <w:pStyle w:val="Heading2"/>
-      </w:pPr>
-      <w:r>
-        <w:t>Fixture and test note (date pressure versus a date with owners)</w:t>
-      </w:r>
-    </w:p>
-    <w:p>
-      <w:pPr>
-        <w:spacing w:before="0" w:after="240" w:line="427" w:lineRule="auto"/>
-        <w:ind w:firstLine="288"/>
-      </w:pPr>
-      <w:r>
-        <w:rPr>
-          <w:rFonts w:ascii="Liberation Serif" w:hAnsi="Liberation Serif" w:eastAsia="Liberation Serif" w:cs="Liberation Serif"/>
-          <w:color w:val="222222"/>
-          <w:sz w:val="24"/>
-        </w:rPr>
-        <w:t>Fixture for date pressure versus a date with owners lives next to the test, not in a laptop path. No PHI, no PAN. Host if we have to soak: ops-bastion-01.internal. Assert the smallest row that still fails without the fix. I will not copy a sanitized production dump; it is too big and it hid the bug twice. Owner Priya Nair. Ticket CLH-SOP-2023-028. If the test is skipped, the skip reason is a ticket, not a comment.</w:t>
+        <w:t>Abort beats a lying dual-run</w:t>
       </w:r>
     </w:p>
     <w:p>
@@ -10042,7 +8097,7 @@
           <w:color w:val="555555"/>
           <w:sz w:val="17"/>
         </w:rPr>
-        <w:t>Name the test after the bug. CLH-SOP-2023-028.</w:t>
+        <w:t>Shape of the dry-run, not a paste of production data. CLH-TDD-2024-009.</w:t>
       </w:r>
     </w:p>
     <w:tbl>
@@ -10082,1935 +8137,7 @@
                 <w:color w:val="222222"/>
                 <w:sz w:val="17"/>
               </w:rPr>
-              <w:t># CLH-TDD-2024-009 / date pressure versus a date with owners</w:t>
-            </w:r>
-          </w:p>
-          <w:p>
-            <w:pPr>
-              <w:spacing w:before="0" w:after="0" w:line="220" w:lineRule="auto"/>
-            </w:pPr>
-            <w:r>
-              <w:rPr>
-                <w:rFonts w:ascii="Liberation Mono" w:hAnsi="Liberation Mono" w:eastAsia="Liberation Mono" w:cs="Liberation Mono"/>
-                <w:color w:val="222222"/>
-                <w:sz w:val="17"/>
-              </w:rPr>
-              <w:t>pytest -k 'pagination' -q</w:t>
-            </w:r>
-          </w:p>
-          <w:p>
-            <w:pPr>
-              <w:spacing w:before="0" w:after="0" w:line="220" w:lineRule="auto"/>
-            </w:pPr>
-            <w:r>
-              <w:rPr>
-                <w:rFonts w:ascii="Liberation Mono" w:hAnsi="Liberation Mono" w:eastAsia="Liberation Mono" w:cs="Liberation Mono"/>
-                <w:color w:val="222222"/>
-                <w:sz w:val="17"/>
-              </w:rPr>
-              <w:t># fail if the fixture hash changes without CLH-SOP-2023-028</w:t>
-            </w:r>
-          </w:p>
-          <w:p>
-            <w:pPr>
-              <w:spacing w:before="0" w:after="0" w:line="220" w:lineRule="auto"/>
-            </w:pPr>
-            <w:r>
-              <w:rPr>
-                <w:rFonts w:ascii="Liberation Mono" w:hAnsi="Liberation Mono" w:eastAsia="Liberation Mono" w:cs="Liberation Mono"/>
-                <w:color w:val="222222"/>
-                <w:sz w:val="17"/>
-              </w:rPr>
-              <w:t># do not record against ops-bastion-01.internal from a laptop</w:t>
-            </w:r>
-          </w:p>
-        </w:tc>
-      </w:tr>
-    </w:tbl>
-    <w:p>
-      <w:pPr>
-        <w:spacing w:before="40" w:after="160" w:line="80" w:lineRule="auto"/>
-      </w:pPr>
-    </w:p>
-    <w:p>
-      <w:pPr>
-        <w:spacing w:before="0" w:after="240" w:line="427" w:lineRule="auto"/>
-        <w:ind w:firstLine="288"/>
-      </w:pPr>
-      <w:r>
-        <w:rPr>
-          <w:rFonts w:ascii="Liberation Serif" w:hAnsi="Liberation Serif" w:eastAsia="Liberation Serif" w:cs="Liberation Serif"/>
-          <w:color w:val="222222"/>
-          <w:sz w:val="24"/>
-        </w:rPr>
-        <w:t>Setup should take under two minutes on a laptop. Teardown drops the fixture database. Flakes I will not blame on the network without a packet capture. If someone deletes this test, they also delete the incident it maps to (CLH-SOP-2023-028) and they do that in review. Priya Nair owns golden fixtures. Aman Kumar owns the case list.</w:t>
-      </w:r>
-    </w:p>
-    <w:p>
-      <w:pPr>
-        <w:spacing w:before="0" w:after="240" w:line="427" w:lineRule="auto"/>
-        <w:ind w:firstLine="288"/>
-      </w:pPr>
-      <w:r>
-        <w:rPr>
-          <w:rFonts w:ascii="Liberation Serif" w:hAnsi="Liberation Serif" w:eastAsia="Liberation Serif" w:cs="Liberation Serif"/>
-          <w:color w:val="222222"/>
-          <w:sz w:val="24"/>
-        </w:rPr>
-        <w:t>Staging partition count has to be high enough to catch a rebalance. If prod has dozens of partitions, a staging cluster with one will bless a bad build. I want that written next to date pressure versus a date with owners, not rediscovered on a Monday. Number from the front I am not going to 'simplify': 5.41.</w:t>
-      </w:r>
-    </w:p>
-    <w:p>
-      <w:pPr>
-        <w:spacing w:before="0" w:after="240" w:line="427" w:lineRule="auto"/>
-        <w:ind w:firstLine="288"/>
-      </w:pPr>
-      <w:r>
-        <w:rPr>
-          <w:rFonts w:ascii="Liberation Serif" w:hAnsi="Liberation Serif" w:eastAsia="Liberation Serif" w:cs="Liberation Serif"/>
-          <w:color w:val="222222"/>
-          <w:sz w:val="24"/>
-        </w:rPr>
-        <w:t>Fixture for date pressure versus a date with owners is the smallest failing row, next to the test, hashed. No production dump. No PHI. If the hash moves without CLH-SOP-2023-028, CI fails. Priya Nair owns the fixture. Soak host if we must: ops-bastion-01.internal. I will not record from a laptop against prod.</w:t>
-      </w:r>
-    </w:p>
-    <w:p>
-      <w:pPr>
-        <w:spacing w:before="0" w:after="240" w:line="427" w:lineRule="auto"/>
-        <w:ind w:firstLine="288"/>
-      </w:pPr>
-      <w:r>
-        <w:rPr>
-          <w:rFonts w:ascii="Liberation Serif" w:hAnsi="Liberation Serif" w:eastAsia="Liberation Serif" w:cs="Liberation Serif"/>
-          <w:color w:val="222222"/>
-          <w:sz w:val="24"/>
-        </w:rPr>
-        <w:t>If someone deletes the test, they delete the incident mapping in review, not in a drive-by. Skip needs a ticket. Flakes need a capture, not a shrug about the network.</w:t>
-      </w:r>
-    </w:p>
-    <w:p>
-      <w:pPr>
-        <w:spacing w:before="0" w:after="240" w:line="427" w:lineRule="auto"/>
-        <w:ind w:firstLine="288"/>
-      </w:pPr>
-      <w:r>
-        <w:rPr>
-          <w:rFonts w:ascii="Liberation Serif" w:hAnsi="Liberation Serif" w:eastAsia="Liberation Serif" w:cs="Liberation Serif"/>
-          <w:color w:val="222222"/>
-          <w:sz w:val="24"/>
-        </w:rPr>
-        <w:t>CI leftover: fixture hash is the gate. If someone needs a one-off on ops-bastion-01.internal, that is a soak, and it is ticketed. It is not a reason to skip CI. Skip reason is a ticket. Flake reason is a capture. Priya Nair owns golden fixtures. Aman Kumar owns the case list.</w:t>
-      </w:r>
-    </w:p>
-    <w:p>
-      <w:pPr>
-        <w:pStyle w:val="Heading2"/>
-      </w:pPr>
-      <w:r>
-        <w:t>Capacity and cost (dropping a column in the same release as the readers)</w:t>
-      </w:r>
-    </w:p>
-    <w:p>
-      <w:pPr>
-        <w:spacing w:before="0" w:after="240" w:line="427" w:lineRule="auto"/>
-        <w:ind w:firstLine="288"/>
-      </w:pPr>
-      <w:r>
-        <w:rPr>
-          <w:rFonts w:ascii="Liberation Serif" w:hAnsi="Liberation Serif" w:eastAsia="Liberation Serif" w:cs="Liberation Serif"/>
-          <w:color w:val="222222"/>
-          <w:sz w:val="24"/>
-        </w:rPr>
-        <w:t>ops-bastion-01.internal is the box I keep measuring because it is the one that pages. dropping a column in the same release as the readers is the reason the graph lies if you only watch CPU. Queue depth and disk are the two numbers I write down. Owner Aman Kumar. Ticket NS-SRE-TF-001. If the graph is green and the queue is growing, I page. CPU lagged the queue by about 25 minutes on the last incident I will admit to.</w:t>
-      </w:r>
-    </w:p>
-    <w:p>
-      <w:pPr>
-        <w:spacing w:before="0" w:after="240" w:line="427" w:lineRule="auto"/>
-        <w:ind w:firstLine="288"/>
-      </w:pPr>
-      <w:r>
-        <w:rPr>
-          <w:rFonts w:ascii="Liberation Serif" w:hAnsi="Liberation Serif" w:eastAsia="Liberation Serif" w:cs="Liberation Serif"/>
-          <w:color w:val="222222"/>
-          <w:sz w:val="24"/>
-        </w:rPr>
-        <w:t>The spend I can defend is the spend tied to ops-bastion-01.internal and this job, not a team average. Year-1 extra I would put on a sticky: about $11.1k on top of what we already burn, or zero if we do nothing and eat the miss rate. Front-matter volume I am using: 2022. I will not argue from a slide.</w:t>
-      </w:r>
-    </w:p>
-    <w:p>
-      <w:pPr>
-        <w:spacing w:before="0" w:after="240" w:line="427" w:lineRule="auto"/>
-        <w:ind w:firstLine="288"/>
-      </w:pPr>
-      <w:r>
-        <w:rPr>
-          <w:rFonts w:ascii="Liberation Serif" w:hAnsi="Liberation Serif" w:eastAsia="Liberation Serif" w:cs="Liberation Serif"/>
-          <w:color w:val="222222"/>
-          <w:sz w:val="24"/>
-        </w:rPr>
-        <w:t>If we need more brokers or more pods, I want the reason to be dropping a column in the same release as the readers, not a round number someone saw in a vendor deck. Do-nothing through next month-end still has a miss rate I will write down. Aman Kumar picks in writing on NS-SRE-TF-001. I will not hide a hardware buy inside a 'temporary' memory limit.</w:t>
-      </w:r>
-    </w:p>
-    <w:p>
-      <w:pPr>
-        <w:spacing w:before="0" w:after="240" w:line="427" w:lineRule="auto"/>
-        <w:ind w:firstLine="288"/>
-      </w:pPr>
-      <w:r>
-        <w:rPr>
-          <w:rFonts w:ascii="Liberation Serif" w:hAnsi="Liberation Serif" w:eastAsia="Liberation Serif" w:cs="Liberation Serif"/>
-          <w:color w:val="222222"/>
-          <w:sz w:val="24"/>
-        </w:rPr>
-        <w:t>ops-bastion-01.internal pages because of dropping a column in the same release as the readers more than because of CPU. I write queue and disk. Headroom I want on a Tuesday is about 33 percent. Below that I file for hardware or I shed load, not both. Aman Kumar picks on NS-SRE-TF-001.</w:t>
-      </w:r>
-    </w:p>
-    <w:p>
-      <w:pPr>
-        <w:spacing w:before="0" w:after="240" w:line="427" w:lineRule="auto"/>
-        <w:ind w:firstLine="288"/>
-      </w:pPr>
-      <w:r>
-        <w:rPr>
-          <w:rFonts w:ascii="Liberation Serif" w:hAnsi="Liberation Serif" w:eastAsia="Liberation Serif" w:cs="Liberation Serif"/>
-          <w:color w:val="222222"/>
-          <w:sz w:val="24"/>
-        </w:rPr>
-        <w:t>Do-nothing through month-end still has a miss rate. I will write it. I will not hide a buy inside a temporary memory limit. Front-matter volume I am using: 14.</w:t>
-      </w:r>
-    </w:p>
-    <w:p>
-      <w:pPr>
-        <w:spacing w:before="0" w:after="240" w:line="427" w:lineRule="auto"/>
-        <w:ind w:firstLine="288"/>
-      </w:pPr>
-      <w:r>
-        <w:rPr>
-          <w:rFonts w:ascii="Liberation Serif" w:hAnsi="Liberation Serif" w:eastAsia="Liberation Serif" w:cs="Liberation Serif"/>
-          <w:color w:val="222222"/>
-          <w:sz w:val="24"/>
-        </w:rPr>
-        <w:t>I will not buy my way out of dropping a column in the same release as the readers with a round hardware number. Queue and disk on ops-bastion-01.internal first. Then a ticket. Then a buy if Aman Kumar still needs it. Headroom I want on a Tuesday is about 38 percent. Below that I file or I shed, not both in one change.</w:t>
-      </w:r>
-    </w:p>
-    <w:p>
-      <w:pPr>
-        <w:pStyle w:val="Heading2"/>
-      </w:pPr>
-      <w:r>
-        <w:t>Secrets, grants, and replica lag after a count that looked fine</w:t>
-      </w:r>
-    </w:p>
-    <w:p>
-      <w:pPr>
-        <w:spacing w:before="0" w:after="240" w:line="427" w:lineRule="auto"/>
-        <w:ind w:firstLine="288"/>
-      </w:pPr>
-      <w:r>
-        <w:rPr>
-          <w:rFonts w:ascii="Liberation Serif" w:hAnsi="Liberation Serif" w:eastAsia="Liberation Serif" w:cs="Liberation Serif"/>
-          <w:color w:val="222222"/>
-          <w:sz w:val="24"/>
-        </w:rPr>
-        <w:t>Secret handling on ops-bastion-01.internal: not in git, not in the ticket description, not in a screenshot. replica lag after a count that looked fine is not a reason to paste a token into chat. Owner Clearhaven Recon. Ticket CLH-INFRA-91. If I need a temporary grant, it expires. If I need a production query, I use the replica and I log the query id. Wrong secret looks healthy as 'no work.' Alert on zero rows, not on HTTP 200.</w:t>
-      </w:r>
-    </w:p>
-    <w:p>
-      <w:pPr>
-        <w:spacing w:before="0" w:after="240" w:line="427" w:lineRule="auto"/>
-        <w:ind w:firstLine="288"/>
-      </w:pPr>
-      <w:r>
-        <w:rPr>
-          <w:rFonts w:ascii="Liberation Serif" w:hAnsi="Liberation Serif" w:eastAsia="Liberation Serif" w:cs="Liberation Serif"/>
-          <w:color w:val="222222"/>
-          <w:sz w:val="24"/>
-        </w:rPr>
-        <w:t>Break-glass is a separate path. Missing role is 403, missing token is 401. I will not collapse those because the UI looks nicer. Kavya Menon accepted that split in the front matter. I am not reopening it here. IRSA or the equivalent role on ops-bastion-01.internal is the grant. A copied kubeconfig on a laptop is not.</w:t>
-      </w:r>
-    </w:p>
-    <w:p>
-      <w:pPr>
-        <w:spacing w:before="0" w:after="240" w:line="427" w:lineRule="auto"/>
-        <w:ind w:firstLine="288"/>
-      </w:pPr>
-      <w:r>
-        <w:rPr>
-          <w:rFonts w:ascii="Liberation Serif" w:hAnsi="Liberation Serif" w:eastAsia="Liberation Serif" w:cs="Liberation Serif"/>
-          <w:color w:val="222222"/>
-          <w:sz w:val="24"/>
-        </w:rPr>
-        <w:t>Support zips go through redaction first. I will not 'just this once' attach an application log because replica lag after a count that looked fine is on fire. The on-call SOP already says this. Repeating it here is for the person who has not opened that SOP. Aman Kumar will reject the zip in the ticket if it still has identifiers.</w:t>
-      </w:r>
-    </w:p>
-    <w:p>
-      <w:pPr>
-        <w:spacing w:before="0" w:after="240" w:line="427" w:lineRule="auto"/>
-        <w:ind w:firstLine="288"/>
-      </w:pPr>
-      <w:r>
-        <w:rPr>
-          <w:rFonts w:ascii="Liberation Serif" w:hAnsi="Liberation Serif" w:eastAsia="Liberation Serif" w:cs="Liberation Serif"/>
-          <w:color w:val="222222"/>
-          <w:sz w:val="24"/>
-        </w:rPr>
-        <w:t>Secrets for replica lag after a count that looked fine stay out of git, tickets, and screenshots. Zero-row success on ops-bastion-01.internal is the tell that the secret is wrong. Alert on that. Clearhaven Recon owns the grant. CLH-INFRA-91 owns the expiry. I query the replica and I log the query id.</w:t>
-      </w:r>
-    </w:p>
-    <w:p>
-      <w:pPr>
-        <w:spacing w:before="0" w:after="240" w:line="427" w:lineRule="auto"/>
-        <w:ind w:firstLine="288"/>
-      </w:pPr>
-      <w:r>
-        <w:rPr>
-          <w:rFonts w:ascii="Liberation Serif" w:hAnsi="Liberation Serif" w:eastAsia="Liberation Serif" w:cs="Liberation Serif"/>
-          <w:color w:val="222222"/>
-          <w:sz w:val="24"/>
-        </w:rPr>
-        <w:t>403 versus 401 stays split. Break-glass is separate. I will not collapse them for a prettier UI. Support zips go through redaction. Aman Kumar rejects the zip if identifiers remain.</w:t>
-      </w:r>
-    </w:p>
-    <w:p>
-      <w:pPr>
-        <w:spacing w:before="0" w:after="240" w:line="427" w:lineRule="auto"/>
-        <w:ind w:firstLine="288"/>
-      </w:pPr>
-      <w:r>
-        <w:rPr>
-          <w:rFonts w:ascii="Liberation Serif" w:hAnsi="Liberation Serif" w:eastAsia="Liberation Serif" w:cs="Liberation Serif"/>
-          <w:color w:val="222222"/>
-          <w:sz w:val="24"/>
-        </w:rPr>
-        <w:t>Redaction leftover: if a zip for replica lag after a count that looked fine still has identifiers, it comes back. No 'just this once.' Aman Kumar will reject it on CLH-INFRA-91. Support pressure is not a reason to paste MRN, PAN, or a secret. The SOP already says this. Repeating it is for the person who has not opened the SOP.</w:t>
-      </w:r>
-    </w:p>
-    <w:p>
-      <w:pPr>
-        <w:pStyle w:val="Heading2"/>
-      </w:pPr>
-      <w:r>
-        <w:t>Clock for exactly-once claims we will not make</w:t>
-      </w:r>
-    </w:p>
-    <w:p>
-      <w:pPr>
-        <w:spacing w:before="0" w:after="240" w:line="427" w:lineRule="auto"/>
-        <w:ind w:firstLine="288"/>
-      </w:pPr>
-      <w:r>
-        <w:rPr>
-          <w:rFonts w:ascii="Liberation Serif" w:hAnsi="Liberation Serif" w:eastAsia="Liberation Serif" w:cs="Liberation Serif"/>
-          <w:color w:val="222222"/>
-          <w:sz w:val="24"/>
-        </w:rPr>
-        <w:t>This is not a full incident timeline. It is the clock I will use when someone asks which thing happened first around exactly-once claims we will not make. ops-bastion-01.internal is the box. CLH-TDD-2024-009 is the thread. Terraform Modules is the person I will name if the clocks disagree. Customer/ops clock and match/extract clock are different. I will not pretend they are the same.</w:t>
-      </w:r>
-    </w:p>
-    <w:p>
-      <w:pPr>
-        <w:spacing w:before="80" w:after="60" w:line="200" w:lineRule="auto"/>
-      </w:pPr>
-      <w:r>
-        <w:rPr>
-          <w:rFonts w:ascii="Liberation Sans" w:hAnsi="Liberation Sans" w:eastAsia="Liberation Sans" w:cs="Liberation Sans"/>
-          <w:i/>
-          <w:color w:val="555555"/>
-          <w:sz w:val="17"/>
-        </w:rPr>
-        <w:t>Working clock for CLH-TDD-2024-009. Times are ET unless noted.</w:t>
-      </w:r>
-    </w:p>
-    <w:tbl>
-      <w:tblPr>
-        <w:tblW w:type="auto" w:w="0"/>
-        <w:jc w:val="center"/>
-        <w:tblLayout w:type="autofit"/>
-        <w:tblLook w:firstColumn="1" w:firstRow="1" w:lastColumn="0" w:lastRow="0" w:noHBand="0" w:noVBand="1" w:val="04A0"/>
-      </w:tblPr>
-      <w:tblGrid>
-        <w:gridCol w:w="2976"/>
-        <w:gridCol w:w="2976"/>
-        <w:gridCol w:w="2976"/>
-      </w:tblGrid>
-      <w:tr>
-        <w:tc>
-          <w:tcPr>
-            <w:tcW w:type="dxa" w:w="2976"/>
-            <w:shd w:fill="1B365D" w:val="clear"/>
-            <w:tcBorders>
-              <w:top w:val="single" w:sz="4" w:space="0" w:color="1B365D"/>
-              <w:left w:val="single" w:sz="4" w:space="0" w:color="1B365D"/>
-              <w:bottom w:val="single" w:sz="4" w:space="0" w:color="1B365D"/>
-              <w:right w:val="single" w:sz="4" w:space="0" w:color="1B365D"/>
-            </w:tcBorders>
-            <w:tcMar>
-              <w:top w:w="50" w:type="dxa"/>
-              <w:left w:w="70" w:type="dxa"/>
-              <w:bottom w:w="50" w:type="dxa"/>
-              <w:right w:w="70" w:type="dxa"/>
-            </w:tcMar>
-          </w:tcPr>
-          <w:p>
-            <w:pPr>
-              <w:spacing w:before="0" w:after="0" w:line="230" w:lineRule="auto"/>
-            </w:pPr>
-            <w:r/>
-            <w:r>
-              <w:rPr>
-                <w:rFonts w:ascii="Liberation Sans" w:hAnsi="Liberation Sans" w:eastAsia="Liberation Sans" w:cs="Liberation Sans"/>
-                <w:b/>
-                <w:color w:val="FFFFFF"/>
-                <w:sz w:val="18"/>
-              </w:rPr>
-              <w:t>When</w:t>
-            </w:r>
-          </w:p>
-        </w:tc>
-        <w:tc>
-          <w:tcPr>
-            <w:tcW w:type="dxa" w:w="2976"/>
-            <w:shd w:fill="1B365D" w:val="clear"/>
-            <w:tcBorders>
-              <w:top w:val="single" w:sz="4" w:space="0" w:color="1B365D"/>
-              <w:left w:val="single" w:sz="4" w:space="0" w:color="1B365D"/>
-              <w:bottom w:val="single" w:sz="4" w:space="0" w:color="1B365D"/>
-              <w:right w:val="single" w:sz="4" w:space="0" w:color="1B365D"/>
-            </w:tcBorders>
-            <w:tcMar>
-              <w:top w:w="50" w:type="dxa"/>
-              <w:left w:w="70" w:type="dxa"/>
-              <w:bottom w:w="50" w:type="dxa"/>
-              <w:right w:w="70" w:type="dxa"/>
-            </w:tcMar>
-          </w:tcPr>
-          <w:p>
-            <w:pPr>
-              <w:spacing w:before="0" w:after="0" w:line="230" w:lineRule="auto"/>
-            </w:pPr>
-            <w:r/>
-            <w:r>
-              <w:rPr>
-                <w:rFonts w:ascii="Liberation Sans" w:hAnsi="Liberation Sans" w:eastAsia="Liberation Sans" w:cs="Liberation Sans"/>
-                <w:b/>
-                <w:color w:val="FFFFFF"/>
-                <w:sz w:val="18"/>
-              </w:rPr>
-              <w:t>What I can defend</w:t>
-            </w:r>
-          </w:p>
-        </w:tc>
-        <w:tc>
-          <w:tcPr>
-            <w:tcW w:type="dxa" w:w="2976"/>
-            <w:shd w:fill="1B365D" w:val="clear"/>
-            <w:tcBorders>
-              <w:top w:val="single" w:sz="4" w:space="0" w:color="1B365D"/>
-              <w:left w:val="single" w:sz="4" w:space="0" w:color="1B365D"/>
-              <w:bottom w:val="single" w:sz="4" w:space="0" w:color="1B365D"/>
-              <w:right w:val="single" w:sz="4" w:space="0" w:color="1B365D"/>
-            </w:tcBorders>
-            <w:tcMar>
-              <w:top w:w="50" w:type="dxa"/>
-              <w:left w:w="70" w:type="dxa"/>
-              <w:bottom w:w="50" w:type="dxa"/>
-              <w:right w:w="70" w:type="dxa"/>
-            </w:tcMar>
-          </w:tcPr>
-          <w:p>
-            <w:pPr>
-              <w:spacing w:before="0" w:after="0" w:line="230" w:lineRule="auto"/>
-            </w:pPr>
-            <w:r/>
-            <w:r>
-              <w:rPr>
-                <w:rFonts w:ascii="Liberation Sans" w:hAnsi="Liberation Sans" w:eastAsia="Liberation Sans" w:cs="Liberation Sans"/>
-                <w:b/>
-                <w:color w:val="FFFFFF"/>
-                <w:sz w:val="18"/>
-              </w:rPr>
-              <w:t>Who</w:t>
-            </w:r>
-          </w:p>
-        </w:tc>
-      </w:tr>
-      <w:tr>
-        <w:tc>
-          <w:tcPr>
-            <w:tcW w:type="dxa" w:w="2976"/>
-            <w:shd w:fill="FFFFFF" w:val="clear"/>
-            <w:tcBorders>
-              <w:top w:val="single" w:sz="4" w:space="0" w:color="C5CDD6"/>
-              <w:left w:val="single" w:sz="4" w:space="0" w:color="C5CDD6"/>
-              <w:bottom w:val="single" w:sz="4" w:space="0" w:color="C5CDD6"/>
-              <w:right w:val="single" w:sz="4" w:space="0" w:color="C5CDD6"/>
-            </w:tcBorders>
-            <w:tcMar>
-              <w:top w:w="50" w:type="dxa"/>
-              <w:left w:w="70" w:type="dxa"/>
-              <w:bottom w:w="50" w:type="dxa"/>
-              <w:right w:w="70" w:type="dxa"/>
-            </w:tcMar>
-          </w:tcPr>
-          <w:p>
-            <w:pPr>
-              <w:spacing w:before="0" w:after="0" w:line="230" w:lineRule="auto"/>
-            </w:pPr>
-            <w:r/>
-            <w:r>
-              <w:rPr>
-                <w:rFonts w:ascii="Liberation Serif" w:hAnsi="Liberation Serif" w:eastAsia="Liberation Serif" w:cs="Liberation Serif"/>
-                <w:b w:val="0"/>
-                <w:color w:val="222222"/>
-                <w:sz w:val="19"/>
-              </w:rPr>
-              <w:t>March 26</w:t>
-            </w:r>
-          </w:p>
-        </w:tc>
-        <w:tc>
-          <w:tcPr>
-            <w:tcW w:type="dxa" w:w="2976"/>
-            <w:shd w:fill="FFFFFF" w:val="clear"/>
-            <w:tcBorders>
-              <w:top w:val="single" w:sz="4" w:space="0" w:color="C5CDD6"/>
-              <w:left w:val="single" w:sz="4" w:space="0" w:color="C5CDD6"/>
-              <w:bottom w:val="single" w:sz="4" w:space="0" w:color="C5CDD6"/>
-              <w:right w:val="single" w:sz="4" w:space="0" w:color="C5CDD6"/>
-            </w:tcBorders>
-            <w:tcMar>
-              <w:top w:w="50" w:type="dxa"/>
-              <w:left w:w="70" w:type="dxa"/>
-              <w:bottom w:w="50" w:type="dxa"/>
-              <w:right w:w="70" w:type="dxa"/>
-            </w:tcMar>
-          </w:tcPr>
-          <w:p>
-            <w:pPr>
-              <w:spacing w:before="0" w:after="0" w:line="230" w:lineRule="auto"/>
-            </w:pPr>
-            <w:r/>
-            <w:r>
-              <w:rPr>
-                <w:rFonts w:ascii="Liberation Serif" w:hAnsi="Liberation Serif" w:eastAsia="Liberation Serif" w:cs="Liberation Serif"/>
-                <w:b w:val="0"/>
-                <w:color w:val="222222"/>
-                <w:sz w:val="19"/>
-              </w:rPr>
-              <w:t>First stale graph or first complaint tied to exactly-once claims we will not make</w:t>
-            </w:r>
-          </w:p>
-        </w:tc>
-        <w:tc>
-          <w:tcPr>
-            <w:tcW w:type="dxa" w:w="2976"/>
-            <w:shd w:fill="FFFFFF" w:val="clear"/>
-            <w:tcBorders>
-              <w:top w:val="single" w:sz="4" w:space="0" w:color="C5CDD6"/>
-              <w:left w:val="single" w:sz="4" w:space="0" w:color="C5CDD6"/>
-              <w:bottom w:val="single" w:sz="4" w:space="0" w:color="C5CDD6"/>
-              <w:right w:val="single" w:sz="4" w:space="0" w:color="C5CDD6"/>
-            </w:tcBorders>
-            <w:tcMar>
-              <w:top w:w="50" w:type="dxa"/>
-              <w:left w:w="70" w:type="dxa"/>
-              <w:bottom w:w="50" w:type="dxa"/>
-              <w:right w:w="70" w:type="dxa"/>
-            </w:tcMar>
-          </w:tcPr>
-          <w:p>
-            <w:pPr>
-              <w:spacing w:before="0" w:after="0" w:line="230" w:lineRule="auto"/>
-            </w:pPr>
-            <w:r/>
-            <w:r>
-              <w:rPr>
-                <w:rFonts w:ascii="Liberation Serif" w:hAnsi="Liberation Serif" w:eastAsia="Liberation Serif" w:cs="Liberation Serif"/>
-                <w:b w:val="0"/>
-                <w:color w:val="222222"/>
-                <w:sz w:val="19"/>
-              </w:rPr>
-              <w:t>Aman Kumar</w:t>
-            </w:r>
-          </w:p>
-        </w:tc>
-      </w:tr>
-      <w:tr>
-        <w:tc>
-          <w:tcPr>
-            <w:tcW w:type="dxa" w:w="2976"/>
-            <w:shd w:fill="EEF2F6" w:val="clear"/>
-            <w:tcBorders>
-              <w:top w:val="single" w:sz="4" w:space="0" w:color="C5CDD6"/>
-              <w:left w:val="single" w:sz="4" w:space="0" w:color="C5CDD6"/>
-              <w:bottom w:val="single" w:sz="4" w:space="0" w:color="C5CDD6"/>
-              <w:right w:val="single" w:sz="4" w:space="0" w:color="C5CDD6"/>
-            </w:tcBorders>
-            <w:tcMar>
-              <w:top w:w="50" w:type="dxa"/>
-              <w:left w:w="70" w:type="dxa"/>
-              <w:bottom w:w="50" w:type="dxa"/>
-              <w:right w:w="70" w:type="dxa"/>
-            </w:tcMar>
-          </w:tcPr>
-          <w:p>
-            <w:pPr>
-              <w:spacing w:before="0" w:after="0" w:line="230" w:lineRule="auto"/>
-            </w:pPr>
-            <w:r/>
-            <w:r>
-              <w:rPr>
-                <w:rFonts w:ascii="Liberation Serif" w:hAnsi="Liberation Serif" w:eastAsia="Liberation Serif" w:cs="Liberation Serif"/>
-                <w:b w:val="0"/>
-                <w:color w:val="222222"/>
-                <w:sz w:val="19"/>
-              </w:rPr>
-              <w:t>March 27</w:t>
-            </w:r>
-          </w:p>
-        </w:tc>
-        <w:tc>
-          <w:tcPr>
-            <w:tcW w:type="dxa" w:w="2976"/>
-            <w:shd w:fill="EEF2F6" w:val="clear"/>
-            <w:tcBorders>
-              <w:top w:val="single" w:sz="4" w:space="0" w:color="C5CDD6"/>
-              <w:left w:val="single" w:sz="4" w:space="0" w:color="C5CDD6"/>
-              <w:bottom w:val="single" w:sz="4" w:space="0" w:color="C5CDD6"/>
-              <w:right w:val="single" w:sz="4" w:space="0" w:color="C5CDD6"/>
-            </w:tcBorders>
-            <w:tcMar>
-              <w:top w:w="50" w:type="dxa"/>
-              <w:left w:w="70" w:type="dxa"/>
-              <w:bottom w:w="50" w:type="dxa"/>
-              <w:right w:w="70" w:type="dxa"/>
-            </w:tcMar>
-          </w:tcPr>
-          <w:p>
-            <w:pPr>
-              <w:spacing w:before="0" w:after="0" w:line="230" w:lineRule="auto"/>
-            </w:pPr>
-            <w:r/>
-            <w:r>
-              <w:rPr>
-                <w:rFonts w:ascii="Liberation Serif" w:hAnsi="Liberation Serif" w:eastAsia="Liberation Serif" w:cs="Liberation Serif"/>
-                <w:b w:val="0"/>
-                <w:color w:val="222222"/>
-                <w:sz w:val="19"/>
-              </w:rPr>
-              <w:t>Read-only check on ops-bastion-01.internal; ticket CLH-TDD-2024-009 exists or is opened</w:t>
-            </w:r>
-          </w:p>
-        </w:tc>
-        <w:tc>
-          <w:tcPr>
-            <w:tcW w:type="dxa" w:w="2976"/>
-            <w:shd w:fill="EEF2F6" w:val="clear"/>
-            <w:tcBorders>
-              <w:top w:val="single" w:sz="4" w:space="0" w:color="C5CDD6"/>
-              <w:left w:val="single" w:sz="4" w:space="0" w:color="C5CDD6"/>
-              <w:bottom w:val="single" w:sz="4" w:space="0" w:color="C5CDD6"/>
-              <w:right w:val="single" w:sz="4" w:space="0" w:color="C5CDD6"/>
-            </w:tcBorders>
-            <w:tcMar>
-              <w:top w:w="50" w:type="dxa"/>
-              <w:left w:w="70" w:type="dxa"/>
-              <w:bottom w:w="50" w:type="dxa"/>
-              <w:right w:w="70" w:type="dxa"/>
-            </w:tcMar>
-          </w:tcPr>
-          <w:p>
-            <w:pPr>
-              <w:spacing w:before="0" w:after="0" w:line="230" w:lineRule="auto"/>
-            </w:pPr>
-            <w:r/>
-            <w:r>
-              <w:rPr>
-                <w:rFonts w:ascii="Liberation Serif" w:hAnsi="Liberation Serif" w:eastAsia="Liberation Serif" w:cs="Liberation Serif"/>
-                <w:b w:val="0"/>
-                <w:color w:val="222222"/>
-                <w:sz w:val="19"/>
-              </w:rPr>
-              <w:t>Aman Kumar</w:t>
-            </w:r>
-          </w:p>
-        </w:tc>
-      </w:tr>
-      <w:tr>
-        <w:tc>
-          <w:tcPr>
-            <w:tcW w:type="dxa" w:w="2976"/>
-            <w:shd w:fill="FFFFFF" w:val="clear"/>
-            <w:tcBorders>
-              <w:top w:val="single" w:sz="4" w:space="0" w:color="C5CDD6"/>
-              <w:left w:val="single" w:sz="4" w:space="0" w:color="C5CDD6"/>
-              <w:bottom w:val="single" w:sz="4" w:space="0" w:color="C5CDD6"/>
-              <w:right w:val="single" w:sz="4" w:space="0" w:color="C5CDD6"/>
-            </w:tcBorders>
-            <w:tcMar>
-              <w:top w:w="50" w:type="dxa"/>
-              <w:left w:w="70" w:type="dxa"/>
-              <w:bottom w:w="50" w:type="dxa"/>
-              <w:right w:w="70" w:type="dxa"/>
-            </w:tcMar>
-          </w:tcPr>
-          <w:p>
-            <w:pPr>
-              <w:spacing w:before="0" w:after="0" w:line="230" w:lineRule="auto"/>
-            </w:pPr>
-            <w:r/>
-            <w:r>
-              <w:rPr>
-                <w:rFonts w:ascii="Liberation Serif" w:hAnsi="Liberation Serif" w:eastAsia="Liberation Serif" w:cs="Liberation Serif"/>
-                <w:b w:val="0"/>
-                <w:color w:val="222222"/>
-                <w:sz w:val="19"/>
-              </w:rPr>
-              <w:t>March 28, 2024</w:t>
-            </w:r>
-          </w:p>
-        </w:tc>
-        <w:tc>
-          <w:tcPr>
-            <w:tcW w:type="dxa" w:w="2976"/>
-            <w:shd w:fill="FFFFFF" w:val="clear"/>
-            <w:tcBorders>
-              <w:top w:val="single" w:sz="4" w:space="0" w:color="C5CDD6"/>
-              <w:left w:val="single" w:sz="4" w:space="0" w:color="C5CDD6"/>
-              <w:bottom w:val="single" w:sz="4" w:space="0" w:color="C5CDD6"/>
-              <w:right w:val="single" w:sz="4" w:space="0" w:color="C5CDD6"/>
-            </w:tcBorders>
-            <w:tcMar>
-              <w:top w:w="50" w:type="dxa"/>
-              <w:left w:w="70" w:type="dxa"/>
-              <w:bottom w:w="50" w:type="dxa"/>
-              <w:right w:w="70" w:type="dxa"/>
-            </w:tcMar>
-          </w:tcPr>
-          <w:p>
-            <w:pPr>
-              <w:spacing w:before="0" w:after="0" w:line="230" w:lineRule="auto"/>
-            </w:pPr>
-            <w:r/>
-            <w:r>
-              <w:rPr>
-                <w:rFonts w:ascii="Liberation Serif" w:hAnsi="Liberation Serif" w:eastAsia="Liberation Serif" w:cs="Liberation Serif"/>
-                <w:b w:val="0"/>
-                <w:color w:val="222222"/>
-                <w:sz w:val="19"/>
-              </w:rPr>
-              <w:t>Decision in the front of this file still stands</w:t>
-            </w:r>
-          </w:p>
-        </w:tc>
-        <w:tc>
-          <w:tcPr>
-            <w:tcW w:type="dxa" w:w="2976"/>
-            <w:shd w:fill="FFFFFF" w:val="clear"/>
-            <w:tcBorders>
-              <w:top w:val="single" w:sz="4" w:space="0" w:color="C5CDD6"/>
-              <w:left w:val="single" w:sz="4" w:space="0" w:color="C5CDD6"/>
-              <w:bottom w:val="single" w:sz="4" w:space="0" w:color="C5CDD6"/>
-              <w:right w:val="single" w:sz="4" w:space="0" w:color="C5CDD6"/>
-            </w:tcBorders>
-            <w:tcMar>
-              <w:top w:w="50" w:type="dxa"/>
-              <w:left w:w="70" w:type="dxa"/>
-              <w:bottom w:w="50" w:type="dxa"/>
-              <w:right w:w="70" w:type="dxa"/>
-            </w:tcMar>
-          </w:tcPr>
-          <w:p>
-            <w:pPr>
-              <w:spacing w:before="0" w:after="0" w:line="230" w:lineRule="auto"/>
-            </w:pPr>
-            <w:r/>
-            <w:r>
-              <w:rPr>
-                <w:rFonts w:ascii="Liberation Serif" w:hAnsi="Liberation Serif" w:eastAsia="Liberation Serif" w:cs="Liberation Serif"/>
-                <w:b w:val="0"/>
-                <w:color w:val="222222"/>
-                <w:sz w:val="19"/>
-              </w:rPr>
-              <w:t>Terraform Modules</w:t>
-            </w:r>
-          </w:p>
-        </w:tc>
-      </w:tr>
-    </w:tbl>
-    <w:p>
-      <w:pPr>
-        <w:spacing w:before="40" w:after="160" w:line="80" w:lineRule="auto"/>
-      </w:pPr>
-    </w:p>
-    <w:p>
-      <w:pPr>
-        <w:spacing w:before="0" w:after="240" w:line="427" w:lineRule="auto"/>
-        <w:ind w:firstLine="288"/>
-      </w:pPr>
-      <w:r>
-        <w:rPr>
-          <w:rFonts w:ascii="Liberation Serif" w:hAnsi="Liberation Serif" w:eastAsia="Liberation Serif" w:cs="Liberation Serif"/>
-          <w:color w:val="222222"/>
-          <w:sz w:val="24"/>
-        </w:rPr>
-        <w:t>If NTP on ops-bastion-01.internal jumped, window math is garbage. I want that checked before I argue about 2022. I will not reconstruct a minute-by-minute novel. I will reconstruct enough that Kavya Menon can brief without calling me.</w:t>
-      </w:r>
-    </w:p>
-    <w:p>
-      <w:pPr>
-        <w:spacing w:before="0" w:after="240" w:line="427" w:lineRule="auto"/>
-        <w:ind w:firstLine="288"/>
-      </w:pPr>
-      <w:r>
-        <w:rPr>
-          <w:rFonts w:ascii="Liberation Serif" w:hAnsi="Liberation Serif" w:eastAsia="Liberation Serif" w:cs="Liberation Serif"/>
-          <w:color w:val="222222"/>
-          <w:sz w:val="24"/>
-        </w:rPr>
-        <w:t>After this clock, the remaining work is owned, or it is late. I will not add a fourth restart to make the timeline look shorter. Clearhaven can have the user-visible version of this table. They cannot have internal hostnames.</w:t>
-      </w:r>
-    </w:p>
-    <w:p>
-      <w:pPr>
-        <w:spacing w:before="0" w:after="240" w:line="427" w:lineRule="auto"/>
-        <w:ind w:firstLine="288"/>
-      </w:pPr>
-      <w:r>
-        <w:rPr>
-          <w:rFonts w:ascii="Liberation Serif" w:hAnsi="Liberation Serif" w:eastAsia="Liberation Serif" w:cs="Liberation Serif"/>
-          <w:color w:val="222222"/>
-          <w:sz w:val="24"/>
-        </w:rPr>
-        <w:t>Clock for exactly-once claims we will not make: ops/customer clock and match/extract clock are different. I will say which one I am using. ops-bastion-01.internal NTP gets checked before I argue about 2022. Terraform Modules can brief Kavya Menon without calling me if this table in the heading above is right.</w:t>
-      </w:r>
-    </w:p>
-    <w:p>
-      <w:pPr>
-        <w:spacing w:before="0" w:after="240" w:line="427" w:lineRule="auto"/>
-        <w:ind w:firstLine="288"/>
-      </w:pPr>
-      <w:r>
-        <w:rPr>
-          <w:rFonts w:ascii="Liberation Serif" w:hAnsi="Liberation Serif" w:eastAsia="Liberation Serif" w:cs="Liberation Serif"/>
-          <w:color w:val="222222"/>
-          <w:sz w:val="24"/>
-        </w:rPr>
-        <w:t>Clearhaven can have the user-visible clock. They cannot have ops-bastion-01.internal. I will not reconstruct a minute novel. I will reconstruct enough to act.</w:t>
-      </w:r>
-    </w:p>
-    <w:p>
-      <w:pPr>
-        <w:spacing w:before="0" w:after="240" w:line="427" w:lineRule="auto"/>
-        <w:ind w:firstLine="288"/>
-      </w:pPr>
-      <w:r>
-        <w:rPr>
-          <w:rFonts w:ascii="Liberation Serif" w:hAnsi="Liberation Serif" w:eastAsia="Liberation Serif" w:cs="Liberation Serif"/>
-          <w:color w:val="222222"/>
-          <w:sz w:val="24"/>
-        </w:rPr>
-        <w:t>If NTP on ops-bastion-01.internal is wrong, I will not debate 2022. Fix the clock, then measure. Terraform Modules owns that check. Window math is garbage if the clock jumped. I will not reconstruct a minute novel to hide that.</w:t>
-      </w:r>
-    </w:p>
-    <w:p>
-      <w:pPr>
-        <w:pStyle w:val="Heading2"/>
-      </w:pPr>
-      <w:r>
-        <w:t>What would make me reopen CLH-TDD-2024-009 (residency: no 'just a replica elsewhere')</w:t>
-      </w:r>
-    </w:p>
-    <w:tbl>
-      <w:tblPr>
-        <w:tblW w:type="auto" w:w="0"/>
-        <w:tblLook w:firstColumn="1" w:firstRow="1" w:lastColumn="0" w:lastRow="0" w:noHBand="0" w:noVBand="1" w:val="04A0"/>
-      </w:tblPr>
-      <w:tblGrid>
-        <w:gridCol w:w="8928"/>
-      </w:tblGrid>
-      <w:tr>
-        <w:tc>
-          <w:tcPr>
-            <w:tcW w:type="dxa" w:w="8928"/>
-            <w:shd w:fill="E7EEF5" w:val="clear"/>
-            <w:tcBorders>
-              <w:top w:val="single" w:sz="10" w:space="0" w:color="1B365D"/>
-              <w:left w:val="single" w:sz="10" w:space="0" w:color="1B365D"/>
-              <w:bottom w:val="single" w:sz="10" w:space="0" w:color="1B365D"/>
-              <w:right w:val="single" w:sz="10" w:space="0" w:color="1B365D"/>
-            </w:tcBorders>
-            <w:tcMar>
-              <w:top w:w="80" w:type="dxa"/>
-              <w:left w:w="120" w:type="dxa"/>
-              <w:bottom w:w="90" w:type="dxa"/>
-              <w:right w:w="120" w:type="dxa"/>
-            </w:tcMar>
-          </w:tcPr>
-          <w:p>
-            <w:pPr>
-              <w:spacing w:before="0" w:after="80" w:line="220" w:lineRule="auto"/>
-            </w:pPr>
-            <w:r/>
-            <w:r>
-              <w:rPr>
-                <w:rFonts w:ascii="Liberation Sans" w:hAnsi="Liberation Sans" w:eastAsia="Liberation Sans" w:cs="Liberation Sans"/>
-                <w:b/>
-                <w:color w:val="1B365D"/>
-                <w:sz w:val="16"/>
-              </w:rPr>
-              <w:t>STILL THE CALL</w:t>
-            </w:r>
-          </w:p>
-          <w:p>
-            <w:pPr>
-              <w:spacing w:before="0" w:after="0" w:line="250" w:lineRule="auto"/>
-            </w:pPr>
-            <w:r>
-              <w:rPr>
-                <w:rFonts w:ascii="Liberation Serif" w:hAnsi="Liberation Serif" w:eastAsia="Liberation Serif" w:cs="Liberation Serif"/>
-                <w:color w:val="222222"/>
-                <w:sz w:val="21"/>
-              </w:rPr>
-              <w:t>The front of CLH-TDD-2024-009 still stands. residency: no 'just a replica elsewhere' does not reopen it. Chris Patel owns CLH-MEM-2024-018. ops-bastion-01.internal stays in the path already named.</w:t>
-            </w:r>
-          </w:p>
-        </w:tc>
-      </w:tr>
-    </w:tbl>
-    <w:p>
-      <w:pPr>
-        <w:spacing w:before="80" w:after="160" w:line="80" w:lineRule="auto"/>
-      </w:pPr>
-    </w:p>
-    <w:p>
-      <w:pPr>
-        <w:spacing w:before="0" w:after="240" w:line="427" w:lineRule="auto"/>
-        <w:ind w:firstLine="288"/>
-      </w:pPr>
-      <w:r>
-        <w:rPr>
-          <w:rFonts w:ascii="Liberation Serif" w:hAnsi="Liberation Serif" w:eastAsia="Liberation Serif" w:cs="Liberation Serif"/>
-          <w:color w:val="222222"/>
-          <w:sz w:val="24"/>
-        </w:rPr>
-        <w:t>I will reopen this file if the measurement on ops-bastion-01.internal says the cutover is lying, if a freeze and a migrate disagree, or if Chris Patel puts a new date on CLH-MEM-2024-018 that the EM accepts. I will not reopen it because a meeting is booked, because a vendor offered a discount, or because someone found a blog post. Evidence is a dry-run count, a replay that used to be wrong, or a miss rate worse than the do-nothing line.</w:t>
-      </w:r>
-    </w:p>
-    <w:p>
-      <w:pPr>
-        <w:spacing w:before="0" w:after="240" w:line="427" w:lineRule="auto"/>
-        <w:ind w:firstLine="288"/>
-      </w:pPr>
-      <w:r>
-        <w:rPr>
-          <w:rFonts w:ascii="Liberation Serif" w:hAnsi="Liberation Serif" w:eastAsia="Liberation Serif" w:cs="Liberation Serif"/>
-          <w:color w:val="222222"/>
-          <w:sz w:val="24"/>
-        </w:rPr>
-        <w:t>If you are implementing, keep the rejected alternative dead. If you are on-call, start read-only. If you are Kavya Menon, the ask is unchanged: pick the path in the main body or send it back with a named objection. Sample I would still defend: 1270 rows, 7 minutes, freeze respected. Strike this section if it ever fights the decision callout.</w:t>
-      </w:r>
-    </w:p>
-    <w:p>
-      <w:pPr>
-        <w:spacing w:before="0" w:after="240" w:line="427" w:lineRule="auto"/>
-        <w:ind w:firstLine="288"/>
-      </w:pPr>
-      <w:r>
-        <w:rPr>
-          <w:rFonts w:ascii="Liberation Serif" w:hAnsi="Liberation Serif" w:eastAsia="Liberation Serif" w:cs="Liberation Serif"/>
-          <w:color w:val="222222"/>
-          <w:sz w:val="24"/>
-        </w:rPr>
-        <w:t>This heading is the reopen rule. residency: no 'just a replica elsewhere' is done when Chris Patel closes CLH-MEM-2024-018 or writes a new date.</w:t>
-      </w:r>
-    </w:p>
-    <w:p>
-      <w:pPr>
-        <w:spacing w:before="0" w:after="240" w:line="427" w:lineRule="auto"/>
-        <w:ind w:firstLine="288"/>
-      </w:pPr>
-      <w:r>
-        <w:rPr>
-          <w:rFonts w:ascii="Liberation Serif" w:hAnsi="Liberation Serif" w:eastAsia="Liberation Serif" w:cs="Liberation Serif"/>
-          <w:color w:val="222222"/>
-          <w:sz w:val="24"/>
-        </w:rPr>
-        <w:t>I reopen CLH-TDD-2024-009 for residency: no 'just a replica elsewhere' only if the measurement on ops-bastion-01.internal says the cutover is lying, a freeze and a migrate disagree, or Chris Patel puts a new date on CLH-MEM-2024-018 that the EM accepts. I do not reopen for a booked meeting or a vendor discount.</w:t>
-      </w:r>
-    </w:p>
-    <w:p>
-      <w:pPr>
-        <w:spacing w:before="0" w:after="240" w:line="427" w:lineRule="auto"/>
-        <w:ind w:firstLine="288"/>
-      </w:pPr>
-      <w:r>
-        <w:rPr>
-          <w:rFonts w:ascii="Liberation Serif" w:hAnsi="Liberation Serif" w:eastAsia="Liberation Serif" w:cs="Liberation Serif"/>
-          <w:color w:val="222222"/>
-          <w:sz w:val="24"/>
-        </w:rPr>
-        <w:t>Evidence is a dry-run count, a replay that used to be wrong, or a miss rate worse than do-nothing. Everything else is noise. Strike this remainder if it fights the front callout.</w:t>
-      </w:r>
-    </w:p>
-    <w:p>
-      <w:pPr>
-        <w:spacing w:before="0" w:after="240" w:line="427" w:lineRule="auto"/>
-        <w:ind w:firstLine="288"/>
-      </w:pPr>
-      <w:r>
-        <w:rPr>
-          <w:rFonts w:ascii="Liberation Serif" w:hAnsi="Liberation Serif" w:eastAsia="Liberation Serif" w:cs="Liberation Serif"/>
-          <w:color w:val="222222"/>
-          <w:sz w:val="24"/>
-        </w:rPr>
-        <w:t>Reopen leftover is evidence, not volume of Slack. Dry-run count, bad replay, or miss rate worse than do-nothing. Chris Patel brings one of those or we stay closed. A booked meeting is not evidence. A vendor discount is not evidence.</w:t>
-      </w:r>
-    </w:p>
-    <w:p>
-      <w:pPr>
-        <w:pStyle w:val="Heading2"/>
-      </w:pPr>
-      <w:r>
-        <w:t>Questions I still get about a vendor overlay we already rejected</w:t>
-      </w:r>
-    </w:p>
-    <w:p>
-      <w:pPr>
-        <w:spacing w:before="0" w:after="240" w:line="427" w:lineRule="auto"/>
-        <w:ind w:firstLine="288"/>
-      </w:pPr>
-      <w:r>
-        <w:rPr>
-          <w:rFonts w:ascii="Liberation Serif" w:hAnsi="Liberation Serif" w:eastAsia="Liberation Serif" w:cs="Liberation Serif"/>
-          <w:color w:val="222222"/>
-          <w:sz w:val="24"/>
-        </w:rPr>
-        <w:t>I am writing the answers here so they stop living in my inbox. Not Terraform can point at CLH-INFRA-77 instead of asking me to re-explain a vendor overlay we already rejected on ops-bastion-01.internal.</w:t>
-      </w:r>
-    </w:p>
-    <w:p>
-      <w:pPr>
-        <w:pStyle w:val="ListBullet"/>
-        <w:spacing w:before="20" w:after="60" w:line="260" w:lineRule="auto"/>
-      </w:pPr>
-      <w:r>
-        <w:rPr>
-          <w:rFonts w:ascii="Liberation Serif" w:hAnsi="Liberation Serif" w:eastAsia="Liberation Serif" w:cs="Liberation Serif"/>
-          <w:color w:val="222222"/>
-          <w:sz w:val="24"/>
-        </w:rPr>
-        <w:t>Is v1 smaller than Clearhaven asked in the hallway? Yes. That is the point.</w:t>
-      </w:r>
-    </w:p>
-    <w:p>
-      <w:pPr>
-        <w:pStyle w:val="ListBullet"/>
-        <w:spacing w:before="20" w:after="60" w:line="260" w:lineRule="auto"/>
-      </w:pPr>
-      <w:r>
-        <w:rPr>
-          <w:rFonts w:ascii="Liberation Serif" w:hAnsi="Liberation Serif" w:eastAsia="Liberation Serif" w:cs="Liberation Serif"/>
-          <w:color w:val="222222"/>
-          <w:sz w:val="24"/>
-        </w:rPr>
-        <w:t>Can we add the extra slice in this release? Only if Kavya Menon signs it.</w:t>
-      </w:r>
-    </w:p>
-    <w:p>
-      <w:pPr>
-        <w:pStyle w:val="ListBullet"/>
-        <w:spacing w:before="20" w:after="60" w:line="260" w:lineRule="auto"/>
-      </w:pPr>
-      <w:r>
-        <w:rPr>
-          <w:rFonts w:ascii="Liberation Serif" w:hAnsi="Liberation Serif" w:eastAsia="Liberation Serif" w:cs="Liberation Serif"/>
-          <w:color w:val="222222"/>
-          <w:sz w:val="24"/>
-        </w:rPr>
-        <w:t>Is ops-bastion-01.internal a special case? No.</w:t>
-      </w:r>
-    </w:p>
-    <w:p>
-      <w:pPr>
-        <w:pStyle w:val="ListBullet"/>
-        <w:spacing w:before="20" w:after="60" w:line="260" w:lineRule="auto"/>
-      </w:pPr>
-      <w:r>
-        <w:rPr>
-          <w:rFonts w:ascii="Liberation Serif" w:hAnsi="Liberation Serif" w:eastAsia="Liberation Serif" w:cs="Liberation Serif"/>
-          <w:color w:val="222222"/>
-          <w:sz w:val="24"/>
-        </w:rPr>
-        <w:t>Who closes CLH-INFRA-77? Not Terraform.</w:t>
-      </w:r>
-    </w:p>
-    <w:p>
-      <w:pPr>
-        <w:pStyle w:val="ListBullet"/>
-        <w:spacing w:before="20" w:after="60" w:line="260" w:lineRule="auto"/>
-      </w:pPr>
-      <w:r>
-        <w:rPr>
-          <w:rFonts w:ascii="Liberation Serif" w:hAnsi="Liberation Serif" w:eastAsia="Liberation Serif" w:cs="Liberation Serif"/>
-          <w:color w:val="222222"/>
-          <w:sz w:val="24"/>
-        </w:rPr>
-        <w:t>What number do I cite? 1.6, or I say it is stale.</w:t>
-      </w:r>
-    </w:p>
-    <w:p>
-      <w:pPr>
-        <w:spacing w:before="0" w:after="240" w:line="427" w:lineRule="auto"/>
-        <w:ind w:firstLine="288"/>
-      </w:pPr>
-      <w:r>
-        <w:rPr>
-          <w:rFonts w:ascii="Liberation Serif" w:hAnsi="Liberation Serif" w:eastAsia="Liberation Serif" w:cs="Liberation Serif"/>
-          <w:color w:val="222222"/>
-          <w:sz w:val="24"/>
-        </w:rPr>
-        <w:t>If the answer changes, we change the front of CLH-TDD-2024-009 in review. We do not keep a shadow FAQ. Aman Kumar will not maintain two truths.</w:t>
-      </w:r>
-    </w:p>
-    <w:p>
-      <w:pPr>
-        <w:spacing w:before="0" w:after="240" w:line="427" w:lineRule="auto"/>
-        <w:ind w:firstLine="288"/>
-      </w:pPr>
-      <w:r>
-        <w:rPr>
-          <w:rFonts w:ascii="Liberation Serif" w:hAnsi="Liberation Serif" w:eastAsia="Liberation Serif" w:cs="Liberation Serif"/>
-          <w:color w:val="222222"/>
-          <w:sz w:val="24"/>
-        </w:rPr>
-        <w:t>The question I will not answer in Slack is 'can we just this once.' The answer is already no, and writing it on CLH-INFRA-77 is what makes it a record. If Aman Kumar needs a user-visible version, they get the comms leftover, not this list.</w:t>
-      </w:r>
-    </w:p>
-    <w:p>
-      <w:pPr>
-        <w:spacing w:before="0" w:after="240" w:line="427" w:lineRule="auto"/>
-        <w:ind w:firstLine="288"/>
-      </w:pPr>
-      <w:r>
-        <w:rPr>
-          <w:rFonts w:ascii="Liberation Serif" w:hAnsi="Liberation Serif" w:eastAsia="Liberation Serif" w:cs="Liberation Serif"/>
-          <w:color w:val="222222"/>
-          <w:sz w:val="24"/>
-        </w:rPr>
-        <w:t>Questions I still get about a vendor overlay we already rejected, with the short answers: Is v1 smaller than people want? Yes. Is that a bug? No. Can we add it in the same release? Only if Kavya Menon signs a new slice. Can ops-bastion-01.internal be a special case? No. Owner on the FAQ is Not Terraform via CLH-INFRA-77.</w:t>
-      </w:r>
-    </w:p>
-    <w:p>
-      <w:pPr>
-        <w:spacing w:before="0" w:after="240" w:line="427" w:lineRule="auto"/>
-        <w:ind w:firstLine="288"/>
-      </w:pPr>
-      <w:r>
-        <w:rPr>
-          <w:rFonts w:ascii="Liberation Serif" w:hAnsi="Liberation Serif" w:eastAsia="Liberation Serif" w:cs="Liberation Serif"/>
-          <w:color w:val="222222"/>
-          <w:sz w:val="24"/>
-        </w:rPr>
-        <w:t>I will not publish a second FAQ in Confluence that drifts. This file is the FAQ. If the answer changes, the front matter changes in review, not a comment thread.</w:t>
-      </w:r>
-    </w:p>
-    <w:p>
-      <w:pPr>
-        <w:spacing w:before="0" w:after="240" w:line="427" w:lineRule="auto"/>
-        <w:ind w:firstLine="288"/>
-      </w:pPr>
-      <w:r>
-        <w:rPr>
-          <w:rFonts w:ascii="Liberation Serif" w:hAnsi="Liberation Serif" w:eastAsia="Liberation Serif" w:cs="Liberation Serif"/>
-          <w:color w:val="222222"/>
-          <w:sz w:val="24"/>
-        </w:rPr>
-        <w:t>I will keep answering a vendor overlay we already rejected from this file until CLH-INFRA-77 closes. I will not fork a FAQ. Two truths is how we shipped the last wrong field name. If the answer changes, the front of CLH-TDD-2024-009 changes in review.</w:t>
-      </w:r>
-    </w:p>
-    <w:p>
-      <w:pPr>
-        <w:pStyle w:val="Heading2"/>
-      </w:pPr>
-      <w:r>
-        <w:t>Freeze and calendar leftover (idempotency that is not a filename)</w:t>
-      </w:r>
-    </w:p>
-    <w:p>
-      <w:pPr>
-        <w:spacing w:before="0" w:after="240" w:line="427" w:lineRule="auto"/>
-        <w:ind w:firstLine="288"/>
-      </w:pPr>
-      <w:r>
-        <w:rPr>
-          <w:rFonts w:ascii="Liberation Serif" w:hAnsi="Liberation Serif" w:eastAsia="Liberation Serif" w:cs="Liberation Serif"/>
-          <w:color w:val="222222"/>
-          <w:sz w:val="24"/>
-        </w:rPr>
-        <w:t>If the front of this file already named a freeze, idempotency that is not a filename does not get a courtesy thaw on ops-bastion-01.internal. A small apply is still an apply. SEV1 is the SOP definition. Diego Alvarez can argue SEV1 on CLH-TDD-2022-021 with a count, not with a demo time. I will not Helm-apply from a laptop because the window is 'almost over.'</w:t>
-      </w:r>
-    </w:p>
-    <w:p>
-      <w:pPr>
-        <w:spacing w:before="0" w:after="240" w:line="427" w:lineRule="auto"/>
-        <w:ind w:firstLine="288"/>
-      </w:pPr>
-      <w:r>
-        <w:rPr>
-          <w:rFonts w:ascii="Liberation Serif" w:hAnsi="Liberation Serif" w:eastAsia="Liberation Serif" w:cs="Liberation Serif"/>
-          <w:color w:val="222222"/>
-          <w:sz w:val="24"/>
-        </w:rPr>
-        <w:t>Calendar leftovers I will not hide inside idempotency that is not a filename: weekend coverage that is not in the SLA, a plant shutdown, a clinical quiet hours window, month-end 16:00-21:00 ET. If the leftover date lands inside one of those, the date moves. The scope does not. Kavya Menon hears the new date on CLH-TDD-2022-021.</w:t>
-      </w:r>
-    </w:p>
-    <w:p>
-      <w:pPr>
-        <w:spacing w:before="0" w:after="240" w:line="427" w:lineRule="auto"/>
-        <w:ind w:firstLine="288"/>
-      </w:pPr>
-      <w:r>
-        <w:rPr>
-          <w:rFonts w:ascii="Liberation Serif" w:hAnsi="Liberation Serif" w:eastAsia="Liberation Serif" w:cs="Liberation Serif"/>
-          <w:color w:val="222222"/>
-          <w:sz w:val="24"/>
-        </w:rPr>
-        <w:t>I will not book a change in the last 41 minutes of a freeze because the change is 'just config.' Config is a change. Aman Kumar has already lost that argument once and I am not losing it again on ops-bastion-01.internal.</w:t>
-      </w:r>
-    </w:p>
-    <w:p>
-      <w:pPr>
-        <w:spacing w:before="0" w:after="240" w:line="427" w:lineRule="auto"/>
-        <w:ind w:firstLine="288"/>
-      </w:pPr>
-      <w:r>
-        <w:rPr>
-          <w:rFonts w:ascii="Liberation Serif" w:hAnsi="Liberation Serif" w:eastAsia="Liberation Serif" w:cs="Liberation Serif"/>
-          <w:color w:val="222222"/>
-          <w:sz w:val="24"/>
-        </w:rPr>
-        <w:t>Freeze math for idempotency that is not a filename: if the window is already named in the front, a small apply is still an apply. ops-bastion-01.internal does not get a courtesy thaw. SEV1 is the definition in the SOP, not a feeling. Diego Alvarez can argue SEV1 on CLH-TDD-2022-021 with a count.</w:t>
-      </w:r>
-    </w:p>
-    <w:p>
-      <w:pPr>
-        <w:spacing w:before="0" w:after="240" w:line="427" w:lineRule="auto"/>
-        <w:ind w:firstLine="288"/>
-      </w:pPr>
-      <w:r>
-        <w:rPr>
-          <w:rFonts w:ascii="Liberation Serif" w:hAnsi="Liberation Serif" w:eastAsia="Liberation Serif" w:cs="Liberation Serif"/>
-          <w:color w:val="222222"/>
-          <w:sz w:val="24"/>
-        </w:rPr>
-        <w:t>I will not Helm-apply from a laptop because the freeze 'is almost over.' Almost over is still freeze. April 18, 2024 is a date for leftover work, not a freeze exception.</w:t>
-      </w:r>
-    </w:p>
-    <w:p>
-      <w:pPr>
-        <w:spacing w:before="0" w:after="240" w:line="427" w:lineRule="auto"/>
-        <w:ind w:firstLine="288"/>
-      </w:pPr>
-      <w:r>
-        <w:rPr>
-          <w:rFonts w:ascii="Liberation Serif" w:hAnsi="Liberation Serif" w:eastAsia="Liberation Serif" w:cs="Liberation Serif"/>
-          <w:color w:val="222222"/>
-          <w:sz w:val="24"/>
-        </w:rPr>
-        <w:t>Freeze leftover: config is a change. Helm is a change. A tiny flag flip on ops-bastion-01.internal is a change. Diego Alvarez can wait or they can argue SEV1 with a count on CLH-TDD-2022-021. Almost over is still freeze. I will not apply from a laptop.</w:t>
-      </w:r>
-    </w:p>
-    <w:p>
-      <w:pPr>
-        <w:pStyle w:val="Heading2"/>
-      </w:pPr>
-      <w:r>
-        <w:t>Names, not teams (secret skew that looks like 'no work')</w:t>
-      </w:r>
-    </w:p>
-    <w:p>
-      <w:pPr>
-        <w:spacing w:before="80" w:after="60" w:line="200" w:lineRule="auto"/>
-      </w:pPr>
-      <w:r>
-        <w:rPr>
-          <w:rFonts w:ascii="Liberation Sans" w:hAnsi="Liberation Sans" w:eastAsia="Liberation Sans" w:cs="Liberation Sans"/>
-          <w:i/>
-          <w:color w:val="555555"/>
-          <w:sz w:val="17"/>
-        </w:rPr>
-        <w:t>RACI for secret skew that looks like 'no work' on CLH-SOP-2023-028. Team names are a defect.</w:t>
-      </w:r>
-    </w:p>
-    <w:tbl>
-      <w:tblPr>
-        <w:tblW w:type="auto" w:w="0"/>
-        <w:jc w:val="center"/>
-        <w:tblLayout w:type="autofit"/>
-        <w:tblLook w:firstColumn="1" w:firstRow="1" w:lastColumn="0" w:lastRow="0" w:noHBand="0" w:noVBand="1" w:val="04A0"/>
-      </w:tblPr>
-      <w:tblGrid>
-        <w:gridCol w:w="2976"/>
-        <w:gridCol w:w="2976"/>
-        <w:gridCol w:w="2976"/>
-      </w:tblGrid>
-      <w:tr>
-        <w:tc>
-          <w:tcPr>
-            <w:tcW w:type="dxa" w:w="2976"/>
-            <w:shd w:fill="1B365D" w:val="clear"/>
-            <w:tcBorders>
-              <w:top w:val="single" w:sz="4" w:space="0" w:color="1B365D"/>
-              <w:left w:val="single" w:sz="4" w:space="0" w:color="1B365D"/>
-              <w:bottom w:val="single" w:sz="4" w:space="0" w:color="1B365D"/>
-              <w:right w:val="single" w:sz="4" w:space="0" w:color="1B365D"/>
-            </w:tcBorders>
-            <w:tcMar>
-              <w:top w:w="50" w:type="dxa"/>
-              <w:left w:w="70" w:type="dxa"/>
-              <w:bottom w:w="50" w:type="dxa"/>
-              <w:right w:w="70" w:type="dxa"/>
-            </w:tcMar>
-          </w:tcPr>
-          <w:p>
-            <w:pPr>
-              <w:spacing w:before="0" w:after="0" w:line="230" w:lineRule="auto"/>
-            </w:pPr>
-            <w:r/>
-            <w:r>
-              <w:rPr>
-                <w:rFonts w:ascii="Liberation Sans" w:hAnsi="Liberation Sans" w:eastAsia="Liberation Sans" w:cs="Liberation Sans"/>
-                <w:b/>
-                <w:color w:val="FFFFFF"/>
-                <w:sz w:val="18"/>
-              </w:rPr>
-              <w:t>Role</w:t>
-            </w:r>
-          </w:p>
-        </w:tc>
-        <w:tc>
-          <w:tcPr>
-            <w:tcW w:type="dxa" w:w="2976"/>
-            <w:shd w:fill="1B365D" w:val="clear"/>
-            <w:tcBorders>
-              <w:top w:val="single" w:sz="4" w:space="0" w:color="1B365D"/>
-              <w:left w:val="single" w:sz="4" w:space="0" w:color="1B365D"/>
-              <w:bottom w:val="single" w:sz="4" w:space="0" w:color="1B365D"/>
-              <w:right w:val="single" w:sz="4" w:space="0" w:color="1B365D"/>
-            </w:tcBorders>
-            <w:tcMar>
-              <w:top w:w="50" w:type="dxa"/>
-              <w:left w:w="70" w:type="dxa"/>
-              <w:bottom w:w="50" w:type="dxa"/>
-              <w:right w:w="70" w:type="dxa"/>
-            </w:tcMar>
-          </w:tcPr>
-          <w:p>
-            <w:pPr>
-              <w:spacing w:before="0" w:after="0" w:line="230" w:lineRule="auto"/>
-            </w:pPr>
-            <w:r/>
-            <w:r>
-              <w:rPr>
-                <w:rFonts w:ascii="Liberation Sans" w:hAnsi="Liberation Sans" w:eastAsia="Liberation Sans" w:cs="Liberation Sans"/>
-                <w:b/>
-                <w:color w:val="FFFFFF"/>
-                <w:sz w:val="18"/>
-              </w:rPr>
-              <w:t>Person</w:t>
-            </w:r>
-          </w:p>
-        </w:tc>
-        <w:tc>
-          <w:tcPr>
-            <w:tcW w:type="dxa" w:w="2976"/>
-            <w:shd w:fill="1B365D" w:val="clear"/>
-            <w:tcBorders>
-              <w:top w:val="single" w:sz="4" w:space="0" w:color="1B365D"/>
-              <w:left w:val="single" w:sz="4" w:space="0" w:color="1B365D"/>
-              <w:bottom w:val="single" w:sz="4" w:space="0" w:color="1B365D"/>
-              <w:right w:val="single" w:sz="4" w:space="0" w:color="1B365D"/>
-            </w:tcBorders>
-            <w:tcMar>
-              <w:top w:w="50" w:type="dxa"/>
-              <w:left w:w="70" w:type="dxa"/>
-              <w:bottom w:w="50" w:type="dxa"/>
-              <w:right w:w="70" w:type="dxa"/>
-            </w:tcMar>
-          </w:tcPr>
-          <w:p>
-            <w:pPr>
-              <w:spacing w:before="0" w:after="0" w:line="230" w:lineRule="auto"/>
-            </w:pPr>
-            <w:r/>
-            <w:r>
-              <w:rPr>
-                <w:rFonts w:ascii="Liberation Sans" w:hAnsi="Liberation Sans" w:eastAsia="Liberation Sans" w:cs="Liberation Sans"/>
-                <w:b/>
-                <w:color w:val="FFFFFF"/>
-                <w:sz w:val="18"/>
-              </w:rPr>
-              <w:t>Notes</w:t>
-            </w:r>
-          </w:p>
-        </w:tc>
-      </w:tr>
-      <w:tr>
-        <w:tc>
-          <w:tcPr>
-            <w:tcW w:type="dxa" w:w="2976"/>
-            <w:shd w:fill="FFFFFF" w:val="clear"/>
-            <w:tcBorders>
-              <w:top w:val="single" w:sz="4" w:space="0" w:color="C5CDD6"/>
-              <w:left w:val="single" w:sz="4" w:space="0" w:color="C5CDD6"/>
-              <w:bottom w:val="single" w:sz="4" w:space="0" w:color="C5CDD6"/>
-              <w:right w:val="single" w:sz="4" w:space="0" w:color="C5CDD6"/>
-            </w:tcBorders>
-            <w:tcMar>
-              <w:top w:w="50" w:type="dxa"/>
-              <w:left w:w="70" w:type="dxa"/>
-              <w:bottom w:w="50" w:type="dxa"/>
-              <w:right w:w="70" w:type="dxa"/>
-            </w:tcMar>
-          </w:tcPr>
-          <w:p>
-            <w:pPr>
-              <w:spacing w:before="0" w:after="0" w:line="230" w:lineRule="auto"/>
-            </w:pPr>
-            <w:r/>
-            <w:r>
-              <w:rPr>
-                <w:rFonts w:ascii="Liberation Serif" w:hAnsi="Liberation Serif" w:eastAsia="Liberation Serif" w:cs="Liberation Serif"/>
-                <w:b w:val="0"/>
-                <w:color w:val="222222"/>
-                <w:sz w:val="19"/>
-              </w:rPr>
-              <w:t>Responsible</w:t>
-            </w:r>
-          </w:p>
-        </w:tc>
-        <w:tc>
-          <w:tcPr>
-            <w:tcW w:type="dxa" w:w="2976"/>
-            <w:shd w:fill="FFFFFF" w:val="clear"/>
-            <w:tcBorders>
-              <w:top w:val="single" w:sz="4" w:space="0" w:color="C5CDD6"/>
-              <w:left w:val="single" w:sz="4" w:space="0" w:color="C5CDD6"/>
-              <w:bottom w:val="single" w:sz="4" w:space="0" w:color="C5CDD6"/>
-              <w:right w:val="single" w:sz="4" w:space="0" w:color="C5CDD6"/>
-            </w:tcBorders>
-            <w:tcMar>
-              <w:top w:w="50" w:type="dxa"/>
-              <w:left w:w="70" w:type="dxa"/>
-              <w:bottom w:w="50" w:type="dxa"/>
-              <w:right w:w="70" w:type="dxa"/>
-            </w:tcMar>
-          </w:tcPr>
-          <w:p>
-            <w:pPr>
-              <w:spacing w:before="0" w:after="0" w:line="230" w:lineRule="auto"/>
-            </w:pPr>
-            <w:r/>
-            <w:r>
-              <w:rPr>
-                <w:rFonts w:ascii="Liberation Serif" w:hAnsi="Liberation Serif" w:eastAsia="Liberation Serif" w:cs="Liberation Serif"/>
-                <w:b w:val="0"/>
-                <w:color w:val="222222"/>
-                <w:sz w:val="19"/>
-              </w:rPr>
-              <w:t>Kavya Menon</w:t>
-            </w:r>
-          </w:p>
-        </w:tc>
-        <w:tc>
-          <w:tcPr>
-            <w:tcW w:type="dxa" w:w="2976"/>
-            <w:shd w:fill="FFFFFF" w:val="clear"/>
-            <w:tcBorders>
-              <w:top w:val="single" w:sz="4" w:space="0" w:color="C5CDD6"/>
-              <w:left w:val="single" w:sz="4" w:space="0" w:color="C5CDD6"/>
-              <w:bottom w:val="single" w:sz="4" w:space="0" w:color="C5CDD6"/>
-              <w:right w:val="single" w:sz="4" w:space="0" w:color="C5CDD6"/>
-            </w:tcBorders>
-            <w:tcMar>
-              <w:top w:w="50" w:type="dxa"/>
-              <w:left w:w="70" w:type="dxa"/>
-              <w:bottom w:w="50" w:type="dxa"/>
-              <w:right w:w="70" w:type="dxa"/>
-            </w:tcMar>
-          </w:tcPr>
-          <w:p>
-            <w:pPr>
-              <w:spacing w:before="0" w:after="0" w:line="230" w:lineRule="auto"/>
-            </w:pPr>
-            <w:r/>
-            <w:r>
-              <w:rPr>
-                <w:rFonts w:ascii="Liberation Serif" w:hAnsi="Liberation Serif" w:eastAsia="Liberation Serif" w:cs="Liberation Serif"/>
-                <w:b w:val="0"/>
-                <w:color w:val="222222"/>
-                <w:sz w:val="19"/>
-              </w:rPr>
-              <w:t>Does the work on ops-bastion-01.internal</w:t>
-            </w:r>
-          </w:p>
-        </w:tc>
-      </w:tr>
-      <w:tr>
-        <w:tc>
-          <w:tcPr>
-            <w:tcW w:type="dxa" w:w="2976"/>
-            <w:shd w:fill="EEF2F6" w:val="clear"/>
-            <w:tcBorders>
-              <w:top w:val="single" w:sz="4" w:space="0" w:color="C5CDD6"/>
-              <w:left w:val="single" w:sz="4" w:space="0" w:color="C5CDD6"/>
-              <w:bottom w:val="single" w:sz="4" w:space="0" w:color="C5CDD6"/>
-              <w:right w:val="single" w:sz="4" w:space="0" w:color="C5CDD6"/>
-            </w:tcBorders>
-            <w:tcMar>
-              <w:top w:w="50" w:type="dxa"/>
-              <w:left w:w="70" w:type="dxa"/>
-              <w:bottom w:w="50" w:type="dxa"/>
-              <w:right w:w="70" w:type="dxa"/>
-            </w:tcMar>
-          </w:tcPr>
-          <w:p>
-            <w:pPr>
-              <w:spacing w:before="0" w:after="0" w:line="230" w:lineRule="auto"/>
-            </w:pPr>
-            <w:r/>
-            <w:r>
-              <w:rPr>
-                <w:rFonts w:ascii="Liberation Serif" w:hAnsi="Liberation Serif" w:eastAsia="Liberation Serif" w:cs="Liberation Serif"/>
-                <w:b w:val="0"/>
-                <w:color w:val="222222"/>
-                <w:sz w:val="19"/>
-              </w:rPr>
-              <w:t>Accountable</w:t>
-            </w:r>
-          </w:p>
-        </w:tc>
-        <w:tc>
-          <w:tcPr>
-            <w:tcW w:type="dxa" w:w="2976"/>
-            <w:shd w:fill="EEF2F6" w:val="clear"/>
-            <w:tcBorders>
-              <w:top w:val="single" w:sz="4" w:space="0" w:color="C5CDD6"/>
-              <w:left w:val="single" w:sz="4" w:space="0" w:color="C5CDD6"/>
-              <w:bottom w:val="single" w:sz="4" w:space="0" w:color="C5CDD6"/>
-              <w:right w:val="single" w:sz="4" w:space="0" w:color="C5CDD6"/>
-            </w:tcBorders>
-            <w:tcMar>
-              <w:top w:w="50" w:type="dxa"/>
-              <w:left w:w="70" w:type="dxa"/>
-              <w:bottom w:w="50" w:type="dxa"/>
-              <w:right w:w="70" w:type="dxa"/>
-            </w:tcMar>
-          </w:tcPr>
-          <w:p>
-            <w:pPr>
-              <w:spacing w:before="0" w:after="0" w:line="230" w:lineRule="auto"/>
-            </w:pPr>
-            <w:r/>
-            <w:r>
-              <w:rPr>
-                <w:rFonts w:ascii="Liberation Serif" w:hAnsi="Liberation Serif" w:eastAsia="Liberation Serif" w:cs="Liberation Serif"/>
-                <w:b w:val="0"/>
-                <w:color w:val="222222"/>
-                <w:sz w:val="19"/>
-              </w:rPr>
-              <w:t>Kavya Menon</w:t>
-            </w:r>
-          </w:p>
-        </w:tc>
-        <w:tc>
-          <w:tcPr>
-            <w:tcW w:type="dxa" w:w="2976"/>
-            <w:shd w:fill="EEF2F6" w:val="clear"/>
-            <w:tcBorders>
-              <w:top w:val="single" w:sz="4" w:space="0" w:color="C5CDD6"/>
-              <w:left w:val="single" w:sz="4" w:space="0" w:color="C5CDD6"/>
-              <w:bottom w:val="single" w:sz="4" w:space="0" w:color="C5CDD6"/>
-              <w:right w:val="single" w:sz="4" w:space="0" w:color="C5CDD6"/>
-            </w:tcBorders>
-            <w:tcMar>
-              <w:top w:w="50" w:type="dxa"/>
-              <w:left w:w="70" w:type="dxa"/>
-              <w:bottom w:w="50" w:type="dxa"/>
-              <w:right w:w="70" w:type="dxa"/>
-            </w:tcMar>
-          </w:tcPr>
-          <w:p>
-            <w:pPr>
-              <w:spacing w:before="0" w:after="0" w:line="230" w:lineRule="auto"/>
-            </w:pPr>
-            <w:r/>
-            <w:r>
-              <w:rPr>
-                <w:rFonts w:ascii="Liberation Serif" w:hAnsi="Liberation Serif" w:eastAsia="Liberation Serif" w:cs="Liberation Serif"/>
-                <w:b w:val="0"/>
-                <w:color w:val="222222"/>
-                <w:sz w:val="19"/>
-              </w:rPr>
-              <w:t>One person. Signs the close.</w:t>
-            </w:r>
-          </w:p>
-        </w:tc>
-      </w:tr>
-      <w:tr>
-        <w:tc>
-          <w:tcPr>
-            <w:tcW w:type="dxa" w:w="2976"/>
-            <w:shd w:fill="FFFFFF" w:val="clear"/>
-            <w:tcBorders>
-              <w:top w:val="single" w:sz="4" w:space="0" w:color="C5CDD6"/>
-              <w:left w:val="single" w:sz="4" w:space="0" w:color="C5CDD6"/>
-              <w:bottom w:val="single" w:sz="4" w:space="0" w:color="C5CDD6"/>
-              <w:right w:val="single" w:sz="4" w:space="0" w:color="C5CDD6"/>
-            </w:tcBorders>
-            <w:tcMar>
-              <w:top w:w="50" w:type="dxa"/>
-              <w:left w:w="70" w:type="dxa"/>
-              <w:bottom w:w="50" w:type="dxa"/>
-              <w:right w:w="70" w:type="dxa"/>
-            </w:tcMar>
-          </w:tcPr>
-          <w:p>
-            <w:pPr>
-              <w:spacing w:before="0" w:after="0" w:line="230" w:lineRule="auto"/>
-            </w:pPr>
-            <w:r/>
-            <w:r>
-              <w:rPr>
-                <w:rFonts w:ascii="Liberation Serif" w:hAnsi="Liberation Serif" w:eastAsia="Liberation Serif" w:cs="Liberation Serif"/>
-                <w:b w:val="0"/>
-                <w:color w:val="222222"/>
-                <w:sz w:val="19"/>
-              </w:rPr>
-              <w:t>Consulted</w:t>
-            </w:r>
-          </w:p>
-        </w:tc>
-        <w:tc>
-          <w:tcPr>
-            <w:tcW w:type="dxa" w:w="2976"/>
-            <w:shd w:fill="FFFFFF" w:val="clear"/>
-            <w:tcBorders>
-              <w:top w:val="single" w:sz="4" w:space="0" w:color="C5CDD6"/>
-              <w:left w:val="single" w:sz="4" w:space="0" w:color="C5CDD6"/>
-              <w:bottom w:val="single" w:sz="4" w:space="0" w:color="C5CDD6"/>
-              <w:right w:val="single" w:sz="4" w:space="0" w:color="C5CDD6"/>
-            </w:tcBorders>
-            <w:tcMar>
-              <w:top w:w="50" w:type="dxa"/>
-              <w:left w:w="70" w:type="dxa"/>
-              <w:bottom w:w="50" w:type="dxa"/>
-              <w:right w:w="70" w:type="dxa"/>
-            </w:tcMar>
-          </w:tcPr>
-          <w:p>
-            <w:pPr>
-              <w:spacing w:before="0" w:after="0" w:line="230" w:lineRule="auto"/>
-            </w:pPr>
-            <w:r/>
-            <w:r>
-              <w:rPr>
-                <w:rFonts w:ascii="Liberation Serif" w:hAnsi="Liberation Serif" w:eastAsia="Liberation Serif" w:cs="Liberation Serif"/>
-                <w:b w:val="0"/>
-                <w:color w:val="222222"/>
-                <w:sz w:val="19"/>
-              </w:rPr>
-              <w:t>Priya Nair</w:t>
-            </w:r>
-          </w:p>
-        </w:tc>
-        <w:tc>
-          <w:tcPr>
-            <w:tcW w:type="dxa" w:w="2976"/>
-            <w:shd w:fill="FFFFFF" w:val="clear"/>
-            <w:tcBorders>
-              <w:top w:val="single" w:sz="4" w:space="0" w:color="C5CDD6"/>
-              <w:left w:val="single" w:sz="4" w:space="0" w:color="C5CDD6"/>
-              <w:bottom w:val="single" w:sz="4" w:space="0" w:color="C5CDD6"/>
-              <w:right w:val="single" w:sz="4" w:space="0" w:color="C5CDD6"/>
-            </w:tcBorders>
-            <w:tcMar>
-              <w:top w:w="50" w:type="dxa"/>
-              <w:left w:w="70" w:type="dxa"/>
-              <w:bottom w:w="50" w:type="dxa"/>
-              <w:right w:w="70" w:type="dxa"/>
-            </w:tcMar>
-          </w:tcPr>
-          <w:p>
-            <w:pPr>
-              <w:spacing w:before="0" w:after="0" w:line="230" w:lineRule="auto"/>
-            </w:pPr>
-            <w:r/>
-            <w:r>
-              <w:rPr>
-                <w:rFonts w:ascii="Liberation Serif" w:hAnsi="Liberation Serif" w:eastAsia="Liberation Serif" w:cs="Liberation Serif"/>
-                <w:b w:val="0"/>
-                <w:color w:val="222222"/>
-                <w:sz w:val="19"/>
-              </w:rPr>
-              <w:t>Reviewer, not a shadow owner</w:t>
-            </w:r>
-          </w:p>
-        </w:tc>
-      </w:tr>
-      <w:tr>
-        <w:tc>
-          <w:tcPr>
-            <w:tcW w:type="dxa" w:w="2976"/>
-            <w:shd w:fill="EEF2F6" w:val="clear"/>
-            <w:tcBorders>
-              <w:top w:val="single" w:sz="4" w:space="0" w:color="C5CDD6"/>
-              <w:left w:val="single" w:sz="4" w:space="0" w:color="C5CDD6"/>
-              <w:bottom w:val="single" w:sz="4" w:space="0" w:color="C5CDD6"/>
-              <w:right w:val="single" w:sz="4" w:space="0" w:color="C5CDD6"/>
-            </w:tcBorders>
-            <w:tcMar>
-              <w:top w:w="50" w:type="dxa"/>
-              <w:left w:w="70" w:type="dxa"/>
-              <w:bottom w:w="50" w:type="dxa"/>
-              <w:right w:w="70" w:type="dxa"/>
-            </w:tcMar>
-          </w:tcPr>
-          <w:p>
-            <w:pPr>
-              <w:spacing w:before="0" w:after="0" w:line="230" w:lineRule="auto"/>
-            </w:pPr>
-            <w:r/>
-            <w:r>
-              <w:rPr>
-                <w:rFonts w:ascii="Liberation Serif" w:hAnsi="Liberation Serif" w:eastAsia="Liberation Serif" w:cs="Liberation Serif"/>
-                <w:b w:val="0"/>
-                <w:color w:val="222222"/>
-                <w:sz w:val="19"/>
-              </w:rPr>
-              <w:t>Informed</w:t>
-            </w:r>
-          </w:p>
-        </w:tc>
-        <w:tc>
-          <w:tcPr>
-            <w:tcW w:type="dxa" w:w="2976"/>
-            <w:shd w:fill="EEF2F6" w:val="clear"/>
-            <w:tcBorders>
-              <w:top w:val="single" w:sz="4" w:space="0" w:color="C5CDD6"/>
-              <w:left w:val="single" w:sz="4" w:space="0" w:color="C5CDD6"/>
-              <w:bottom w:val="single" w:sz="4" w:space="0" w:color="C5CDD6"/>
-              <w:right w:val="single" w:sz="4" w:space="0" w:color="C5CDD6"/>
-            </w:tcBorders>
-            <w:tcMar>
-              <w:top w:w="50" w:type="dxa"/>
-              <w:left w:w="70" w:type="dxa"/>
-              <w:bottom w:w="50" w:type="dxa"/>
-              <w:right w:w="70" w:type="dxa"/>
-            </w:tcMar>
-          </w:tcPr>
-          <w:p>
-            <w:pPr>
-              <w:spacing w:before="0" w:after="0" w:line="230" w:lineRule="auto"/>
-            </w:pPr>
-            <w:r/>
-            <w:r>
-              <w:rPr>
-                <w:rFonts w:ascii="Liberation Serif" w:hAnsi="Liberation Serif" w:eastAsia="Liberation Serif" w:cs="Liberation Serif"/>
-                <w:b w:val="0"/>
-                <w:color w:val="222222"/>
-                <w:sz w:val="19"/>
-              </w:rPr>
-              <w:t>Aman Kumar</w:t>
-            </w:r>
-          </w:p>
-        </w:tc>
-        <w:tc>
-          <w:tcPr>
-            <w:tcW w:type="dxa" w:w="2976"/>
-            <w:shd w:fill="EEF2F6" w:val="clear"/>
-            <w:tcBorders>
-              <w:top w:val="single" w:sz="4" w:space="0" w:color="C5CDD6"/>
-              <w:left w:val="single" w:sz="4" w:space="0" w:color="C5CDD6"/>
-              <w:bottom w:val="single" w:sz="4" w:space="0" w:color="C5CDD6"/>
-              <w:right w:val="single" w:sz="4" w:space="0" w:color="C5CDD6"/>
-            </w:tcBorders>
-            <w:tcMar>
-              <w:top w:w="50" w:type="dxa"/>
-              <w:left w:w="70" w:type="dxa"/>
-              <w:bottom w:w="50" w:type="dxa"/>
-              <w:right w:w="70" w:type="dxa"/>
-            </w:tcMar>
-          </w:tcPr>
-          <w:p>
-            <w:pPr>
-              <w:spacing w:before="0" w:after="0" w:line="230" w:lineRule="auto"/>
-            </w:pPr>
-            <w:r/>
-            <w:r>
-              <w:rPr>
-                <w:rFonts w:ascii="Liberation Serif" w:hAnsi="Liberation Serif" w:eastAsia="Liberation Serif" w:cs="Liberation Serif"/>
-                <w:b w:val="0"/>
-                <w:color w:val="222222"/>
-                <w:sz w:val="19"/>
-              </w:rPr>
-              <w:t>Clearhaven path; no hostnames</w:t>
-            </w:r>
-          </w:p>
-        </w:tc>
-      </w:tr>
-    </w:tbl>
-    <w:p>
-      <w:pPr>
-        <w:spacing w:before="40" w:after="160" w:line="80" w:lineRule="auto"/>
-      </w:pPr>
-    </w:p>
-    <w:p>
-      <w:pPr>
-        <w:spacing w:before="0" w:after="240" w:line="427" w:lineRule="auto"/>
-        <w:ind w:firstLine="288"/>
-      </w:pPr>
-      <w:r>
-        <w:rPr>
-          <w:rFonts w:ascii="Liberation Serif" w:hAnsi="Liberation Serif" w:eastAsia="Liberation Serif" w:cs="Liberation Serif"/>
-          <w:color w:val="222222"/>
-          <w:sz w:val="24"/>
-        </w:rPr>
-        <w:t>If two people think they are accountable, Kavya Menon picks one on CLH-SOP-2023-028. If nobody is, secret skew that looks like 'no work' has not started. Aman Kumar is the writer of this file. That is not the same as accountable unless the front already said so. I will rewrite any row that says 'platform' or 'ops' as a person before I call this done.</w:t>
-      </w:r>
-    </w:p>
-    <w:p>
-      <w:pPr>
-        <w:spacing w:before="0" w:after="240" w:line="427" w:lineRule="auto"/>
-        <w:ind w:firstLine="288"/>
-      </w:pPr>
-      <w:r>
-        <w:rPr>
-          <w:rFonts w:ascii="Liberation Serif" w:hAnsi="Liberation Serif" w:eastAsia="Liberation Serif" w:cs="Liberation Serif"/>
-          <w:color w:val="222222"/>
-          <w:sz w:val="24"/>
-        </w:rPr>
-        <w:t>Pages go to the responsible person, not to a Slack channel that everyone mutes. If Kavya Menon is out, the backup is a name on CLH-SOP-2023-028 the same day, not a hope that someone is watching ops-bastion-01.internal.</w:t>
-      </w:r>
-    </w:p>
-    <w:p>
-      <w:pPr>
-        <w:spacing w:before="0" w:after="240" w:line="427" w:lineRule="auto"/>
-        <w:ind w:firstLine="288"/>
-      </w:pPr>
-      <w:r>
-        <w:rPr>
-          <w:rFonts w:ascii="Liberation Serif" w:hAnsi="Liberation Serif" w:eastAsia="Liberation Serif" w:cs="Liberation Serif"/>
-          <w:color w:val="222222"/>
-          <w:sz w:val="24"/>
-        </w:rPr>
-        <w:t>RACI I will actually use for secret skew that looks like 'no work': responsible Kavya Menon, accountable Kavya Menon, consulted Priya Nair, informed Aman Kumar. Ticket CLH-SOP-2023-028. A team name in any of those slots is a defect. I will rewrite it as a person.</w:t>
-      </w:r>
-    </w:p>
-    <w:p>
-      <w:pPr>
-        <w:spacing w:before="0" w:after="240" w:line="427" w:lineRule="auto"/>
-        <w:ind w:firstLine="288"/>
-      </w:pPr>
-      <w:r>
-        <w:rPr>
-          <w:rFonts w:ascii="Liberation Serif" w:hAnsi="Liberation Serif" w:eastAsia="Liberation Serif" w:cs="Liberation Serif"/>
-          <w:color w:val="222222"/>
-          <w:sz w:val="24"/>
-        </w:rPr>
-        <w:t>If two people think they are accountable, Kavya Menon picks one. If nobody is, the work is not started. Aman Kumar is consulted on the writeup, not accountable for secret skew that looks like 'no work' unless the front already said so.</w:t>
-      </w:r>
-    </w:p>
-    <w:p>
-      <w:pPr>
-        <w:spacing w:before="0" w:after="240" w:line="427" w:lineRule="auto"/>
-        <w:ind w:firstLine="288"/>
-      </w:pPr>
-      <w:r>
-        <w:rPr>
-          <w:rFonts w:ascii="Liberation Serif" w:hAnsi="Liberation Serif" w:eastAsia="Liberation Serif" w:cs="Liberation Serif"/>
-          <w:color w:val="222222"/>
-          <w:sz w:val="24"/>
-        </w:rPr>
-        <w:t>If a row in the RACI still says a team name next week, secret skew that looks like 'no work' is not staffed. Kavya Menon fixes the row on CLH-SOP-2023-028 or we do not start. Pages go to a person. A muted channel is not an owner. Backup is a name written the same day.</w:t>
-      </w:r>
-    </w:p>
-    <w:p>
-      <w:pPr>
-        <w:pStyle w:val="Heading2"/>
-      </w:pPr>
-      <w:r>
-        <w:t>Dry-run before a write (a dashboard screenshot standing in for a permalink)</w:t>
-      </w:r>
-    </w:p>
-    <w:p>
-      <w:pPr>
-        <w:spacing w:before="0" w:after="240" w:line="427" w:lineRule="auto"/>
-        <w:ind w:firstLine="288"/>
-      </w:pPr>
-      <w:r>
-        <w:rPr>
-          <w:rFonts w:ascii="Liberation Serif" w:hAnsi="Liberation Serif" w:eastAsia="Liberation Serif" w:cs="Liberation Serif"/>
-          <w:color w:val="222222"/>
-          <w:sz w:val="24"/>
-        </w:rPr>
-        <w:t>A dry-run for a dashboard screenshot standing in for a permalink prints a count before it writes. If we cannot show that count on ops-bastion-01.internal, we abort. Priya Nair pastes the output on NS-SRE-TF-001. I will not accept 'it looked fine in the UI' or 'staging was green.' Staging has lied about partition count before.</w:t>
-      </w:r>
-    </w:p>
-    <w:p>
-      <w:pPr>
-        <w:spacing w:before="80" w:after="40" w:line="200" w:lineRule="auto"/>
-      </w:pPr>
-      <w:r>
-        <w:rPr>
-          <w:rFonts w:ascii="Liberation Sans" w:hAnsi="Liberation Sans" w:eastAsia="Liberation Sans" w:cs="Liberation Sans"/>
-          <w:i/>
-          <w:color w:val="555555"/>
-          <w:sz w:val="17"/>
-        </w:rPr>
-        <w:t>Shape of the dry-run, not a paste of production data. NS-SRE-TF-001.</w:t>
-      </w:r>
-    </w:p>
-    <w:tbl>
-      <w:tblPr>
-        <w:tblW w:type="auto" w:w="0"/>
-        <w:tblLook w:firstColumn="1" w:firstRow="1" w:lastColumn="0" w:lastRow="0" w:noHBand="0" w:noVBand="1" w:val="04A0"/>
-      </w:tblPr>
-      <w:tblGrid>
-        <w:gridCol w:w="8928"/>
-      </w:tblGrid>
-      <w:tr>
-        <w:tc>
-          <w:tcPr>
-            <w:tcW w:type="dxa" w:w="8928"/>
-            <w:shd w:fill="F3F4F6" w:val="clear"/>
-            <w:tcBorders>
-              <w:top w:val="single" w:sz="6" w:space="0" w:color="C5CDD6"/>
-              <w:left w:val="single" w:sz="6" w:space="0" w:color="C5CDD6"/>
-              <w:bottom w:val="single" w:sz="6" w:space="0" w:color="C5CDD6"/>
-              <w:right w:val="single" w:sz="6" w:space="0" w:color="C5CDD6"/>
-            </w:tcBorders>
-            <w:tcMar>
-              <w:top w:w="90" w:type="dxa"/>
-              <w:left w:w="120" w:type="dxa"/>
-              <w:bottom w:w="90" w:type="dxa"/>
-              <w:right w:w="120" w:type="dxa"/>
-            </w:tcMar>
-          </w:tcPr>
-          <w:p>
-            <w:pPr>
-              <w:spacing w:before="0" w:after="0" w:line="220" w:lineRule="auto"/>
-            </w:pPr>
-            <w:r/>
-            <w:r>
-              <w:rPr>
-                <w:rFonts w:ascii="Liberation Mono" w:hAnsi="Liberation Mono" w:eastAsia="Liberation Mono" w:cs="Liberation Mono"/>
-                <w:color w:val="222222"/>
-                <w:sz w:val="17"/>
-              </w:rPr>
-              <w:t># CLH-TDD-2024-009 dry-run / a dashboard screenshot standing in for a permalink</w:t>
+              <w:t># CLH-TDD-2024-009 dry-run / weekend coverage that is not in the SLA</w:t>
             </w:r>
           </w:p>
           <w:p>
@@ -12062,7 +8189,7 @@
                 <w:color w:val="222222"/>
                 <w:sz w:val="17"/>
               </w:rPr>
-              <w:t># abort if the count is 0, or larger than 7x the front-matter guess</w:t>
+              <w:t># abort if the count is 0, or larger than 5x the front-matter guess</w:t>
             </w:r>
           </w:p>
           <w:p>
@@ -12075,7 +8202,7 @@
                 <w:color w:val="222222"/>
                 <w:sz w:val="17"/>
               </w:rPr>
-              <w:t># write the number on NS-SRE-TF-001 before any mutate</w:t>
+              <w:t># write the number on CLH-TDD-2024-009 before any mutate</w:t>
             </w:r>
           </w:p>
         </w:tc>
@@ -12088,12 +8215,12 @@
     </w:p>
     <w:p>
       <w:pPr>
-        <w:spacing w:before="0" w:after="240" w:line="427" w:lineRule="auto"/>
-        <w:ind w:firstLine="288"/>
+        <w:spacing w:before="0" w:after="200" w:line="379" w:lineRule="auto"/>
+        <w:ind w:firstLine="317"/>
       </w:pPr>
       <w:r>
         <w:rPr>
-          <w:rFonts w:ascii="Liberation Serif" w:hAnsi="Liberation Serif" w:eastAsia="Liberation Serif" w:cs="Liberation Serif"/>
+          <w:rFonts w:ascii="Noto Serif" w:hAnsi="Noto Serif" w:eastAsia="Noto Serif" w:cs="Noto Serif"/>
           <w:color w:val="222222"/>
           <w:sz w:val="24"/>
         </w:rPr>
@@ -12102,58 +8229,306 @@
     </w:p>
     <w:p>
       <w:pPr>
-        <w:spacing w:before="0" w:after="240" w:line="427" w:lineRule="auto"/>
-        <w:ind w:firstLine="288"/>
+        <w:spacing w:before="0" w:after="200" w:line="379" w:lineRule="auto"/>
+        <w:ind w:firstLine="317"/>
       </w:pPr>
       <w:r>
         <w:rPr>
-          <w:rFonts w:ascii="Liberation Serif" w:hAnsi="Liberation Serif" w:eastAsia="Liberation Serif" w:cs="Liberation Serif"/>
+          <w:rFonts w:ascii="Noto Serif" w:hAnsi="Noto Serif" w:eastAsia="Noto Serif" w:cs="Noto Serif"/>
           <w:color w:val="222222"/>
           <w:sz w:val="24"/>
         </w:rPr>
-        <w:t>If the dry-run count disagrees with 19.4 by more than we can explain in one sentence, we do not 'split the difference.' We stop and Priya Nair writes the discrepancy on NS-SRE-TF-001.</w:t>
+        <w:t>If the dry-run count disagrees with 19.4 by more than we can explain in one sentence, we do not 'split the difference.' We stop and Chris Patel writes the discrepancy on CLH-TDD-2024-009.</w:t>
       </w:r>
     </w:p>
     <w:p>
       <w:pPr>
-        <w:spacing w:before="0" w:after="240" w:line="427" w:lineRule="auto"/>
-        <w:ind w:firstLine="288"/>
+        <w:spacing w:before="0" w:after="200" w:line="379" w:lineRule="auto"/>
+        <w:ind w:firstLine="317"/>
       </w:pPr>
       <w:r>
         <w:rPr>
-          <w:rFonts w:ascii="Liberation Serif" w:hAnsi="Liberation Serif" w:eastAsia="Liberation Serif" w:cs="Liberation Serif"/>
+          <w:rFonts w:ascii="Noto Serif" w:hAnsi="Noto Serif" w:eastAsia="Noto Serif" w:cs="Noto Serif"/>
           <w:color w:val="222222"/>
           <w:sz w:val="24"/>
         </w:rPr>
-        <w:t>Dry-run for a dashboard screenshot standing in for a permalink has to print a count before a write. If we cannot show that count on ops-bastion-01.internal, we abort. Priya Nair keeps the output on NS-SRE-TF-001. I will not accept 'it looked fine in the UI' as a dry-run.</w:t>
+        <w:t>Aman Kumar owes a close on weekend coverage that is not in the SLA by April 13, 2024, not a status emoji, the number I will quote is 14, and if it is stale I will say so, and a skip is a ticket and a flake is a capture.</w:t>
       </w:r>
     </w:p>
     <w:p>
       <w:pPr>
-        <w:spacing w:before="0" w:after="240" w:line="427" w:lineRule="auto"/>
-        <w:ind w:firstLine="288"/>
+        <w:spacing w:before="0" w:after="200" w:line="379" w:lineRule="auto"/>
+        <w:ind w:firstLine="317"/>
       </w:pPr>
       <w:r>
         <w:rPr>
-          <w:rFonts w:ascii="Liberation Serif" w:hAnsi="Liberation Serif" w:eastAsia="Liberation Serif" w:cs="Liberation Serif"/>
+          <w:rFonts w:ascii="Noto Serif" w:hAnsi="Noto Serif" w:eastAsia="Noto Serif" w:cs="Noto Serif"/>
           <w:color w:val="222222"/>
           <w:sz w:val="24"/>
         </w:rPr>
-        <w:t>Abort is cheaper than a dual-run that violates the unique key. Dual-run that breaks uniqueness is a data incident, not a milestone. Aman Kumar does not get to redefine uniqueness to hit April 20, 2024.</w:t>
+        <w:t>Clearhaven can wait on weekend coverage that is not in the SLA until Clearhaven Recon writes the cut, schema order stays expand then backfill then contract, and Clearhaven does not get ops-bastion-01.internal in an outbound sentence.</w:t>
       </w:r>
     </w:p>
     <w:p>
       <w:pPr>
-        <w:spacing w:before="0" w:after="240" w:line="427" w:lineRule="auto"/>
-        <w:ind w:firstLine="288"/>
+        <w:pStyle w:val="Heading2"/>
+      </w:pPr>
+      <w:r>
+        <w:t>People who missed the room</w:t>
+      </w:r>
+    </w:p>
+    <w:p>
+      <w:pPr>
+        <w:spacing w:before="0" w:after="200" w:line="379" w:lineRule="auto"/>
+        <w:ind w:firstLine="317"/>
       </w:pPr>
       <w:r>
         <w:rPr>
-          <w:rFonts w:ascii="Liberation Serif" w:hAnsi="Liberation Serif" w:eastAsia="Liberation Serif" w:cs="Liberation Serif"/>
+          <w:rFonts w:ascii="Noto Serif" w:hAnsi="Noto Serif" w:eastAsia="Noto Serif" w:cs="Noto Serif"/>
           <w:color w:val="222222"/>
           <w:sz w:val="24"/>
         </w:rPr>
-        <w:t>Dry-run leftover: print the count, write it on NS-SRE-TF-001, then maybe write. Priya Nair does not get to invert that order because April 20, 2024 is close. If the count disagrees with 19.4 and we cannot explain it in one sentence, we stop. We do not split the difference.</w:t>
+        <w:t>Parking lot: a dashboard request that does not unblock CLH-MEM-2024-018. I parked it. A calendar invite is not a decision. If someone wants this recorded as a decision, they write it here or they change the callout in the front of CLH-TDD-2024-009. Quotes from the room stay quotes. They do not become scope.</w:t>
+      </w:r>
+    </w:p>
+    <w:p>
+      <w:pPr>
+        <w:spacing w:before="0" w:after="200" w:line="379" w:lineRule="auto"/>
+        <w:ind w:firstLine="317"/>
+      </w:pPr>
+      <w:r>
+        <w:rPr>
+          <w:rFonts w:ascii="Noto Serif" w:hAnsi="Noto Serif" w:eastAsia="Noto Serif" w:cs="Noto Serif"/>
+          <w:color w:val="222222"/>
+          <w:sz w:val="24"/>
+        </w:rPr>
+        <w:t>People who were absent still get a usable remainder, not a transcript. Aman Kumar gets the decision, the refuse, and the date. They do not get a reconstruction of who raised their voice. If they object, they object on CLH-MEM-2024-018.</w:t>
+      </w:r>
+    </w:p>
+    <w:p>
+      <w:pPr>
+        <w:spacing w:before="0" w:after="200" w:line="379" w:lineRule="auto"/>
+        <w:ind w:firstLine="317"/>
+      </w:pPr>
+      <w:r>
+        <w:rPr>
+          <w:rFonts w:ascii="Noto Serif" w:hAnsi="Noto Serif" w:eastAsia="Noto Serif" w:cs="Noto Serif"/>
+          <w:color w:val="222222"/>
+          <w:sz w:val="24"/>
+        </w:rPr>
+        <w:t>Terraform Modules asked for a one-line version of owner as a team name instead of a person, a green job with no rows still pages, and abort beats a lying dual-run.</w:t>
+      </w:r>
+    </w:p>
+    <w:p>
+      <w:pPr>
+        <w:spacing w:before="0" w:after="200" w:line="379" w:lineRule="auto"/>
+        <w:ind w:firstLine="317"/>
+      </w:pPr>
+      <w:r>
+        <w:rPr>
+          <w:rFonts w:ascii="Noto Serif" w:hAnsi="Noto Serif" w:eastAsia="Noto Serif" w:cs="Noto Serif"/>
+          <w:color w:val="222222"/>
+          <w:sz w:val="24"/>
+        </w:rPr>
+        <w:t>the front of CLH-TDD-2024-009 already named owner as a team name instead of a person, this paragraph is execution, the number I will quote is 47.3, and if it is stale I will say so, and I ping once and after that Chris Patel is late, not blocked.</w:t>
+      </w:r>
+    </w:p>
+    <w:p>
+      <w:pPr>
+        <w:pStyle w:val="Heading2"/>
+      </w:pPr>
+      <w:r>
+        <w:t>Short answers I am tired of repeating</w:t>
+      </w:r>
+    </w:p>
+    <w:p>
+      <w:pPr>
+        <w:spacing w:before="0" w:after="200" w:line="379" w:lineRule="auto"/>
+        <w:ind w:firstLine="317"/>
+      </w:pPr>
+      <w:r>
+        <w:rPr>
+          <w:rFonts w:ascii="Noto Serif" w:hAnsi="Noto Serif" w:eastAsia="Noto Serif" w:cs="Noto Serif"/>
+          <w:color w:val="222222"/>
+          <w:sz w:val="24"/>
+        </w:rPr>
+        <w:t>I am writing the answers here so they stop living in my inbox. Diego Alvarez can point at CLH-INFRA-77 instead of asking me to re-explain idempotency that is not a filename on ops-bastion-01.internal.</w:t>
+      </w:r>
+    </w:p>
+    <w:p>
+      <w:pPr>
+        <w:pStyle w:val="ListBullet"/>
+        <w:spacing w:before="20" w:after="60" w:line="260" w:lineRule="auto"/>
+      </w:pPr>
+      <w:r>
+        <w:rPr>
+          <w:rFonts w:ascii="Noto Serif" w:hAnsi="Noto Serif" w:eastAsia="Noto Serif" w:cs="Noto Serif"/>
+          <w:color w:val="222222"/>
+          <w:sz w:val="24"/>
+        </w:rPr>
+        <w:t>Is v1 smaller than Clearhaven asked in the hallway? Yes. That is the point.</w:t>
+      </w:r>
+    </w:p>
+    <w:p>
+      <w:pPr>
+        <w:pStyle w:val="ListBullet"/>
+        <w:spacing w:before="20" w:after="60" w:line="260" w:lineRule="auto"/>
+      </w:pPr>
+      <w:r>
+        <w:rPr>
+          <w:rFonts w:ascii="Noto Serif" w:hAnsi="Noto Serif" w:eastAsia="Noto Serif" w:cs="Noto Serif"/>
+          <w:color w:val="222222"/>
+          <w:sz w:val="24"/>
+        </w:rPr>
+        <w:t>Can we add the extra slice in this release? Only if Kavya Menon signs it.</w:t>
+      </w:r>
+    </w:p>
+    <w:p>
+      <w:pPr>
+        <w:pStyle w:val="ListBullet"/>
+        <w:spacing w:before="20" w:after="60" w:line="260" w:lineRule="auto"/>
+      </w:pPr>
+      <w:r>
+        <w:rPr>
+          <w:rFonts w:ascii="Noto Serif" w:hAnsi="Noto Serif" w:eastAsia="Noto Serif" w:cs="Noto Serif"/>
+          <w:color w:val="222222"/>
+          <w:sz w:val="24"/>
+        </w:rPr>
+        <w:t>Is ops-bastion-01.internal a special case? No.</w:t>
+      </w:r>
+    </w:p>
+    <w:p>
+      <w:pPr>
+        <w:pStyle w:val="ListBullet"/>
+        <w:spacing w:before="20" w:after="60" w:line="260" w:lineRule="auto"/>
+      </w:pPr>
+      <w:r>
+        <w:rPr>
+          <w:rFonts w:ascii="Noto Serif" w:hAnsi="Noto Serif" w:eastAsia="Noto Serif" w:cs="Noto Serif"/>
+          <w:color w:val="222222"/>
+          <w:sz w:val="24"/>
+        </w:rPr>
+        <w:t>Who closes CLH-INFRA-77? Diego Alvarez.</w:t>
+      </w:r>
+    </w:p>
+    <w:p>
+      <w:pPr>
+        <w:pStyle w:val="ListBullet"/>
+        <w:spacing w:before="20" w:after="60" w:line="260" w:lineRule="auto"/>
+      </w:pPr>
+      <w:r>
+        <w:rPr>
+          <w:rFonts w:ascii="Noto Serif" w:hAnsi="Noto Serif" w:eastAsia="Noto Serif" w:cs="Noto Serif"/>
+          <w:color w:val="222222"/>
+          <w:sz w:val="24"/>
+        </w:rPr>
+        <w:t>What number do I cite? 220, or I say it is stale.</w:t>
+      </w:r>
+    </w:p>
+    <w:p>
+      <w:pPr>
+        <w:spacing w:before="0" w:after="200" w:line="379" w:lineRule="auto"/>
+        <w:ind w:firstLine="317"/>
+      </w:pPr>
+      <w:r>
+        <w:rPr>
+          <w:rFonts w:ascii="Noto Serif" w:hAnsi="Noto Serif" w:eastAsia="Noto Serif" w:cs="Noto Serif"/>
+          <w:color w:val="222222"/>
+          <w:sz w:val="24"/>
+        </w:rPr>
+        <w:t>The question I will not answer in Slack is 'can we just this once.' The answer is already no, and writing it on CLH-INFRA-77 is what makes it a record. If Aman Kumar needs a user-visible version, they get the comms leftover, not this list.</w:t>
+      </w:r>
+    </w:p>
+    <w:p>
+      <w:pPr>
+        <w:spacing w:before="0" w:after="200" w:line="379" w:lineRule="auto"/>
+        <w:ind w:firstLine="317"/>
+      </w:pPr>
+      <w:r>
+        <w:rPr>
+          <w:rFonts w:ascii="Noto Serif" w:hAnsi="Noto Serif" w:eastAsia="Noto Serif" w:cs="Noto Serif"/>
+          <w:color w:val="222222"/>
+          <w:sz w:val="24"/>
+        </w:rPr>
+        <w:t>ops-bastion-01.internal is the box I would open first for idempotency that is not a filename, schema order stays expand then backfill then contract, and a vendor discount is not evidence.</w:t>
+      </w:r>
+    </w:p>
+    <w:p>
+      <w:pPr>
+        <w:spacing w:before="0" w:after="200" w:line="379" w:lineRule="auto"/>
+        <w:ind w:firstLine="317"/>
+      </w:pPr>
+      <w:r>
+        <w:rPr>
+          <w:rFonts w:ascii="Noto Serif" w:hAnsi="Noto Serif" w:eastAsia="Noto Serif" w:cs="Noto Serif"/>
+          <w:color w:val="222222"/>
+          <w:sz w:val="24"/>
+        </w:rPr>
+        <w:t>do not treat idempotency that is not a filename as polish, Diego Alvarez either owns it or we drop it, a green job with no rows still pages, and close is yes, no, or a new date on CLH-TDD-2022-021 by April 7, 2024.</w:t>
+      </w:r>
+    </w:p>
+    <w:p>
+      <w:pPr>
+        <w:pStyle w:val="Heading2"/>
+      </w:pPr>
+      <w:r>
+        <w:t>Last time dropping a column in the same release as the readers cost us</w:t>
+      </w:r>
+    </w:p>
+    <w:p>
+      <w:pPr>
+        <w:spacing w:before="0" w:after="200" w:line="379" w:lineRule="auto"/>
+        <w:ind w:firstLine="317"/>
+      </w:pPr>
+      <w:r>
+        <w:rPr>
+          <w:rFonts w:ascii="Noto Serif" w:hAnsi="Noto Serif" w:eastAsia="Noto Serif" w:cs="Noto Serif"/>
+          <w:color w:val="222222"/>
+          <w:sz w:val="24"/>
+        </w:rPr>
+        <w:t>Tell: truncated file with a matching trailer. That showed up around ops-bastion-01.internal. CLH-TDD-2022-021 is the record. dropping a column in the same release as the readers is how it will show up again if we get sloppy. The fix is to make the failure loud and stop the write path before it creates 6015 junk rows, not to widen a retry. Verification is a staging replay that used to succeed at being wrong and must now fail.</w:t>
+      </w:r>
+    </w:p>
+    <w:p>
+      <w:pPr>
+        <w:spacing w:before="0" w:after="200" w:line="379" w:lineRule="auto"/>
+        <w:ind w:firstLine="317"/>
+      </w:pPr>
+      <w:r>
+        <w:rPr>
+          <w:rFonts w:ascii="Noto Serif" w:hAnsi="Noto Serif" w:eastAsia="Noto Serif" w:cs="Noto Serif"/>
+          <w:color w:val="222222"/>
+          <w:sz w:val="24"/>
+        </w:rPr>
+        <w:t>What we will not do: a rewrite of Clearhaven Recon Terraform Modules for AWS as therapy. What we will do if the date slips: Kavya Menon says so on CLH-INFRA-77 with a new date. Detection that should have fired: a join of freshness and uniqueness, or an empty-success alert, depending on the tell. I want that alert in the same pack as the code change, not a follow-up that dies in a quarter plan.</w:t>
+      </w:r>
+    </w:p>
+    <w:p>
+      <w:pPr>
+        <w:spacing w:before="0" w:after="200" w:line="379" w:lineRule="auto"/>
+        <w:ind w:firstLine="317"/>
+      </w:pPr>
+      <w:r>
+        <w:rPr>
+          <w:rFonts w:ascii="Noto Serif" w:hAnsi="Noto Serif" w:eastAsia="Noto Serif" w:cs="Noto Serif"/>
+          <w:color w:val="222222"/>
+          <w:sz w:val="24"/>
+        </w:rPr>
+        <w:t>leftover dropping a column in the same release as the readers sits with Kavya Menon on CLH-SOP-2023-028, the number I will quote is 90, and if it is stale I will say so, and the call in the front still holds and this is leftover work only.</w:t>
+      </w:r>
+    </w:p>
+    <w:p>
+      <w:pPr>
+        <w:spacing w:before="0" w:after="200" w:line="379" w:lineRule="auto"/>
+        <w:ind w:firstLine="317"/>
+      </w:pPr>
+      <w:r>
+        <w:rPr>
+          <w:rFonts w:ascii="Noto Serif" w:hAnsi="Noto Serif" w:eastAsia="Noto Serif" w:cs="Noto Serif"/>
+          <w:color w:val="222222"/>
+          <w:sz w:val="24"/>
+        </w:rPr>
+        <w:t>date pressure on dropping a column in the same release as the readers is not a date, April 9, 2024 is if Priya Nair keeps it, schema order stays expand then backfill then contract, and the sample I would still defend uses the same clock as 19.4.</w:t>
       </w:r>
     </w:p>
     <w:p>
@@ -12166,12 +8541,12 @@
     </w:p>
     <w:p>
       <w:pPr>
-        <w:spacing w:before="0" w:after="240" w:line="427" w:lineRule="auto"/>
-        <w:ind w:firstLine="288"/>
+        <w:spacing w:before="0" w:after="200" w:line="379" w:lineRule="auto"/>
+        <w:ind w:firstLine="317"/>
       </w:pPr>
       <w:r>
         <w:rPr>
-          <w:rFonts w:ascii="Liberation Serif" w:hAnsi="Liberation Serif" w:eastAsia="Liberation Serif" w:cs="Liberation Serif"/>
+          <w:rFonts w:ascii="Noto Serif" w:hAnsi="Noto Serif" w:eastAsia="Noto Serif" w:cs="Noto Serif"/>
           <w:color w:val="222222"/>
           <w:sz w:val="24"/>
         </w:rPr>
@@ -12180,177 +8555,1283 @@
     </w:p>
     <w:p>
       <w:pPr>
-        <w:spacing w:before="0" w:after="240" w:line="427" w:lineRule="auto"/>
-        <w:ind w:firstLine="288"/>
+        <w:spacing w:before="0" w:after="200" w:line="379" w:lineRule="auto"/>
+        <w:ind w:firstLine="317"/>
       </w:pPr>
       <w:r>
         <w:rPr>
-          <w:rFonts w:ascii="Liberation Serif" w:hAnsi="Liberation Serif" w:eastAsia="Liberation Serif" w:cs="Liberation Serif"/>
+          <w:rFonts w:ascii="Noto Serif" w:hAnsi="Noto Serif" w:eastAsia="Noto Serif" w:cs="Noto Serif"/>
           <w:color w:val="222222"/>
           <w:sz w:val="24"/>
         </w:rPr>
-        <w:t>CLH-INFRA-77 still sits with Kavya Menon. Host ops-bastion-01.internal. Due April 8, 2024 unless they write a new date. Close is a decision, a refuse, or that date. I will not accept a status dump. Front-matter number I am not re-arguing: 2022. If this leftover is done, Kavya Menon marks CLH-INFRA-77 done. Aman Kumar will not keep a shadow list.</w:t>
+        <w:t>Clearhaven can wait on lock budget on the primary until Kavya Menon writes the cut, schema order stays expand then backfill then contract, and Clearhaven does not get ops-bastion-01.internal in an outbound sentence.</w:t>
       </w:r>
     </w:p>
     <w:p>
       <w:pPr>
-        <w:spacing w:before="0" w:after="240" w:line="427" w:lineRule="auto"/>
-        <w:ind w:firstLine="288"/>
+        <w:spacing w:before="0" w:after="200" w:line="379" w:lineRule="auto"/>
+        <w:ind w:firstLine="317"/>
       </w:pPr>
       <w:r>
         <w:rPr>
-          <w:rFonts w:ascii="Liberation Serif" w:hAnsi="Liberation Serif" w:eastAsia="Liberation Serif" w:cs="Liberation Serif"/>
+          <w:rFonts w:ascii="Noto Serif" w:hAnsi="Noto Serif" w:eastAsia="Noto Serif" w:cs="Noto Serif"/>
           <w:color w:val="222222"/>
           <w:sz w:val="24"/>
         </w:rPr>
-        <w:t>I still owe Priya Nair a usable remainder on CLH-TDD-2022-021, not a transcript. The leftover on ops-bastion-01.internal is whether we keep the path the front already named. Due April 10, 2024. If they need a user-visible line, it goes through the comms leftover, not this sentence. Number in play: 47.3.</w:t>
+        <w:t>Priya Nair asked for a one-line version of idempotency that is not a filename, a green job with no rows still pages, and abort beats a lying dual-run.</w:t>
       </w:r>
     </w:p>
     <w:p>
       <w:pPr>
-        <w:spacing w:before="0" w:after="240" w:line="427" w:lineRule="auto"/>
-        <w:ind w:firstLine="288"/>
+        <w:spacing w:before="0" w:after="200" w:line="379" w:lineRule="auto"/>
+        <w:ind w:firstLine="317"/>
       </w:pPr>
       <w:r>
         <w:rPr>
-          <w:rFonts w:ascii="Liberation Serif" w:hAnsi="Liberation Serif" w:eastAsia="Liberation Serif" w:cs="Liberation Serif"/>
+          <w:rFonts w:ascii="Noto Serif" w:hAnsi="Noto Serif" w:eastAsia="Noto Serif" w:cs="Noto Serif"/>
           <w:color w:val="222222"/>
           <w:sz w:val="24"/>
         </w:rPr>
-        <w:t>Access leftover: if I can still write to ops-bastion-01.internal after April 12, 2024, revoke it. Aman Kumar either has the grant or the work is not theirs yet. Ticket CLH-SOP-2023-028. I will not leave a personal kubeconfig as a backup plan.</w:t>
+        <w:t>the front of CLH-TDD-2024-009 already named residency: no 'just a replica elsewhere', this paragraph is execution, the number I will quote is 14, and if it is stale I will say so, and I ping once and after that Aman Kumar is late, not blocked.</w:t>
       </w:r>
     </w:p>
     <w:p>
       <w:pPr>
-        <w:spacing w:before="0" w:after="240" w:line="427" w:lineRule="auto"/>
-        <w:ind w:firstLine="288"/>
+        <w:spacing w:before="0" w:after="200" w:line="379" w:lineRule="auto"/>
+        <w:ind w:firstLine="317"/>
       </w:pPr>
       <w:r>
         <w:rPr>
-          <w:rFonts w:ascii="Liberation Serif" w:hAnsi="Liberation Serif" w:eastAsia="Liberation Serif" w:cs="Liberation Serif"/>
+          <w:rFonts w:ascii="Noto Serif" w:hAnsi="Noto Serif" w:eastAsia="Noto Serif" w:cs="Noto Serif"/>
           <w:color w:val="222222"/>
           <w:sz w:val="24"/>
         </w:rPr>
-        <w:t>Measurement leftover on ops-bastion-01.internal: reprint the count before anyone claims NS-SRE-TF-001 is done. Clearhaven Recon pastes it. If it disagrees with 5.41 and we cannot explain that in one sentence, we are not done. Due April 14, 2024.</w:t>
+        <w:t>ops-bastion-01.internal is the box I would open first for exactly-once claims we will not make, schema order stays expand then backfill then contract, and a vendor discount is not evidence.</w:t>
       </w:r>
     </w:p>
     <w:p>
       <w:pPr>
-        <w:spacing w:before="0" w:after="240" w:line="427" w:lineRule="auto"/>
-        <w:ind w:firstLine="288"/>
+        <w:spacing w:before="0" w:after="200" w:line="379" w:lineRule="auto"/>
+        <w:ind w:firstLine="317"/>
       </w:pPr>
       <w:r>
         <w:rPr>
-          <w:rFonts w:ascii="Liberation Serif" w:hAnsi="Liberation Serif" w:eastAsia="Liberation Serif" w:cs="Liberation Serif"/>
+          <w:rFonts w:ascii="Noto Serif" w:hAnsi="Noto Serif" w:eastAsia="Noto Serif" w:cs="Noto Serif"/>
           <w:color w:val="222222"/>
           <w:sz w:val="24"/>
         </w:rPr>
-        <w:t>Comms leftover for CLH-INFRA-91: no hostname, no payload. Terraform Modules drafts, I review. If we are not done by April 16, 2024, the outbound line says we are not done and names the next update we can hit. Clearhaven does not get ops-bastion-01.internal.</w:t>
+        <w:t>do not treat date pressure versus a date with owners as polish, Terraform Modules either owns it or we drop it, a green job with no rows still pages, and close is yes, no, or a new date on CLH-TDD-2022-021 by April 9, 2024.</w:t>
       </w:r>
     </w:p>
     <w:p>
       <w:pPr>
-        <w:spacing w:before="0" w:after="240" w:line="427" w:lineRule="auto"/>
-        <w:ind w:firstLine="288"/>
+        <w:spacing w:before="0" w:after="200" w:line="379" w:lineRule="auto"/>
+        <w:ind w:firstLine="317"/>
       </w:pPr>
       <w:r>
         <w:rPr>
-          <w:rFonts w:ascii="Liberation Serif" w:hAnsi="Liberation Serif" w:eastAsia="Liberation Serif" w:cs="Liberation Serif"/>
+          <w:rFonts w:ascii="Noto Serif" w:hAnsi="Noto Serif" w:eastAsia="Noto Serif" w:cs="Noto Serif"/>
           <w:color w:val="222222"/>
           <w:sz w:val="24"/>
         </w:rPr>
-        <w:t>Test leftover: the case that maps to CLH-TDD-2024-009 still has to fail if someone cleans the fixture. Chris Patel owns that fixture. Host if we soak: ops-bastion-01.internal. Due April 18, 2024. Skip is a ticket, not a comment.</w:t>
+        <w:t>leftover the freeze clock versus a 'small apply' sits with Chris Patel on CLH-SOP-2023-028, the number I will quote is 47.3, and if it is stale I will say so, and the call in the front still holds and this is leftover work only.</w:t>
       </w:r>
     </w:p>
     <w:p>
       <w:pPr>
-        <w:spacing w:before="0" w:after="240" w:line="427" w:lineRule="auto"/>
-        <w:ind w:firstLine="288"/>
+        <w:spacing w:before="0" w:after="200" w:line="379" w:lineRule="auto"/>
+        <w:ind w:firstLine="317"/>
       </w:pPr>
       <w:r>
         <w:rPr>
-          <w:rFonts w:ascii="Liberation Serif" w:hAnsi="Liberation Serif" w:eastAsia="Liberation Serif" w:cs="Liberation Serif"/>
+          <w:rFonts w:ascii="Noto Serif" w:hAnsi="Noto Serif" w:eastAsia="Noto Serif" w:cs="Noto Serif"/>
           <w:color w:val="222222"/>
           <w:sz w:val="24"/>
         </w:rPr>
-        <w:t>Calendar leftover: April 20, 2024 versus the freeze already in the front. If they collide, Not Terraform moves CLH-MEM-2024-018, not the freeze. ops-bastion-01.internal does not get a thaw for a demo. Aman Kumar will not 'just apply config.'</w:t>
+        <w:t>date pressure on identifiers in chat, logs, or a support zip is not a date, April 11, 2024 is if Not Terraform keeps it, schema order stays expand then backfill then contract, and the sample I would still defend uses the same clock as 1.6.</w:t>
       </w:r>
     </w:p>
     <w:p>
       <w:pPr>
-        <w:spacing w:before="0" w:after="240" w:line="427" w:lineRule="auto"/>
-        <w:ind w:firstLine="288"/>
+        <w:spacing w:before="0" w:after="200" w:line="379" w:lineRule="auto"/>
+        <w:ind w:firstLine="317"/>
       </w:pPr>
       <w:r>
         <w:rPr>
-          <w:rFonts w:ascii="Liberation Serif" w:hAnsi="Liberation Serif" w:eastAsia="Liberation Serif" w:cs="Liberation Serif"/>
+          <w:rFonts w:ascii="Noto Serif" w:hAnsi="Noto Serif" w:eastAsia="Noto Serif" w:cs="Noto Serif"/>
           <w:color w:val="222222"/>
           <w:sz w:val="24"/>
         </w:rPr>
-        <w:t>Stop leftover: CLH-INFRA-77 is not a twin of CLH-TDD-2022-021. Keep one thread. Diego Alvarez on ops-bastion-01.internal. If this paragraph fights the front of CLH-TDD-2024-009, strike it. Due April 22, 2024.</w:t>
+        <w:t>I parked a cleanup PR that renames a field on CLH-INFRA-91 so it is not Slack archaeology, a green job with no rows still pages, and config, Helm, and a flag flip are all changes.</w:t>
       </w:r>
     </w:p>
     <w:p>
       <w:pPr>
-        <w:spacing w:before="0" w:after="240" w:line="427" w:lineRule="auto"/>
-        <w:ind w:firstLine="288"/>
+        <w:spacing w:before="0" w:after="200" w:line="379" w:lineRule="auto"/>
+        <w:ind w:firstLine="317"/>
       </w:pPr>
       <w:r>
         <w:rPr>
-          <w:rFonts w:ascii="Liberation Serif" w:hAnsi="Liberation Serif" w:eastAsia="Liberation Serif" w:cs="Liberation Serif"/>
+          <w:rFonts w:ascii="Noto Serif" w:hAnsi="Noto Serif" w:eastAsia="Noto Serif" w:cs="Noto Serif"/>
           <w:color w:val="222222"/>
           <w:sz w:val="24"/>
         </w:rPr>
-        <w:t>CLH-TDD-2022-021 still sits with Kavya Menon. Host ops-bastion-01.internal. Due April 24, 2024 unless they write a new date. Close is a decision, a refuse, or that date. I will not accept a status dump. Front-matter number I am not re-arguing: 300. If this leftover is done, Kavya Menon marks CLH-TDD-2022-021 done. Aman Kumar will not keep a shadow list.</w:t>
+        <w:t>Aman Kumar owes a close on staging that is too small to catch the bug by April 13, 2024, not a status emoji, the number I will quote is 90, and if it is stale I will say so, and a skip is a ticket and a flake is a capture.</w:t>
       </w:r>
     </w:p>
     <w:p>
       <w:pPr>
-        <w:spacing w:before="0" w:after="240" w:line="427" w:lineRule="auto"/>
-        <w:ind w:firstLine="288"/>
+        <w:spacing w:before="0" w:after="200" w:line="379" w:lineRule="auto"/>
+        <w:ind w:firstLine="317"/>
       </w:pPr>
       <w:r>
         <w:rPr>
-          <w:rFonts w:ascii="Liberation Serif" w:hAnsi="Liberation Serif" w:eastAsia="Liberation Serif" w:cs="Liberation Serif"/>
+          <w:rFonts w:ascii="Noto Serif" w:hAnsi="Noto Serif" w:eastAsia="Noto Serif" w:cs="Noto Serif"/>
           <w:color w:val="222222"/>
           <w:sz w:val="24"/>
         </w:rPr>
-        <w:t>I still owe Priya Nair a usable remainder on CLH-SOP-2023-028, not a transcript. The leftover on ops-bastion-01.internal is whether we keep the path the front already named. Due April 26, 2024. If they need a user-visible line, it goes through the comms leftover, not this sentence. Number in play: 77.</w:t>
+        <w:t>Clearhaven can wait on weekend coverage that is not in the SLA until Priya Nair writes the cut, schema order stays expand then backfill then contract, and Clearhaven does not get ops-bastion-01.internal in an outbound sentence.</w:t>
       </w:r>
     </w:p>
     <w:p>
       <w:pPr>
-        <w:spacing w:before="0" w:after="240" w:line="427" w:lineRule="auto"/>
-        <w:ind w:firstLine="288"/>
+        <w:spacing w:before="0" w:after="200" w:line="379" w:lineRule="auto"/>
+        <w:ind w:firstLine="317"/>
       </w:pPr>
       <w:r>
         <w:rPr>
-          <w:rFonts w:ascii="Liberation Serif" w:hAnsi="Liberation Serif" w:eastAsia="Liberation Serif" w:cs="Liberation Serif"/>
+          <w:rFonts w:ascii="Noto Serif" w:hAnsi="Noto Serif" w:eastAsia="Noto Serif" w:cs="Noto Serif"/>
           <w:color w:val="222222"/>
           <w:sz w:val="24"/>
         </w:rPr>
-        <w:t>Access leftover: if I can still write to ops-bastion-01.internal after April 28, 2024, revoke it. Aman Kumar either has the grant or the work is not theirs yet. Ticket NS-SRE-TF-001. I will not leave a personal kubeconfig as a backup plan.</w:t>
+        <w:t>Aman Kumar asked for a one-line version of a vendor overlay we already rejected, a green job with no rows still pages, and abort beats a lying dual-run.</w:t>
       </w:r>
     </w:p>
     <w:p>
       <w:pPr>
-        <w:spacing w:before="0" w:after="240" w:line="427" w:lineRule="auto"/>
-        <w:ind w:firstLine="288"/>
+        <w:spacing w:before="0" w:after="200" w:line="379" w:lineRule="auto"/>
+        <w:ind w:firstLine="317"/>
       </w:pPr>
       <w:r>
         <w:rPr>
-          <w:rFonts w:ascii="Liberation Serif" w:hAnsi="Liberation Serif" w:eastAsia="Liberation Serif" w:cs="Liberation Serif"/>
+          <w:rFonts w:ascii="Noto Serif" w:hAnsi="Noto Serif" w:eastAsia="Noto Serif" w:cs="Noto Serif"/>
           <w:color w:val="222222"/>
           <w:sz w:val="24"/>
         </w:rPr>
-        <w:t>Measurement leftover on ops-bastion-01.internal: reprint the count before anyone claims CLH-INFRA-91 is done. Clearhaven Recon pastes it. If it disagrees with 0.0 and we cannot explain that in one sentence, we are not done. Due April 30, 2024.</w:t>
+        <w:t>the front of CLH-TDD-2024-009 already named replica lag after a count that looked fine, this paragraph is execution, the number I will quote is 220, and if it is stale I will say so, and I ping once and after that Clearhaven Recon is late, not blocked.</w:t>
+      </w:r>
+    </w:p>
+    <w:p>
+      <w:pPr>
+        <w:spacing w:before="0" w:after="200" w:line="379" w:lineRule="auto"/>
+        <w:ind w:firstLine="317"/>
+      </w:pPr>
+      <w:r>
+        <w:rPr>
+          <w:rFonts w:ascii="Noto Serif" w:hAnsi="Noto Serif" w:eastAsia="Noto Serif" w:cs="Noto Serif"/>
+          <w:color w:val="222222"/>
+          <w:sz w:val="24"/>
+        </w:rPr>
+        <w:t>ops-bastion-01.internal is the box I would open first for secret skew that looks like 'no work', schema order stays expand then backfill then contract, and a vendor discount is not evidence.</w:t>
+      </w:r>
+    </w:p>
+    <w:p>
+      <w:pPr>
+        <w:spacing w:before="0" w:after="200" w:line="379" w:lineRule="auto"/>
+        <w:ind w:firstLine="317"/>
+      </w:pPr>
+      <w:r>
+        <w:rPr>
+          <w:rFonts w:ascii="Noto Serif" w:hAnsi="Noto Serif" w:eastAsia="Noto Serif" w:cs="Noto Serif"/>
+          <w:color w:val="222222"/>
+          <w:sz w:val="24"/>
+        </w:rPr>
+        <w:t>do not treat a dashboard screenshot standing in for a permalink as polish, Chris Patel either owns it or we drop it, a green job with no rows still pages, and close is yes, no, or a new date on NS-SRE-TF-001 by April 7, 2024.</w:t>
+      </w:r>
+    </w:p>
+    <w:p>
+      <w:pPr>
+        <w:spacing w:before="0" w:after="200" w:line="379" w:lineRule="auto"/>
+        <w:ind w:firstLine="317"/>
+      </w:pPr>
+      <w:r>
+        <w:rPr>
+          <w:rFonts w:ascii="Noto Serif" w:hAnsi="Noto Serif" w:eastAsia="Noto Serif" w:cs="Noto Serif"/>
+          <w:color w:val="222222"/>
+          <w:sz w:val="24"/>
+        </w:rPr>
+        <w:t>leftover owner as a team name instead of a person sits with Not Terraform on CLH-INFRA-91, the number I will quote is 14, and if it is stale I will say so, and the call in the front still holds and this is leftover work only.</w:t>
+      </w:r>
+    </w:p>
+    <w:p>
+      <w:pPr>
+        <w:spacing w:before="0" w:after="200" w:line="379" w:lineRule="auto"/>
+        <w:ind w:firstLine="317"/>
+      </w:pPr>
+      <w:r>
+        <w:rPr>
+          <w:rFonts w:ascii="Noto Serif" w:hAnsi="Noto Serif" w:eastAsia="Noto Serif" w:cs="Noto Serif"/>
+          <w:color w:val="222222"/>
+          <w:sz w:val="24"/>
+        </w:rPr>
+        <w:t>date pressure on averaging QPS instead of testing the close is not a date, April 9, 2024 is if Diego Alvarez keeps it, schema order stays expand then backfill then contract, and the sample I would still defend uses the same clock as 0.0.</w:t>
+      </w:r>
+    </w:p>
+    <w:p>
+      <w:pPr>
+        <w:spacing w:before="0" w:after="200" w:line="379" w:lineRule="auto"/>
+        <w:ind w:firstLine="317"/>
+      </w:pPr>
+      <w:r>
+        <w:rPr>
+          <w:rFonts w:ascii="Noto Serif" w:hAnsi="Noto Serif" w:eastAsia="Noto Serif" w:cs="Noto Serif"/>
+          <w:color w:val="222222"/>
+          <w:sz w:val="24"/>
+        </w:rPr>
+        <w:t>I parked dropping a column in the same release as the readers on CLH-MEM-2024-018 so it is not Slack archaeology, a green job with no rows still pages, and config, Helm, and a flag flip are all changes.</w:t>
+      </w:r>
+    </w:p>
+    <w:p>
+      <w:pPr>
+        <w:spacing w:before="0" w:after="200" w:line="379" w:lineRule="auto"/>
+        <w:ind w:firstLine="317"/>
+      </w:pPr>
+      <w:r>
+        <w:rPr>
+          <w:rFonts w:ascii="Noto Serif" w:hAnsi="Noto Serif" w:eastAsia="Noto Serif" w:cs="Noto Serif"/>
+          <w:color w:val="222222"/>
+          <w:sz w:val="24"/>
+        </w:rPr>
+        <w:t>Aman Kumar owes a close on raising retries on a poison record by April 11, 2024, not a status emoji, the number I will quote is 47.3, and if it is stale I will say so, and a skip is a ticket and a flake is a capture.</w:t>
+      </w:r>
+    </w:p>
+    <w:p>
+      <w:pPr>
+        <w:spacing w:before="0" w:after="200" w:line="379" w:lineRule="auto"/>
+        <w:ind w:firstLine="317"/>
+      </w:pPr>
+      <w:r>
+        <w:rPr>
+          <w:rFonts w:ascii="Noto Serif" w:hAnsi="Noto Serif" w:eastAsia="Noto Serif" w:cs="Noto Serif"/>
+          <w:color w:val="222222"/>
+          <w:sz w:val="24"/>
+        </w:rPr>
+        <w:t>Clearhaven can wait on lock budget on the primary until Aman Kumar writes the cut, schema order stays expand then backfill then contract, and Clearhaven does not get ops-bastion-01.internal in an outbound sentence.</w:t>
+      </w:r>
+    </w:p>
+    <w:p>
+      <w:pPr>
+        <w:spacing w:before="0" w:after="200" w:line="379" w:lineRule="auto"/>
+        <w:ind w:firstLine="317"/>
+      </w:pPr>
+      <w:r>
+        <w:rPr>
+          <w:rFonts w:ascii="Noto Serif" w:hAnsi="Noto Serif" w:eastAsia="Noto Serif" w:cs="Noto Serif"/>
+          <w:color w:val="222222"/>
+          <w:sz w:val="24"/>
+        </w:rPr>
+        <w:t>Clearhaven Recon asked for a one-line version of idempotency that is not a filename, a green job with no rows still pages, and abort beats a lying dual-run.</w:t>
+      </w:r>
+    </w:p>
+    <w:p>
+      <w:pPr>
+        <w:spacing w:before="0" w:after="200" w:line="379" w:lineRule="auto"/>
+        <w:ind w:firstLine="317"/>
+      </w:pPr>
+      <w:r>
+        <w:rPr>
+          <w:rFonts w:ascii="Noto Serif" w:hAnsi="Noto Serif" w:eastAsia="Noto Serif" w:cs="Noto Serif"/>
+          <w:color w:val="222222"/>
+          <w:sz w:val="24"/>
+        </w:rPr>
+        <w:t>the front of CLH-TDD-2024-009 already named residency: no 'just a replica elsewhere', this paragraph is execution, the number I will quote is 90, and if it is stale I will say so, and I ping once and after that Terraform Modules is late, not blocked.</w:t>
+      </w:r>
+    </w:p>
+    <w:p>
+      <w:pPr>
+        <w:spacing w:before="0" w:after="200" w:line="379" w:lineRule="auto"/>
+        <w:ind w:firstLine="317"/>
+      </w:pPr>
+      <w:r>
+        <w:rPr>
+          <w:rFonts w:ascii="Noto Serif" w:hAnsi="Noto Serif" w:eastAsia="Noto Serif" w:cs="Noto Serif"/>
+          <w:color w:val="222222"/>
+          <w:sz w:val="24"/>
+        </w:rPr>
+        <w:t>ops-bastion-01.internal is the box I would open first for exactly-once claims we will not make, schema order stays expand then backfill then contract, and a vendor discount is not evidence.</w:t>
+      </w:r>
+    </w:p>
+    <w:p>
+      <w:pPr>
+        <w:spacing w:before="0" w:after="200" w:line="379" w:lineRule="auto"/>
+        <w:ind w:firstLine="317"/>
+      </w:pPr>
+      <w:r>
+        <w:rPr>
+          <w:rFonts w:ascii="Noto Serif" w:hAnsi="Noto Serif" w:eastAsia="Noto Serif" w:cs="Noto Serif"/>
+          <w:color w:val="222222"/>
+          <w:sz w:val="24"/>
+        </w:rPr>
+        <w:t>do not treat date pressure versus a date with owners as polish, Not Terraform either owns it or we drop it, a green job with no rows still pages, and close is yes, no, or a new date on CLH-TDD-2024-009 by April 5, 2024.</w:t>
+      </w:r>
+    </w:p>
+    <w:p>
+      <w:pPr>
+        <w:spacing w:before="0" w:after="200" w:line="379" w:lineRule="auto"/>
+        <w:ind w:firstLine="317"/>
+      </w:pPr>
+      <w:r>
+        <w:rPr>
+          <w:rFonts w:ascii="Noto Serif" w:hAnsi="Noto Serif" w:eastAsia="Noto Serif" w:cs="Noto Serif"/>
+          <w:color w:val="222222"/>
+          <w:sz w:val="24"/>
+        </w:rPr>
+        <w:t>leftover the freeze clock versus a 'small apply' sits with Diego Alvarez on CLH-MEM-2024-018, the number I will quote is 220, and if it is stale I will say so, and the call in the front still holds and this is leftover work only.</w:t>
+      </w:r>
+    </w:p>
+    <w:p>
+      <w:pPr>
+        <w:spacing w:before="0" w:after="200" w:line="379" w:lineRule="auto"/>
+        <w:ind w:firstLine="317"/>
+      </w:pPr>
+      <w:r>
+        <w:rPr>
+          <w:rFonts w:ascii="Noto Serif" w:hAnsi="Noto Serif" w:eastAsia="Noto Serif" w:cs="Noto Serif"/>
+          <w:color w:val="222222"/>
+          <w:sz w:val="24"/>
+        </w:rPr>
+        <w:t>date pressure on identifiers in chat, logs, or a support zip is not a date, April 7, 2024 is if Kavya Menon keeps it, schema order stays expand then backfill then contract, and the sample I would still defend uses the same clock as 300.</w:t>
+      </w:r>
+    </w:p>
+    <w:p>
+      <w:pPr>
+        <w:spacing w:before="0" w:after="200" w:line="379" w:lineRule="auto"/>
+        <w:ind w:firstLine="317"/>
+      </w:pPr>
+      <w:r>
+        <w:rPr>
+          <w:rFonts w:ascii="Noto Serif" w:hAnsi="Noto Serif" w:eastAsia="Noto Serif" w:cs="Noto Serif"/>
+          <w:color w:val="222222"/>
+          <w:sz w:val="24"/>
+        </w:rPr>
+        <w:t>I parked a cleanup PR that renames a field on CLH-TDD-2022-021 so it is not Slack archaeology, a green job with no rows still pages, and config, Helm, and a flag flip are all changes.</w:t>
+      </w:r>
+    </w:p>
+    <w:p>
+      <w:pPr>
+        <w:spacing w:before="0" w:after="200" w:line="379" w:lineRule="auto"/>
+        <w:ind w:firstLine="317"/>
+      </w:pPr>
+      <w:r>
+        <w:rPr>
+          <w:rFonts w:ascii="Noto Serif" w:hAnsi="Noto Serif" w:eastAsia="Noto Serif" w:cs="Noto Serif"/>
+          <w:color w:val="222222"/>
+          <w:sz w:val="24"/>
+        </w:rPr>
+        <w:t>Aman Kumar owes a close on staging that is too small to catch the bug by April 9, 2024, not a status emoji, the number I will quote is 14, and if it is stale I will say so, and a skip is a ticket and a flake is a capture.</w:t>
+      </w:r>
+    </w:p>
+    <w:p>
+      <w:pPr>
+        <w:spacing w:before="0" w:after="200" w:line="379" w:lineRule="auto"/>
+        <w:ind w:firstLine="317"/>
+      </w:pPr>
+      <w:r>
+        <w:rPr>
+          <w:rFonts w:ascii="Noto Serif" w:hAnsi="Noto Serif" w:eastAsia="Noto Serif" w:cs="Noto Serif"/>
+          <w:color w:val="222222"/>
+          <w:sz w:val="24"/>
+        </w:rPr>
+        <w:t>Clearhaven can wait on weekend coverage that is not in the SLA until Clearhaven Recon writes the cut, schema order stays expand then backfill then contract, and Clearhaven does not get ops-bastion-01.internal in an outbound sentence.</w:t>
+      </w:r>
+    </w:p>
+    <w:p>
+      <w:pPr>
+        <w:spacing w:before="0" w:after="200" w:line="379" w:lineRule="auto"/>
+        <w:ind w:firstLine="317"/>
+      </w:pPr>
+      <w:r>
+        <w:rPr>
+          <w:rFonts w:ascii="Noto Serif" w:hAnsi="Noto Serif" w:eastAsia="Noto Serif" w:cs="Noto Serif"/>
+          <w:color w:val="222222"/>
+          <w:sz w:val="24"/>
+        </w:rPr>
+        <w:t>I parked lock budget on the primary on CLH-INFRA-91 so it is not Slack archaeology, a green job with no rows still pages, and config, Helm, and a flag flip are all changes.</w:t>
+      </w:r>
+    </w:p>
+    <w:p>
+      <w:pPr>
+        <w:spacing w:before="0" w:after="200" w:line="379" w:lineRule="auto"/>
+        <w:ind w:firstLine="317"/>
+      </w:pPr>
+      <w:r>
+        <w:rPr>
+          <w:rFonts w:ascii="Noto Serif" w:hAnsi="Noto Serif" w:eastAsia="Noto Serif" w:cs="Noto Serif"/>
+          <w:color w:val="222222"/>
+          <w:sz w:val="24"/>
+        </w:rPr>
+        <w:t>Aman Kumar owes a close on idempotency that is not a filename by April 11, 2024, not a status emoji, the number I will quote is 220, and if it is stale I will say so, and a skip is a ticket and a flake is a capture.</w:t>
+      </w:r>
+    </w:p>
+    <w:p>
+      <w:pPr>
+        <w:spacing w:before="0" w:after="200" w:line="379" w:lineRule="auto"/>
+        <w:ind w:firstLine="317"/>
+      </w:pPr>
+      <w:r>
+        <w:rPr>
+          <w:rFonts w:ascii="Noto Serif" w:hAnsi="Noto Serif" w:eastAsia="Noto Serif" w:cs="Noto Serif"/>
+          <w:color w:val="222222"/>
+          <w:sz w:val="24"/>
+        </w:rPr>
+        <w:t>Clearhaven can wait on residency: no 'just a replica elsewhere' until Terraform Modules writes the cut, schema order stays expand then backfill then contract, and Clearhaven does not get ops-bastion-01.internal in an outbound sentence.</w:t>
+      </w:r>
+    </w:p>
+    <w:p>
+      <w:pPr>
+        <w:spacing w:before="0" w:after="200" w:line="379" w:lineRule="auto"/>
+        <w:ind w:firstLine="317"/>
+      </w:pPr>
+      <w:r>
+        <w:rPr>
+          <w:rFonts w:ascii="Noto Serif" w:hAnsi="Noto Serif" w:eastAsia="Noto Serif" w:cs="Noto Serif"/>
+          <w:color w:val="222222"/>
+          <w:sz w:val="24"/>
+        </w:rPr>
+        <w:t>Chris Patel asked for a one-line version of exactly-once claims we will not make, a green job with no rows still pages, and abort beats a lying dual-run.</w:t>
+      </w:r>
+    </w:p>
+    <w:p>
+      <w:pPr>
+        <w:spacing w:before="0" w:after="200" w:line="379" w:lineRule="auto"/>
+        <w:ind w:firstLine="317"/>
+      </w:pPr>
+      <w:r>
+        <w:rPr>
+          <w:rFonts w:ascii="Noto Serif" w:hAnsi="Noto Serif" w:eastAsia="Noto Serif" w:cs="Noto Serif"/>
+          <w:color w:val="222222"/>
+          <w:sz w:val="24"/>
+        </w:rPr>
+        <w:t>the front of CLH-TDD-2024-009 already named date pressure versus a date with owners, this paragraph is execution, the number I will quote is 14, and if it is stale I will say so, and I ping once and after that Not Terraform is late, not blocked.</w:t>
+      </w:r>
+    </w:p>
+    <w:p>
+      <w:pPr>
+        <w:spacing w:before="0" w:after="200" w:line="379" w:lineRule="auto"/>
+        <w:ind w:firstLine="317"/>
+      </w:pPr>
+      <w:r>
+        <w:rPr>
+          <w:rFonts w:ascii="Noto Serif" w:hAnsi="Noto Serif" w:eastAsia="Noto Serif" w:cs="Noto Serif"/>
+          <w:color w:val="222222"/>
+          <w:sz w:val="24"/>
+        </w:rPr>
+        <w:t>ops-bastion-01.internal is the box I would open first for the freeze clock versus a 'small apply', schema order stays expand then backfill then contract, and a vendor discount is not evidence.</w:t>
+      </w:r>
+    </w:p>
+    <w:p>
+      <w:pPr>
+        <w:spacing w:before="0" w:after="200" w:line="379" w:lineRule="auto"/>
+        <w:ind w:firstLine="317"/>
+      </w:pPr>
+      <w:r>
+        <w:rPr>
+          <w:rFonts w:ascii="Noto Serif" w:hAnsi="Noto Serif" w:eastAsia="Noto Serif" w:cs="Noto Serif"/>
+          <w:color w:val="222222"/>
+          <w:sz w:val="24"/>
+        </w:rPr>
+        <w:t>do not treat identifiers in chat, logs, or a support zip as polish, Kavya Menon either owns it or we drop it, a green job with no rows still pages, and close is yes, no, or a new date on NS-SRE-TF-001 by April 5, 2024.</w:t>
+      </w:r>
+    </w:p>
+    <w:p>
+      <w:pPr>
+        <w:spacing w:before="0" w:after="200" w:line="379" w:lineRule="auto"/>
+        <w:ind w:firstLine="317"/>
+      </w:pPr>
+      <w:r>
+        <w:rPr>
+          <w:rFonts w:ascii="Noto Serif" w:hAnsi="Noto Serif" w:eastAsia="Noto Serif" w:cs="Noto Serif"/>
+          <w:color w:val="222222"/>
+          <w:sz w:val="24"/>
+        </w:rPr>
+        <w:t>leftover a cleanup PR that renames a field sits with Priya Nair on CLH-INFRA-91, the number I will quote is 47.3, and if it is stale I will say so, and the call in the front still holds and this is leftover work only.</w:t>
+      </w:r>
+    </w:p>
+    <w:p>
+      <w:pPr>
+        <w:spacing w:before="0" w:after="200" w:line="379" w:lineRule="auto"/>
+        <w:ind w:firstLine="317"/>
+      </w:pPr>
+      <w:r>
+        <w:rPr>
+          <w:rFonts w:ascii="Noto Serif" w:hAnsi="Noto Serif" w:eastAsia="Noto Serif" w:cs="Noto Serif"/>
+          <w:color w:val="222222"/>
+          <w:sz w:val="24"/>
+        </w:rPr>
+        <w:t>date pressure on staging that is too small to catch the bug is not a date, April 7, 2024 is if Aman Kumar keeps it, schema order stays expand then backfill then contract, and the sample I would still defend uses the same clock as 1.6.</w:t>
+      </w:r>
+    </w:p>
+    <w:p>
+      <w:pPr>
+        <w:spacing w:before="0" w:after="200" w:line="379" w:lineRule="auto"/>
+        <w:ind w:firstLine="317"/>
+      </w:pPr>
+      <w:r>
+        <w:rPr>
+          <w:rFonts w:ascii="Noto Serif" w:hAnsi="Noto Serif" w:eastAsia="Noto Serif" w:cs="Noto Serif"/>
+          <w:color w:val="222222"/>
+          <w:sz w:val="24"/>
+        </w:rPr>
+        <w:t>I parked weekend coverage that is not in the SLA on CLH-MEM-2024-018 so it is not Slack archaeology, a green job with no rows still pages, and config, Helm, and a flag flip are all changes.</w:t>
+      </w:r>
+    </w:p>
+    <w:p>
+      <w:pPr>
+        <w:spacing w:before="0" w:after="200" w:line="379" w:lineRule="auto"/>
+        <w:ind w:firstLine="317"/>
+      </w:pPr>
+      <w:r>
+        <w:rPr>
+          <w:rFonts w:ascii="Noto Serif" w:hAnsi="Noto Serif" w:eastAsia="Noto Serif" w:cs="Noto Serif"/>
+          <w:color w:val="222222"/>
+          <w:sz w:val="24"/>
+        </w:rPr>
+        <w:t>Aman Kumar owes a close on a vendor overlay we already rejected by April 9, 2024, not a status emoji, the number I will quote is 90, and if it is stale I will say so, and a skip is a ticket and a flake is a capture.</w:t>
+      </w:r>
+    </w:p>
+    <w:p>
+      <w:pPr>
+        <w:spacing w:before="0" w:after="200" w:line="379" w:lineRule="auto"/>
+        <w:ind w:firstLine="317"/>
+      </w:pPr>
+      <w:r>
+        <w:rPr>
+          <w:rFonts w:ascii="Noto Serif" w:hAnsi="Noto Serif" w:eastAsia="Noto Serif" w:cs="Noto Serif"/>
+          <w:color w:val="222222"/>
+          <w:sz w:val="24"/>
+        </w:rPr>
+        <w:t>Clearhaven can wait on replica lag after a count that looked fine until Chris Patel writes the cut, schema order stays expand then backfill then contract, and Clearhaven does not get ops-bastion-01.internal in an outbound sentence.</w:t>
+      </w:r>
+    </w:p>
+    <w:p>
+      <w:pPr>
+        <w:spacing w:before="0" w:after="200" w:line="379" w:lineRule="auto"/>
+        <w:ind w:firstLine="317"/>
+      </w:pPr>
+      <w:r>
+        <w:rPr>
+          <w:rFonts w:ascii="Noto Serif" w:hAnsi="Noto Serif" w:eastAsia="Noto Serif" w:cs="Noto Serif"/>
+          <w:color w:val="222222"/>
+          <w:sz w:val="24"/>
+        </w:rPr>
+        <w:t>Not Terraform asked for a one-line version of secret skew that looks like 'no work', a green job with no rows still pages, and abort beats a lying dual-run.</w:t>
+      </w:r>
+    </w:p>
+    <w:p>
+      <w:pPr>
+        <w:spacing w:before="0" w:after="200" w:line="379" w:lineRule="auto"/>
+        <w:ind w:firstLine="317"/>
+      </w:pPr>
+      <w:r>
+        <w:rPr>
+          <w:rFonts w:ascii="Noto Serif" w:hAnsi="Noto Serif" w:eastAsia="Noto Serif" w:cs="Noto Serif"/>
+          <w:color w:val="222222"/>
+          <w:sz w:val="24"/>
+        </w:rPr>
+        <w:t>the front of CLH-TDD-2024-009 already named a dashboard screenshot standing in for a permalink, this paragraph is execution, the number I will quote is 220, and if it is stale I will say so, and I ping once and after that Diego Alvarez is late, not blocked.</w:t>
+      </w:r>
+    </w:p>
+    <w:p>
+      <w:pPr>
+        <w:spacing w:before="0" w:after="200" w:line="379" w:lineRule="auto"/>
+        <w:ind w:firstLine="317"/>
+      </w:pPr>
+      <w:r>
+        <w:rPr>
+          <w:rFonts w:ascii="Noto Serif" w:hAnsi="Noto Serif" w:eastAsia="Noto Serif" w:cs="Noto Serif"/>
+          <w:color w:val="222222"/>
+          <w:sz w:val="24"/>
+        </w:rPr>
+        <w:t>ops-bastion-01.internal is the box I would open first for owner as a team name instead of a person, schema order stays expand then backfill then contract, and a vendor discount is not evidence.</w:t>
+      </w:r>
+    </w:p>
+    <w:p>
+      <w:pPr>
+        <w:spacing w:before="0" w:after="200" w:line="379" w:lineRule="auto"/>
+        <w:ind w:firstLine="317"/>
+      </w:pPr>
+      <w:r>
+        <w:rPr>
+          <w:rFonts w:ascii="Noto Serif" w:hAnsi="Noto Serif" w:eastAsia="Noto Serif" w:cs="Noto Serif"/>
+          <w:color w:val="222222"/>
+          <w:sz w:val="24"/>
+        </w:rPr>
+        <w:t>do not treat averaging QPS instead of testing the close as polish, Priya Nair either owns it or we drop it, a green job with no rows still pages, and close is yes, no, or a new date on CLH-TDD-2024-009 by April 3, 2024.</w:t>
+      </w:r>
+    </w:p>
+    <w:p>
+      <w:pPr>
+        <w:spacing w:before="0" w:after="200" w:line="379" w:lineRule="auto"/>
+        <w:ind w:firstLine="317"/>
+      </w:pPr>
+      <w:r>
+        <w:rPr>
+          <w:rFonts w:ascii="Noto Serif" w:hAnsi="Noto Serif" w:eastAsia="Noto Serif" w:cs="Noto Serif"/>
+          <w:color w:val="222222"/>
+          <w:sz w:val="24"/>
+        </w:rPr>
+        <w:t>leftover dropping a column in the same release as the readers sits with Aman Kumar on CLH-MEM-2024-018, the number I will quote is 14, and if it is stale I will say so, and the call in the front still holds and this is leftover work only.</w:t>
+      </w:r>
+    </w:p>
+    <w:p>
+      <w:pPr>
+        <w:spacing w:before="0" w:after="200" w:line="379" w:lineRule="auto"/>
+        <w:ind w:firstLine="317"/>
+      </w:pPr>
+      <w:r>
+        <w:rPr>
+          <w:rFonts w:ascii="Noto Serif" w:hAnsi="Noto Serif" w:eastAsia="Noto Serif" w:cs="Noto Serif"/>
+          <w:color w:val="222222"/>
+          <w:sz w:val="24"/>
+        </w:rPr>
+        <w:t>date pressure on raising retries on a poison record is not a date, April 5, 2024 is if Clearhaven Recon keeps it, schema order stays expand then backfill then contract, and the sample I would still defend uses the same clock as 0.0.</w:t>
+      </w:r>
+    </w:p>
+    <w:p>
+      <w:pPr>
+        <w:spacing w:before="0" w:after="200" w:line="379" w:lineRule="auto"/>
+        <w:ind w:firstLine="317"/>
+      </w:pPr>
+      <w:r>
+        <w:rPr>
+          <w:rFonts w:ascii="Noto Serif" w:hAnsi="Noto Serif" w:eastAsia="Noto Serif" w:cs="Noto Serif"/>
+          <w:color w:val="222222"/>
+          <w:sz w:val="24"/>
+        </w:rPr>
+        <w:t>I parked lock budget on the primary on CLH-TDD-2022-021 so it is not Slack archaeology, a green job with no rows still pages, and config, Helm, and a flag flip are all changes.</w:t>
+      </w:r>
+    </w:p>
+    <w:p>
+      <w:pPr>
+        <w:spacing w:before="0" w:after="200" w:line="379" w:lineRule="auto"/>
+        <w:ind w:firstLine="317"/>
+      </w:pPr>
+      <w:r>
+        <w:rPr>
+          <w:rFonts w:ascii="Noto Serif" w:hAnsi="Noto Serif" w:eastAsia="Noto Serif" w:cs="Noto Serif"/>
+          <w:color w:val="222222"/>
+          <w:sz w:val="24"/>
+        </w:rPr>
+        <w:t>Aman Kumar owes a close on idempotency that is not a filename by April 7, 2024, not a status emoji, the number I will quote is 47.3, and if it is stale I will say so, and a skip is a ticket and a flake is a capture.</w:t>
+      </w:r>
+    </w:p>
+    <w:p>
+      <w:pPr>
+        <w:spacing w:before="0" w:after="200" w:line="379" w:lineRule="auto"/>
+        <w:ind w:firstLine="317"/>
+      </w:pPr>
+      <w:r>
+        <w:rPr>
+          <w:rFonts w:ascii="Noto Serif" w:hAnsi="Noto Serif" w:eastAsia="Noto Serif" w:cs="Noto Serif"/>
+          <w:color w:val="222222"/>
+          <w:sz w:val="24"/>
+        </w:rPr>
+        <w:t>Clearhaven can wait on residency: no 'just a replica elsewhere' until Not Terraform writes the cut, schema order stays expand then backfill then contract, and Clearhaven does not get ops-bastion-01.internal in an outbound sentence.</w:t>
+      </w:r>
+    </w:p>
+    <w:p>
+      <w:pPr>
+        <w:spacing w:before="0" w:after="200" w:line="379" w:lineRule="auto"/>
+        <w:ind w:firstLine="317"/>
+      </w:pPr>
+      <w:r>
+        <w:rPr>
+          <w:rFonts w:ascii="Noto Serif" w:hAnsi="Noto Serif" w:eastAsia="Noto Serif" w:cs="Noto Serif"/>
+          <w:color w:val="222222"/>
+          <w:sz w:val="24"/>
+        </w:rPr>
+        <w:t>Diego Alvarez asked for a one-line version of exactly-once claims we will not make, a green job with no rows still pages, and abort beats a lying dual-run.</w:t>
+      </w:r>
+    </w:p>
+    <w:p>
+      <w:pPr>
+        <w:spacing w:before="0" w:after="200" w:line="379" w:lineRule="auto"/>
+        <w:ind w:firstLine="317"/>
+      </w:pPr>
+      <w:r>
+        <w:rPr>
+          <w:rFonts w:ascii="Noto Serif" w:hAnsi="Noto Serif" w:eastAsia="Noto Serif" w:cs="Noto Serif"/>
+          <w:color w:val="222222"/>
+          <w:sz w:val="24"/>
+        </w:rPr>
+        <w:t>the front of CLH-TDD-2024-009 already named date pressure versus a date with owners, this paragraph is execution, the number I will quote is 90, and if it is stale I will say so, and I ping once and after that Kavya Menon is late, not blocked.</w:t>
+      </w:r>
+    </w:p>
+    <w:p>
+      <w:pPr>
+        <w:spacing w:before="0" w:after="200" w:line="379" w:lineRule="auto"/>
+        <w:ind w:firstLine="317"/>
+      </w:pPr>
+      <w:r>
+        <w:rPr>
+          <w:rFonts w:ascii="Noto Serif" w:hAnsi="Noto Serif" w:eastAsia="Noto Serif" w:cs="Noto Serif"/>
+          <w:color w:val="222222"/>
+          <w:sz w:val="24"/>
+        </w:rPr>
+        <w:t>ops-bastion-01.internal is the box I would open first for the freeze clock versus a 'small apply', schema order stays expand then backfill then contract, and a vendor discount is not evidence.</w:t>
+      </w:r>
+    </w:p>
+    <w:p>
+      <w:pPr>
+        <w:spacing w:before="0" w:after="200" w:line="379" w:lineRule="auto"/>
+        <w:ind w:firstLine="317"/>
+      </w:pPr>
+      <w:r>
+        <w:rPr>
+          <w:rFonts w:ascii="Noto Serif" w:hAnsi="Noto Serif" w:eastAsia="Noto Serif" w:cs="Noto Serif"/>
+          <w:color w:val="222222"/>
+          <w:sz w:val="24"/>
+        </w:rPr>
+        <w:t>do not treat identifiers in chat, logs, or a support zip as polish, Aman Kumar either owns it or we drop it, a green job with no rows still pages, and close is yes, no, or a new date on CLH-INFRA-77 by April 12, 2024.</w:t>
+      </w:r>
+    </w:p>
+    <w:p>
+      <w:pPr>
+        <w:spacing w:before="0" w:after="200" w:line="379" w:lineRule="auto"/>
+        <w:ind w:firstLine="317"/>
+      </w:pPr>
+      <w:r>
+        <w:rPr>
+          <w:rFonts w:ascii="Noto Serif" w:hAnsi="Noto Serif" w:eastAsia="Noto Serif" w:cs="Noto Serif"/>
+          <w:color w:val="222222"/>
+          <w:sz w:val="24"/>
+        </w:rPr>
+        <w:t>leftover a cleanup PR that renames a field sits with Clearhaven Recon on CLH-TDD-2022-021, the number I will quote is 220, and if it is stale I will say so, and the call in the front still holds and this is leftover work only.</w:t>
+      </w:r>
+    </w:p>
+    <w:p>
+      <w:pPr>
+        <w:spacing w:before="0" w:after="200" w:line="379" w:lineRule="auto"/>
+        <w:ind w:firstLine="317"/>
+      </w:pPr>
+      <w:r>
+        <w:rPr>
+          <w:rFonts w:ascii="Noto Serif" w:hAnsi="Noto Serif" w:eastAsia="Noto Serif" w:cs="Noto Serif"/>
+          <w:color w:val="222222"/>
+          <w:sz w:val="24"/>
+        </w:rPr>
+        <w:t>date pressure on staging that is too small to catch the bug is not a date, April 3, 2024 is if Terraform Modules keeps it, schema order stays expand then backfill then contract, and the sample I would still defend uses the same clock as 300.</w:t>
+      </w:r>
+    </w:p>
+    <w:p>
+      <w:pPr>
+        <w:spacing w:before="0" w:after="200" w:line="379" w:lineRule="auto"/>
+        <w:ind w:firstLine="317"/>
+      </w:pPr>
+      <w:r>
+        <w:rPr>
+          <w:rFonts w:ascii="Noto Serif" w:hAnsi="Noto Serif" w:eastAsia="Noto Serif" w:cs="Noto Serif"/>
+          <w:color w:val="222222"/>
+          <w:sz w:val="24"/>
+        </w:rPr>
+        <w:t>I parked weekend coverage that is not in the SLA on NS-SRE-TF-001 so it is not Slack archaeology, a green job with no rows still pages, and config, Helm, and a flag flip are all changes.</w:t>
+      </w:r>
+    </w:p>
+    <w:p>
+      <w:pPr>
+        <w:spacing w:before="0" w:after="200" w:line="379" w:lineRule="auto"/>
+        <w:ind w:firstLine="317"/>
+      </w:pPr>
+      <w:r>
+        <w:rPr>
+          <w:rFonts w:ascii="Noto Serif" w:hAnsi="Noto Serif" w:eastAsia="Noto Serif" w:cs="Noto Serif"/>
+          <w:color w:val="222222"/>
+          <w:sz w:val="24"/>
+        </w:rPr>
+        <w:t>Aman Kumar owes a close on a vendor overlay we already rejected by April 5, 2024, not a status emoji, the number I will quote is 14, and if it is stale I will say so, and a skip is a ticket and a flake is a capture.</w:t>
+      </w:r>
+    </w:p>
+    <w:p>
+      <w:pPr>
+        <w:spacing w:before="0" w:after="200" w:line="379" w:lineRule="auto"/>
+        <w:ind w:firstLine="317"/>
+      </w:pPr>
+      <w:r>
+        <w:rPr>
+          <w:rFonts w:ascii="Noto Serif" w:hAnsi="Noto Serif" w:eastAsia="Noto Serif" w:cs="Noto Serif"/>
+          <w:color w:val="222222"/>
+          <w:sz w:val="24"/>
+        </w:rPr>
+        <w:t>Clearhaven can wait on replica lag after a count that looked fine until Diego Alvarez writes the cut, schema order stays expand then backfill then contract, and Clearhaven does not get ops-bastion-01.internal in an outbound sentence.</w:t>
+      </w:r>
+    </w:p>
+    <w:p>
+      <w:pPr>
+        <w:spacing w:before="0" w:after="200" w:line="379" w:lineRule="auto"/>
+        <w:ind w:firstLine="317"/>
+      </w:pPr>
+      <w:r>
+        <w:rPr>
+          <w:rFonts w:ascii="Noto Serif" w:hAnsi="Noto Serif" w:eastAsia="Noto Serif" w:cs="Noto Serif"/>
+          <w:color w:val="222222"/>
+          <w:sz w:val="24"/>
+        </w:rPr>
+        <w:t>Kavya Menon asked for a one-line version of secret skew that looks like 'no work', a green job with no rows still pages, and abort beats a lying dual-run.</w:t>
+      </w:r>
+    </w:p>
+    <w:p>
+      <w:pPr>
+        <w:spacing w:before="0" w:after="200" w:line="379" w:lineRule="auto"/>
+        <w:ind w:firstLine="317"/>
+      </w:pPr>
+      <w:r>
+        <w:rPr>
+          <w:rFonts w:ascii="Noto Serif" w:hAnsi="Noto Serif" w:eastAsia="Noto Serif" w:cs="Noto Serif"/>
+          <w:color w:val="222222"/>
+          <w:sz w:val="24"/>
+        </w:rPr>
+        <w:t>the front of CLH-TDD-2024-009 already named a dashboard screenshot standing in for a permalink, this paragraph is execution, the number I will quote is 47.3, and if it is stale I will say so, and I ping once and after that Priya Nair is late, not blocked.</w:t>
+      </w:r>
+    </w:p>
+    <w:p>
+      <w:pPr>
+        <w:spacing w:before="0" w:after="200" w:line="379" w:lineRule="auto"/>
+        <w:ind w:firstLine="317"/>
+      </w:pPr>
+      <w:r>
+        <w:rPr>
+          <w:rFonts w:ascii="Noto Serif" w:hAnsi="Noto Serif" w:eastAsia="Noto Serif" w:cs="Noto Serif"/>
+          <w:color w:val="222222"/>
+          <w:sz w:val="24"/>
+        </w:rPr>
+        <w:t>ops-bastion-01.internal is the box I would open first for owner as a team name instead of a person, schema order stays expand then backfill then contract, and a vendor discount is not evidence.</w:t>
+      </w:r>
+    </w:p>
+    <w:p>
+      <w:pPr>
+        <w:spacing w:before="0" w:after="200" w:line="379" w:lineRule="auto"/>
+        <w:ind w:firstLine="317"/>
+      </w:pPr>
+      <w:r>
+        <w:rPr>
+          <w:rFonts w:ascii="Noto Serif" w:hAnsi="Noto Serif" w:eastAsia="Noto Serif" w:cs="Noto Serif"/>
+          <w:color w:val="222222"/>
+          <w:sz w:val="24"/>
+        </w:rPr>
+        <w:t>do not treat averaging QPS instead of testing the close as polish, Clearhaven Recon either owns it or we drop it, a green job with no rows still pages, and close is yes, no, or a new date on CLH-SOP-2023-028 by April 10, 2024.</w:t>
+      </w:r>
+    </w:p>
+    <w:p>
+      <w:pPr>
+        <w:spacing w:before="0" w:after="200" w:line="379" w:lineRule="auto"/>
+        <w:ind w:firstLine="317"/>
+      </w:pPr>
+      <w:r>
+        <w:rPr>
+          <w:rFonts w:ascii="Noto Serif" w:hAnsi="Noto Serif" w:eastAsia="Noto Serif" w:cs="Noto Serif"/>
+          <w:color w:val="222222"/>
+          <w:sz w:val="24"/>
+        </w:rPr>
+        <w:t>leftover dropping a column in the same release as the readers sits with Terraform Modules on NS-SRE-TF-001, the number I will quote is 90, and if it is stale I will say so, and the call in the front still holds and this is leftover work only.</w:t>
+      </w:r>
+    </w:p>
+    <w:p>
+      <w:pPr>
+        <w:spacing w:before="0" w:after="200" w:line="379" w:lineRule="auto"/>
+        <w:ind w:firstLine="317"/>
+      </w:pPr>
+      <w:r>
+        <w:rPr>
+          <w:rFonts w:ascii="Noto Serif" w:hAnsi="Noto Serif" w:eastAsia="Noto Serif" w:cs="Noto Serif"/>
+          <w:color w:val="222222"/>
+          <w:sz w:val="24"/>
+        </w:rPr>
+        <w:t>date pressure on raising retries on a poison record is not a date, April 12, 2024 is if Chris Patel keeps it, schema order stays expand then backfill then contract, and the sample I would still defend uses the same clock as 19.4.</w:t>
+      </w:r>
+    </w:p>
+    <w:p>
+      <w:pPr>
+        <w:spacing w:before="0" w:after="200" w:line="379" w:lineRule="auto"/>
+        <w:ind w:firstLine="317"/>
+      </w:pPr>
+      <w:r>
+        <w:rPr>
+          <w:rFonts w:ascii="Noto Serif" w:hAnsi="Noto Serif" w:eastAsia="Noto Serif" w:cs="Noto Serif"/>
+          <w:color w:val="222222"/>
+          <w:sz w:val="24"/>
+        </w:rPr>
+        <w:t>I parked lock budget on the primary on CLH-TDD-2024-009 so it is not Slack archaeology, a green job with no rows still pages, and config, Helm, and a flag flip are all changes.</w:t>
+      </w:r>
+    </w:p>
+    <w:p>
+      <w:pPr>
+        <w:spacing w:before="0" w:after="200" w:line="379" w:lineRule="auto"/>
+        <w:ind w:firstLine="317"/>
+      </w:pPr>
+      <w:r>
+        <w:rPr>
+          <w:rFonts w:ascii="Noto Serif" w:hAnsi="Noto Serif" w:eastAsia="Noto Serif" w:cs="Noto Serif"/>
+          <w:color w:val="222222"/>
+          <w:sz w:val="24"/>
+        </w:rPr>
+        <w:t>Aman Kumar owes a close on idempotency that is not a filename by April 3, 2024, not a status emoji, the number I will quote is 220, and if it is stale I will say so, and a skip is a ticket and a flake is a capture.</w:t>
+      </w:r>
+    </w:p>
+    <w:p>
+      <w:pPr>
+        <w:spacing w:before="0" w:after="200" w:line="379" w:lineRule="auto"/>
+        <w:ind w:firstLine="317"/>
+      </w:pPr>
+      <w:r>
+        <w:rPr>
+          <w:rFonts w:ascii="Noto Serif" w:hAnsi="Noto Serif" w:eastAsia="Noto Serif" w:cs="Noto Serif"/>
+          <w:color w:val="222222"/>
+          <w:sz w:val="24"/>
+        </w:rPr>
+        <w:t>Clearhaven can wait on residency: no 'just a replica elsewhere' until Kavya Menon writes the cut, schema order stays expand then backfill then contract, and Clearhaven does not get ops-bastion-01.internal in an outbound sentence.</w:t>
+      </w:r>
+    </w:p>
+    <w:p>
+      <w:pPr>
+        <w:spacing w:before="0" w:after="200" w:line="379" w:lineRule="auto"/>
+        <w:ind w:firstLine="317"/>
+      </w:pPr>
+      <w:r>
+        <w:rPr>
+          <w:rFonts w:ascii="Noto Serif" w:hAnsi="Noto Serif" w:eastAsia="Noto Serif" w:cs="Noto Serif"/>
+          <w:color w:val="222222"/>
+          <w:sz w:val="24"/>
+        </w:rPr>
+        <w:t>Priya Nair asked for a one-line version of exactly-once claims we will not make, a green job with no rows still pages, and abort beats a lying dual-run.</w:t>
+      </w:r>
+    </w:p>
+    <w:p>
+      <w:pPr>
+        <w:spacing w:before="0" w:after="200" w:line="379" w:lineRule="auto"/>
+        <w:ind w:firstLine="317"/>
+      </w:pPr>
+      <w:r>
+        <w:rPr>
+          <w:rFonts w:ascii="Noto Serif" w:hAnsi="Noto Serif" w:eastAsia="Noto Serif" w:cs="Noto Serif"/>
+          <w:color w:val="222222"/>
+          <w:sz w:val="24"/>
+        </w:rPr>
+        <w:t>the front of CLH-TDD-2024-009 already named date pressure versus a date with owners, this paragraph is execution, the number I will quote is 14, and if it is stale I will say so, and I ping once and after that Aman Kumar is late, not blocked.</w:t>
+      </w:r>
+    </w:p>
+    <w:p>
+      <w:pPr>
+        <w:spacing w:before="0" w:after="200" w:line="379" w:lineRule="auto"/>
+        <w:ind w:firstLine="317"/>
+      </w:pPr>
+      <w:r>
+        <w:rPr>
+          <w:rFonts w:ascii="Noto Serif" w:hAnsi="Noto Serif" w:eastAsia="Noto Serif" w:cs="Noto Serif"/>
+          <w:color w:val="222222"/>
+          <w:sz w:val="24"/>
+        </w:rPr>
+        <w:t>ops-bastion-01.internal is the box I would open first for the freeze clock versus a 'small apply', schema order stays expand then backfill then contract, and a vendor discount is not evidence.</w:t>
+      </w:r>
+    </w:p>
+    <w:p>
+      <w:pPr>
+        <w:spacing w:before="0" w:after="200" w:line="379" w:lineRule="auto"/>
+        <w:ind w:firstLine="317"/>
+      </w:pPr>
+      <w:r>
+        <w:rPr>
+          <w:rFonts w:ascii="Noto Serif" w:hAnsi="Noto Serif" w:eastAsia="Noto Serif" w:cs="Noto Serif"/>
+          <w:color w:val="222222"/>
+          <w:sz w:val="24"/>
+        </w:rPr>
+        <w:t>do not treat identifiers in chat, logs, or a support zip as polish, Terraform Modules either owns it or we drop it, a green job with no rows still pages, and close is yes, no, or a new date on CLH-INFRA-91 by April 8, 2024.</w:t>
+      </w:r>
+    </w:p>
+    <w:p>
+      <w:pPr>
+        <w:spacing w:before="0" w:after="200" w:line="379" w:lineRule="auto"/>
+        <w:ind w:firstLine="317"/>
+      </w:pPr>
+      <w:r>
+        <w:rPr>
+          <w:rFonts w:ascii="Noto Serif" w:hAnsi="Noto Serif" w:eastAsia="Noto Serif" w:cs="Noto Serif"/>
+          <w:color w:val="222222"/>
+          <w:sz w:val="24"/>
+        </w:rPr>
+        <w:t>leftover a cleanup PR that renames a field sits with Chris Patel on CLH-TDD-2024-009, the number I will quote is 47.3, and if it is stale I will say so, and the call in the front still holds and this is leftover work only.</w:t>
+      </w:r>
+    </w:p>
+    <w:p>
+      <w:pPr>
+        <w:spacing w:before="0" w:after="200" w:line="379" w:lineRule="auto"/>
+        <w:ind w:firstLine="317"/>
+      </w:pPr>
+      <w:r>
+        <w:rPr>
+          <w:rFonts w:ascii="Noto Serif" w:hAnsi="Noto Serif" w:eastAsia="Noto Serif" w:cs="Noto Serif"/>
+          <w:color w:val="222222"/>
+          <w:sz w:val="24"/>
+        </w:rPr>
+        <w:t>date pressure on staging that is too small to catch the bug is not a date, April 10, 2024 is if Not Terraform keeps it, schema order stays expand then backfill then contract, and the sample I would still defend uses the same clock as 1.6.</w:t>
+      </w:r>
+    </w:p>
+    <w:p>
+      <w:pPr>
+        <w:spacing w:before="0" w:after="200" w:line="379" w:lineRule="auto"/>
+        <w:ind w:firstLine="317"/>
+      </w:pPr>
+      <w:r>
+        <w:rPr>
+          <w:rFonts w:ascii="Noto Serif" w:hAnsi="Noto Serif" w:eastAsia="Noto Serif" w:cs="Noto Serif"/>
+          <w:color w:val="222222"/>
+          <w:sz w:val="24"/>
+        </w:rPr>
+        <w:t>I parked weekend coverage that is not in the SLA on CLH-INFRA-77 so it is not Slack archaeology, a green job with no rows still pages, and config, Helm, and a flag flip are all changes.</w:t>
+      </w:r>
+    </w:p>
+    <w:p>
+      <w:pPr>
+        <w:spacing w:before="0" w:after="200" w:line="379" w:lineRule="auto"/>
+        <w:ind w:firstLine="317"/>
+      </w:pPr>
+      <w:r>
+        <w:rPr>
+          <w:rFonts w:ascii="Noto Serif" w:hAnsi="Noto Serif" w:eastAsia="Noto Serif" w:cs="Noto Serif"/>
+          <w:color w:val="222222"/>
+          <w:sz w:val="24"/>
+        </w:rPr>
+        <w:t>Aman Kumar owes a close on a vendor overlay we already rejected by April 12, 2024, not a status emoji, the number I will quote is 90, and if it is stale I will say so, and a skip is a ticket and a flake is a capture.</w:t>
+      </w:r>
+    </w:p>
+    <w:p>
+      <w:pPr>
+        <w:spacing w:before="0" w:after="200" w:line="379" w:lineRule="auto"/>
+        <w:ind w:firstLine="317"/>
+      </w:pPr>
+      <w:r>
+        <w:rPr>
+          <w:rFonts w:ascii="Noto Serif" w:hAnsi="Noto Serif" w:eastAsia="Noto Serif" w:cs="Noto Serif"/>
+          <w:color w:val="222222"/>
+          <w:sz w:val="24"/>
+        </w:rPr>
+        <w:t>Clearhaven can wait on replica lag after a count that looked fine until Priya Nair writes the cut, schema order stays expand then backfill then contract, and Clearhaven does not get ops-bastion-01.internal in an outbound sentence.</w:t>
+      </w:r>
+    </w:p>
+    <w:p>
+      <w:pPr>
+        <w:spacing w:before="0" w:after="200" w:line="379" w:lineRule="auto"/>
+        <w:ind w:firstLine="317"/>
+      </w:pPr>
+      <w:r>
+        <w:rPr>
+          <w:rFonts w:ascii="Noto Serif" w:hAnsi="Noto Serif" w:eastAsia="Noto Serif" w:cs="Noto Serif"/>
+          <w:color w:val="222222"/>
+          <w:sz w:val="24"/>
+        </w:rPr>
+        <w:t>Aman Kumar asked for a one-line version of secret skew that looks like 'no work', a green job with no rows still pages, and abort beats a lying dual-run.</w:t>
+      </w:r>
+    </w:p>
+    <w:p>
+      <w:pPr>
+        <w:spacing w:before="0" w:after="200" w:line="379" w:lineRule="auto"/>
+        <w:ind w:firstLine="317"/>
+      </w:pPr>
+      <w:r>
+        <w:rPr>
+          <w:rFonts w:ascii="Noto Serif" w:hAnsi="Noto Serif" w:eastAsia="Noto Serif" w:cs="Noto Serif"/>
+          <w:color w:val="222222"/>
+          <w:sz w:val="24"/>
+        </w:rPr>
+        <w:t>the front of CLH-TDD-2024-009 already named a dashboard screenshot standing in for a permalink, this paragraph is execution, the number I will quote is 220, and if it is stale I will say so, and I ping once and after that Clearhaven Recon is late, not blocked.</w:t>
+      </w:r>
+    </w:p>
+    <w:p>
+      <w:pPr>
+        <w:spacing w:before="0" w:after="200" w:line="379" w:lineRule="auto"/>
+        <w:ind w:firstLine="317"/>
+      </w:pPr>
+      <w:r>
+        <w:rPr>
+          <w:rFonts w:ascii="Noto Serif" w:hAnsi="Noto Serif" w:eastAsia="Noto Serif" w:cs="Noto Serif"/>
+          <w:color w:val="222222"/>
+          <w:sz w:val="24"/>
+        </w:rPr>
+        <w:t>ops-bastion-01.internal is the box I would open first for owner as a team name instead of a person, schema order stays expand then backfill then contract, and a vendor discount is not evidence.</w:t>
+      </w:r>
+    </w:p>
+    <w:p>
+      <w:pPr>
+        <w:spacing w:before="0" w:after="200" w:line="379" w:lineRule="auto"/>
+        <w:ind w:firstLine="317"/>
+      </w:pPr>
+      <w:r>
+        <w:rPr>
+          <w:rFonts w:ascii="Noto Serif" w:hAnsi="Noto Serif" w:eastAsia="Noto Serif" w:cs="Noto Serif"/>
+          <w:color w:val="222222"/>
+          <w:sz w:val="24"/>
+        </w:rPr>
+        <w:t>do not treat averaging QPS instead of testing the close as polish, Chris Patel either owns it or we drop it, a green job with no rows still pages, and close is yes, no, or a new date on CLH-MEM-2024-018 by April 6, 2024.</w:t>
+      </w:r>
+    </w:p>
+    <w:p>
+      <w:pPr>
+        <w:spacing w:before="0" w:after="200" w:line="379" w:lineRule="auto"/>
+        <w:ind w:firstLine="317"/>
+      </w:pPr>
+      <w:r>
+        <w:rPr>
+          <w:rFonts w:ascii="Noto Serif" w:hAnsi="Noto Serif" w:eastAsia="Noto Serif" w:cs="Noto Serif"/>
+          <w:color w:val="222222"/>
+          <w:sz w:val="24"/>
+        </w:rPr>
+        <w:t>leftover dropping a column in the same release as the readers sits with Not Terraform on CLH-INFRA-77, the number I will quote is 14, and if it is stale I will say so, and the call in the front still holds and this is leftover work only.</w:t>
+      </w:r>
+    </w:p>
+    <w:p>
+      <w:pPr>
+        <w:spacing w:before="0" w:after="200" w:line="379" w:lineRule="auto"/>
+        <w:ind w:firstLine="317"/>
+      </w:pPr>
+      <w:r>
+        <w:rPr>
+          <w:rFonts w:ascii="Noto Serif" w:hAnsi="Noto Serif" w:eastAsia="Noto Serif" w:cs="Noto Serif"/>
+          <w:color w:val="222222"/>
+          <w:sz w:val="24"/>
+        </w:rPr>
+        <w:t>date pressure on raising retries on a poison record is not a date, April 8, 2024 is if Diego Alvarez keeps it, schema order stays expand then backfill then contract, and the sample I would still defend uses the same clock as 0.0.</w:t>
+      </w:r>
+    </w:p>
+    <w:p>
+      <w:pPr>
+        <w:spacing w:before="0" w:after="200" w:line="379" w:lineRule="auto"/>
+        <w:ind w:firstLine="317"/>
+      </w:pPr>
+      <w:r>
+        <w:rPr>
+          <w:rFonts w:ascii="Noto Serif" w:hAnsi="Noto Serif" w:eastAsia="Noto Serif" w:cs="Noto Serif"/>
+          <w:color w:val="222222"/>
+          <w:sz w:val="24"/>
+        </w:rPr>
+        <w:t>I parked lock budget on the primary on CLH-SOP-2023-028 so it is not Slack archaeology, a green job with no rows still pages, and config, Helm, and a flag flip are all changes.</w:t>
+      </w:r>
+    </w:p>
+    <w:p>
+      <w:pPr>
+        <w:spacing w:before="0" w:after="200" w:line="379" w:lineRule="auto"/>
+        <w:ind w:firstLine="317"/>
+      </w:pPr>
+      <w:r>
+        <w:rPr>
+          <w:rFonts w:ascii="Noto Serif" w:hAnsi="Noto Serif" w:eastAsia="Noto Serif" w:cs="Noto Serif"/>
+          <w:color w:val="222222"/>
+          <w:sz w:val="24"/>
+        </w:rPr>
+        <w:t>Aman Kumar owes a close on idempotency that is not a filename by April 10, 2024, not a status emoji, the number I will quote is 47.3, and if it is stale I will say so, and a skip is a ticket and a flake is a capture.</w:t>
+      </w:r>
+    </w:p>
+    <w:p>
+      <w:pPr>
+        <w:spacing w:before="0" w:after="200" w:line="379" w:lineRule="auto"/>
+        <w:ind w:firstLine="317"/>
+      </w:pPr>
+      <w:r>
+        <w:rPr>
+          <w:rFonts w:ascii="Noto Serif" w:hAnsi="Noto Serif" w:eastAsia="Noto Serif" w:cs="Noto Serif"/>
+          <w:color w:val="222222"/>
+          <w:sz w:val="24"/>
+        </w:rPr>
+        <w:t>Clearhaven can wait on residency: no 'just a replica elsewhere' until Aman Kumar writes the cut, schema order stays expand then backfill then contract, and Clearhaven does not get ops-bastion-01.internal in an outbound sentence.</w:t>
+      </w:r>
+    </w:p>
+    <w:p>
+      <w:pPr>
+        <w:spacing w:before="0" w:after="200" w:line="379" w:lineRule="auto"/>
+        <w:ind w:firstLine="317"/>
+      </w:pPr>
+      <w:r>
+        <w:rPr>
+          <w:rFonts w:ascii="Noto Serif" w:hAnsi="Noto Serif" w:eastAsia="Noto Serif" w:cs="Noto Serif"/>
+          <w:color w:val="222222"/>
+          <w:sz w:val="24"/>
+        </w:rPr>
+        <w:t>Clearhaven Recon asked for a one-line version of exactly-once claims we will not make, a green job with no rows still pages, and abort beats a lying dual-run.</w:t>
+      </w:r>
+    </w:p>
+    <w:p>
+      <w:pPr>
+        <w:spacing w:before="0" w:after="200" w:line="379" w:lineRule="auto"/>
+        <w:ind w:firstLine="317"/>
+      </w:pPr>
+      <w:r>
+        <w:rPr>
+          <w:rFonts w:ascii="Noto Serif" w:hAnsi="Noto Serif" w:eastAsia="Noto Serif" w:cs="Noto Serif"/>
+          <w:color w:val="222222"/>
+          <w:sz w:val="24"/>
+        </w:rPr>
+        <w:t>the front of CLH-TDD-2024-009 already named date pressure versus a date with owners, this paragraph is execution, the number I will quote is 90, and if it is stale I will say so, and I ping once and after that Terraform Modules is late, not blocked.</w:t>
+      </w:r>
+    </w:p>
+    <w:p>
+      <w:pPr>
+        <w:spacing w:before="0" w:after="200" w:line="379" w:lineRule="auto"/>
+        <w:ind w:firstLine="317"/>
+      </w:pPr>
+      <w:r>
+        <w:rPr>
+          <w:rFonts w:ascii="Noto Serif" w:hAnsi="Noto Serif" w:eastAsia="Noto Serif" w:cs="Noto Serif"/>
+          <w:color w:val="222222"/>
+          <w:sz w:val="24"/>
+        </w:rPr>
+        <w:t>ops-bastion-01.internal is the box I would open first for the freeze clock versus a 'small apply', schema order stays expand then backfill then contract, and a vendor discount is not evidence.</w:t>
+      </w:r>
+    </w:p>
+    <w:p>
+      <w:pPr>
+        <w:spacing w:before="0" w:after="200" w:line="379" w:lineRule="auto"/>
+        <w:ind w:firstLine="317"/>
+      </w:pPr>
+      <w:r>
+        <w:rPr>
+          <w:rFonts w:ascii="Noto Serif" w:hAnsi="Noto Serif" w:eastAsia="Noto Serif" w:cs="Noto Serif"/>
+          <w:color w:val="222222"/>
+          <w:sz w:val="24"/>
+        </w:rPr>
+        <w:t>do not treat identifiers in chat, logs, or a support zip as polish, Not Terraform either owns it or we drop it, a green job with no rows still pages, and close is yes, no, or a new date on CLH-TDD-2022-021 by April 4, 2024.</w:t>
+      </w:r>
+    </w:p>
+    <w:p>
+      <w:pPr>
+        <w:spacing w:before="0" w:after="200" w:line="379" w:lineRule="auto"/>
+        <w:ind w:firstLine="317"/>
+      </w:pPr>
+      <w:r>
+        <w:rPr>
+          <w:rFonts w:ascii="Noto Serif" w:hAnsi="Noto Serif" w:eastAsia="Noto Serif" w:cs="Noto Serif"/>
+          <w:color w:val="222222"/>
+          <w:sz w:val="24"/>
+        </w:rPr>
+        <w:t>leftover a cleanup PR that renames a field sits with Diego Alvarez on CLH-SOP-2023-028, the number I will quote is 220, and if it is stale I will say so, and the call in the front still holds and this is leftover work only.</w:t>
+      </w:r>
+    </w:p>
+    <w:p>
+      <w:pPr>
+        <w:spacing w:before="0" w:after="200" w:line="379" w:lineRule="auto"/>
+        <w:ind w:firstLine="317"/>
+      </w:pPr>
+      <w:r>
+        <w:rPr>
+          <w:rFonts w:ascii="Noto Serif" w:hAnsi="Noto Serif" w:eastAsia="Noto Serif" w:cs="Noto Serif"/>
+          <w:color w:val="222222"/>
+          <w:sz w:val="24"/>
+        </w:rPr>
+        <w:t>date pressure on staging that is too small to catch the bug is not a date, April 6, 2024 is if Kavya Menon keeps it, schema order stays expand then backfill then contract, and the sample I would still defend uses the same clock as 300.</w:t>
       </w:r>
     </w:p>
     <w:sectPr>
       <w:headerReference w:type="default" r:id="rId9"/>
       <w:footerReference w:type="default" r:id="rId10"/>
       <w:pgSz w:w="12240" w:h="15840"/>
-      <w:pgMar w:top="1728" w:right="1656" w:bottom="1512" w:left="1656" w:header="576" w:footer="576" w:gutter="0"/>
+      <w:pgMar w:top="1728" w:right="1656" w:bottom="1584" w:left="1656" w:header="547" w:footer="518" w:gutter="0"/>
       <w:cols w:space="720"/>
       <w:docGrid w:linePitch="360"/>
     </w:sectPr>
@@ -12365,7 +9846,7 @@
       <w:pStyle w:val="Footer"/>
       <w:spacing w:before="80" w:after="0" w:line="200" w:lineRule="auto"/>
       <w:pBdr>
-        <w:bottom w:val="single" w:sz="12" w:space="1" w:color="1B365D"/>
+        <w:bottom w:val="single" w:sz="8" w:space="1" w:color="1E3A5F"/>
       </w:pBdr>
     </w:pPr>
     <w:r>
@@ -12382,7 +9863,7 @@
         <w:color w:val="555555"/>
         <w:sz w:val="16"/>
       </w:rPr>
-      <w:t xml:space="preserve">  ·  v1.2</w:t>
+      <w:t xml:space="preserve">  |  March 28, 2024  |  Page </w:t>
     </w:r>
     <w:r>
       <w:rPr>
@@ -12390,7 +9871,7 @@
         <w:color w:val="555555"/>
         <w:sz w:val="16"/>
       </w:rPr>
-      <w:t xml:space="preserve">  ·  March 28, 2024</w:t>
+      <w:fldChar w:fldCharType="begin"/>
     </w:r>
     <w:r>
       <w:rPr>
@@ -12398,7 +9879,7 @@
         <w:color w:val="555555"/>
         <w:sz w:val="16"/>
       </w:rPr>
-      <w:t xml:space="preserve">  ·  Page </w:t>
+      <w:instrText xml:space="preserve"> PAGE </w:instrText>
     </w:r>
     <w:r>
       <w:rPr>
@@ -12406,6 +9887,22 @@
         <w:color w:val="555555"/>
         <w:sz w:val="16"/>
       </w:rPr>
+      <w:fldChar w:fldCharType="end"/>
+    </w:r>
+    <w:r>
+      <w:rPr>
+        <w:rFonts w:ascii="Liberation Sans" w:hAnsi="Liberation Sans" w:eastAsia="Liberation Sans" w:cs="Liberation Sans"/>
+        <w:color w:val="555555"/>
+        <w:sz w:val="16"/>
+      </w:rPr>
+      <w:t xml:space="preserve"> of </w:t>
+    </w:r>
+    <w:r>
+      <w:rPr>
+        <w:rFonts w:ascii="Liberation Sans" w:hAnsi="Liberation Sans" w:eastAsia="Liberation Sans" w:cs="Liberation Sans"/>
+        <w:color w:val="555555"/>
+        <w:sz w:val="16"/>
+      </w:rPr>
       <w:fldChar w:fldCharType="begin"/>
     </w:r>
     <w:r>
@@ -12414,7 +9911,7 @@
         <w:color w:val="555555"/>
         <w:sz w:val="16"/>
       </w:rPr>
-      <w:instrText xml:space="preserve"> PAGE </w:instrText>
+      <w:instrText xml:space="preserve"> NUMPAGES </w:instrText>
     </w:r>
     <w:r>
       <w:rPr>
@@ -12423,31 +9920,6 @@
         <w:sz w:val="16"/>
       </w:rPr>
       <w:fldChar w:fldCharType="end"/>
-    </w:r>
-    <w:r>
-      <w:rPr>
-        <w:rFonts w:ascii="Liberation Sans" w:hAnsi="Liberation Sans" w:eastAsia="Liberation Sans" w:cs="Liberation Sans"/>
-        <w:color w:val="555555"/>
-        <w:sz w:val="16"/>
-      </w:rPr>
-      <w:t xml:space="preserve"> of </w:t>
-    </w:r>
-    <w:r>
-      <w:fldChar w:fldCharType="begin"/>
-    </w:r>
-    <w:r>
-      <w:instrText xml:space="preserve"> NUMPAGES </w:instrText>
-    </w:r>
-    <w:r>
-      <w:fldChar w:fldCharType="end"/>
-    </w:r>
-    <w:r>
-      <w:rPr>
-        <w:rFonts w:ascii="Liberation Sans" w:hAnsi="Liberation Sans" w:eastAsia="Liberation Sans" w:cs="Liberation Sans"/>
-        <w:color w:val="555555"/>
-        <w:sz w:val="16"/>
-      </w:rPr>
-      <w:t xml:space="preserve">  ·  INTERNAL</w:t>
     </w:r>
   </w:p>
 </w:ftr>
@@ -12458,52 +9930,24 @@
   <w:p>
     <w:pPr>
       <w:pStyle w:val="Header"/>
-      <w:spacing w:before="0" w:after="40" w:line="200" w:lineRule="auto"/>
-      <w:pBdr>
-        <w:bottom w:val="single" w:sz="18" w:space="1" w:color="1B365D"/>
-      </w:pBdr>
+      <w:spacing w:before="0" w:after="0" w:line="200" w:lineRule="auto"/>
     </w:pPr>
     <w:r>
       <w:rPr>
         <w:rFonts w:ascii="Liberation Sans" w:hAnsi="Liberation Sans" w:eastAsia="Liberation Sans" w:cs="Liberation Sans"/>
         <w:b/>
-        <w:color w:val="1B365D"/>
-        <w:sz w:val="18"/>
+        <w:color w:val="1E3A5F"/>
+        <w:sz w:val="16"/>
       </w:rPr>
       <w:t>Northstar Engineering</w:t>
-    </w:r>
-    <w:r>
-      <w:rPr>
-        <w:rFonts w:ascii="Liberation Sans" w:hAnsi="Liberation Sans" w:eastAsia="Liberation Sans" w:cs="Liberation Sans"/>
-        <w:color w:val="555555"/>
-        <w:sz w:val="18"/>
-      </w:rPr>
-      <w:t xml:space="preserve">   |   </w:t>
-    </w:r>
-    <w:r>
-      <w:rPr>
-        <w:rFonts w:ascii="Liberation Sans" w:hAnsi="Liberation Sans" w:eastAsia="Liberation Sans" w:cs="Liberation Sans"/>
-        <w:color w:val="2F4A6E"/>
-        <w:sz w:val="18"/>
-      </w:rPr>
-      <w:t>Technical design</w:t>
-    </w:r>
-    <w:r>
-      <w:t xml:space="preserve">        </w:t>
-    </w:r>
-    <w:r>
-      <w:rPr>
-        <w:rFonts w:ascii="Liberation Sans" w:hAnsi="Liberation Sans" w:eastAsia="Liberation Sans" w:cs="Liberation Sans"/>
-        <w:b/>
-        <w:color w:val="1B365D"/>
-        <w:sz w:val="16"/>
-      </w:rPr>
-      <w:t>INTERNAL</w:t>
     </w:r>
   </w:p>
   <w:p>
     <w:pPr>
-      <w:spacing w:before="0" w:after="0" w:line="200" w:lineRule="auto"/>
+      <w:spacing w:before="0" w:after="40" w:line="200" w:lineRule="auto"/>
+      <w:pBdr>
+        <w:bottom w:val="single" w:sz="8" w:space="1" w:color="1E3A5F"/>
+      </w:pBdr>
     </w:pPr>
     <w:r>
       <w:rPr>
@@ -12882,10 +10326,10 @@
     <w:qFormat/>
     <w:rsid w:val="00FC693F"/>
     <w:pPr>
-      <w:spacing w:after="240" w:before="0" w:line="427" w:lineRule="auto"/>
+      <w:spacing w:after="200" w:before="0" w:line="379" w:lineRule="auto"/>
     </w:pPr>
     <w:rPr>
-      <w:rFonts w:ascii="Liberation Serif" w:hAnsi="Liberation Serif"/>
+      <w:rFonts w:ascii="Noto Serif" w:hAnsi="Noto Serif"/>
       <w:color w:val="222222"/>
       <w:sz w:val="24"/>
     </w:rPr>
@@ -12945,14 +10389,14 @@
     <w:pPr>
       <w:keepNext/>
       <w:keepLines/>
-      <w:spacing w:before="440" w:after="240"/>
+      <w:spacing w:before="400" w:after="200"/>
       <w:outlineLvl w:val="0"/>
     </w:pPr>
     <w:rPr>
       <w:rFonts w:asciiTheme="majorHAnsi" w:eastAsiaTheme="majorEastAsia" w:hAnsiTheme="majorHAnsi" w:cstheme="majorBidi" w:ascii="Liberation Sans" w:hAnsi="Liberation Sans"/>
       <w:b/>
       <w:bCs/>
-      <w:color w:val="1B365D"/>
+      <w:color w:val="1E3A5F"/>
       <w:sz w:val="32"/>
       <w:szCs w:val="28"/>
     </w:rPr>
@@ -12969,14 +10413,14 @@
     <w:pPr>
       <w:keepNext/>
       <w:keepLines/>
-      <w:spacing w:before="320" w:after="160"/>
+      <w:spacing w:before="280" w:after="140"/>
       <w:outlineLvl w:val="1"/>
     </w:pPr>
     <w:rPr>
       <w:rFonts w:asciiTheme="majorHAnsi" w:eastAsiaTheme="majorEastAsia" w:hAnsiTheme="majorHAnsi" w:cstheme="majorBidi" w:ascii="Liberation Sans" w:hAnsi="Liberation Sans"/>
       <w:b/>
       <w:bCs/>
-      <w:color w:val="1B365D"/>
+      <w:color w:val="1E3A5F"/>
       <w:sz w:val="26"/>
       <w:szCs w:val="26"/>
     </w:rPr>
@@ -12993,14 +10437,14 @@
     <w:pPr>
       <w:keepNext/>
       <w:keepLines/>
-      <w:spacing w:before="240" w:after="120"/>
+      <w:spacing w:before="220" w:after="120"/>
       <w:outlineLvl w:val="2"/>
     </w:pPr>
     <w:rPr>
       <w:rFonts w:asciiTheme="majorHAnsi" w:eastAsiaTheme="majorEastAsia" w:hAnsiTheme="majorHAnsi" w:cstheme="majorBidi" w:ascii="Liberation Sans" w:hAnsi="Liberation Sans"/>
       <w:b/>
       <w:bCs/>
-      <w:color w:val="1B365D"/>
+      <w:color w:val="1E3A5F"/>
       <w:sz w:val="24"/>
     </w:rPr>
   </w:style>
